--- a/Diplomski_Jovan_Bogdanovic.docx
+++ b/Diplomski_Jovan_Bogdanovic.docx
@@ -1917,27 +1917,7 @@
           <w:szCs w:val="24"/>
           <w:lang w:val="sr-Cyrl-RS"/>
         </w:rPr>
-        <w:t xml:space="preserve">у потпуности одређује понашање система. Свака статистичка карактеристика произлази искључиво из распореда токена унутар ове структуре. Два система са идентичном </w:t>
-      </w:r>
-      <w:proofErr w:type="spellStart"/>
-      <w:r>
-        <w:rPr>
-          <w:rFonts w:ascii="Times New Roman" w:hAnsi="Times New Roman" w:cs="Times New Roman"/>
-          <w:sz w:val="24"/>
-          <w:szCs w:val="24"/>
-          <w:lang w:val="sr-Cyrl-RS"/>
-        </w:rPr>
-        <w:t>евалуационом</w:t>
-      </w:r>
-      <w:proofErr w:type="spellEnd"/>
-      <w:r>
-        <w:rPr>
-          <w:rFonts w:ascii="Times New Roman" w:hAnsi="Times New Roman" w:cs="Times New Roman"/>
-          <w:sz w:val="24"/>
-          <w:szCs w:val="24"/>
-          <w:lang w:val="sr-Cyrl-RS"/>
-        </w:rPr>
-        <w:t xml:space="preserve"> функцијом али различитим генеративним матрицама могу имати драстично различите перформансе.</w:t>
+        <w:t>у потпуности одређује понашање система. Свака статистичка карактеристика произлази искључиво из распореда токена унутар ове структуре. Два система са идентичном евалуационом функцијом али различитим генеративним матрицама могу имати драстично различите перформансе.</w:t>
       </w:r>
     </w:p>
     <w:p>
@@ -2135,27 +2115,7 @@
           <w:szCs w:val="24"/>
           <w:lang w:val="sr-Cyrl-RS"/>
         </w:rPr>
-        <w:t xml:space="preserve"> производи секвенцу бројева са својствима статистичке непредвидивости. За разлику од правих извора случајности, ПСГ је у потпуности </w:t>
-      </w:r>
-      <w:proofErr w:type="spellStart"/>
-      <w:r>
-        <w:rPr>
-          <w:rFonts w:ascii="Times New Roman" w:hAnsi="Times New Roman" w:cs="Times New Roman"/>
-          <w:sz w:val="24"/>
-          <w:szCs w:val="24"/>
-          <w:lang w:val="sr-Cyrl-RS"/>
-        </w:rPr>
-        <w:t>репродуцибилан</w:t>
-      </w:r>
-      <w:proofErr w:type="spellEnd"/>
-      <w:r>
-        <w:rPr>
-          <w:rFonts w:ascii="Times New Roman" w:hAnsi="Times New Roman" w:cs="Times New Roman"/>
-          <w:sz w:val="24"/>
-          <w:szCs w:val="24"/>
-          <w:lang w:val="sr-Cyrl-RS"/>
-        </w:rPr>
-        <w:t xml:space="preserve"> – исти </w:t>
+        <w:t xml:space="preserve"> производи секвенцу бројева са својствима статистичке непредвидивости. За разлику од правих извора случајности, ПСГ је у потпуности репродуцибилан – исти </w:t>
       </w:r>
       <w:r>
         <w:rPr>
@@ -2194,27 +2154,7 @@
           <w:szCs w:val="24"/>
           <w:lang w:val="sr-Cyrl-RS"/>
         </w:rPr>
-        <w:t xml:space="preserve">Конкретна имплементација ПСГ-а (избор алгоритма, дужина периоде, </w:t>
-      </w:r>
-      <w:proofErr w:type="spellStart"/>
-      <w:r>
-        <w:rPr>
-          <w:rFonts w:ascii="Times New Roman" w:hAnsi="Times New Roman" w:cs="Times New Roman"/>
-          <w:sz w:val="24"/>
-          <w:szCs w:val="24"/>
-          <w:lang w:val="sr-Cyrl-RS"/>
-        </w:rPr>
-        <w:t>аутокорелациона</w:t>
-      </w:r>
-      <w:proofErr w:type="spellEnd"/>
-      <w:r>
-        <w:rPr>
-          <w:rFonts w:ascii="Times New Roman" w:hAnsi="Times New Roman" w:cs="Times New Roman"/>
-          <w:sz w:val="24"/>
-          <w:szCs w:val="24"/>
-          <w:lang w:val="sr-Cyrl-RS"/>
-        </w:rPr>
-        <w:t xml:space="preserve"> својства) није предмет овог рада. За сву анализу која следи, битне су само две претпоставке </w:t>
+        <w:t xml:space="preserve">Конкретна имплементација ПСГ-а (избор алгоритма, дужина периоде, аутокорелациона својства) није предмет овог рада. За сву анализу која следи, битне су само две претпоставке </w:t>
       </w:r>
       <w:r>
         <w:rPr>
@@ -3951,27 +3891,7 @@
           <w:szCs w:val="24"/>
           <w:lang w:val="sr-Cyrl-RS"/>
         </w:rPr>
-        <w:t xml:space="preserve">Видљиви прозор је једина информација доступна евалуационој компоненти. </w:t>
-      </w:r>
-      <w:proofErr w:type="spellStart"/>
-      <w:r>
-        <w:rPr>
-          <w:rFonts w:ascii="Times New Roman" w:hAnsi="Times New Roman" w:cs="Times New Roman"/>
-          <w:sz w:val="24"/>
-          <w:szCs w:val="24"/>
-          <w:lang w:val="sr-Cyrl-RS"/>
-        </w:rPr>
-        <w:t>Евалуациони</w:t>
-      </w:r>
-      <w:proofErr w:type="spellEnd"/>
-      <w:r>
-        <w:rPr>
-          <w:rFonts w:ascii="Times New Roman" w:hAnsi="Times New Roman" w:cs="Times New Roman"/>
-          <w:sz w:val="24"/>
-          <w:szCs w:val="24"/>
-          <w:lang w:val="sr-Cyrl-RS"/>
-        </w:rPr>
-        <w:t xml:space="preserve"> алгоритам не зна како изгледа генеративна матрица, нити које су вредности индекса </w:t>
+        <w:t xml:space="preserve">Видљиви прозор је једина информација доступна евалуационој компоненти. Евалуациони алгоритам не зна како изгледа генеративна матрица, нити које су вредности индекса </w:t>
       </w:r>
       <w:r>
         <w:rPr>
@@ -6568,9 +6488,8 @@
           <w:szCs w:val="24"/>
           <w:lang w:val="en-US"/>
         </w:rPr>
-        <w:t xml:space="preserve"> &lt; </w:t>
-      </w:r>
-      <w:proofErr w:type="spellStart"/>
+        <w:t xml:space="preserve"> &lt; N</w:t>
+      </w:r>
       <w:r>
         <w:rPr>
           <w:rFonts w:ascii="Times New Roman" w:hAnsi="Times New Roman" w:cs="Times New Roman"/>
@@ -6578,23 +6497,11 @@
           <w:iCs/>
           <w:sz w:val="24"/>
           <w:szCs w:val="24"/>
-          <w:lang w:val="en-US"/>
-        </w:rPr>
-        <w:t>N</w:t>
-      </w:r>
-      <w:r>
-        <w:rPr>
-          <w:rFonts w:ascii="Times New Roman" w:hAnsi="Times New Roman" w:cs="Times New Roman"/>
-          <w:i/>
-          <w:iCs/>
-          <w:sz w:val="24"/>
-          <w:szCs w:val="24"/>
           <w:vertAlign w:val="subscript"/>
           <w:lang w:val="en-US"/>
         </w:rPr>
         <w:t>min</w:t>
       </w:r>
-      <w:proofErr w:type="spellEnd"/>
       <w:r>
         <w:rPr>
           <w:rFonts w:ascii="Times New Roman" w:hAnsi="Times New Roman" w:cs="Times New Roman"/>
@@ -9907,27 +9814,7 @@
           <w:szCs w:val="24"/>
           <w:lang w:val="sr-Cyrl-RS"/>
         </w:rPr>
-        <w:t xml:space="preserve">Улазна вредност не утиче на структуру евалуације нити на вероватноће појављивања токена – она само </w:t>
-      </w:r>
-      <w:proofErr w:type="spellStart"/>
-      <w:r>
-        <w:rPr>
-          <w:rFonts w:ascii="Times New Roman" w:hAnsi="Times New Roman" w:cs="Times New Roman"/>
-          <w:sz w:val="24"/>
-          <w:szCs w:val="24"/>
-          <w:lang w:val="sr-Cyrl-RS"/>
-        </w:rPr>
-        <w:t>скалира</w:t>
-      </w:r>
-      <w:proofErr w:type="spellEnd"/>
-      <w:r>
-        <w:rPr>
-          <w:rFonts w:ascii="Times New Roman" w:hAnsi="Times New Roman" w:cs="Times New Roman"/>
-          <w:sz w:val="24"/>
-          <w:szCs w:val="24"/>
-          <w:lang w:val="sr-Cyrl-RS"/>
-        </w:rPr>
-        <w:t xml:space="preserve"> коначни резултат. Два система са идентичном генеративном матрицом и различитим улазним вредностима имаће исти улазно-излазни однос система.</w:t>
+        <w:t>Улазна вредност не утиче на структуру евалуације нити на вероватноће појављивања токена – она само скалира коначни резултат. Два система са идентичном генеративном матрицом и различитим улазним вредностима имаће исти улазно-излазни однос система.</w:t>
       </w:r>
     </w:p>
     <w:p>
@@ -10033,27 +9920,7 @@
           <w:szCs w:val="24"/>
           <w:lang w:val="sr-Cyrl-RS"/>
         </w:rPr>
-        <w:t xml:space="preserve"> јер улазна вредност само </w:t>
-      </w:r>
-      <w:proofErr w:type="spellStart"/>
-      <w:r>
-        <w:rPr>
-          <w:rFonts w:ascii="Times New Roman" w:hAnsi="Times New Roman" w:cs="Times New Roman"/>
-          <w:sz w:val="24"/>
-          <w:szCs w:val="24"/>
-          <w:lang w:val="sr-Cyrl-RS"/>
-        </w:rPr>
-        <w:t>скалира</w:t>
-      </w:r>
-      <w:proofErr w:type="spellEnd"/>
-      <w:r>
-        <w:rPr>
-          <w:rFonts w:ascii="Times New Roman" w:hAnsi="Times New Roman" w:cs="Times New Roman"/>
-          <w:sz w:val="24"/>
-          <w:szCs w:val="24"/>
-          <w:lang w:val="sr-Cyrl-RS"/>
-        </w:rPr>
-        <w:t xml:space="preserve"> коначан резултат без утицаја на структуру система.</w:t>
+        <w:t xml:space="preserve"> јер улазна вредност само скалира коначан резултат без утицаја на структуру система.</w:t>
       </w:r>
     </w:p>
     <w:p>
@@ -11277,7 +11144,24 @@
           <w:szCs w:val="24"/>
           <w:lang w:val="sr-Cyrl-RS"/>
         </w:rPr>
-        <w:t xml:space="preserve"> представља директан проблем: из познатих густина токена и евалуационих правила одређује се очекивана излазна вредност. У овом поглављу разматра се супротан, инверзни проблем — за задату евалуациону табелу и циљану вредност </w:t>
+        <w:t xml:space="preserve"> представља директан проблем: из познатих густина токена и евалуационих правила одређује се очекивана излазна вредност.</w:t>
+      </w:r>
+      <w:r>
+        <w:rPr>
+          <w:rFonts w:ascii="Times New Roman" w:hAnsi="Times New Roman" w:cs="Times New Roman"/>
+          <w:sz w:val="24"/>
+          <w:szCs w:val="24"/>
+        </w:rPr>
+        <w:t xml:space="preserve"> </w:t>
+      </w:r>
+      <w:r>
+        <w:rPr>
+          <w:rFonts w:ascii="Times New Roman" w:hAnsi="Times New Roman" w:cs="Times New Roman"/>
+          <w:sz w:val="24"/>
+          <w:szCs w:val="24"/>
+          <w:lang w:val="sr-Cyrl-RS"/>
+        </w:rPr>
+        <w:t xml:space="preserve">У овом поглављу разматра се супротан, инверзни проблем — за задату евалуациону табелу и циљану вредност </w:t>
       </w:r>
       <w:r>
         <w:rPr>
@@ -11418,7 +11302,68 @@
           <w:szCs w:val="24"/>
           <w:lang w:val="sr-Cyrl-RS"/>
         </w:rPr>
-        <w:t>Проблем није сведен на једноставно решавање једне једначине. Генеративна матрица је дискретна структура: свака циклична токен-секвенца мора имати целобројну дужину и цео број појављивања сваког токена. Насупрот томе, оптимизациони алгоритми природно раде са реалним вероватноћама. Зато се конструкција спроводи у више фаза:</w:t>
+        <w:t>Проблем није сведен на једноставно решавање једне једначине</w:t>
+      </w:r>
+      <w:r>
+        <w:rPr>
+          <w:rFonts w:ascii="Times New Roman" w:eastAsiaTheme="minorEastAsia" w:hAnsi="Times New Roman" w:cs="Times New Roman"/>
+          <w:sz w:val="24"/>
+          <w:szCs w:val="24"/>
+        </w:rPr>
+        <w:t xml:space="preserve">, </w:t>
+      </w:r>
+      <w:r>
+        <w:rPr>
+          <w:rFonts w:ascii="Times New Roman" w:eastAsiaTheme="minorEastAsia" w:hAnsi="Times New Roman" w:cs="Times New Roman"/>
+          <w:sz w:val="24"/>
+          <w:szCs w:val="24"/>
+          <w:lang w:val="sr-Cyrl-RS"/>
+        </w:rPr>
+        <w:t xml:space="preserve">већ се ради о </w:t>
+      </w:r>
+      <w:r>
+        <w:rPr>
+          <w:rFonts w:ascii="Times New Roman" w:eastAsiaTheme="minorEastAsia" w:hAnsi="Times New Roman" w:cs="Times New Roman"/>
+          <w:sz w:val="24"/>
+          <w:szCs w:val="24"/>
+        </w:rPr>
+        <w:t>n</w:t>
+      </w:r>
+      <w:r>
+        <w:rPr>
+          <w:rFonts w:ascii="Times New Roman" w:eastAsiaTheme="minorEastAsia" w:hAnsi="Times New Roman" w:cs="Times New Roman"/>
+          <w:sz w:val="24"/>
+          <w:szCs w:val="24"/>
+          <w:lang w:val="sr-Cyrl-RS"/>
+        </w:rPr>
+        <w:t xml:space="preserve"> линеарних једначина и једној једначини трећег степена</w:t>
+      </w:r>
+      <w:r>
+        <w:rPr>
+          <w:rFonts w:ascii="Times New Roman" w:eastAsiaTheme="minorEastAsia" w:hAnsi="Times New Roman" w:cs="Times New Roman"/>
+          <w:sz w:val="24"/>
+          <w:szCs w:val="24"/>
+          <w:lang w:val="sr-Cyrl-RS"/>
+        </w:rPr>
+        <w:t>.</w:t>
+      </w:r>
+      <w:r>
+        <w:rPr>
+          <w:rFonts w:ascii="Times New Roman" w:eastAsiaTheme="minorEastAsia" w:hAnsi="Times New Roman" w:cs="Times New Roman"/>
+          <w:sz w:val="24"/>
+          <w:szCs w:val="24"/>
+          <w:lang w:val="sr-Cyrl-RS"/>
+        </w:rPr>
+        <w:t xml:space="preserve"> Овај систем једначина има бесконачно много решења и циљ овог алгоритма је да нађе једно довољно добро.</w:t>
+      </w:r>
+      <w:r>
+        <w:rPr>
+          <w:rFonts w:ascii="Times New Roman" w:eastAsiaTheme="minorEastAsia" w:hAnsi="Times New Roman" w:cs="Times New Roman"/>
+          <w:sz w:val="24"/>
+          <w:szCs w:val="24"/>
+          <w:lang w:val="sr-Cyrl-RS"/>
+        </w:rPr>
+        <w:t xml:space="preserve"> Генеративна матрица је дискретна структура: свака циклична токен-секвенца мора имати целобројну дужину и цео број појављивања сваког токена. Насупрот томе, оптимизациони алгоритми природно раде са реалним вероватноћама. Зато се конструкција спроводи у више фаза:</w:t>
       </w:r>
     </w:p>
     <w:p>
@@ -11518,25 +11463,7 @@
           <w:szCs w:val="24"/>
           <w:lang w:val="sr-Cyrl-RS"/>
         </w:rPr>
-        <w:t>На крају се генеришу конкретне цикличне токен-секвенце</w:t>
-      </w:r>
-      <w:r>
-        <w:rPr>
-          <w:rFonts w:ascii="Times New Roman" w:eastAsiaTheme="minorEastAsia" w:hAnsi="Times New Roman" w:cs="Times New Roman"/>
-          <w:sz w:val="24"/>
-          <w:szCs w:val="24"/>
-          <w:lang w:val="sr-Cyrl-RS"/>
-        </w:rPr>
-        <w:t xml:space="preserve"> по добијеним бројевима појављивања за сваки токен</w:t>
-      </w:r>
-      <w:r>
-        <w:rPr>
-          <w:rFonts w:ascii="Times New Roman" w:eastAsiaTheme="minorEastAsia" w:hAnsi="Times New Roman" w:cs="Times New Roman"/>
-          <w:sz w:val="24"/>
-          <w:szCs w:val="24"/>
-          <w:lang w:val="sr-Cyrl-RS"/>
-        </w:rPr>
-        <w:t>.</w:t>
+        <w:t>На крају се генеришу конкретне цикличне токен-секвенце по добијеним бројевима појављивања за сваки токен.</w:t>
       </w:r>
     </w:p>
     <w:p>
@@ -11715,7 +11642,17 @@
           <w:szCs w:val="24"/>
           <w:lang w:val="sr-Cyrl-RS"/>
         </w:rPr>
-        <w:t xml:space="preserve"> и позиционо-инваријантан токен σ</w:t>
+        <w:t xml:space="preserve"> и позиционо-</w:t>
+      </w:r>
+      <w:r>
+        <w:rPr>
+          <w:rFonts w:ascii="Times New Roman" w:hAnsi="Times New Roman" w:cs="Times New Roman"/>
+          <w:sz w:val="24"/>
+          <w:szCs w:val="24"/>
+          <w:lang w:val="sr-Cyrl-RS"/>
+        </w:rPr>
+        <w:lastRenderedPageBreak/>
+        <w:t>инваријантан токен σ</w:t>
       </w:r>
       <w:r>
         <w:rPr>
@@ -11733,17 +11670,33 @@
           <w:szCs w:val="24"/>
           <w:lang w:val="sr-Cyrl-RS"/>
         </w:rPr>
-        <w:t xml:space="preserve">. Генеративна матрица је уређена колекција М = (r₁, r₂, ..., rₙ), где је rⱼ циклична токен-секвенца која одговара j-тој колони. Њена финална дужина </w:t>
-      </w:r>
-      <w:r>
-        <w:rPr>
-          <w:rFonts w:ascii="Times New Roman" w:hAnsi="Times New Roman" w:cs="Times New Roman"/>
-          <w:sz w:val="24"/>
-          <w:szCs w:val="24"/>
-          <w:lang w:val="sr-Cyrl-RS"/>
-        </w:rPr>
-        <w:lastRenderedPageBreak/>
-        <w:t>означава се са Lⱼ. Ако се токен σ појављује Cⱼ(σ) пута у секвенци rⱼ, његова густина у тој колони је:</w:t>
+        <w:t xml:space="preserve">. Генеративна матрица је уређена </w:t>
+      </w:r>
+      <w:r>
+        <w:rPr>
+          <w:rFonts w:ascii="Times New Roman" w:hAnsi="Times New Roman" w:cs="Times New Roman"/>
+          <w:sz w:val="24"/>
+          <w:szCs w:val="24"/>
+        </w:rPr>
+        <w:t>n</w:t>
+      </w:r>
+      <w:r>
+        <w:rPr>
+          <w:rFonts w:ascii="Times New Roman" w:hAnsi="Times New Roman" w:cs="Times New Roman"/>
+          <w:sz w:val="24"/>
+          <w:szCs w:val="24"/>
+          <w:lang w:val="sr-Cyrl-RS"/>
+        </w:rPr>
+        <w:t xml:space="preserve">-торка </w:t>
+      </w:r>
+      <w:r>
+        <w:rPr>
+          <w:rFonts w:ascii="Times New Roman" w:hAnsi="Times New Roman" w:cs="Times New Roman"/>
+          <w:sz w:val="24"/>
+          <w:szCs w:val="24"/>
+          <w:lang w:val="sr-Cyrl-RS"/>
+        </w:rPr>
+        <w:t>М = (r₁, r₂, ..., rₙ), где је rⱼ циклична токен-секвенца која одговара j-тој колони. Њена финална дужина означава се са Lⱼ. Ако се токен σ појављује Cⱼ(σ) пута у секвенци rⱼ, његова густина у тој колони је:</w:t>
       </w:r>
     </w:p>
     <w:p>
@@ -13242,6 +13195,7 @@
               <w:szCs w:val="24"/>
               <w:lang w:val="sr-Cyrl-RS"/>
             </w:rPr>
+            <w:lastRenderedPageBreak/>
             <m:t>P</m:t>
           </m:r>
           <m:d>
@@ -13487,7 +13441,6 @@
           <w:szCs w:val="24"/>
           <w:lang w:val="sr-Cyrl-RS"/>
         </w:rPr>
-        <w:lastRenderedPageBreak/>
         <w:t>Очекивана излазна вредност система, када су присутни само стандардни токени, једнака је:</w:t>
       </w:r>
     </w:p>
@@ -14007,7 +13960,25 @@
           <w:szCs w:val="24"/>
           <w:lang w:val="sr-Cyrl-RS"/>
         </w:rPr>
-        <w:t>Формула захтева O(n·k) операција — није потребно пролазити кроз свих kⁿ могућих евалуационих секвенци. Управо зато се овај израз користи унутар оптимизационог алгоритма, који функцију циља позива велики број пута.</w:t>
+        <w:t>Формула захтева O(n·k) операција — није потребно пролазити кроз свих kⁿ могућих евалуационих секвенци. Управо зато се овај израз користи унутар оптимизационог алгоритма, који</w:t>
+      </w:r>
+      <w:r>
+        <w:rPr>
+          <w:rFonts w:ascii="Times New Roman" w:eastAsiaTheme="minorEastAsia" w:hAnsi="Times New Roman" w:cs="Times New Roman"/>
+          <w:sz w:val="24"/>
+          <w:szCs w:val="24"/>
+          <w:lang w:val="sr-Cyrl-RS"/>
+        </w:rPr>
+        <w:t xml:space="preserve"> циљну функцију</w:t>
+      </w:r>
+      <w:r>
+        <w:rPr>
+          <w:rFonts w:ascii="Times New Roman" w:eastAsiaTheme="minorEastAsia" w:hAnsi="Times New Roman" w:cs="Times New Roman"/>
+          <w:sz w:val="24"/>
+          <w:szCs w:val="24"/>
+          <w:lang w:val="sr-Cyrl-RS"/>
+        </w:rPr>
+        <w:t xml:space="preserve"> позива велики број пута.</w:t>
       </w:r>
     </w:p>
     <w:p>
@@ -14258,6 +14229,7 @@
       <w:r>
         <w:rPr>
           <w:rFonts w:ascii="Times New Roman" w:eastAsiaTheme="minorEastAsia" w:hAnsi="Times New Roman" w:cs="Times New Roman"/>
+          <w:noProof/>
           <w:sz w:val="24"/>
           <w:szCs w:val="24"/>
         </w:rPr>
@@ -14421,16 +14393,70 @@
           <w:szCs w:val="24"/>
           <w:lang w:val="sr-Cyrl-RS"/>
         </w:rPr>
-        <w:t>Свака вероватноћа мора бити нула или позитивна (не може бити негативна вероватноћа појављивања токена). Поред тога, за сваку колону j, збир вероватноћа свих стандардних токена мора бити тачно 1 — јер на свакој позицији у колони мора стајати неки стандардни токен, па се њихове вероватноће морају сабрати на целину. На пример, ако у колони 0 имамо три токена са вероватноћама 0.45, 0.35 и 0.20, њихов збир је 1.00. Оптимизатор не сме произвести решење где би тај збир био, рецимо, 0.87 или 1.15 — то не би имало физички смисао јер би значило да позиција у секвенци може бити празна или садржати више од једног токена.</w:t>
-      </w:r>
-      <w:r>
-        <w:rPr>
-          <w:rFonts w:ascii="Times New Roman" w:hAnsi="Times New Roman" w:cs="Times New Roman"/>
-          <w:sz w:val="24"/>
-          <w:szCs w:val="24"/>
-          <w:lang w:val="sr-Cyrl-RS"/>
-        </w:rPr>
-        <w:t xml:space="preserve"> То се математички описује:</w:t>
+        <w:t>Свака вероватноћа мора бити</w:t>
+      </w:r>
+      <w:r>
+        <w:rPr>
+          <w:rFonts w:ascii="Times New Roman" w:hAnsi="Times New Roman" w:cs="Times New Roman"/>
+          <w:sz w:val="24"/>
+          <w:szCs w:val="24"/>
+          <w:lang w:val="sr-Cyrl-RS"/>
+        </w:rPr>
+        <w:t xml:space="preserve"> </w:t>
+      </w:r>
+      <w:r>
+        <w:rPr>
+          <w:rFonts w:ascii="Times New Roman" w:hAnsi="Times New Roman" w:cs="Times New Roman"/>
+          <w:sz w:val="24"/>
+          <w:szCs w:val="24"/>
+          <w:lang w:val="sr-Cyrl-RS"/>
+        </w:rPr>
+        <w:t>не негативна</w:t>
+      </w:r>
+      <w:r>
+        <w:rPr>
+          <w:rFonts w:ascii="Times New Roman" w:hAnsi="Times New Roman" w:cs="Times New Roman"/>
+          <w:sz w:val="24"/>
+          <w:szCs w:val="24"/>
+          <w:lang w:val="sr-Cyrl-RS"/>
+        </w:rPr>
+        <w:t xml:space="preserve"> (не може бити негативна вероватноћа појављивања токена). Поред тога, за сваку колону j, збир вероватноћа свих стандардних токена мора бити тачно 1. На пример, ако у колони 0 имамо три токена са вероватноћама 0.45, 0.35 и 0.20, њихов збир је 1.00. Оптимизатор не сме произвести решење где би тај збир био, рецимо, 0.87 или 1.15</w:t>
+      </w:r>
+      <w:r>
+        <w:rPr>
+          <w:rFonts w:ascii="Times New Roman" w:hAnsi="Times New Roman" w:cs="Times New Roman"/>
+          <w:sz w:val="24"/>
+          <w:szCs w:val="24"/>
+          <w:lang w:val="sr-Cyrl-RS"/>
+        </w:rPr>
+        <w:t xml:space="preserve">. </w:t>
+      </w:r>
+      <w:r>
+        <w:rPr>
+          <w:rFonts w:ascii="Times New Roman" w:hAnsi="Times New Roman" w:cs="Times New Roman"/>
+          <w:sz w:val="24"/>
+          <w:szCs w:val="24"/>
+          <w:lang w:val="sr-Cyrl-RS"/>
+        </w:rPr>
+        <w:t xml:space="preserve">То се математички </w:t>
+      </w:r>
+      <w:r>
+        <w:rPr>
+          <w:rFonts w:ascii="Times New Roman" w:hAnsi="Times New Roman" w:cs="Times New Roman"/>
+          <w:sz w:val="24"/>
+          <w:szCs w:val="24"/>
+          <w:lang w:val="sr-Cyrl-RS"/>
+        </w:rPr>
+        <w:t>за</w:t>
+      </w:r>
+      <w:r>
+        <w:rPr>
+          <w:rFonts w:ascii="Times New Roman" w:hAnsi="Times New Roman" w:cs="Times New Roman"/>
+          <w:sz w:val="24"/>
+          <w:szCs w:val="24"/>
+          <w:lang w:val="sr-Cyrl-RS"/>
+        </w:rPr>
+        <w:t>писује:</w:t>
       </w:r>
     </w:p>
     <w:p>
@@ -14673,7 +14699,6 @@
           <w:rFonts w:ascii="Times New Roman" w:eastAsiaTheme="minorEastAsia" w:hAnsi="Times New Roman" w:cs="Times New Roman"/>
           <w:sz w:val="24"/>
           <w:szCs w:val="24"/>
-          <w:lang w:val="sr-Cyrl-RS"/>
         </w:rPr>
       </w:pPr>
       <w:r>
@@ -14683,7 +14708,56 @@
           <w:szCs w:val="24"/>
           <w:lang w:val="sr-Cyrl-RS"/>
         </w:rPr>
-        <w:t>Скуп допустивих решења је Декартов производ n вероватносних симплекса.</w:t>
+        <w:t xml:space="preserve">Укупно има </w:t>
+      </w:r>
+      <w:r>
+        <w:rPr>
+          <w:rFonts w:ascii="Times New Roman" w:eastAsiaTheme="minorEastAsia" w:hAnsi="Times New Roman" w:cs="Times New Roman"/>
+          <w:sz w:val="24"/>
+          <w:szCs w:val="24"/>
+        </w:rPr>
+        <w:t xml:space="preserve">n </w:t>
+      </w:r>
+      <w:r>
+        <w:rPr>
+          <w:rFonts w:ascii="Times New Roman" w:eastAsiaTheme="minorEastAsia" w:hAnsi="Times New Roman" w:cs="Times New Roman"/>
+          <w:sz w:val="24"/>
+          <w:szCs w:val="24"/>
+        </w:rPr>
+        <w:t>×</w:t>
+      </w:r>
+      <w:r>
+        <w:rPr>
+          <w:rFonts w:ascii="Times New Roman" w:eastAsiaTheme="minorEastAsia" w:hAnsi="Times New Roman" w:cs="Times New Roman"/>
+          <w:sz w:val="24"/>
+          <w:szCs w:val="24"/>
+        </w:rPr>
+        <w:t xml:space="preserve"> </w:t>
+      </w:r>
+      <w:r>
+        <w:rPr>
+          <w:rFonts w:ascii="Times New Roman" w:eastAsiaTheme="minorEastAsia" w:hAnsi="Times New Roman" w:cs="Times New Roman"/>
+          <w:sz w:val="24"/>
+          <w:szCs w:val="24"/>
+        </w:rPr>
+        <w:t xml:space="preserve">k </w:t>
+      </w:r>
+      <w:r>
+        <w:rPr>
+          <w:rFonts w:ascii="Times New Roman" w:eastAsiaTheme="minorEastAsia" w:hAnsi="Times New Roman" w:cs="Times New Roman"/>
+          <w:sz w:val="24"/>
+          <w:szCs w:val="24"/>
+          <w:lang w:val="sr-Cyrl-RS"/>
+        </w:rPr>
+        <w:t>променљивих.</w:t>
+      </w:r>
+      <w:r>
+        <w:rPr>
+          <w:rFonts w:ascii="Times New Roman" w:eastAsiaTheme="minorEastAsia" w:hAnsi="Times New Roman" w:cs="Times New Roman"/>
+          <w:sz w:val="24"/>
+          <w:szCs w:val="24"/>
+        </w:rPr>
+        <w:t xml:space="preserve"> </w:t>
       </w:r>
     </w:p>
     <w:p>
@@ -14750,7 +14824,477 @@
           <w:szCs w:val="24"/>
           <w:lang w:val="sr-Cyrl-RS"/>
         </w:rPr>
-        <w:t>Функција циља је квадрат одступања од циљане вредности:</w:t>
+        <w:t xml:space="preserve">Поред тога променљиве </w:t>
+      </w:r>
+      <w:r>
+        <w:rPr>
+          <w:rFonts w:ascii="Times New Roman" w:eastAsiaTheme="minorEastAsia" w:hAnsi="Times New Roman" w:cs="Times New Roman"/>
+          <w:sz w:val="24"/>
+          <w:szCs w:val="24"/>
+        </w:rPr>
+        <w:t>p</w:t>
+      </w:r>
+      <w:r>
+        <w:rPr>
+          <w:rFonts w:ascii="Times New Roman" w:eastAsiaTheme="minorEastAsia" w:hAnsi="Times New Roman" w:cs="Times New Roman"/>
+          <w:sz w:val="24"/>
+          <w:szCs w:val="24"/>
+          <w:vertAlign w:val="subscript"/>
+        </w:rPr>
+        <w:t>ij</w:t>
+      </w:r>
+      <w:r>
+        <w:rPr>
+          <w:rFonts w:ascii="Times New Roman" w:eastAsiaTheme="minorEastAsia" w:hAnsi="Times New Roman" w:cs="Times New Roman"/>
+          <w:sz w:val="24"/>
+          <w:szCs w:val="24"/>
+          <w:lang w:val="sr-Cyrl-RS"/>
+        </w:rPr>
+        <w:t xml:space="preserve">, </w:t>
+      </w:r>
+      <w:r>
+        <w:rPr>
+          <w:rFonts w:ascii="Times New Roman" w:eastAsiaTheme="minorEastAsia" w:hAnsi="Times New Roman" w:cs="Times New Roman"/>
+          <w:sz w:val="24"/>
+          <w:szCs w:val="24"/>
+        </w:rPr>
+        <w:t xml:space="preserve">i = 1,k, j=1,n </w:t>
+      </w:r>
+      <w:r>
+        <w:rPr>
+          <w:rFonts w:ascii="Times New Roman" w:eastAsiaTheme="minorEastAsia" w:hAnsi="Times New Roman" w:cs="Times New Roman"/>
+          <w:sz w:val="24"/>
+          <w:szCs w:val="24"/>
+          <w:lang w:val="sr-Cyrl-RS"/>
+        </w:rPr>
+        <w:t xml:space="preserve">морају да задовољавају једначину улазно-излазног односа: </w:t>
+      </w:r>
+    </w:p>
+    <w:p>
+      <w:pPr>
+        <w:jc w:val="center"/>
+        <w:rPr>
+          <w:rFonts w:ascii="Times New Roman" w:eastAsiaTheme="minorEastAsia" w:hAnsi="Times New Roman" w:cs="Times New Roman"/>
+          <w:sz w:val="24"/>
+          <w:szCs w:val="24"/>
+          <w:lang w:val="sr-Cyrl-RS"/>
+        </w:rPr>
+      </w:pPr>
+      <m:oMathPara>
+        <m:oMath>
+          <m:nary>
+            <m:naryPr>
+              <m:chr m:val="∑"/>
+              <m:ctrlPr>
+                <w:rPr>
+                  <w:rFonts w:ascii="Cambria Math" w:eastAsiaTheme="minorEastAsia" w:hAnsi="Cambria Math" w:cs="Times New Roman"/>
+                  <w:sz w:val="24"/>
+                  <w:szCs w:val="24"/>
+                  <w:lang w:val="sr-Cyrl-RS"/>
+                </w:rPr>
+              </m:ctrlPr>
+            </m:naryPr>
+            <m:sub>
+              <m:r>
+                <w:rPr>
+                  <w:rFonts w:ascii="Cambria Math" w:eastAsiaTheme="minorEastAsia" w:hAnsi="Cambria Math" w:cs="Times New Roman"/>
+                  <w:sz w:val="24"/>
+                  <w:szCs w:val="24"/>
+                  <w:lang w:val="sr-Cyrl-RS"/>
+                </w:rPr>
+                <m:t>i=1</m:t>
+              </m:r>
+              <m:ctrlPr>
+                <w:rPr>
+                  <w:rFonts w:ascii="Cambria Math" w:eastAsiaTheme="minorEastAsia" w:hAnsi="Cambria Math" w:cs="Times New Roman"/>
+                  <w:i/>
+                  <w:sz w:val="24"/>
+                  <w:szCs w:val="24"/>
+                  <w:lang w:val="sr-Cyrl-RS"/>
+                </w:rPr>
+              </m:ctrlPr>
+            </m:sub>
+            <m:sup>
+              <m:r>
+                <w:rPr>
+                  <w:rFonts w:ascii="Cambria Math" w:eastAsiaTheme="minorEastAsia" w:hAnsi="Cambria Math" w:cs="Times New Roman"/>
+                  <w:sz w:val="24"/>
+                  <w:szCs w:val="24"/>
+                  <w:lang w:val="sr-Cyrl-RS"/>
+                </w:rPr>
+                <m:t>k</m:t>
+              </m:r>
+              <m:ctrlPr>
+                <w:rPr>
+                  <w:rFonts w:ascii="Cambria Math" w:eastAsiaTheme="minorEastAsia" w:hAnsi="Cambria Math" w:cs="Times New Roman"/>
+                  <w:i/>
+                  <w:sz w:val="24"/>
+                  <w:szCs w:val="24"/>
+                  <w:lang w:val="sr-Cyrl-RS"/>
+                </w:rPr>
+              </m:ctrlPr>
+            </m:sup>
+            <m:e>
+              <m:nary>
+                <m:naryPr>
+                  <m:chr m:val="∑"/>
+                  <m:ctrlPr>
+                    <w:rPr>
+                      <w:rFonts w:ascii="Cambria Math" w:eastAsiaTheme="minorEastAsia" w:hAnsi="Cambria Math" w:cs="Times New Roman"/>
+                      <w:sz w:val="24"/>
+                      <w:szCs w:val="24"/>
+                      <w:lang w:val="sr-Cyrl-RS"/>
+                    </w:rPr>
+                  </m:ctrlPr>
+                </m:naryPr>
+                <m:sub>
+                  <m:r>
+                    <w:rPr>
+                      <w:rFonts w:ascii="Cambria Math" w:eastAsiaTheme="minorEastAsia" w:hAnsi="Cambria Math" w:cs="Times New Roman"/>
+                      <w:sz w:val="24"/>
+                      <w:szCs w:val="24"/>
+                      <w:lang w:val="sr-Cyrl-RS"/>
+                    </w:rPr>
+                    <m:t>l=1</m:t>
+                  </m:r>
+                  <m:ctrlPr>
+                    <w:rPr>
+                      <w:rFonts w:ascii="Cambria Math" w:eastAsiaTheme="minorEastAsia" w:hAnsi="Cambria Math" w:cs="Times New Roman"/>
+                      <w:i/>
+                      <w:sz w:val="24"/>
+                      <w:szCs w:val="24"/>
+                      <w:lang w:val="sr-Cyrl-RS"/>
+                    </w:rPr>
+                  </m:ctrlPr>
+                </m:sub>
+                <m:sup>
+                  <m:r>
+                    <w:rPr>
+                      <w:rFonts w:ascii="Cambria Math" w:eastAsiaTheme="minorEastAsia" w:hAnsi="Cambria Math" w:cs="Times New Roman"/>
+                      <w:sz w:val="24"/>
+                      <w:szCs w:val="24"/>
+                      <w:lang w:val="sr-Cyrl-RS"/>
+                    </w:rPr>
+                    <m:t>n</m:t>
+                  </m:r>
+                  <m:ctrlPr>
+                    <w:rPr>
+                      <w:rFonts w:ascii="Cambria Math" w:eastAsiaTheme="minorEastAsia" w:hAnsi="Cambria Math" w:cs="Times New Roman"/>
+                      <w:i/>
+                      <w:sz w:val="24"/>
+                      <w:szCs w:val="24"/>
+                      <w:lang w:val="sr-Cyrl-RS"/>
+                    </w:rPr>
+                  </m:ctrlPr>
+                </m:sup>
+                <m:e>
+                  <m:r>
+                    <w:rPr>
+                      <w:rFonts w:ascii="Cambria Math" w:eastAsiaTheme="minorEastAsia" w:hAnsi="Cambria Math" w:cs="Times New Roman"/>
+                      <w:sz w:val="24"/>
+                      <w:szCs w:val="24"/>
+                      <w:lang w:val="sr-Cyrl-RS"/>
+                    </w:rPr>
+                    <m:t>f</m:t>
+                  </m:r>
+                  <m:d>
+                    <m:dPr>
+                      <m:ctrlPr>
+                        <w:rPr>
+                          <w:rFonts w:ascii="Cambria Math" w:eastAsiaTheme="minorEastAsia" w:hAnsi="Cambria Math" w:cs="Times New Roman"/>
+                          <w:sz w:val="24"/>
+                          <w:szCs w:val="24"/>
+                          <w:lang w:val="sr-Cyrl-RS"/>
+                        </w:rPr>
+                      </m:ctrlPr>
+                    </m:dPr>
+                    <m:e>
+                      <m:sSub>
+                        <m:sSubPr>
+                          <m:ctrlPr>
+                            <w:rPr>
+                              <w:rFonts w:ascii="Cambria Math" w:eastAsiaTheme="minorEastAsia" w:hAnsi="Cambria Math" w:cs="Times New Roman"/>
+                              <w:i/>
+                              <w:sz w:val="24"/>
+                              <w:szCs w:val="24"/>
+                              <w:lang w:val="sr-Cyrl-RS"/>
+                            </w:rPr>
+                          </m:ctrlPr>
+                        </m:sSubPr>
+                        <m:e>
+                          <m:r>
+                            <m:rPr>
+                              <m:sty m:val="p"/>
+                            </m:rPr>
+                            <w:rPr>
+                              <w:rFonts w:ascii="Cambria Math" w:eastAsiaTheme="minorEastAsia" w:hAnsi="Cambria Math" w:cs="Times New Roman"/>
+                              <w:sz w:val="24"/>
+                              <w:szCs w:val="24"/>
+                              <w:lang w:val="sr-Cyrl-RS"/>
+                            </w:rPr>
+                            <m:t>σ</m:t>
+                          </m:r>
+                          <m:ctrlPr>
+                            <w:rPr>
+                              <w:rFonts w:ascii="Cambria Math" w:eastAsiaTheme="minorEastAsia" w:hAnsi="Cambria Math" w:cs="Times New Roman"/>
+                              <w:sz w:val="24"/>
+                              <w:szCs w:val="24"/>
+                              <w:lang w:val="sr-Cyrl-RS"/>
+                            </w:rPr>
+                          </m:ctrlPr>
+                        </m:e>
+                        <m:sub>
+                          <m:r>
+                            <w:rPr>
+                              <w:rFonts w:ascii="Cambria Math" w:eastAsiaTheme="minorEastAsia" w:hAnsi="Cambria Math" w:cs="Times New Roman"/>
+                              <w:sz w:val="24"/>
+                              <w:szCs w:val="24"/>
+                              <w:lang w:val="sr-Cyrl-RS"/>
+                            </w:rPr>
+                            <m:t>i</m:t>
+                          </m:r>
+                        </m:sub>
+                      </m:sSub>
+                      <m:r>
+                        <w:rPr>
+                          <w:rFonts w:ascii="Cambria Math" w:eastAsiaTheme="minorEastAsia" w:hAnsi="Cambria Math" w:cs="Times New Roman"/>
+                          <w:sz w:val="24"/>
+                          <w:szCs w:val="24"/>
+                          <w:lang w:val="sr-Cyrl-RS"/>
+                        </w:rPr>
+                        <m:t>,l</m:t>
+                      </m:r>
+                      <m:ctrlPr>
+                        <w:rPr>
+                          <w:rFonts w:ascii="Cambria Math" w:eastAsiaTheme="minorEastAsia" w:hAnsi="Cambria Math" w:cs="Times New Roman"/>
+                          <w:i/>
+                          <w:sz w:val="24"/>
+                          <w:szCs w:val="24"/>
+                          <w:lang w:val="sr-Cyrl-RS"/>
+                        </w:rPr>
+                      </m:ctrlPr>
+                    </m:e>
+                  </m:d>
+                  <m:ctrlPr>
+                    <w:rPr>
+                      <w:rFonts w:ascii="Cambria Math" w:eastAsiaTheme="minorEastAsia" w:hAnsi="Cambria Math" w:cs="Times New Roman"/>
+                      <w:i/>
+                      <w:sz w:val="24"/>
+                      <w:szCs w:val="24"/>
+                      <w:lang w:val="sr-Cyrl-RS"/>
+                    </w:rPr>
+                  </m:ctrlPr>
+                </m:e>
+              </m:nary>
+            </m:e>
+          </m:nary>
+          <m:r>
+            <m:rPr>
+              <m:sty m:val="p"/>
+            </m:rPr>
+            <w:rPr>
+              <w:rFonts w:ascii="Cambria Math" w:eastAsiaTheme="minorEastAsia" w:hAnsi="Cambria Math" w:cs="Times New Roman"/>
+              <w:sz w:val="24"/>
+              <w:szCs w:val="24"/>
+              <w:lang w:val="sr-Cyrl-RS"/>
+            </w:rPr>
+            <m:t>⋅</m:t>
+          </m:r>
+          <m:r>
+            <w:rPr>
+              <w:rFonts w:ascii="Cambria Math" w:eastAsiaTheme="minorEastAsia" w:hAnsi="Cambria Math" w:cs="Times New Roman"/>
+              <w:sz w:val="24"/>
+              <w:szCs w:val="24"/>
+              <w:lang w:val="sr-Cyrl-RS"/>
+            </w:rPr>
+            <m:t>P</m:t>
+          </m:r>
+          <m:d>
+            <m:dPr>
+              <m:ctrlPr>
+                <w:rPr>
+                  <w:rFonts w:ascii="Cambria Math" w:eastAsiaTheme="minorEastAsia" w:hAnsi="Cambria Math" w:cs="Times New Roman"/>
+                  <w:sz w:val="24"/>
+                  <w:szCs w:val="24"/>
+                  <w:lang w:val="sr-Cyrl-RS"/>
+                </w:rPr>
+              </m:ctrlPr>
+            </m:dPr>
+            <m:e>
+              <m:sSub>
+                <m:sSubPr>
+                  <m:ctrlPr>
+                    <w:rPr>
+                      <w:rFonts w:ascii="Cambria Math" w:eastAsiaTheme="minorEastAsia" w:hAnsi="Cambria Math" w:cs="Times New Roman"/>
+                      <w:i/>
+                      <w:sz w:val="24"/>
+                      <w:szCs w:val="24"/>
+                      <w:lang w:val="sr-Cyrl-RS"/>
+                    </w:rPr>
+                  </m:ctrlPr>
+                </m:sSubPr>
+                <m:e>
+                  <m:r>
+                    <w:rPr>
+                      <w:rFonts w:ascii="Cambria Math" w:eastAsiaTheme="minorEastAsia" w:hAnsi="Cambria Math" w:cs="Times New Roman"/>
+                      <w:sz w:val="24"/>
+                      <w:szCs w:val="24"/>
+                      <w:lang w:val="sr-Cyrl-RS"/>
+                    </w:rPr>
+                    <m:t>l</m:t>
+                  </m:r>
+                  <m:ctrlPr>
+                    <w:rPr>
+                      <w:rFonts w:ascii="Cambria Math" w:eastAsiaTheme="minorEastAsia" w:hAnsi="Cambria Math" w:cs="Times New Roman"/>
+                      <w:sz w:val="24"/>
+                      <w:szCs w:val="24"/>
+                      <w:lang w:val="sr-Cyrl-RS"/>
+                    </w:rPr>
+                  </m:ctrlPr>
+                </m:e>
+                <m:sub>
+                  <m:r>
+                    <w:rPr>
+                      <w:rFonts w:ascii="Cambria Math" w:eastAsiaTheme="minorEastAsia" w:hAnsi="Cambria Math" w:cs="Times New Roman"/>
+                      <w:sz w:val="24"/>
+                      <w:szCs w:val="24"/>
+                      <w:lang w:val="sr-Cyrl-RS"/>
+                    </w:rPr>
+                    <m:t>i</m:t>
+                  </m:r>
+                </m:sub>
+              </m:sSub>
+              <m:r>
+                <w:rPr>
+                  <w:rFonts w:ascii="Cambria Math" w:eastAsiaTheme="minorEastAsia" w:hAnsi="Cambria Math" w:cs="Times New Roman"/>
+                  <w:sz w:val="24"/>
+                  <w:szCs w:val="24"/>
+                  <w:lang w:val="sr-Cyrl-RS"/>
+                </w:rPr>
+                <m:t>=l</m:t>
+              </m:r>
+              <m:ctrlPr>
+                <w:rPr>
+                  <w:rFonts w:ascii="Cambria Math" w:eastAsiaTheme="minorEastAsia" w:hAnsi="Cambria Math" w:cs="Times New Roman"/>
+                  <w:i/>
+                  <w:sz w:val="24"/>
+                  <w:szCs w:val="24"/>
+                  <w:lang w:val="sr-Cyrl-RS"/>
+                </w:rPr>
+              </m:ctrlPr>
+            </m:e>
+          </m:d>
+          <m:r>
+            <w:rPr>
+              <w:rFonts w:ascii="Cambria Math" w:eastAsiaTheme="minorEastAsia" w:hAnsi="Cambria Math" w:cs="Times New Roman"/>
+              <w:sz w:val="24"/>
+              <w:szCs w:val="24"/>
+              <w:lang w:val="sr-Cyrl-RS"/>
+            </w:rPr>
+            <m:t>=</m:t>
+          </m:r>
+          <m:sSup>
+            <m:sSupPr>
+              <m:ctrlPr>
+                <w:rPr>
+                  <w:rFonts w:ascii="Cambria Math" w:eastAsiaTheme="minorEastAsia" w:hAnsi="Cambria Math" w:cs="Times New Roman"/>
+                  <w:i/>
+                  <w:sz w:val="24"/>
+                  <w:szCs w:val="24"/>
+                  <w:lang w:val="sr-Cyrl-RS"/>
+                </w:rPr>
+              </m:ctrlPr>
+            </m:sSupPr>
+            <m:e>
+              <m:r>
+                <w:rPr>
+                  <w:rFonts w:ascii="Cambria Math" w:eastAsiaTheme="minorEastAsia" w:hAnsi="Cambria Math" w:cs="Times New Roman"/>
+                  <w:sz w:val="24"/>
+                  <w:szCs w:val="24"/>
+                  <w:lang w:val="sr-Cyrl-RS"/>
+                </w:rPr>
+                <m:t>ρ</m:t>
+              </m:r>
+            </m:e>
+            <m:sup>
+              <m:r>
+                <w:rPr>
+                  <w:rFonts w:ascii="Cambria Math" w:eastAsiaTheme="minorEastAsia" w:hAnsi="Cambria Math" w:cs="Times New Roman"/>
+                  <w:sz w:val="24"/>
+                  <w:szCs w:val="24"/>
+                  <w:lang w:val="sr-Cyrl-RS"/>
+                </w:rPr>
+                <m:t>*</m:t>
+              </m:r>
+            </m:sup>
+          </m:sSup>
+        </m:oMath>
+      </m:oMathPara>
+    </w:p>
+    <w:p>
+      <w:pPr>
+        <w:jc w:val="both"/>
+        <w:rPr>
+          <w:rFonts w:ascii="Times New Roman" w:eastAsiaTheme="minorEastAsia" w:hAnsi="Times New Roman" w:cs="Times New Roman"/>
+          <w:sz w:val="24"/>
+          <w:szCs w:val="24"/>
+          <w:lang w:val="sr-Cyrl-RS"/>
+        </w:rPr>
+      </w:pPr>
+      <w:r>
+        <w:rPr>
+          <w:rFonts w:ascii="Times New Roman" w:eastAsiaTheme="minorEastAsia" w:hAnsi="Times New Roman" w:cs="Times New Roman"/>
+          <w:sz w:val="24"/>
+          <w:szCs w:val="24"/>
+          <w:lang w:val="sr-Cyrl-RS"/>
+        </w:rPr>
+        <w:lastRenderedPageBreak/>
+        <w:t xml:space="preserve">Систем једначина решавамо нумерички како би смо дошли до једног задовољавајућег решења, тако што </w:t>
+      </w:r>
+      <w:r>
+        <w:rPr>
+          <w:rFonts w:ascii="Times New Roman" w:eastAsiaTheme="minorEastAsia" w:hAnsi="Times New Roman" w:cs="Times New Roman"/>
+          <w:sz w:val="24"/>
+          <w:szCs w:val="24"/>
+          <w:lang w:val="sr-Cyrl-RS"/>
+        </w:rPr>
+        <w:t>минимизирамо</w:t>
+      </w:r>
+      <w:r>
+        <w:rPr>
+          <w:rFonts w:ascii="Times New Roman" w:eastAsiaTheme="minorEastAsia" w:hAnsi="Times New Roman" w:cs="Times New Roman"/>
+          <w:sz w:val="24"/>
+          <w:szCs w:val="24"/>
+          <w:lang w:val="sr-Cyrl-RS"/>
+        </w:rPr>
+        <w:t xml:space="preserve"> функцију</w:t>
+      </w:r>
+      <w:r>
+        <w:rPr>
+          <w:rFonts w:ascii="Times New Roman" w:eastAsiaTheme="minorEastAsia" w:hAnsi="Times New Roman" w:cs="Times New Roman"/>
+          <w:sz w:val="24"/>
+          <w:szCs w:val="24"/>
+          <w:lang w:val="sr-Cyrl-RS"/>
+        </w:rPr>
+        <w:t xml:space="preserve"> циља </w:t>
+      </w:r>
+      <w:r>
+        <w:rPr>
+          <w:rFonts w:ascii="Times New Roman" w:eastAsiaTheme="minorEastAsia" w:hAnsi="Times New Roman" w:cs="Times New Roman"/>
+          <w:sz w:val="24"/>
+          <w:szCs w:val="24"/>
+          <w:lang w:val="sr-Cyrl-RS"/>
+        </w:rPr>
+        <w:t>као</w:t>
+      </w:r>
+      <w:r>
+        <w:rPr>
+          <w:rFonts w:ascii="Times New Roman" w:eastAsiaTheme="minorEastAsia" w:hAnsi="Times New Roman" w:cs="Times New Roman"/>
+          <w:sz w:val="24"/>
+          <w:szCs w:val="24"/>
+          <w:lang w:val="sr-Cyrl-RS"/>
+        </w:rPr>
+        <w:t xml:space="preserve"> квадрат одступања од циљане вредности:</w:t>
       </w:r>
     </w:p>
     <w:p>
@@ -14980,8 +15524,43 @@
           <w:szCs w:val="24"/>
           <w:lang w:val="sr-Cyrl-RS"/>
         </w:rPr>
-        <w:lastRenderedPageBreak/>
-        <w:t>За решавање овог проблема користи се SLSQP (Sequential Least Squares Programming) — метода нелинеарног програмирања која омогућава истовремено задавање граница променљивих и ограничења једнакости.</w:t>
+        <w:t xml:space="preserve">За решавање овог проблема користи се SLSQP (Sequential Least Squares Programming) — метода нелинеарног програмирања која омогућава истовремено задавање граница променљивих </w:t>
+      </w:r>
+      <w:r>
+        <w:rPr>
+          <w:rFonts w:ascii="Times New Roman" w:eastAsiaTheme="minorEastAsia" w:hAnsi="Times New Roman" w:cs="Times New Roman"/>
+          <w:sz w:val="24"/>
+          <w:szCs w:val="24"/>
+          <w:lang w:val="sr-Cyrl-RS"/>
+        </w:rPr>
+        <w:t>са</w:t>
+      </w:r>
+      <w:r>
+        <w:rPr>
+          <w:rFonts w:ascii="Times New Roman" w:eastAsiaTheme="minorEastAsia" w:hAnsi="Times New Roman" w:cs="Times New Roman"/>
+          <w:sz w:val="24"/>
+          <w:szCs w:val="24"/>
+          <w:lang w:val="sr-Cyrl-RS"/>
+        </w:rPr>
+        <w:t xml:space="preserve"> ограничењ</w:t>
+      </w:r>
+      <w:r>
+        <w:rPr>
+          <w:rFonts w:ascii="Times New Roman" w:eastAsiaTheme="minorEastAsia" w:hAnsi="Times New Roman" w:cs="Times New Roman"/>
+          <w:sz w:val="24"/>
+          <w:szCs w:val="24"/>
+          <w:lang w:val="sr-Cyrl-RS"/>
+        </w:rPr>
+        <w:t>ем у виду једнакости</w:t>
+      </w:r>
+      <w:r>
+        <w:rPr>
+          <w:rFonts w:ascii="Times New Roman" w:eastAsiaTheme="minorEastAsia" w:hAnsi="Times New Roman" w:cs="Times New Roman"/>
+          <w:sz w:val="24"/>
+          <w:szCs w:val="24"/>
+          <w:lang w:val="sr-Cyrl-RS"/>
+        </w:rPr>
+        <w:t>.</w:t>
       </w:r>
     </w:p>
     <w:p>
@@ -15081,7 +15660,25 @@
           <w:szCs w:val="24"/>
           <w:lang w:val="sr-Cyrl-RS"/>
         </w:rPr>
-        <w:t>Геометријске дистрибуције — токенима се додељују тежине αⁱ и нормализују. Различите вредности α и различити помаци (stride) дају расподеле различитог степена неравномерности.</w:t>
+        <w:t xml:space="preserve">Геометријске </w:t>
+      </w:r>
+      <w:r>
+        <w:rPr>
+          <w:rFonts w:ascii="Times New Roman" w:eastAsiaTheme="minorEastAsia" w:hAnsi="Times New Roman" w:cs="Times New Roman"/>
+          <w:sz w:val="24"/>
+          <w:szCs w:val="24"/>
+          <w:lang w:val="sr-Cyrl-RS"/>
+        </w:rPr>
+        <w:t>расподела</w:t>
+      </w:r>
+      <w:r>
+        <w:rPr>
+          <w:rFonts w:ascii="Times New Roman" w:eastAsiaTheme="minorEastAsia" w:hAnsi="Times New Roman" w:cs="Times New Roman"/>
+          <w:sz w:val="24"/>
+          <w:szCs w:val="24"/>
+          <w:lang w:val="sr-Cyrl-RS"/>
+        </w:rPr>
+        <w:t xml:space="preserve"> — токенима се додељују тежине αⁱ и нормализују. Различите вредности α и различити помаци (stride) дају расподеле различитог степена неравномерности.</w:t>
       </w:r>
     </w:p>
     <w:p>
@@ -15106,7 +15703,16 @@
           <w:szCs w:val="24"/>
           <w:lang w:val="sr-Cyrl-RS"/>
         </w:rPr>
-        <w:t>Дистрибуције засноване на евалуационој табели — токени са већим излазним вредностима добијају мање или веће почетне густине, зависно од жељеног подручја претраге.</w:t>
+        <w:t>Расподела</w:t>
+      </w:r>
+      <w:r>
+        <w:rPr>
+          <w:rFonts w:ascii="Times New Roman" w:eastAsiaTheme="minorEastAsia" w:hAnsi="Times New Roman" w:cs="Times New Roman"/>
+          <w:sz w:val="24"/>
+          <w:szCs w:val="24"/>
+          <w:lang w:val="sr-Cyrl-RS"/>
+        </w:rPr>
+        <w:t xml:space="preserve"> засноване на евалуационој табели — токени са већим излазним вредностима добијају мање или веће почетне густине, зависно од жељеног подручја претраге.</w:t>
       </w:r>
     </w:p>
     <w:p>
@@ -15221,6 +15827,7 @@
           <w:rFonts w:ascii="Times New Roman" w:eastAsiaTheme="minorEastAsia" w:hAnsi="Times New Roman" w:cs="Times New Roman"/>
           <w:b/>
           <w:bCs/>
+          <w:noProof/>
           <w:sz w:val="24"/>
           <w:szCs w:val="24"/>
         </w:rPr>
@@ -15367,7 +15974,88 @@
           <w:szCs w:val="24"/>
           <w:lang w:val="sr-Cyrl-RS"/>
         </w:rPr>
-        <w:t>Континуална оптимизација може дати, на пример, pⱼ(σᵢ) = 0.1347. Циклична токен-секвенца, међутим, не може садржати 13.47 копија токена. За сваку колону мора се пронаћи целобројни вектор (Cⱼ(σ₁), ..., Cⱼ(σ</w:t>
+        <w:t>О</w:t>
+      </w:r>
+      <w:r>
+        <w:rPr>
+          <w:rFonts w:ascii="Times New Roman" w:hAnsi="Times New Roman" w:cs="Times New Roman"/>
+          <w:sz w:val="24"/>
+          <w:szCs w:val="24"/>
+          <w:lang w:val="sr-Cyrl-RS"/>
+        </w:rPr>
+        <w:t>птимизација може дати, на пример, pⱼ(σᵢ) = 0.</w:t>
+      </w:r>
+      <w:r>
+        <w:rPr>
+          <w:rFonts w:ascii="Times New Roman" w:hAnsi="Times New Roman" w:cs="Times New Roman"/>
+          <w:sz w:val="24"/>
+          <w:szCs w:val="24"/>
+          <w:lang w:val="sr-Cyrl-RS"/>
+        </w:rPr>
+        <w:t>3333..</w:t>
+      </w:r>
+      <w:r>
+        <w:rPr>
+          <w:rFonts w:ascii="Times New Roman" w:hAnsi="Times New Roman" w:cs="Times New Roman"/>
+          <w:sz w:val="24"/>
+          <w:szCs w:val="24"/>
+          <w:lang w:val="sr-Cyrl-RS"/>
+        </w:rPr>
+        <w:t xml:space="preserve">. Циклична токен-секвенца, међутим, не може садржати </w:t>
+      </w:r>
+      <w:r>
+        <w:rPr>
+          <w:rFonts w:ascii="Times New Roman" w:hAnsi="Times New Roman" w:cs="Times New Roman"/>
+          <w:sz w:val="24"/>
+          <w:szCs w:val="24"/>
+          <w:lang w:val="sr-Cyrl-RS"/>
+        </w:rPr>
+        <w:t>33</w:t>
+      </w:r>
+      <w:r>
+        <w:rPr>
+          <w:rFonts w:ascii="Times New Roman" w:hAnsi="Times New Roman" w:cs="Times New Roman"/>
+          <w:sz w:val="24"/>
+          <w:szCs w:val="24"/>
+          <w:lang w:val="sr-Cyrl-RS"/>
+        </w:rPr>
+        <w:t>.</w:t>
+      </w:r>
+      <w:r>
+        <w:rPr>
+          <w:rFonts w:ascii="Times New Roman" w:hAnsi="Times New Roman" w:cs="Times New Roman"/>
+          <w:sz w:val="24"/>
+          <w:szCs w:val="24"/>
+          <w:lang w:val="sr-Cyrl-RS"/>
+        </w:rPr>
+        <w:t>33</w:t>
+      </w:r>
+      <w:r>
+        <w:rPr>
+          <w:rFonts w:ascii="Times New Roman" w:hAnsi="Times New Roman" w:cs="Times New Roman"/>
+          <w:sz w:val="24"/>
+          <w:szCs w:val="24"/>
+          <w:lang w:val="sr-Cyrl-RS"/>
+        </w:rPr>
+        <w:t xml:space="preserve"> копија токена</w:t>
+      </w:r>
+      <w:r>
+        <w:rPr>
+          <w:rFonts w:ascii="Times New Roman" w:hAnsi="Times New Roman" w:cs="Times New Roman"/>
+          <w:sz w:val="24"/>
+          <w:szCs w:val="24"/>
+          <w:lang w:val="sr-Cyrl-RS"/>
+        </w:rPr>
+        <w:t xml:space="preserve"> (за дужину 100)</w:t>
+      </w:r>
+      <w:r>
+        <w:rPr>
+          <w:rFonts w:ascii="Times New Roman" w:hAnsi="Times New Roman" w:cs="Times New Roman"/>
+          <w:sz w:val="24"/>
+          <w:szCs w:val="24"/>
+          <w:lang w:val="sr-Cyrl-RS"/>
+        </w:rPr>
+        <w:t>. За сваку колону мора се пронаћи целобројни вектор (Cⱼ(σ₁), ..., Cⱼ(σ</w:t>
       </w:r>
       <w:r>
         <w:rPr>
@@ -15409,7 +16097,29 @@
           <w:szCs w:val="24"/>
           <w:lang w:val="sr-Cyrl-RS"/>
         </w:rPr>
-        <w:t>Метода највећег остатка</w:t>
+        <w:t>Метода највећег</w:t>
+      </w:r>
+      <w:r>
+        <w:rPr>
+          <w:rFonts w:ascii="Times New Roman" w:hAnsi="Times New Roman" w:cs="Times New Roman"/>
+          <w:b/>
+          <w:bCs/>
+          <w:sz w:val="24"/>
+          <w:szCs w:val="24"/>
+          <w:lang w:val="sr-Cyrl-RS"/>
+        </w:rPr>
+        <w:t xml:space="preserve"> апсолутног</w:t>
+      </w:r>
+      <w:r>
+        <w:rPr>
+          <w:rFonts w:ascii="Times New Roman" w:hAnsi="Times New Roman" w:cs="Times New Roman"/>
+          <w:b/>
+          <w:bCs/>
+          <w:sz w:val="24"/>
+          <w:szCs w:val="24"/>
+          <w:lang w:val="sr-Cyrl-RS"/>
+        </w:rPr>
+        <w:t xml:space="preserve"> остатка</w:t>
       </w:r>
     </w:p>
     <w:p>
@@ -15493,7 +16203,25 @@
           <w:szCs w:val="24"/>
           <w:lang w:val="sr-Cyrl-RS"/>
         </w:rPr>
-        <w:t>За сваку дужину L из опсега, поступак је следећи: ако желимо да токен σᵢ заузима удео pᵢ секвенце, идеалан број његових појављивања је eᵢ = L · pᵢ. Овај број скоро никад није цео — на пример, за L = 97 и p = 0.45 добијамо e = 43.65. Зато сваком токену најпре доделимо подну вредност: 43.65 постаје 43. Тиме укупан збир свих додела буде мањи од L — преостане R нераспоређених позиција. Те позиције додељујемо једну по једну токенима којима је заокруживањем одузето највише (они са највећим децималним остатком), чиме се грешка расподељује што правичније.</w:t>
+        <w:t xml:space="preserve">За сваку дужину L из опсега, поступак је следећи: ако желимо да токен σᵢ заузима удео pᵢ секвенце, идеалан број његових појављивања је eᵢ = L · pᵢ. Овај број скоро никад није цео — на пример, за L = 97 и p = 0.45 добијамо e = 43.65. Зато сваком токену најпре доделимо </w:t>
+      </w:r>
+      <w:r>
+        <w:rPr>
+          <w:rFonts w:ascii="Times New Roman" w:hAnsi="Times New Roman" w:cs="Times New Roman"/>
+          <w:sz w:val="24"/>
+          <w:szCs w:val="24"/>
+          <w:lang w:val="sr-Cyrl-RS"/>
+        </w:rPr>
+        <w:t>цео део тог броја</w:t>
+      </w:r>
+      <w:r>
+        <w:rPr>
+          <w:rFonts w:ascii="Times New Roman" w:hAnsi="Times New Roman" w:cs="Times New Roman"/>
+          <w:sz w:val="24"/>
+          <w:szCs w:val="24"/>
+          <w:lang w:val="sr-Cyrl-RS"/>
+        </w:rPr>
+        <w:t>: 43.65 постаје 43. Тиме укупан збир свих додела буде мањи од L — преостане R нераспоређених позиција. Те позиције додељујемо једну по једну токенима којима је заокруживањем одузето највише (они са највећим децималним остатком), чиме се грешка расподељује што правичније.</w:t>
       </w:r>
     </w:p>
     <w:p>
@@ -15532,6 +16260,14 @@
           <w:lang w:val="sr-Cyrl-RS"/>
         </w:rPr>
         <w:t xml:space="preserve"> до </w:t>
+      </w:r>
+      <w:r>
+        <w:rPr>
+          <w:rFonts w:ascii="Times New Roman" w:hAnsi="Times New Roman" w:cs="Times New Roman"/>
+          <w:sz w:val="24"/>
+          <w:szCs w:val="24"/>
+        </w:rPr>
+        <w:t>L</w:t>
       </w:r>
       <w:r>
         <w:rPr>
@@ -15698,7 +16434,7 @@
                       <w:szCs w:val="24"/>
                       <w:lang w:val="sr-Cyrl-RS"/>
                     </w:rPr>
-                    <m:t>max</m:t>
+                    <m:t>argmax</m:t>
                   </m:r>
                 </m:e>
                 <m:lim>
@@ -16121,6 +16857,7 @@
           <w:rFonts w:ascii="Times New Roman" w:eastAsiaTheme="minorEastAsia" w:hAnsi="Times New Roman" w:cs="Times New Roman"/>
           <w:b/>
           <w:bCs/>
+          <w:noProof/>
           <w:sz w:val="24"/>
           <w:szCs w:val="24"/>
         </w:rPr>
@@ -18232,18 +18969,7 @@
                   <w:sz w:val="24"/>
                   <w:szCs w:val="24"/>
                 </w:rPr>
-                <m:t>t</m:t>
-              </m:r>
-              <m:r>
-                <m:rPr>
-                  <m:sty m:val="p"/>
-                </m:rPr>
-                <w:rPr>
-                  <w:rFonts w:ascii="Cambria Math" w:hAnsi="Cambria Math" w:cs="Times New Roman"/>
-                  <w:sz w:val="24"/>
-                  <w:szCs w:val="24"/>
-                </w:rPr>
-                <m:t>∈</m:t>
+                <m:t>t∈</m:t>
               </m:r>
               <m:sSubSup>
                 <m:sSubSupPr>
@@ -18499,6 +19225,7 @@
       <w:r>
         <w:rPr>
           <w:rFonts w:ascii="Times New Roman" w:eastAsiaTheme="minorEastAsia" w:hAnsi="Times New Roman" w:cs="Times New Roman"/>
+          <w:noProof/>
           <w:sz w:val="24"/>
           <w:szCs w:val="24"/>
         </w:rPr>
@@ -18890,7 +19617,24 @@
           <w:sz w:val="24"/>
           <w:szCs w:val="24"/>
         </w:rPr>
-        <w:t>Ова апроксимација важи под претпоставком да је густина позиционо-инваријантног токена релативно мала, тако да је вероватноћа његовог вишеструког појављивања у истој колони видљивог прозора занемарљива.</w:t>
+        <w:t>Ова апроксимација важи под претпоставком да је густина позиционо-инваријантног токена релативно мала, тако да је вероватноћа његовог вишеструког појављивања у истој колони видљивог прозора</w:t>
+      </w:r>
+      <w:r>
+        <w:rPr>
+          <w:rFonts w:ascii="Times New Roman" w:eastAsiaTheme="minorEastAsia" w:hAnsi="Times New Roman" w:cs="Times New Roman"/>
+          <w:sz w:val="24"/>
+          <w:szCs w:val="24"/>
+          <w:lang w:val="sr-Cyrl-RS"/>
+        </w:rPr>
+        <w:t xml:space="preserve"> једнака 0</w:t>
+      </w:r>
+      <w:r>
+        <w:rPr>
+          <w:rFonts w:ascii="Times New Roman" w:eastAsiaTheme="minorEastAsia" w:hAnsi="Times New Roman" w:cs="Times New Roman"/>
+          <w:sz w:val="24"/>
+          <w:szCs w:val="24"/>
+        </w:rPr>
+        <w:t>.</w:t>
       </w:r>
     </w:p>
     <w:p>
@@ -18942,7 +19686,41 @@
           <w:sz w:val="24"/>
           <w:szCs w:val="24"/>
         </w:rPr>
-        <w:t xml:space="preserve"> има Поасон-биномијалну расподелу. Њена функција масе рачуна се динамичким програмирањем:</w:t>
+        <w:t xml:space="preserve"> има Поасон-бином</w:t>
+      </w:r>
+      <w:r>
+        <w:rPr>
+          <w:rFonts w:ascii="Times New Roman" w:eastAsiaTheme="minorEastAsia" w:hAnsi="Times New Roman" w:cs="Times New Roman"/>
+          <w:sz w:val="24"/>
+          <w:szCs w:val="24"/>
+          <w:lang w:val="sr-Cyrl-RS"/>
+        </w:rPr>
+        <w:t>на</w:t>
+      </w:r>
+      <w:r>
+        <w:rPr>
+          <w:rFonts w:ascii="Times New Roman" w:eastAsiaTheme="minorEastAsia" w:hAnsi="Times New Roman" w:cs="Times New Roman"/>
+          <w:sz w:val="24"/>
+          <w:szCs w:val="24"/>
+        </w:rPr>
+        <w:t xml:space="preserve"> расподелу</w:t>
+      </w:r>
+      <w:r>
+        <w:rPr>
+          <w:rFonts w:ascii="Times New Roman" w:eastAsiaTheme="minorEastAsia" w:hAnsi="Times New Roman" w:cs="Times New Roman"/>
+          <w:sz w:val="24"/>
+          <w:szCs w:val="24"/>
+          <w:lang w:val="sr-Cyrl-RS"/>
+        </w:rPr>
+        <w:t>, са законом расподеле</w:t>
+      </w:r>
+      <w:r>
+        <w:rPr>
+          <w:rFonts w:ascii="Times New Roman" w:eastAsiaTheme="minorEastAsia" w:hAnsi="Times New Roman" w:cs="Times New Roman"/>
+          <w:sz w:val="24"/>
+          <w:szCs w:val="24"/>
+        </w:rPr>
+        <w:t>:</w:t>
       </w:r>
     </w:p>
     <w:p>
@@ -19591,6 +20369,7 @@
           <w:rFonts w:ascii="Times New Roman" w:eastAsiaTheme="minorEastAsia" w:hAnsi="Times New Roman" w:cs="Times New Roman"/>
           <w:b/>
           <w:bCs/>
+          <w:noProof/>
           <w:sz w:val="24"/>
           <w:szCs w:val="24"/>
         </w:rPr>
@@ -20011,114 +20790,7 @@
           <w:rFonts w:ascii="Times New Roman" w:eastAsiaTheme="minorEastAsia" w:hAnsi="Times New Roman" w:cs="Times New Roman"/>
           <w:sz w:val="24"/>
           <w:szCs w:val="24"/>
-        </w:rPr>
-      </w:pPr>
-      <w:r>
-        <w:rPr>
-          <w:rFonts w:ascii="Times New Roman" w:eastAsiaTheme="minorEastAsia" w:hAnsi="Times New Roman" w:cs="Times New Roman"/>
-          <w:sz w:val="24"/>
-          <w:szCs w:val="24"/>
-        </w:rPr>
-        <w:t>Након овог израчунавања добијамо коначну вредност ρ(М) и можемо је упоредити са циљаном вредношћу ρ*. Одступање је Δ = |ρ(М) − ρ*|. Ако је Δ мање од задате толеранције ε, конструкција је успешна и матрица се прихвата.</w:t>
-      </w:r>
-    </w:p>
-    <w:p>
-      <w:pPr>
-        <w:jc w:val="both"/>
-        <w:rPr>
-          <w:rFonts w:ascii="Times New Roman" w:eastAsiaTheme="minorEastAsia" w:hAnsi="Times New Roman" w:cs="Times New Roman"/>
-          <w:sz w:val="24"/>
-          <w:szCs w:val="24"/>
-        </w:rPr>
-      </w:pPr>
-      <w:r>
-        <w:rPr>
-          <w:rFonts w:ascii="Times New Roman" w:eastAsiaTheme="minorEastAsia" w:hAnsi="Times New Roman" w:cs="Times New Roman"/>
-          <w:sz w:val="24"/>
-          <w:szCs w:val="24"/>
-        </w:rPr>
-        <w:t>Међутим, може се десити да је одступање превелико. До тога долази зато што смо у Секцији 3.4 оптимизовали вероватноће само за стандардне токене, а затим смо додали специјалне токене (Секција 3.6) који су променили све густине. Та промена може померити ρ довољно далеко од циља да резултат није задовољавајући.</w:t>
-      </w:r>
-    </w:p>
-    <w:p>
-      <w:pPr>
-        <w:jc w:val="both"/>
-        <w:rPr>
-          <w:rFonts w:ascii="Times New Roman" w:eastAsiaTheme="minorEastAsia" w:hAnsi="Times New Roman" w:cs="Times New Roman"/>
-          <w:sz w:val="24"/>
-          <w:szCs w:val="24"/>
-        </w:rPr>
-      </w:pPr>
-      <w:r>
-        <w:rPr>
-          <w:rFonts w:ascii="Times New Roman" w:eastAsiaTheme="minorEastAsia" w:hAnsi="Times New Roman" w:cs="Times New Roman"/>
-          <w:sz w:val="24"/>
-          <w:szCs w:val="24"/>
-        </w:rPr>
-        <w:t>У том случају, уместо да поновимо целу оптимизацију из почетка, можемо покушати локалну корекцију — ситне измене бројева појављивања токена у постојећој матрици.</w:t>
-      </w:r>
-    </w:p>
-    <w:p>
-      <w:pPr>
-        <w:jc w:val="both"/>
-        <w:rPr>
-          <w:rFonts w:ascii="Times New Roman" w:eastAsiaTheme="minorEastAsia" w:hAnsi="Times New Roman" w:cs="Times New Roman"/>
-          <w:sz w:val="24"/>
-          <w:szCs w:val="24"/>
-        </w:rPr>
-      </w:pPr>
-      <w:r>
-        <w:rPr>
-          <w:rFonts w:ascii="Times New Roman" w:eastAsiaTheme="minorEastAsia" w:hAnsi="Times New Roman" w:cs="Times New Roman"/>
-          <w:sz w:val="24"/>
-          <w:szCs w:val="24"/>
-        </w:rPr>
-        <w:t>Идеја је једноставна: у једној колони узмемо једну позицију од токена који их има довољно и доделимо је другом токену. На пример, ако у колони 0 токен А има 20 појављивања а токен B има 15, један могући потез је да токену А одузмемо једно појављивање (постаје 19) и додамо га токену B (постаје 16). Дужина секвенце остаје иста, али се густине благо мењају.</w:t>
-      </w:r>
-    </w:p>
-    <w:p>
-      <w:pPr>
-        <w:jc w:val="both"/>
-        <w:rPr>
-          <w:rFonts w:ascii="Times New Roman" w:eastAsiaTheme="minorEastAsia" w:hAnsi="Times New Roman" w:cs="Times New Roman"/>
-          <w:sz w:val="24"/>
-          <w:szCs w:val="24"/>
-        </w:rPr>
-      </w:pPr>
-      <w:r>
-        <w:rPr>
-          <w:rFonts w:ascii="Times New Roman" w:eastAsiaTheme="minorEastAsia" w:hAnsi="Times New Roman" w:cs="Times New Roman"/>
-          <w:sz w:val="24"/>
-          <w:szCs w:val="24"/>
-        </w:rPr>
-        <w:t>За сваки такав потез поново израчунамо ρ(М) и проверимо да ли се одступање Δ смањило. Испробамо све могуће потезе (свака колона × сваки пар токена) и применимо онај који највише смањује Δ. Ако ниједан потез не побољшава резултат, заустављамо се.</w:t>
-      </w:r>
-    </w:p>
-    <w:p>
-      <w:pPr>
-        <w:jc w:val="both"/>
-        <w:rPr>
-          <w:rFonts w:ascii="Times New Roman" w:eastAsiaTheme="minorEastAsia" w:hAnsi="Times New Roman" w:cs="Times New Roman"/>
-          <w:sz w:val="24"/>
-          <w:szCs w:val="24"/>
-        </w:rPr>
-      </w:pPr>
-      <w:r>
-        <w:rPr>
-          <w:rFonts w:ascii="Times New Roman" w:eastAsiaTheme="minorEastAsia" w:hAnsi="Times New Roman" w:cs="Times New Roman"/>
-          <w:sz w:val="24"/>
-          <w:szCs w:val="24"/>
-        </w:rPr>
-        <w:t>Ова корекција није замена за континуалну оптимизацију из Секције 3.4 — она не може направити велике промене. Њена улога је да поправи малу грешку насталу заокруживањем и додавањем специјалних токена. Континуална оптимизација нас доводи близу циља, дискретизација нас мало помери, а локална корекција нас врати назад.</w:t>
-      </w:r>
-    </w:p>
-    <w:p>
-      <w:pPr>
-        <w:jc w:val="both"/>
-        <w:rPr>
-          <w:rFonts w:ascii="Times New Roman" w:eastAsiaTheme="minorEastAsia" w:hAnsi="Times New Roman" w:cs="Times New Roman"/>
-          <w:sz w:val="24"/>
-          <w:szCs w:val="24"/>
+          <w:lang w:val="sr-Cyrl-RS"/>
         </w:rPr>
       </w:pPr>
     </w:p>
@@ -20235,10 +20907,10 @@
           <w:rFonts w:ascii="Times New Roman" w:hAnsi="Times New Roman" w:cs="Times New Roman"/>
           <w:b/>
           <w:bCs/>
-          <w:sz w:val="24"/>
-          <w:szCs w:val="24"/>
-        </w:rPr>
-        <w:lastRenderedPageBreak/>
+          <w:noProof/>
+          <w:sz w:val="24"/>
+          <w:szCs w:val="24"/>
+        </w:rPr>
         <w:drawing>
           <wp:inline distT="0" distB="0" distL="0" distR="0" wp14:anchorId="312946CC" wp14:editId="1D1AA929">
             <wp:extent cx="5585460" cy="2219960"/>
@@ -20358,24 +21030,16 @@
           <w:szCs w:val="24"/>
           <w:lang w:val="sr-Cyrl-RS"/>
         </w:rPr>
-        <w:t xml:space="preserve">и генератор у функцији </w:t>
-      </w:r>
-      <w:r>
-        <w:rPr>
-          <w:rFonts w:ascii="Times New Roman" w:hAnsi="Times New Roman" w:cs="Times New Roman"/>
-          <w:sz w:val="24"/>
-          <w:szCs w:val="24"/>
-        </w:rPr>
-        <w:t>мешањ</w:t>
-      </w:r>
-      <w:r>
-        <w:rPr>
-          <w:rFonts w:ascii="Times New Roman" w:hAnsi="Times New Roman" w:cs="Times New Roman"/>
-          <w:sz w:val="24"/>
-          <w:szCs w:val="24"/>
-          <w:lang w:val="sr-Cyrl-RS"/>
-        </w:rPr>
-        <w:t>а</w:t>
+        <w:t xml:space="preserve">и генератор </w:t>
+      </w:r>
+      <w:r>
+        <w:rPr>
+          <w:rFonts w:ascii="Times New Roman" w:hAnsi="Times New Roman" w:cs="Times New Roman"/>
+          <w:sz w:val="24"/>
+          <w:szCs w:val="24"/>
+          <w:lang w:val="sr-Cyrl-RS"/>
+        </w:rPr>
+        <w:t>за пермутовање</w:t>
       </w:r>
       <w:r>
         <w:rPr>
@@ -20388,8 +21052,11 @@
     </w:p>
     <w:p>
       <w:pPr>
-        <w:rPr>
-          <w:lang w:val="sr-Cyrl-RS"/>
+        <w:jc w:val="center"/>
+        <w:rPr>
+          <w:rFonts w:ascii="Times New Roman" w:eastAsiaTheme="minorEastAsia" w:hAnsi="Times New Roman" w:cs="Times New Roman"/>
+          <w:sz w:val="24"/>
+          <w:szCs w:val="24"/>
         </w:rPr>
       </w:pPr>
     </w:p>
@@ -20416,228 +21083,10 @@
           <w:szCs w:val="28"/>
           <w:lang w:val="sr-Cyrl-RS"/>
         </w:rPr>
-        <w:t>3.9. Алгоритам конструкције</w:t>
-      </w:r>
-    </w:p>
-    <w:p>
-      <w:pPr>
-        <w:rPr>
-          <w:lang w:val="sr-Cyrl-RS"/>
-        </w:rPr>
-      </w:pPr>
-    </w:p>
-    <w:p>
-      <w:pPr>
-        <w:jc w:val="both"/>
-        <w:rPr>
-          <w:rFonts w:ascii="Times New Roman" w:hAnsi="Times New Roman" w:cs="Times New Roman"/>
-          <w:sz w:val="24"/>
-          <w:szCs w:val="24"/>
-          <w:lang w:val="sr-Cyrl-RS"/>
-        </w:rPr>
-      </w:pPr>
-      <w:r>
-        <w:rPr>
-          <w:rFonts w:ascii="Times New Roman" w:hAnsi="Times New Roman" w:cs="Times New Roman"/>
-          <w:sz w:val="24"/>
-          <w:szCs w:val="24"/>
-          <w:lang w:val="sr-Cyrl-RS"/>
-        </w:rPr>
-        <w:t>Целокупан поступак може се представити следећим корацима:</w:t>
-      </w:r>
-    </w:p>
-    <w:p>
-      <w:pPr>
-        <w:jc w:val="both"/>
-        <w:rPr>
-          <w:rFonts w:ascii="Times New Roman" w:hAnsi="Times New Roman" w:cs="Times New Roman"/>
-          <w:sz w:val="24"/>
-          <w:szCs w:val="24"/>
-          <w:lang w:val="sr-Cyrl-RS"/>
-        </w:rPr>
-      </w:pPr>
-      <w:r>
-        <w:rPr>
-          <w:rFonts w:ascii="Times New Roman" w:hAnsi="Times New Roman" w:cs="Times New Roman"/>
-          <w:sz w:val="24"/>
-          <w:szCs w:val="24"/>
-          <w:lang w:val="sr-Cyrl-RS"/>
-        </w:rPr>
-        <w:t>Корак 1. Припрема улаза. Провера димензија евалуационе табеле, ненегативности свих вредности, допустивости опсега дужина и бројева специјалних токена.</w:t>
-      </w:r>
-    </w:p>
-    <w:p>
-      <w:pPr>
-        <w:jc w:val="both"/>
-        <w:rPr>
-          <w:rFonts w:ascii="Times New Roman" w:hAnsi="Times New Roman" w:cs="Times New Roman"/>
-          <w:sz w:val="24"/>
-          <w:szCs w:val="24"/>
-          <w:lang w:val="sr-Cyrl-RS"/>
-        </w:rPr>
-      </w:pPr>
-      <w:r>
-        <w:rPr>
-          <w:rFonts w:ascii="Times New Roman" w:hAnsi="Times New Roman" w:cs="Times New Roman"/>
-          <w:sz w:val="24"/>
-          <w:szCs w:val="24"/>
-          <w:lang w:val="sr-Cyrl-RS"/>
-        </w:rPr>
-        <w:t>Корак 2. Генерисање почетних расподела. Формирање геометријских, табелом вођених и Дирихлеових почетних матрица вероватноћа.</w:t>
-      </w:r>
-    </w:p>
-    <w:p>
-      <w:pPr>
-        <w:jc w:val="both"/>
-        <w:rPr>
-          <w:rFonts w:ascii="Times New Roman" w:hAnsi="Times New Roman" w:cs="Times New Roman"/>
-          <w:sz w:val="24"/>
-          <w:szCs w:val="24"/>
-          <w:lang w:val="sr-Cyrl-RS"/>
-        </w:rPr>
-      </w:pPr>
-      <w:r>
-        <w:rPr>
-          <w:rFonts w:ascii="Times New Roman" w:hAnsi="Times New Roman" w:cs="Times New Roman"/>
-          <w:sz w:val="24"/>
-          <w:szCs w:val="24"/>
-          <w:lang w:val="sr-Cyrl-RS"/>
-        </w:rPr>
-        <w:t>Корак 3. Континуална оптимизација. За сваку почетну тачку применити SLSQP над квадратом одступања, уз ограничења да сваки ред матрице припада вероватносном симплексу.</w:t>
-      </w:r>
-    </w:p>
-    <w:p>
-      <w:pPr>
-        <w:jc w:val="both"/>
-        <w:rPr>
-          <w:rFonts w:ascii="Times New Roman" w:hAnsi="Times New Roman" w:cs="Times New Roman"/>
-          <w:sz w:val="24"/>
-          <w:szCs w:val="24"/>
-          <w:lang w:val="sr-Cyrl-RS"/>
-        </w:rPr>
-      </w:pPr>
-      <w:r>
-        <w:rPr>
-          <w:rFonts w:ascii="Times New Roman" w:hAnsi="Times New Roman" w:cs="Times New Roman"/>
-          <w:sz w:val="24"/>
-          <w:szCs w:val="24"/>
-          <w:lang w:val="sr-Cyrl-RS"/>
-        </w:rPr>
-        <w:t>Корак</w:t>
-      </w:r>
-      <w:r>
-        <w:rPr>
-          <w:rFonts w:ascii="Times New Roman" w:hAnsi="Times New Roman" w:cs="Times New Roman"/>
-          <w:sz w:val="24"/>
-          <w:szCs w:val="24"/>
-          <w:lang w:val="sr-Cyrl-RS"/>
-        </w:rPr>
-        <w:t xml:space="preserve"> </w:t>
-      </w:r>
-      <w:r>
-        <w:rPr>
-          <w:rFonts w:ascii="Times New Roman" w:hAnsi="Times New Roman" w:cs="Times New Roman"/>
-          <w:sz w:val="24"/>
-          <w:szCs w:val="24"/>
-          <w:lang w:val="sr-Cyrl-RS"/>
-        </w:rPr>
-        <w:t>4. Дискретизација кандидата. За сваку колону и сваку допустиву дужину применити методу највећег остатка. Кандидате рангирати према дискретном улазно-излазном односу.</w:t>
-      </w:r>
-    </w:p>
-    <w:p>
-      <w:pPr>
-        <w:jc w:val="both"/>
-        <w:rPr>
-          <w:rFonts w:ascii="Times New Roman" w:hAnsi="Times New Roman" w:cs="Times New Roman"/>
-          <w:sz w:val="24"/>
-          <w:szCs w:val="24"/>
-          <w:lang w:val="sr-Cyrl-RS"/>
-        </w:rPr>
-      </w:pPr>
-      <w:r>
-        <w:rPr>
-          <w:rFonts w:ascii="Times New Roman" w:hAnsi="Times New Roman" w:cs="Times New Roman"/>
-          <w:sz w:val="24"/>
-          <w:szCs w:val="24"/>
-          <w:lang w:val="sr-Cyrl-RS"/>
-        </w:rPr>
-        <w:t>Корак 5. Додавање специјалних токена. У сваку колону додати задате бројеве wⱼ и dⱼ, израчунати финалне дужине Lⱼ и све финалне густине.</w:t>
-      </w:r>
-    </w:p>
-    <w:p>
-      <w:pPr>
-        <w:jc w:val="both"/>
-        <w:rPr>
-          <w:rFonts w:ascii="Times New Roman" w:hAnsi="Times New Roman" w:cs="Times New Roman"/>
-          <w:sz w:val="24"/>
-          <w:szCs w:val="24"/>
-          <w:lang w:val="sr-Cyrl-RS"/>
-        </w:rPr>
-      </w:pPr>
-      <w:r>
-        <w:rPr>
-          <w:rFonts w:ascii="Times New Roman" w:hAnsi="Times New Roman" w:cs="Times New Roman"/>
-          <w:sz w:val="24"/>
-          <w:szCs w:val="24"/>
-          <w:lang w:val="sr-Cyrl-RS"/>
-        </w:rPr>
         <w:lastRenderedPageBreak/>
-        <w:t>Корак 6. Финална евалуација. За стандардне и заменске токене применити исцрпну енумерацију, а за позиционо-инваријантан токен Поасон-биномијално динамичко програмирање. Укључити секундарни допринос активационог токена ако постоји.</w:t>
-      </w:r>
-    </w:p>
-    <w:p>
-      <w:pPr>
-        <w:jc w:val="both"/>
-        <w:rPr>
-          <w:rFonts w:ascii="Times New Roman" w:hAnsi="Times New Roman" w:cs="Times New Roman"/>
-          <w:sz w:val="24"/>
-          <w:szCs w:val="24"/>
-          <w:lang w:val="sr-Cyrl-RS"/>
-        </w:rPr>
-      </w:pPr>
-      <w:r>
-        <w:rPr>
-          <w:rFonts w:ascii="Times New Roman" w:hAnsi="Times New Roman" w:cs="Times New Roman"/>
-          <w:sz w:val="24"/>
-          <w:szCs w:val="24"/>
-          <w:lang w:val="sr-Cyrl-RS"/>
-        </w:rPr>
-        <w:t>Корак 7. Дискретна корекција. Ако је |ρ(М) − ρ*| &gt; ε, испитати локалне измене бројева појављивања или поновити оптимизацију са коригованим циљем.</w:t>
-      </w:r>
-    </w:p>
-    <w:p>
-      <w:pPr>
-        <w:jc w:val="both"/>
-        <w:rPr>
-          <w:rFonts w:ascii="Times New Roman" w:hAnsi="Times New Roman" w:cs="Times New Roman"/>
-          <w:sz w:val="24"/>
-          <w:szCs w:val="24"/>
-          <w:lang w:val="sr-Cyrl-RS"/>
-        </w:rPr>
-      </w:pPr>
-      <w:r>
-        <w:rPr>
-          <w:rFonts w:ascii="Times New Roman" w:hAnsi="Times New Roman" w:cs="Times New Roman"/>
-          <w:sz w:val="24"/>
-          <w:szCs w:val="24"/>
-          <w:lang w:val="sr-Cyrl-RS"/>
-        </w:rPr>
-        <w:t>Корак 8. Генерисање секвенци. На основу коначних бројева појављивања формирати и псеудо-случајно распоредити токене, уз поштовање ограничења размака.</w:t>
-      </w:r>
-    </w:p>
-    <w:p>
-      <w:pPr>
-        <w:jc w:val="center"/>
-        <w:rPr>
-          <w:rFonts w:ascii="Times New Roman" w:eastAsiaTheme="minorEastAsia" w:hAnsi="Times New Roman" w:cs="Times New Roman"/>
-          <w:sz w:val="24"/>
-          <w:szCs w:val="24"/>
-        </w:rPr>
-      </w:pPr>
-    </w:p>
-    <w:p>
-      <w:pPr>
-        <w:pStyle w:val="Heading2"/>
+        <w:t>3.</w:t>
+      </w:r>
+      <w:r>
         <w:rPr>
           <w:rFonts w:ascii="Times New Roman" w:hAnsi="Times New Roman" w:cs="Times New Roman"/>
           <w:b/>
@@ -20647,7 +21096,8 @@
           <w:szCs w:val="28"/>
           <w:lang w:val="sr-Cyrl-RS"/>
         </w:rPr>
-      </w:pPr>
+        <w:t>9</w:t>
+      </w:r>
       <w:r>
         <w:rPr>
           <w:rFonts w:ascii="Times New Roman" w:hAnsi="Times New Roman" w:cs="Times New Roman"/>
@@ -20658,7 +21108,7 @@
           <w:szCs w:val="28"/>
           <w:lang w:val="sr-Cyrl-RS"/>
         </w:rPr>
-        <w:t>3.10. Закључак поглавља</w:t>
+        <w:t>. Закључак поглавља</w:t>
       </w:r>
     </w:p>
     <w:p>
@@ -20705,7 +21155,25 @@
           <w:szCs w:val="24"/>
           <w:lang w:val="sr-Cyrl-RS"/>
         </w:rPr>
-        <w:t>Поступак зато комбинује више алгоритамских техника. Аналитичка формула за очекивану вредност префиксне евалуације омогућава брзо израчунавање унутар SLSQP оптимизације. Метода највећег остатка претвара добијене густине у целобројне бројеве појављивања, уз претрагу погодних дужина секвенци. Исцрпна енумерација обезбеђује прецизну обраду универзалног заменског токена, док динамичко програмирање ефикасно израчунава Поасон-биномијалну расподелу броја позиционо-инваријантних токена.</w:t>
+        <w:t>Поступак зато комбинује више алгоритамских техника. Аналитичка формула за очекивану вредност префиксне евалуације омогућава брзо израчунавање унутар SLSQP оптимизације. Метода највећег остатка претвара добијене густине у целобројне бројеве појављивања, уз претрагу погодних дужина секвенци. Исцрпна енумерација обезбеђује прецизну обраду универзалног заменског токена, док динамичко програмирање ефикасно израчунава Поасон-бином</w:t>
+      </w:r>
+      <w:r>
+        <w:rPr>
+          <w:rFonts w:ascii="Times New Roman" w:hAnsi="Times New Roman" w:cs="Times New Roman"/>
+          <w:sz w:val="24"/>
+          <w:szCs w:val="24"/>
+          <w:lang w:val="sr-Cyrl-RS"/>
+        </w:rPr>
+        <w:t>на</w:t>
+      </w:r>
+      <w:r>
+        <w:rPr>
+          <w:rFonts w:ascii="Times New Roman" w:hAnsi="Times New Roman" w:cs="Times New Roman"/>
+          <w:sz w:val="24"/>
+          <w:szCs w:val="24"/>
+          <w:lang w:val="sr-Cyrl-RS"/>
+        </w:rPr>
+        <w:t xml:space="preserve"> расподелу броја позиционо-инваријантних токена.</w:t>
       </w:r>
     </w:p>
     <w:p>
@@ -20863,7 +21331,6 @@
           <w:bCs/>
           <w:color w:val="000000" w:themeColor="text1"/>
         </w:rPr>
-        <w:lastRenderedPageBreak/>
         <w:t xml:space="preserve">5. </w:t>
       </w:r>
       <w:r>
@@ -20959,7 +21426,17 @@
           <w:szCs w:val="24"/>
           <w:lang w:val="sr-Cyrl-RS"/>
         </w:rPr>
-        <w:t xml:space="preserve">У претходним поглављима дефинисан је формални модел система и описана конструкција генеративне матрице. Овим поглављем прелазимо на проблем који се тиче ефикасности самог извршавања система: како за дати видљиви прозор </w:t>
+        <w:t xml:space="preserve">У претходним поглављима дефинисан је формални модел система и описана конструкција генеративне матрице. Овим поглављем прелазимо на проблем који се </w:t>
+      </w:r>
+      <w:r>
+        <w:rPr>
+          <w:rFonts w:ascii="Times New Roman" w:hAnsi="Times New Roman" w:cs="Times New Roman"/>
+          <w:sz w:val="24"/>
+          <w:szCs w:val="24"/>
+          <w:lang w:val="sr-Cyrl-RS"/>
+        </w:rPr>
+        <w:lastRenderedPageBreak/>
+        <w:t xml:space="preserve">тиче ефикасности самог извршавања система: како за дати видљиви прозор </w:t>
       </w:r>
       <w:r>
         <w:rPr>
@@ -21157,65 +21634,17 @@
           <w:szCs w:val="24"/>
           <w:lang w:val="sr-Cyrl-RS"/>
         </w:rPr>
-        <w:t xml:space="preserve">Евалуација помоћу </w:t>
-      </w:r>
-      <w:proofErr w:type="spellStart"/>
-      <w:r>
-        <w:rPr>
-          <w:rFonts w:ascii="Times New Roman" w:hAnsi="Times New Roman" w:cs="Times New Roman"/>
-          <w:b/>
-          <w:bCs/>
+        <w:t>Евалуација помоћу хеш таблице</w:t>
+      </w:r>
+      <w:r>
+        <w:rPr>
+          <w:rFonts w:ascii="Times New Roman" w:hAnsi="Times New Roman" w:cs="Times New Roman"/>
           <w:iCs/>
           <w:sz w:val="24"/>
           <w:szCs w:val="24"/>
           <w:lang w:val="sr-Cyrl-RS"/>
         </w:rPr>
-        <w:t>хеш</w:t>
-      </w:r>
-      <w:proofErr w:type="spellEnd"/>
-      <w:r>
-        <w:rPr>
-          <w:rFonts w:ascii="Times New Roman" w:hAnsi="Times New Roman" w:cs="Times New Roman"/>
-          <w:b/>
-          <w:bCs/>
-          <w:iCs/>
-          <w:sz w:val="24"/>
-          <w:szCs w:val="24"/>
-          <w:lang w:val="sr-Cyrl-RS"/>
-        </w:rPr>
-        <w:t xml:space="preserve"> таблице</w:t>
-      </w:r>
-      <w:r>
-        <w:rPr>
-          <w:rFonts w:ascii="Times New Roman" w:hAnsi="Times New Roman" w:cs="Times New Roman"/>
-          <w:iCs/>
-          <w:sz w:val="24"/>
-          <w:szCs w:val="24"/>
-          <w:lang w:val="sr-Cyrl-RS"/>
-        </w:rPr>
-        <w:t xml:space="preserve"> – све могуће комбинације токена које дају позитивну излазну вредност унапред се израчунају и сместе у </w:t>
-      </w:r>
-      <w:proofErr w:type="spellStart"/>
-      <w:r>
-        <w:rPr>
-          <w:rFonts w:ascii="Times New Roman" w:hAnsi="Times New Roman" w:cs="Times New Roman"/>
-          <w:iCs/>
-          <w:sz w:val="24"/>
-          <w:szCs w:val="24"/>
-          <w:lang w:val="sr-Cyrl-RS"/>
-        </w:rPr>
-        <w:t>хеш</w:t>
-      </w:r>
-      <w:proofErr w:type="spellEnd"/>
-      <w:r>
-        <w:rPr>
-          <w:rFonts w:ascii="Times New Roman" w:hAnsi="Times New Roman" w:cs="Times New Roman"/>
-          <w:iCs/>
-          <w:sz w:val="24"/>
-          <w:szCs w:val="24"/>
-          <w:lang w:val="sr-Cyrl-RS"/>
-        </w:rPr>
-        <w:t xml:space="preserve"> табелу, евалуације се своди на претрагу табеле.</w:t>
+        <w:t xml:space="preserve"> – све могуће комбинације токена које дају позитивну излазну вредност унапред се израчунају и сместе у хеш табелу, евалуације се своди на претрагу табеле.</w:t>
       </w:r>
     </w:p>
     <w:p>
@@ -21295,29 +21724,7 @@
           <w:szCs w:val="24"/>
           <w:lang w:val="sr-Cyrl-RS"/>
         </w:rPr>
-        <w:t xml:space="preserve">За сваки приступ дајемо опис алгоритма, анализу временске и меморијске сложености, и </w:t>
-      </w:r>
-      <w:proofErr w:type="spellStart"/>
-      <w:r>
-        <w:rPr>
-          <w:rFonts w:ascii="Times New Roman" w:hAnsi="Times New Roman" w:cs="Times New Roman"/>
-          <w:iCs/>
-          <w:sz w:val="24"/>
-          <w:szCs w:val="24"/>
-          <w:lang w:val="sr-Cyrl-RS"/>
-        </w:rPr>
-        <w:t>имплементационе</w:t>
-      </w:r>
-      <w:proofErr w:type="spellEnd"/>
-      <w:r>
-        <w:rPr>
-          <w:rFonts w:ascii="Times New Roman" w:hAnsi="Times New Roman" w:cs="Times New Roman"/>
-          <w:iCs/>
-          <w:sz w:val="24"/>
-          <w:szCs w:val="24"/>
-          <w:lang w:val="sr-Cyrl-RS"/>
-        </w:rPr>
-        <w:t xml:space="preserve"> детаље. На крају поглавља показујемо резултате експерименталног поређења сва три приступа.</w:t>
+        <w:t>За сваки приступ дајемо опис алгоритма, анализу временске и меморијске сложености, и имплементационе детаље. На крају поглавља показујемо резултате експерименталног поређења сва три приступа.</w:t>
       </w:r>
     </w:p>
     <w:p>
@@ -21504,7 +21911,6 @@
           <w:szCs w:val="24"/>
           <w:lang w:val="sr-Cyrl-RS"/>
         </w:rPr>
-        <w:lastRenderedPageBreak/>
         <w:t>Свака евалуациона путања је низ он</w:t>
       </w:r>
       <w:r>
@@ -21830,6 +22236,7 @@
           <w:szCs w:val="24"/>
           <w:lang w:val="sr-Cyrl-RS"/>
         </w:rPr>
+        <w:lastRenderedPageBreak/>
         <w:t xml:space="preserve">  </w:t>
       </w:r>
       <w:r>
@@ -23353,17 +23760,7 @@
           <w:szCs w:val="24"/>
           <w:lang w:val="sr-Cyrl-RS"/>
         </w:rPr>
-        <w:t xml:space="preserve">Алгоритам утврђује који токен се поклапа на почетку секвенце и броји колико узастопних </w:t>
-      </w:r>
-      <w:r>
-        <w:rPr>
-          <w:rFonts w:ascii="Times New Roman" w:hAnsi="Times New Roman" w:cs="Times New Roman"/>
-          <w:sz w:val="24"/>
-          <w:szCs w:val="24"/>
-          <w:lang w:val="sr-Cyrl-RS"/>
-        </w:rPr>
-        <w:lastRenderedPageBreak/>
-        <w:t>позиција садржи тај токен (или универзални заменски токен). Бројање се прекида чим се наиђе на токен који се не поклапа.</w:t>
+        <w:t>Алгоритам утврђује који токен се поклапа на почетку секвенце и броји колико узастопних позиција садржи тај токен (или универзални заменски токен). Бројање се прекида чим се наиђе на токен који се не поклапа.</w:t>
       </w:r>
     </w:p>
     <w:p>
@@ -23529,6 +23926,7 @@
           <w:szCs w:val="24"/>
           <w:lang w:val="sr-Cyrl-RS"/>
         </w:rPr>
+        <w:lastRenderedPageBreak/>
         <w:t xml:space="preserve">Ако се на почетку секвенце налази универзални заменски токен </w:t>
       </w:r>
       <w:r>
@@ -26126,27 +26524,7 @@
           <w:szCs w:val="24"/>
           <w:lang w:val="sr-Cyrl-RS"/>
         </w:rPr>
-        <w:t xml:space="preserve">позиција из прозора у најгорем случају (када се поклапање протеже до последње колоне). У просечном случају, петља за бројање се прекида раније јер се токени не поклапају, али </w:t>
-      </w:r>
-      <w:proofErr w:type="spellStart"/>
-      <w:r>
-        <w:rPr>
-          <w:rFonts w:ascii="Times New Roman" w:hAnsi="Times New Roman" w:cs="Times New Roman"/>
-          <w:sz w:val="24"/>
-          <w:szCs w:val="24"/>
-          <w:lang w:val="sr-Cyrl-RS"/>
-        </w:rPr>
-        <w:t>асимптотски</w:t>
-      </w:r>
-      <w:proofErr w:type="spellEnd"/>
-      <w:r>
-        <w:rPr>
-          <w:rFonts w:ascii="Times New Roman" w:hAnsi="Times New Roman" w:cs="Times New Roman"/>
-          <w:sz w:val="24"/>
-          <w:szCs w:val="24"/>
-          <w:lang w:val="sr-Cyrl-RS"/>
-        </w:rPr>
-        <w:t xml:space="preserve"> најгори случај остаје:</w:t>
+        <w:t>позиција из прозора у најгорем случају (када се поклапање протеже до последње колоне). У просечном случају, петља за бројање се прекида раније јер се токени не поклапају, али асимптотски најгори случај остаје:</w:t>
       </w:r>
     </w:p>
     <w:p>
@@ -26499,41 +26877,153 @@
           <w:szCs w:val="28"/>
           <w:lang w:val="sr-Cyrl-RS"/>
         </w:rPr>
-        <w:t xml:space="preserve">Евалуација помоћу </w:t>
-      </w:r>
-      <w:proofErr w:type="spellStart"/>
-      <w:r>
+        <w:t>Евалуација помоћу хеш табеле</w:t>
+      </w:r>
+    </w:p>
+    <w:p>
+      <w:pPr>
+        <w:rPr>
+          <w:lang w:val="sr-Cyrl-RS"/>
+        </w:rPr>
+      </w:pPr>
+    </w:p>
+    <w:p>
+      <w:pPr>
+        <w:jc w:val="both"/>
         <w:rPr>
           <w:rFonts w:ascii="Times New Roman" w:hAnsi="Times New Roman" w:cs="Times New Roman"/>
           <w:b/>
           <w:bCs/>
-          <w:color w:val="000000" w:themeColor="text1"/>
-          <w:sz w:val="28"/>
-          <w:szCs w:val="28"/>
-          <w:lang w:val="sr-Cyrl-RS"/>
-        </w:rPr>
-        <w:t>хеш</w:t>
-      </w:r>
-      <w:proofErr w:type="spellEnd"/>
+          <w:sz w:val="24"/>
+          <w:szCs w:val="24"/>
+          <w:lang w:val="sr-Cyrl-RS"/>
+        </w:rPr>
+      </w:pPr>
       <w:r>
         <w:rPr>
           <w:rFonts w:ascii="Times New Roman" w:hAnsi="Times New Roman" w:cs="Times New Roman"/>
           <w:b/>
           <w:bCs/>
-          <w:color w:val="000000" w:themeColor="text1"/>
-          <w:sz w:val="28"/>
-          <w:szCs w:val="28"/>
-          <w:lang w:val="sr-Cyrl-RS"/>
-        </w:rPr>
-        <w:t xml:space="preserve"> табеле</w:t>
-      </w:r>
-    </w:p>
-    <w:p>
-      <w:pPr>
-        <w:rPr>
-          <w:lang w:val="sr-Cyrl-RS"/>
-        </w:rPr>
-      </w:pPr>
+          <w:sz w:val="24"/>
+          <w:szCs w:val="24"/>
+          <w:lang w:val="sr-Cyrl-RS"/>
+        </w:rPr>
+        <w:t>Опис приступа</w:t>
+      </w:r>
+    </w:p>
+    <w:p>
+      <w:pPr>
+        <w:jc w:val="both"/>
+        <w:rPr>
+          <w:rFonts w:ascii="Times New Roman" w:hAnsi="Times New Roman" w:cs="Times New Roman"/>
+          <w:sz w:val="24"/>
+          <w:szCs w:val="24"/>
+          <w:lang w:val="sr-Cyrl-RS"/>
+        </w:rPr>
+      </w:pPr>
+      <w:r>
+        <w:rPr>
+          <w:rFonts w:ascii="Times New Roman" w:hAnsi="Times New Roman" w:cs="Times New Roman"/>
+          <w:sz w:val="24"/>
+          <w:szCs w:val="24"/>
+          <w:lang w:val="sr-Cyrl-RS"/>
+        </w:rPr>
+        <w:t>Идеја овог приступа је да се целокупна логика евалуационе функције изврши унапред, пре него што систем почне са радом. За сваку могућу комбинацију од</w:t>
+      </w:r>
+      <w:r>
+        <w:rPr>
+          <w:rFonts w:ascii="Times New Roman" w:hAnsi="Times New Roman" w:cs="Times New Roman"/>
+          <w:sz w:val="24"/>
+          <w:szCs w:val="24"/>
+        </w:rPr>
+        <w:t xml:space="preserve"> </w:t>
+      </w:r>
+      <w:r>
+        <w:rPr>
+          <w:rFonts w:ascii="Times New Roman" w:hAnsi="Times New Roman" w:cs="Times New Roman"/>
+          <w:i/>
+          <w:iCs/>
+          <w:sz w:val="24"/>
+          <w:szCs w:val="24"/>
+        </w:rPr>
+        <w:t>n</w:t>
+      </w:r>
+      <w:r>
+        <w:rPr>
+          <w:rFonts w:ascii="Times New Roman" w:hAnsi="Times New Roman" w:cs="Times New Roman"/>
+          <w:sz w:val="24"/>
+          <w:szCs w:val="24"/>
+        </w:rPr>
+        <w:t xml:space="preserve"> </w:t>
+      </w:r>
+      <w:r>
+        <w:rPr>
+          <w:rFonts w:ascii="Times New Roman" w:hAnsi="Times New Roman" w:cs="Times New Roman"/>
+          <w:sz w:val="24"/>
+          <w:szCs w:val="24"/>
+          <w:lang w:val="sr-Cyrl-RS"/>
+        </w:rPr>
+        <w:t>токена израчуна се излазна  вредност</w:t>
+      </w:r>
+      <w:r>
+        <w:rPr>
+          <w:rFonts w:ascii="Times New Roman" w:hAnsi="Times New Roman" w:cs="Times New Roman"/>
+          <w:sz w:val="24"/>
+          <w:szCs w:val="24"/>
+          <w:lang w:val="sr-Cyrl-RS"/>
+        </w:rPr>
+        <w:t xml:space="preserve">. Комбинације које дају позитивну вредност сместе се у хеш табелу. Током евалуације, за сваку путању се формира кључ од </w:t>
+      </w:r>
+      <w:r>
+        <w:rPr>
+          <w:rFonts w:ascii="Times New Roman" w:hAnsi="Times New Roman" w:cs="Times New Roman"/>
+          <w:i/>
+          <w:iCs/>
+          <w:sz w:val="24"/>
+          <w:szCs w:val="24"/>
+        </w:rPr>
+        <w:t>n</w:t>
+      </w:r>
+      <w:r>
+        <w:rPr>
+          <w:rFonts w:ascii="Times New Roman" w:hAnsi="Times New Roman" w:cs="Times New Roman"/>
+          <w:i/>
+          <w:iCs/>
+          <w:sz w:val="24"/>
+          <w:szCs w:val="24"/>
+          <w:lang w:val="sr-Cyrl-RS"/>
+        </w:rPr>
+        <w:t xml:space="preserve"> </w:t>
+      </w:r>
+      <w:r>
+        <w:rPr>
+          <w:rFonts w:ascii="Times New Roman" w:hAnsi="Times New Roman" w:cs="Times New Roman"/>
+          <w:sz w:val="24"/>
+          <w:szCs w:val="24"/>
+          <w:lang w:val="sr-Cyrl-RS"/>
+        </w:rPr>
+        <w:t>токена и претражи табела – уместо да се за сваку путању поново броје узастопна поклапања.</w:t>
+      </w:r>
+    </w:p>
+    <w:p>
+      <w:pPr>
+        <w:jc w:val="both"/>
+        <w:rPr>
+          <w:rFonts w:ascii="Times New Roman" w:hAnsi="Times New Roman" w:cs="Times New Roman"/>
+          <w:sz w:val="24"/>
+          <w:szCs w:val="24"/>
+          <w:lang w:val="sr-Cyrl-RS"/>
+        </w:rPr>
+      </w:pPr>
+      <w:r>
+        <w:rPr>
+          <w:rFonts w:ascii="Times New Roman" w:hAnsi="Times New Roman" w:cs="Times New Roman"/>
+          <w:sz w:val="24"/>
+          <w:szCs w:val="24"/>
+          <w:lang w:val="sr-Cyrl-RS"/>
+        </w:rPr>
+        <w:t>Приступ се састоји од две фазе: једнократна фаза припреме (изградња табеле) и фаза евалуације (претрага табеле).</w:t>
+      </w:r>
     </w:p>
     <w:p>
       <w:pPr>
@@ -26556,7 +27046,18 @@
           <w:szCs w:val="24"/>
           <w:lang w:val="sr-Cyrl-RS"/>
         </w:rPr>
-        <w:t>Опис приступа</w:t>
+        <w:t>Фаза припреме</w:t>
+      </w:r>
+      <w:r>
+        <w:rPr>
+          <w:rFonts w:ascii="Times New Roman" w:hAnsi="Times New Roman" w:cs="Times New Roman"/>
+          <w:b/>
+          <w:bCs/>
+          <w:sz w:val="24"/>
+          <w:szCs w:val="24"/>
+          <w:lang w:val="sr-Cyrl-RS"/>
+        </w:rPr>
+        <w:t xml:space="preserve"> – изградња хеш табеле</w:t>
       </w:r>
     </w:p>
     <w:p>
@@ -26576,15 +27077,7 @@
           <w:szCs w:val="24"/>
           <w:lang w:val="sr-Cyrl-RS"/>
         </w:rPr>
-        <w:t>Идеја овог приступа је да се целокупна логика евалуационе функције изврши унапред, пре него што систем почне са радом. За сваку могућу комбинацију од</w:t>
-      </w:r>
-      <w:r>
-        <w:rPr>
-          <w:rFonts w:ascii="Times New Roman" w:hAnsi="Times New Roman" w:cs="Times New Roman"/>
-          <w:sz w:val="24"/>
-          <w:szCs w:val="24"/>
-        </w:rPr>
-        <w:t xml:space="preserve"> </w:t>
+        <w:t xml:space="preserve">Алгоритам генерише све могуће комбинације од </w:t>
       </w:r>
       <w:r>
         <w:rPr>
@@ -26599,58 +27092,66 @@
       <w:r>
         <w:rPr>
           <w:rFonts w:ascii="Times New Roman" w:hAnsi="Times New Roman" w:cs="Times New Roman"/>
-          <w:sz w:val="24"/>
-          <w:szCs w:val="24"/>
-        </w:rPr>
-        <w:t xml:space="preserve"> </w:t>
-      </w:r>
-      <w:r>
-        <w:rPr>
-          <w:rFonts w:ascii="Times New Roman" w:hAnsi="Times New Roman" w:cs="Times New Roman"/>
-          <w:sz w:val="24"/>
-          <w:szCs w:val="24"/>
-          <w:lang w:val="sr-Cyrl-RS"/>
-        </w:rPr>
-        <w:t>токена израчуна се излазна  вредност</w:t>
-      </w:r>
-      <w:r>
-        <w:rPr>
-          <w:rFonts w:ascii="Times New Roman" w:hAnsi="Times New Roman" w:cs="Times New Roman"/>
-          <w:sz w:val="24"/>
-          <w:szCs w:val="24"/>
-          <w:lang w:val="sr-Cyrl-RS"/>
-        </w:rPr>
-        <w:t xml:space="preserve">. Комбинације које дају позитивну вредност сместе се у </w:t>
-      </w:r>
-      <w:proofErr w:type="spellStart"/>
-      <w:r>
-        <w:rPr>
-          <w:rFonts w:ascii="Times New Roman" w:hAnsi="Times New Roman" w:cs="Times New Roman"/>
-          <w:sz w:val="24"/>
-          <w:szCs w:val="24"/>
-          <w:lang w:val="sr-Cyrl-RS"/>
-        </w:rPr>
-        <w:t>хеш</w:t>
-      </w:r>
-      <w:proofErr w:type="spellEnd"/>
-      <w:r>
-        <w:rPr>
-          <w:rFonts w:ascii="Times New Roman" w:hAnsi="Times New Roman" w:cs="Times New Roman"/>
-          <w:sz w:val="24"/>
-          <w:szCs w:val="24"/>
-          <w:lang w:val="sr-Cyrl-RS"/>
-        </w:rPr>
-        <w:t xml:space="preserve"> табелу. Током евалуације, за сваку путању се формира кључ од </w:t>
-      </w:r>
-      <w:r>
-        <w:rPr>
-          <w:rFonts w:ascii="Times New Roman" w:hAnsi="Times New Roman" w:cs="Times New Roman"/>
           <w:i/>
           <w:iCs/>
           <w:sz w:val="24"/>
           <w:szCs w:val="24"/>
-        </w:rPr>
-        <w:t>n</w:t>
+          <w:lang w:val="sr-Cyrl-RS"/>
+        </w:rPr>
+        <w:t xml:space="preserve"> </w:t>
+      </w:r>
+      <w:r>
+        <w:rPr>
+          <w:rFonts w:ascii="Times New Roman" w:hAnsi="Times New Roman" w:cs="Times New Roman"/>
+          <w:sz w:val="24"/>
+          <w:szCs w:val="24"/>
+          <w:lang w:val="sr-Cyrl-RS"/>
+        </w:rPr>
+        <w:t>токена из азбуке токена. За сваку комбинацију примени евалуациону функцију (исту логику бројања префикса као у секвенцијалном приступу) и ако је излазна вредност позитивна, упише ту комбинацију у хеш табелу.</w:t>
+      </w:r>
+    </w:p>
+    <w:p>
+      <w:pPr>
+        <w:jc w:val="both"/>
+        <w:rPr>
+          <w:rFonts w:ascii="Times New Roman" w:hAnsi="Times New Roman" w:cs="Times New Roman"/>
+          <w:b/>
+          <w:bCs/>
+          <w:sz w:val="24"/>
+          <w:szCs w:val="24"/>
+          <w:lang w:val="sr-Cyrl-RS"/>
+        </w:rPr>
+      </w:pPr>
+      <w:r>
+        <w:rPr>
+          <w:rFonts w:ascii="Times New Roman" w:hAnsi="Times New Roman" w:cs="Times New Roman"/>
+          <w:b/>
+          <w:bCs/>
+          <w:sz w:val="24"/>
+          <w:szCs w:val="24"/>
+          <w:lang w:val="sr-Cyrl-RS"/>
+        </w:rPr>
+        <w:t>Прављење кључа</w:t>
+      </w:r>
+    </w:p>
+    <w:p>
+      <w:pPr>
+        <w:jc w:val="both"/>
+        <w:rPr>
+          <w:rFonts w:ascii="Times New Roman" w:hAnsi="Times New Roman" w:cs="Times New Roman"/>
+          <w:sz w:val="24"/>
+          <w:szCs w:val="24"/>
+          <w:lang w:val="sr-Cyrl-RS"/>
+        </w:rPr>
+      </w:pPr>
+      <w:r>
+        <w:rPr>
+          <w:rFonts w:ascii="Times New Roman" w:hAnsi="Times New Roman" w:cs="Times New Roman"/>
+          <w:sz w:val="24"/>
+          <w:szCs w:val="24"/>
+          <w:lang w:val="sr-Cyrl-RS"/>
+        </w:rPr>
+        <w:t xml:space="preserve">Да би се </w:t>
       </w:r>
       <w:r>
         <w:rPr>
@@ -26659,117 +27160,8 @@
           <w:iCs/>
           <w:sz w:val="24"/>
           <w:szCs w:val="24"/>
-          <w:lang w:val="sr-Cyrl-RS"/>
-        </w:rPr>
-        <w:t xml:space="preserve"> </w:t>
-      </w:r>
-      <w:r>
-        <w:rPr>
-          <w:rFonts w:ascii="Times New Roman" w:hAnsi="Times New Roman" w:cs="Times New Roman"/>
-          <w:sz w:val="24"/>
-          <w:szCs w:val="24"/>
-          <w:lang w:val="sr-Cyrl-RS"/>
-        </w:rPr>
-        <w:t>токена и претражи табела – уместо да се за сваку путању поново броје узастопна поклапања.</w:t>
-      </w:r>
-    </w:p>
-    <w:p>
-      <w:pPr>
-        <w:jc w:val="both"/>
-        <w:rPr>
-          <w:rFonts w:ascii="Times New Roman" w:hAnsi="Times New Roman" w:cs="Times New Roman"/>
-          <w:sz w:val="24"/>
-          <w:szCs w:val="24"/>
-          <w:lang w:val="sr-Cyrl-RS"/>
-        </w:rPr>
-      </w:pPr>
-      <w:r>
-        <w:rPr>
-          <w:rFonts w:ascii="Times New Roman" w:hAnsi="Times New Roman" w:cs="Times New Roman"/>
-          <w:sz w:val="24"/>
-          <w:szCs w:val="24"/>
-          <w:lang w:val="sr-Cyrl-RS"/>
-        </w:rPr>
-        <w:t>Приступ се састоји од две фазе: једнократна фаза припреме (изградња табеле) и фаза евалуације (претрага табеле).</w:t>
-      </w:r>
-    </w:p>
-    <w:p>
-      <w:pPr>
-        <w:jc w:val="both"/>
-        <w:rPr>
-          <w:rFonts w:ascii="Times New Roman" w:hAnsi="Times New Roman" w:cs="Times New Roman"/>
-          <w:b/>
-          <w:bCs/>
-          <w:sz w:val="24"/>
-          <w:szCs w:val="24"/>
-          <w:lang w:val="sr-Cyrl-RS"/>
-        </w:rPr>
-      </w:pPr>
-      <w:r>
-        <w:rPr>
-          <w:rFonts w:ascii="Times New Roman" w:hAnsi="Times New Roman" w:cs="Times New Roman"/>
-          <w:b/>
-          <w:bCs/>
-          <w:sz w:val="24"/>
-          <w:szCs w:val="24"/>
-          <w:lang w:val="sr-Cyrl-RS"/>
-        </w:rPr>
-        <w:t>Фаза припреме</w:t>
-      </w:r>
-      <w:r>
-        <w:rPr>
-          <w:rFonts w:ascii="Times New Roman" w:hAnsi="Times New Roman" w:cs="Times New Roman"/>
-          <w:b/>
-          <w:bCs/>
-          <w:sz w:val="24"/>
-          <w:szCs w:val="24"/>
-          <w:lang w:val="sr-Cyrl-RS"/>
-        </w:rPr>
-        <w:t xml:space="preserve"> – изградња </w:t>
-      </w:r>
-      <w:proofErr w:type="spellStart"/>
-      <w:r>
-        <w:rPr>
-          <w:rFonts w:ascii="Times New Roman" w:hAnsi="Times New Roman" w:cs="Times New Roman"/>
-          <w:b/>
-          <w:bCs/>
-          <w:sz w:val="24"/>
-          <w:szCs w:val="24"/>
-          <w:lang w:val="sr-Cyrl-RS"/>
-        </w:rPr>
-        <w:t>хеш</w:t>
-      </w:r>
-      <w:proofErr w:type="spellEnd"/>
-      <w:r>
-        <w:rPr>
-          <w:rFonts w:ascii="Times New Roman" w:hAnsi="Times New Roman" w:cs="Times New Roman"/>
-          <w:b/>
-          <w:bCs/>
-          <w:sz w:val="24"/>
-          <w:szCs w:val="24"/>
-          <w:lang w:val="sr-Cyrl-RS"/>
-        </w:rPr>
-        <w:t xml:space="preserve"> табеле</w:t>
-      </w:r>
-    </w:p>
-    <w:p>
-      <w:pPr>
-        <w:jc w:val="both"/>
-        <w:rPr>
-          <w:rFonts w:ascii="Times New Roman" w:hAnsi="Times New Roman" w:cs="Times New Roman"/>
-          <w:sz w:val="24"/>
-          <w:szCs w:val="24"/>
-          <w:lang w:val="sr-Cyrl-RS"/>
-        </w:rPr>
-      </w:pPr>
-      <w:r>
-        <w:rPr>
-          <w:rFonts w:ascii="Times New Roman" w:hAnsi="Times New Roman" w:cs="Times New Roman"/>
-          <w:sz w:val="24"/>
-          <w:szCs w:val="24"/>
-          <w:lang w:val="sr-Cyrl-RS"/>
-        </w:rPr>
-        <w:t xml:space="preserve">Алгоритам генерише све могуће комбинације од </w:t>
+        </w:rPr>
+        <w:t>n</w:t>
       </w:r>
       <w:r>
         <w:rPr>
@@ -26778,16 +27170,6 @@
           <w:iCs/>
           <w:sz w:val="24"/>
           <w:szCs w:val="24"/>
-        </w:rPr>
-        <w:t>n</w:t>
-      </w:r>
-      <w:r>
-        <w:rPr>
-          <w:rFonts w:ascii="Times New Roman" w:hAnsi="Times New Roman" w:cs="Times New Roman"/>
-          <w:i/>
-          <w:iCs/>
-          <w:sz w:val="24"/>
-          <w:szCs w:val="24"/>
           <w:lang w:val="sr-Cyrl-RS"/>
         </w:rPr>
         <w:t xml:space="preserve"> </w:t>
@@ -26799,121 +27181,7 @@
           <w:szCs w:val="24"/>
           <w:lang w:val="sr-Cyrl-RS"/>
         </w:rPr>
-        <w:t xml:space="preserve">токена из азбуке токена. За сваку комбинацију примени евалуациону функцију (исту логику бројања префикса као у секвенцијалном приступу) и ако је излазна вредност позитивна, упише ту комбинацију у </w:t>
-      </w:r>
-      <w:proofErr w:type="spellStart"/>
-      <w:r>
-        <w:rPr>
-          <w:rFonts w:ascii="Times New Roman" w:hAnsi="Times New Roman" w:cs="Times New Roman"/>
-          <w:sz w:val="24"/>
-          <w:szCs w:val="24"/>
-          <w:lang w:val="sr-Cyrl-RS"/>
-        </w:rPr>
-        <w:t>хеш</w:t>
-      </w:r>
-      <w:proofErr w:type="spellEnd"/>
-      <w:r>
-        <w:rPr>
-          <w:rFonts w:ascii="Times New Roman" w:hAnsi="Times New Roman" w:cs="Times New Roman"/>
-          <w:sz w:val="24"/>
-          <w:szCs w:val="24"/>
-          <w:lang w:val="sr-Cyrl-RS"/>
-        </w:rPr>
-        <w:t xml:space="preserve"> табелу.</w:t>
-      </w:r>
-    </w:p>
-    <w:p>
-      <w:pPr>
-        <w:jc w:val="both"/>
-        <w:rPr>
-          <w:rFonts w:ascii="Times New Roman" w:hAnsi="Times New Roman" w:cs="Times New Roman"/>
-          <w:b/>
-          <w:bCs/>
-          <w:sz w:val="24"/>
-          <w:szCs w:val="24"/>
-          <w:lang w:val="sr-Cyrl-RS"/>
-        </w:rPr>
-      </w:pPr>
-      <w:r>
-        <w:rPr>
-          <w:rFonts w:ascii="Times New Roman" w:hAnsi="Times New Roman" w:cs="Times New Roman"/>
-          <w:b/>
-          <w:bCs/>
-          <w:sz w:val="24"/>
-          <w:szCs w:val="24"/>
-          <w:lang w:val="sr-Cyrl-RS"/>
-        </w:rPr>
-        <w:t>Прављење кључа</w:t>
-      </w:r>
-    </w:p>
-    <w:p>
-      <w:pPr>
-        <w:jc w:val="both"/>
-        <w:rPr>
-          <w:rFonts w:ascii="Times New Roman" w:hAnsi="Times New Roman" w:cs="Times New Roman"/>
-          <w:sz w:val="24"/>
-          <w:szCs w:val="24"/>
-          <w:lang w:val="sr-Cyrl-RS"/>
-        </w:rPr>
-      </w:pPr>
-      <w:r>
-        <w:rPr>
-          <w:rFonts w:ascii="Times New Roman" w:hAnsi="Times New Roman" w:cs="Times New Roman"/>
-          <w:sz w:val="24"/>
-          <w:szCs w:val="24"/>
-          <w:lang w:val="sr-Cyrl-RS"/>
-        </w:rPr>
-        <w:t xml:space="preserve">Да би се </w:t>
-      </w:r>
-      <w:r>
-        <w:rPr>
-          <w:rFonts w:ascii="Times New Roman" w:hAnsi="Times New Roman" w:cs="Times New Roman"/>
-          <w:i/>
-          <w:iCs/>
-          <w:sz w:val="24"/>
-          <w:szCs w:val="24"/>
-        </w:rPr>
-        <w:t>n</w:t>
-      </w:r>
-      <w:r>
-        <w:rPr>
-          <w:rFonts w:ascii="Times New Roman" w:hAnsi="Times New Roman" w:cs="Times New Roman"/>
-          <w:i/>
-          <w:iCs/>
-          <w:sz w:val="24"/>
-          <w:szCs w:val="24"/>
-          <w:lang w:val="sr-Cyrl-RS"/>
-        </w:rPr>
-        <w:t xml:space="preserve"> </w:t>
-      </w:r>
-      <w:r>
-        <w:rPr>
-          <w:rFonts w:ascii="Times New Roman" w:hAnsi="Times New Roman" w:cs="Times New Roman"/>
-          <w:sz w:val="24"/>
-          <w:szCs w:val="24"/>
-          <w:lang w:val="sr-Cyrl-RS"/>
-        </w:rPr>
-        <w:t xml:space="preserve">токена ефикасно користило као кључ </w:t>
-      </w:r>
-      <w:proofErr w:type="spellStart"/>
-      <w:r>
-        <w:rPr>
-          <w:rFonts w:ascii="Times New Roman" w:hAnsi="Times New Roman" w:cs="Times New Roman"/>
-          <w:sz w:val="24"/>
-          <w:szCs w:val="24"/>
-          <w:lang w:val="sr-Cyrl-RS"/>
-        </w:rPr>
-        <w:t>хеш</w:t>
-      </w:r>
-      <w:proofErr w:type="spellEnd"/>
-      <w:r>
-        <w:rPr>
-          <w:rFonts w:ascii="Times New Roman" w:hAnsi="Times New Roman" w:cs="Times New Roman"/>
-          <w:sz w:val="24"/>
-          <w:szCs w:val="24"/>
-          <w:lang w:val="sr-Cyrl-RS"/>
-        </w:rPr>
-        <w:t xml:space="preserve"> табеле, токени се пакују у један целобројни тип. Сваки токен се репрезентује као 8-бетна вредност (један бајт – довољно за азбуку до 256 токена). За систем</w:t>
+        <w:t>токена ефикасно користило као кључ хеш табеле, токени се пакују у један целобројни тип. Сваки токен се репрезентује као 8-бетна вредност (један бајт – довољно за азбуку до 256 токена). За систем</w:t>
       </w:r>
       <w:r>
         <w:rPr>
@@ -27468,27 +27736,7 @@
           <w:szCs w:val="24"/>
           <w:lang w:val="sr-Cyrl-RS"/>
         </w:rPr>
-        <w:t xml:space="preserve">Претражује </w:t>
-      </w:r>
-      <w:proofErr w:type="spellStart"/>
-      <w:r>
-        <w:rPr>
-          <w:rFonts w:ascii="Times New Roman" w:hAnsi="Times New Roman" w:cs="Times New Roman"/>
-          <w:sz w:val="24"/>
-          <w:szCs w:val="24"/>
-          <w:lang w:val="sr-Cyrl-RS"/>
-        </w:rPr>
-        <w:t>хеш</w:t>
-      </w:r>
-      <w:proofErr w:type="spellEnd"/>
-      <w:r>
-        <w:rPr>
-          <w:rFonts w:ascii="Times New Roman" w:hAnsi="Times New Roman" w:cs="Times New Roman"/>
-          <w:sz w:val="24"/>
-          <w:szCs w:val="24"/>
-          <w:lang w:val="sr-Cyrl-RS"/>
-        </w:rPr>
-        <w:t xml:space="preserve"> табелу за тај кључ.</w:t>
+        <w:t>Претражује хеш табелу за тај кључ.</w:t>
       </w:r>
     </w:p>
     <w:p>
@@ -27533,27 +27781,7 @@
           <w:szCs w:val="24"/>
           <w:lang w:val="sr-Cyrl-RS"/>
         </w:rPr>
-        <w:t xml:space="preserve">Суштинска разлика у односу на секвенцијални приступ: нема петље за бројање поклапања, нема тражења првог </w:t>
-      </w:r>
-      <w:proofErr w:type="spellStart"/>
-      <w:r>
-        <w:rPr>
-          <w:rFonts w:ascii="Times New Roman" w:hAnsi="Times New Roman" w:cs="Times New Roman"/>
-          <w:sz w:val="24"/>
-          <w:szCs w:val="24"/>
-          <w:lang w:val="sr-Cyrl-RS"/>
-        </w:rPr>
-        <w:t>незаменског</w:t>
-      </w:r>
-      <w:proofErr w:type="spellEnd"/>
-      <w:r>
-        <w:rPr>
-          <w:rFonts w:ascii="Times New Roman" w:hAnsi="Times New Roman" w:cs="Times New Roman"/>
-          <w:sz w:val="24"/>
-          <w:szCs w:val="24"/>
-          <w:lang w:val="sr-Cyrl-RS"/>
-        </w:rPr>
-        <w:t xml:space="preserve"> токена, нема гранања – само једно рачунање кључа и претрага табеле.</w:t>
+        <w:t>Суштинска разлика у односу на секвенцијални приступ: нема петље за бројање поклапања, нема тражења првог незаменског токена, нема гранања – само једно рачунање кључа и претрага табеле.</w:t>
       </w:r>
     </w:p>
     <w:p>
@@ -30285,27 +30513,7 @@
           <w:szCs w:val="24"/>
           <w:lang w:val="sr-Cyrl-RS"/>
         </w:rPr>
-        <w:t xml:space="preserve">, а за претрагу </w:t>
-      </w:r>
-      <w:proofErr w:type="spellStart"/>
-      <w:r>
-        <w:rPr>
-          <w:rFonts w:ascii="Times New Roman" w:hAnsi="Times New Roman" w:cs="Times New Roman"/>
-          <w:sz w:val="24"/>
-          <w:szCs w:val="24"/>
-          <w:lang w:val="sr-Cyrl-RS"/>
-        </w:rPr>
-        <w:t>хеш</w:t>
-      </w:r>
-      <w:proofErr w:type="spellEnd"/>
-      <w:r>
-        <w:rPr>
-          <w:rFonts w:ascii="Times New Roman" w:hAnsi="Times New Roman" w:cs="Times New Roman"/>
-          <w:sz w:val="24"/>
-          <w:szCs w:val="24"/>
-          <w:lang w:val="sr-Cyrl-RS"/>
-        </w:rPr>
-        <w:t xml:space="preserve"> табеле је </w:t>
+        <w:t xml:space="preserve">, а за претрагу хеш табеле је </w:t>
       </w:r>
       <w:r>
         <w:rPr>
@@ -30439,25 +30647,14 @@
           <w:lang w:val="sr-Cyrl-RS"/>
         </w:rPr>
       </w:pPr>
-      <w:proofErr w:type="spellStart"/>
-      <w:r>
-        <w:rPr>
-          <w:rFonts w:ascii="Times New Roman" w:hAnsi="Times New Roman" w:cs="Times New Roman"/>
-          <w:sz w:val="24"/>
-          <w:szCs w:val="24"/>
-          <w:lang w:val="sr-Cyrl-RS"/>
-        </w:rPr>
-        <w:t>Асимптотски</w:t>
-      </w:r>
-      <w:proofErr w:type="spellEnd"/>
-      <w:r>
-        <w:rPr>
-          <w:rFonts w:ascii="Times New Roman" w:hAnsi="Times New Roman" w:cs="Times New Roman"/>
-          <w:sz w:val="24"/>
-          <w:szCs w:val="24"/>
-          <w:lang w:val="sr-Cyrl-RS"/>
-        </w:rPr>
-        <w:t xml:space="preserve">, ово је иста сложеност као секвенцијална евалуација. Разлика је у томе шта се раду унутар тих </w:t>
+      <w:r>
+        <w:rPr>
+          <w:rFonts w:ascii="Times New Roman" w:hAnsi="Times New Roman" w:cs="Times New Roman"/>
+          <w:sz w:val="24"/>
+          <w:szCs w:val="24"/>
+          <w:lang w:val="sr-Cyrl-RS"/>
+        </w:rPr>
+        <w:t xml:space="preserve">Асимптотски, ово је иста сложеност као секвенцијална евалуација. Разлика је у томе шта се раду унутар тих </w:t>
       </w:r>
       <w:r>
         <w:rPr>
@@ -30496,27 +30693,7 @@
           <w:szCs w:val="24"/>
           <w:lang w:val="sr-Cyrl-RS"/>
         </w:rPr>
-        <w:t xml:space="preserve">операција – секвенцијални приступ чита токене, пореди их и броји поклапања са гранањем, док </w:t>
-      </w:r>
-      <w:proofErr w:type="spellStart"/>
-      <w:r>
-        <w:rPr>
-          <w:rFonts w:ascii="Times New Roman" w:hAnsi="Times New Roman" w:cs="Times New Roman"/>
-          <w:sz w:val="24"/>
-          <w:szCs w:val="24"/>
-          <w:lang w:val="sr-Cyrl-RS"/>
-        </w:rPr>
-        <w:t>хеш</w:t>
-      </w:r>
-      <w:proofErr w:type="spellEnd"/>
-      <w:r>
-        <w:rPr>
-          <w:rFonts w:ascii="Times New Roman" w:hAnsi="Times New Roman" w:cs="Times New Roman"/>
-          <w:sz w:val="24"/>
-          <w:szCs w:val="24"/>
-          <w:lang w:val="sr-Cyrl-RS"/>
-        </w:rPr>
-        <w:t xml:space="preserve"> приступ чита токене, пакује их и ради једну претрагу табеле. </w:t>
+        <w:t xml:space="preserve">операција – секвенцијални приступ чита токене, пореди их и броји поклапања са гранањем, док хеш приступ чита токене, пакује их и ради једну претрагу табеле. </w:t>
       </w:r>
     </w:p>
     <w:p>
@@ -30536,27 +30713,7 @@
           <w:szCs w:val="24"/>
           <w:lang w:val="sr-Cyrl-RS"/>
         </w:rPr>
-        <w:t xml:space="preserve">Меморијска сложеност: </w:t>
-      </w:r>
-      <w:proofErr w:type="spellStart"/>
-      <w:r>
-        <w:rPr>
-          <w:rFonts w:ascii="Times New Roman" w:hAnsi="Times New Roman" w:cs="Times New Roman"/>
-          <w:sz w:val="24"/>
-          <w:szCs w:val="24"/>
-          <w:lang w:val="sr-Cyrl-RS"/>
-        </w:rPr>
-        <w:t>Хеш</w:t>
-      </w:r>
-      <w:proofErr w:type="spellEnd"/>
-      <w:r>
-        <w:rPr>
-          <w:rFonts w:ascii="Times New Roman" w:hAnsi="Times New Roman" w:cs="Times New Roman"/>
-          <w:sz w:val="24"/>
-          <w:szCs w:val="24"/>
-          <w:lang w:val="sr-Cyrl-RS"/>
-        </w:rPr>
-        <w:t xml:space="preserve"> табела садржи највише </w:t>
+        <w:t xml:space="preserve">Меморијска сложеност: Хеш табела садржи највише </w:t>
       </w:r>
       <w:r>
         <w:rPr>
@@ -30876,27 +31033,7 @@
           <w:szCs w:val="24"/>
           <w:lang w:val="sr-Cyrl-RS"/>
         </w:rPr>
-        <w:t xml:space="preserve">трошкови прављења кључа и </w:t>
-      </w:r>
-      <w:proofErr w:type="spellStart"/>
-      <w:r>
-        <w:rPr>
-          <w:rFonts w:ascii="Times New Roman" w:hAnsi="Times New Roman" w:cs="Times New Roman"/>
-          <w:sz w:val="24"/>
-          <w:szCs w:val="24"/>
-          <w:lang w:val="sr-Cyrl-RS"/>
-        </w:rPr>
-        <w:t>хеширања</w:t>
-      </w:r>
-      <w:proofErr w:type="spellEnd"/>
-      <w:r>
-        <w:rPr>
-          <w:rFonts w:ascii="Times New Roman" w:hAnsi="Times New Roman" w:cs="Times New Roman"/>
-          <w:sz w:val="24"/>
-          <w:szCs w:val="24"/>
-          <w:lang w:val="sr-Cyrl-RS"/>
-        </w:rPr>
-        <w:t xml:space="preserve"> могу поништити предности избегавања петље за бројање. </w:t>
+        <w:t xml:space="preserve">трошкови прављења кључа и хеширања могу поништити предности избегавања петље за бројање. </w:t>
       </w:r>
     </w:p>
     <w:p>
@@ -31007,27 +31144,7 @@
           <w:szCs w:val="24"/>
           <w:lang w:val="sr-Cyrl-RS"/>
         </w:rPr>
-        <w:t xml:space="preserve">реда, све путање које почињу од реда 0 у првој колони читају исти токен на тој позицији. Ако је тај токен позиционо-инваријантан, ниједна од тих путања не може дати валидан образац – али секвенцијални приступ и </w:t>
-      </w:r>
-      <w:proofErr w:type="spellStart"/>
-      <w:r>
-        <w:rPr>
-          <w:rFonts w:ascii="Times New Roman" w:hAnsi="Times New Roman" w:cs="Times New Roman"/>
-          <w:sz w:val="24"/>
-          <w:szCs w:val="24"/>
-          <w:lang w:val="sr-Cyrl-RS"/>
-        </w:rPr>
-        <w:t>хеш</w:t>
-      </w:r>
-      <w:proofErr w:type="spellEnd"/>
-      <w:r>
-        <w:rPr>
-          <w:rFonts w:ascii="Times New Roman" w:hAnsi="Times New Roman" w:cs="Times New Roman"/>
-          <w:sz w:val="24"/>
-          <w:szCs w:val="24"/>
-          <w:lang w:val="sr-Cyrl-RS"/>
-        </w:rPr>
-        <w:t xml:space="preserve"> приступ то проверавају за сваку путању посебно.</w:t>
+        <w:t>реда, све путање које почињу од реда 0 у првој колони читају исти токен на тој позицији. Ако је тај токен позиционо-инваријантан, ниједна од тих путања не може дати валидан образац – али секвенцијални приступ и хеш приступ то проверавају за сваку путању посебно.</w:t>
       </w:r>
     </w:p>
     <w:p>
@@ -37116,27 +37233,7 @@
           <w:szCs w:val="24"/>
           <w:lang w:val="sr-Cyrl-RS"/>
         </w:rPr>
-        <w:t xml:space="preserve">Евалуација се врши </w:t>
-      </w:r>
-      <w:proofErr w:type="spellStart"/>
-      <w:r>
-        <w:rPr>
-          <w:rFonts w:ascii="Times New Roman" w:hAnsi="Times New Roman" w:cs="Times New Roman"/>
-          <w:sz w:val="24"/>
-          <w:szCs w:val="24"/>
-          <w:lang w:val="sr-Cyrl-RS"/>
-        </w:rPr>
-        <w:t>рекурзивним</w:t>
-      </w:r>
-      <w:proofErr w:type="spellEnd"/>
-      <w:r>
-        <w:rPr>
-          <w:rFonts w:ascii="Times New Roman" w:hAnsi="Times New Roman" w:cs="Times New Roman"/>
-          <w:sz w:val="24"/>
-          <w:szCs w:val="24"/>
-          <w:lang w:val="sr-Cyrl-RS"/>
-        </w:rPr>
-        <w:t xml:space="preserve"> обиласком стабла. На сваком нивоу, алгоритам чита токен из видљивог прозора на позицији коју чвор дефинише и проверава да ли се поклапања наставља. Кључна предност је могућност </w:t>
+        <w:t xml:space="preserve">Евалуација се врши рекурзивним обиласком стабла. На сваком нивоу, алгоритам чита токен из видљивог прозора на позицији коју чвор дефинише и проверава да ли се поклапања наставља. Кључна предност је могућност </w:t>
       </w:r>
       <w:r>
         <w:rPr>
@@ -39972,21 +40069,12 @@
                 <w:lang w:val="sr-Cyrl-RS"/>
               </w:rPr>
             </w:pPr>
-            <w:proofErr w:type="spellStart"/>
             <w:r>
               <w:rPr>
                 <w:rFonts w:ascii="Times New Roman" w:hAnsi="Times New Roman" w:cs="Times New Roman"/>
                 <w:lang w:val="sr-Cyrl-RS"/>
               </w:rPr>
-              <w:t>Хеш</w:t>
-            </w:r>
-            <w:proofErr w:type="spellEnd"/>
-            <w:r>
-              <w:rPr>
-                <w:rFonts w:ascii="Times New Roman" w:hAnsi="Times New Roman" w:cs="Times New Roman"/>
-                <w:lang w:val="sr-Cyrl-RS"/>
-              </w:rPr>
-              <w:t xml:space="preserve"> табела</w:t>
+              <w:t>Хеш табела</w:t>
             </w:r>
           </w:p>
         </w:tc>
@@ -41043,7 +41131,6 @@
                 <w:lang w:val="sr-Cyrl-RS"/>
               </w:rPr>
             </w:pPr>
-            <w:proofErr w:type="spellStart"/>
             <w:r>
               <w:rPr>
                 <w:rFonts w:ascii="Times New Roman" w:hAnsi="Times New Roman" w:cs="Times New Roman"/>
@@ -41053,19 +41140,7 @@
                 <w:szCs w:val="24"/>
                 <w:lang w:val="sr-Cyrl-RS"/>
               </w:rPr>
-              <w:t>Хеш</w:t>
-            </w:r>
-            <w:proofErr w:type="spellEnd"/>
-            <w:r>
-              <w:rPr>
-                <w:rFonts w:ascii="Times New Roman" w:hAnsi="Times New Roman" w:cs="Times New Roman"/>
-                <w:b/>
-                <w:bCs/>
-                <w:sz w:val="24"/>
-                <w:szCs w:val="24"/>
-                <w:lang w:val="sr-Cyrl-RS"/>
-              </w:rPr>
-              <w:t xml:space="preserve"> табела</w:t>
+              <w:t>Хеш табела</w:t>
             </w:r>
           </w:p>
         </w:tc>
@@ -41604,7 +41679,6 @@
                 <w:lang w:val="sr-Cyrl-RS"/>
               </w:rPr>
             </w:pPr>
-            <w:proofErr w:type="spellStart"/>
             <w:r>
               <w:rPr>
                 <w:rFonts w:ascii="Times New Roman" w:hAnsi="Times New Roman" w:cs="Times New Roman"/>
@@ -41612,17 +41686,7 @@
                 <w:szCs w:val="24"/>
                 <w:lang w:val="sr-Cyrl-RS"/>
               </w:rPr>
-              <w:t>Хеш</w:t>
-            </w:r>
-            <w:proofErr w:type="spellEnd"/>
-            <w:r>
-              <w:rPr>
-                <w:rFonts w:ascii="Times New Roman" w:hAnsi="Times New Roman" w:cs="Times New Roman"/>
-                <w:sz w:val="24"/>
-                <w:szCs w:val="24"/>
-                <w:lang w:val="sr-Cyrl-RS"/>
-              </w:rPr>
-              <w:t xml:space="preserve"> табела</w:t>
+              <w:t>Хеш табела</w:t>
             </w:r>
           </w:p>
         </w:tc>
@@ -41890,7 +41954,6 @@
                 <w:lang w:val="sr-Cyrl-RS"/>
               </w:rPr>
             </w:pPr>
-            <w:proofErr w:type="spellStart"/>
             <w:r>
               <w:rPr>
                 <w:rFonts w:ascii="Times New Roman" w:hAnsi="Times New Roman" w:cs="Times New Roman"/>
@@ -41900,19 +41963,7 @@
                 <w:szCs w:val="24"/>
                 <w:lang w:val="sr-Cyrl-RS"/>
               </w:rPr>
-              <w:t>Хеш</w:t>
-            </w:r>
-            <w:proofErr w:type="spellEnd"/>
-            <w:r>
-              <w:rPr>
-                <w:rFonts w:ascii="Times New Roman" w:hAnsi="Times New Roman" w:cs="Times New Roman"/>
-                <w:b/>
-                <w:bCs/>
-                <w:sz w:val="24"/>
-                <w:szCs w:val="24"/>
-                <w:lang w:val="sr-Cyrl-RS"/>
-              </w:rPr>
-              <w:t xml:space="preserve"> табела</w:t>
+              <w:t>Хеш табела</w:t>
             </w:r>
           </w:p>
         </w:tc>
@@ -42335,7 +42386,6 @@
         </w:rPr>
         <w:t xml:space="preserve">vs. </w:t>
       </w:r>
-      <w:proofErr w:type="spellStart"/>
       <w:r>
         <w:rPr>
           <w:rFonts w:ascii="Times New Roman" w:hAnsi="Times New Roman" w:cs="Times New Roman"/>
@@ -42345,68 +42395,16 @@
           <w:szCs w:val="24"/>
           <w:lang w:val="sr-Cyrl-RS"/>
         </w:rPr>
-        <w:t>хеш</w:t>
-      </w:r>
-      <w:proofErr w:type="spellEnd"/>
-      <w:r>
-        <w:rPr>
-          <w:rFonts w:ascii="Times New Roman" w:hAnsi="Times New Roman" w:cs="Times New Roman"/>
-          <w:b/>
-          <w:bCs/>
-          <w:sz w:val="24"/>
-          <w:szCs w:val="24"/>
-          <w:lang w:val="sr-Cyrl-RS"/>
-        </w:rPr>
-        <w:t xml:space="preserve"> табела. </w:t>
-      </w:r>
-      <w:r>
-        <w:rPr>
-          <w:rFonts w:ascii="Times New Roman" w:hAnsi="Times New Roman" w:cs="Times New Roman"/>
-          <w:sz w:val="24"/>
-          <w:szCs w:val="24"/>
-          <w:lang w:val="sr-Cyrl-RS"/>
-        </w:rPr>
-        <w:t xml:space="preserve">Упркос теоријској предности (претрага табеле уместо итеративног бројања), </w:t>
-      </w:r>
-      <w:proofErr w:type="spellStart"/>
-      <w:r>
-        <w:rPr>
-          <w:rFonts w:ascii="Times New Roman" w:hAnsi="Times New Roman" w:cs="Times New Roman"/>
-          <w:sz w:val="24"/>
-          <w:szCs w:val="24"/>
-          <w:lang w:val="sr-Cyrl-RS"/>
-        </w:rPr>
-        <w:t>хеш</w:t>
-      </w:r>
-      <w:proofErr w:type="spellEnd"/>
-      <w:r>
-        <w:rPr>
-          <w:rFonts w:ascii="Times New Roman" w:hAnsi="Times New Roman" w:cs="Times New Roman"/>
-          <w:sz w:val="24"/>
-          <w:szCs w:val="24"/>
-          <w:lang w:val="sr-Cyrl-RS"/>
-        </w:rPr>
-        <w:t xml:space="preserve"> табела не односи значајно убрзање. На 100 милиона итерација </w:t>
-      </w:r>
-      <w:proofErr w:type="spellStart"/>
-      <w:r>
-        <w:rPr>
-          <w:rFonts w:ascii="Times New Roman" w:hAnsi="Times New Roman" w:cs="Times New Roman"/>
-          <w:sz w:val="24"/>
-          <w:szCs w:val="24"/>
-          <w:lang w:val="sr-Cyrl-RS"/>
-        </w:rPr>
-        <w:t>хеш</w:t>
-      </w:r>
-      <w:proofErr w:type="spellEnd"/>
-      <w:r>
-        <w:rPr>
-          <w:rFonts w:ascii="Times New Roman" w:hAnsi="Times New Roman" w:cs="Times New Roman"/>
-          <w:sz w:val="24"/>
-          <w:szCs w:val="24"/>
-          <w:lang w:val="sr-Cyrl-RS"/>
-        </w:rPr>
-        <w:t xml:space="preserve"> приступ је чак маргинално спорији. Разлог је у томе што је евалуација по префиксу само по себи врло ефикасна – унутрашња петља броји узастопна поклапања и прекида при првом неслагању, што је у просеку мање од </w:t>
+        <w:t xml:space="preserve">хеш табела. </w:t>
+      </w:r>
+      <w:r>
+        <w:rPr>
+          <w:rFonts w:ascii="Times New Roman" w:hAnsi="Times New Roman" w:cs="Times New Roman"/>
+          <w:sz w:val="24"/>
+          <w:szCs w:val="24"/>
+          <w:lang w:val="sr-Cyrl-RS"/>
+        </w:rPr>
+        <w:t xml:space="preserve">Упркос теоријској предности (претрага табеле уместо итеративног бројања), хеш табела не односи значајно убрзање. На 100 милиона итерација хеш приступ је чак маргинално спорији. Разлог је у томе што је евалуација по префиксу само по себи врло ефикасна – унутрашња петља броји узастопна поклапања и прекида при првом неслагању, што је у просеку мање од </w:t>
       </w:r>
       <w:r>
         <w:rPr>
@@ -42433,56 +42431,16 @@
           <w:szCs w:val="24"/>
           <w:lang w:val="sr-Cyrl-RS"/>
         </w:rPr>
-        <w:t xml:space="preserve">операција. </w:t>
-      </w:r>
-      <w:proofErr w:type="spellStart"/>
-      <w:r>
-        <w:rPr>
-          <w:rFonts w:ascii="Times New Roman" w:hAnsi="Times New Roman" w:cs="Times New Roman"/>
-          <w:sz w:val="24"/>
-          <w:szCs w:val="24"/>
-          <w:lang w:val="sr-Cyrl-RS"/>
-        </w:rPr>
-        <w:t>Хеш</w:t>
-      </w:r>
-      <w:proofErr w:type="spellEnd"/>
-      <w:r>
-        <w:rPr>
-          <w:rFonts w:ascii="Times New Roman" w:hAnsi="Times New Roman" w:cs="Times New Roman"/>
-          <w:sz w:val="24"/>
-          <w:szCs w:val="24"/>
-          <w:lang w:val="sr-Cyrl-RS"/>
-        </w:rPr>
-        <w:t xml:space="preserve"> приступ замењује ову петљу претрагом табеле, али уводи додатне трошкове: </w:t>
-      </w:r>
-      <w:r>
-        <w:rPr>
-          <w:rFonts w:ascii="Times New Roman" w:hAnsi="Times New Roman" w:cs="Times New Roman"/>
-          <w:sz w:val="24"/>
-          <w:szCs w:val="24"/>
-          <w:lang w:val="sr-Cyrl-RS"/>
-        </w:rPr>
-        <w:t xml:space="preserve">прављење кључа, израчунавање </w:t>
-      </w:r>
-      <w:proofErr w:type="spellStart"/>
-      <w:r>
-        <w:rPr>
-          <w:rFonts w:ascii="Times New Roman" w:hAnsi="Times New Roman" w:cs="Times New Roman"/>
-          <w:sz w:val="24"/>
-          <w:szCs w:val="24"/>
-          <w:lang w:val="sr-Cyrl-RS"/>
-        </w:rPr>
-        <w:t>хеш</w:t>
-      </w:r>
-      <w:proofErr w:type="spellEnd"/>
-      <w:r>
-        <w:rPr>
-          <w:rFonts w:ascii="Times New Roman" w:hAnsi="Times New Roman" w:cs="Times New Roman"/>
-          <w:sz w:val="24"/>
-          <w:szCs w:val="24"/>
-          <w:lang w:val="sr-Cyrl-RS"/>
-        </w:rPr>
-        <w:t xml:space="preserve"> вредности, и потенцијалне колизије у табели. За мале вредности</w:t>
+        <w:t xml:space="preserve">операција. Хеш приступ замењује ову петљу претрагом табеле, али уводи додатне трошкове: </w:t>
+      </w:r>
+      <w:r>
+        <w:rPr>
+          <w:rFonts w:ascii="Times New Roman" w:hAnsi="Times New Roman" w:cs="Times New Roman"/>
+          <w:sz w:val="24"/>
+          <w:szCs w:val="24"/>
+          <w:lang w:val="sr-Cyrl-RS"/>
+        </w:rPr>
+        <w:t>прављење кључа, израчунавање хеш вредности, и потенцијалне колизије у табели. За мале вредности</w:t>
       </w:r>
       <w:r>
         <w:rPr>
@@ -42824,27 +42782,7 @@
           <w:szCs w:val="24"/>
           <w:lang w:val="sr-Cyrl-RS"/>
         </w:rPr>
-        <w:t xml:space="preserve">потиче од боље </w:t>
-      </w:r>
-      <w:proofErr w:type="spellStart"/>
-      <w:r>
-        <w:rPr>
-          <w:rFonts w:ascii="Times New Roman" w:hAnsi="Times New Roman" w:cs="Times New Roman"/>
-          <w:sz w:val="24"/>
-          <w:szCs w:val="24"/>
-          <w:lang w:val="sr-Cyrl-RS"/>
-        </w:rPr>
-        <w:t>асимптотске</w:t>
-      </w:r>
-      <w:proofErr w:type="spellEnd"/>
-      <w:r>
-        <w:rPr>
-          <w:rFonts w:ascii="Times New Roman" w:hAnsi="Times New Roman" w:cs="Times New Roman"/>
-          <w:sz w:val="24"/>
-          <w:szCs w:val="24"/>
-          <w:lang w:val="sr-Cyrl-RS"/>
-        </w:rPr>
-        <w:t xml:space="preserve"> сложености у најгорем слу</w:t>
+        <w:t>потиче од боље асимптотске сложености у најгорем слу</w:t>
       </w:r>
       <w:r>
         <w:rPr>
@@ -42925,65 +42863,14 @@
           <w:lang w:val="sr-Cyrl-RS"/>
         </w:rPr>
       </w:pPr>
-      <w:proofErr w:type="spellStart"/>
-      <w:r>
-        <w:rPr>
-          <w:rFonts w:ascii="Times New Roman" w:hAnsi="Times New Roman" w:cs="Times New Roman"/>
-          <w:sz w:val="24"/>
-          <w:szCs w:val="24"/>
-          <w:lang w:val="sr-Cyrl-RS"/>
-        </w:rPr>
-        <w:t>Хеш</w:t>
-      </w:r>
-      <w:proofErr w:type="spellEnd"/>
-      <w:r>
-        <w:rPr>
-          <w:rFonts w:ascii="Times New Roman" w:hAnsi="Times New Roman" w:cs="Times New Roman"/>
-          <w:sz w:val="24"/>
-          <w:szCs w:val="24"/>
-          <w:lang w:val="sr-Cyrl-RS"/>
-        </w:rPr>
-        <w:t xml:space="preserve"> табела, упркос интуитивној привлачности приступа „прерачунај све унапред“, не доноси значајно убрзање јер је сама евалуациона функција (бројање узастопних поклапања) довољно </w:t>
-      </w:r>
-      <w:proofErr w:type="spellStart"/>
-      <w:r>
-        <w:rPr>
-          <w:rFonts w:ascii="Times New Roman" w:hAnsi="Times New Roman" w:cs="Times New Roman"/>
-          <w:sz w:val="24"/>
-          <w:szCs w:val="24"/>
-          <w:lang w:val="sr-Cyrl-RS"/>
-        </w:rPr>
-        <w:t>ефиканса</w:t>
-      </w:r>
-      <w:proofErr w:type="spellEnd"/>
-      <w:r>
-        <w:rPr>
-          <w:rFonts w:ascii="Times New Roman" w:hAnsi="Times New Roman" w:cs="Times New Roman"/>
-          <w:sz w:val="24"/>
-          <w:szCs w:val="24"/>
-          <w:lang w:val="sr-Cyrl-RS"/>
-        </w:rPr>
-        <w:t xml:space="preserve"> да трошкови </w:t>
-      </w:r>
-      <w:proofErr w:type="spellStart"/>
-      <w:r>
-        <w:rPr>
-          <w:rFonts w:ascii="Times New Roman" w:hAnsi="Times New Roman" w:cs="Times New Roman"/>
-          <w:sz w:val="24"/>
-          <w:szCs w:val="24"/>
-          <w:lang w:val="sr-Cyrl-RS"/>
-        </w:rPr>
-        <w:t>хеширања</w:t>
-      </w:r>
-      <w:proofErr w:type="spellEnd"/>
-      <w:r>
-        <w:rPr>
-          <w:rFonts w:ascii="Times New Roman" w:hAnsi="Times New Roman" w:cs="Times New Roman"/>
-          <w:sz w:val="24"/>
-          <w:szCs w:val="24"/>
-          <w:lang w:val="sr-Cyrl-RS"/>
-        </w:rPr>
-        <w:t xml:space="preserve"> не буду оправдани. </w:t>
+      <w:r>
+        <w:rPr>
+          <w:rFonts w:ascii="Times New Roman" w:hAnsi="Times New Roman" w:cs="Times New Roman"/>
+          <w:sz w:val="24"/>
+          <w:szCs w:val="24"/>
+          <w:lang w:val="sr-Cyrl-RS"/>
+        </w:rPr>
+        <w:t xml:space="preserve">Хеш табела, упркос интуитивној привлачности приступа „прерачунај све унапред“, не доноси значајно убрзање јер је сама евалуациона функција (бројање узастопних поклапања) довољно ефиканса да трошкови хеширања не буду оправдани. </w:t>
       </w:r>
     </w:p>
     <w:p>
@@ -46359,6 +46246,7 @@
   <w:style w:type="character" w:default="1" w:styleId="DefaultParagraphFont">
     <w:name w:val="Default Paragraph Font"/>
     <w:uiPriority w:val="1"/>
+    <w:semiHidden/>
     <w:unhideWhenUsed/>
   </w:style>
   <w:style w:type="table" w:default="1" w:styleId="TableNormal">

--- a/Diplomski_Jovan_Bogdanovic.docx
+++ b/Diplomski_Jovan_Bogdanovic.docx
@@ -1684,7 +1684,7 @@
           </mc:Choice>
           <mc:Fallback>
             <w:pict>
-              <v:line w14:anchorId="5DE578DA" id="Straight Connector 31" o:spid="_x0000_s1026" style="position:absolute;z-index:251670528;visibility:visible;mso-wrap-style:square;mso-width-percent:0;mso-height-percent:0;mso-wrap-distance-left:9pt;mso-wrap-distance-top:0;mso-wrap-distance-right:9pt;mso-wrap-distance-bottom:0;mso-position-horizontal:right;mso-position-horizontal-relative:margin;mso-position-vertical:absolute;mso-position-vertical-relative:text;mso-width-percent:0;mso-height-percent:0;mso-width-relative:margin;mso-height-relative:margin" from="168pt,3.95pt" to="387.2pt,3.95pt" o:gfxdata="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" strokecolor="black [3200]" strokeweight=".5pt">
+              <v:line w14:anchorId="5D46C25E" id="Straight Connector 31" o:spid="_x0000_s1026" style="position:absolute;z-index:251670528;visibility:visible;mso-wrap-style:square;mso-width-percent:0;mso-height-percent:0;mso-wrap-distance-left:9pt;mso-wrap-distance-top:0;mso-wrap-distance-right:9pt;mso-wrap-distance-bottom:0;mso-position-horizontal:right;mso-position-horizontal-relative:margin;mso-position-vertical:absolute;mso-position-vertical-relative:text;mso-width-percent:0;mso-height-percent:0;mso-width-relative:margin;mso-height-relative:margin" from="168pt,3.95pt" to="387.2pt,3.95pt" o:gfxdata="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" strokecolor="black [3200]" strokeweight=".5pt">
                 <v:stroke joinstyle="miter"/>
                 <w10:wrap anchorx="margin"/>
               </v:line>
@@ -1769,7 +1769,7 @@
           </mc:Choice>
           <mc:Fallback>
             <w:pict>
-              <v:line w14:anchorId="00BE3947" id="Straight Connector 35" o:spid="_x0000_s1026" style="position:absolute;z-index:251672576;visibility:visible;mso-wrap-style:square;mso-width-percent:0;mso-height-percent:0;mso-wrap-distance-left:9pt;mso-wrap-distance-top:0;mso-wrap-distance-right:9pt;mso-wrap-distance-bottom:0;mso-position-horizontal:right;mso-position-horizontal-relative:margin;mso-position-vertical:absolute;mso-position-vertical-relative:text;mso-width-percent:0;mso-height-percent:0;mso-width-relative:margin;mso-height-relative:margin" from="168pt,9.45pt" to="387.2pt,9.45pt" o:gfxdata="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" strokecolor="black [3200]" strokeweight=".5pt">
+              <v:line w14:anchorId="5F81F305" id="Straight Connector 35" o:spid="_x0000_s1026" style="position:absolute;z-index:251672576;visibility:visible;mso-wrap-style:square;mso-width-percent:0;mso-height-percent:0;mso-wrap-distance-left:9pt;mso-wrap-distance-top:0;mso-wrap-distance-right:9pt;mso-wrap-distance-bottom:0;mso-position-horizontal:right;mso-position-horizontal-relative:margin;mso-position-vertical:absolute;mso-position-vertical-relative:text;mso-width-percent:0;mso-height-percent:0;mso-width-relative:margin;mso-height-relative:margin" from="168pt,9.45pt" to="387.2pt,9.45pt" o:gfxdata="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" strokecolor="black [3200]" strokeweight=".5pt">
                 <v:stroke joinstyle="miter"/>
                 <w10:wrap anchorx="margin"/>
               </v:line>
@@ -1843,7 +1843,7 @@
           </mc:Choice>
           <mc:Fallback>
             <w:pict>
-              <v:line w14:anchorId="5FCCB60C" id="Straight Connector 36" o:spid="_x0000_s1026" style="position:absolute;z-index:251674624;visibility:visible;mso-wrap-style:square;mso-width-percent:0;mso-height-percent:0;mso-wrap-distance-left:9pt;mso-wrap-distance-top:0;mso-wrap-distance-right:9pt;mso-wrap-distance-bottom:0;mso-position-horizontal:right;mso-position-horizontal-relative:margin;mso-position-vertical:absolute;mso-position-vertical-relative:text;mso-width-percent:0;mso-height-percent:0;mso-width-relative:margin;mso-height-relative:margin" from="168pt,41.8pt" to="387.2pt,41.8pt" o:gfxdata="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" strokecolor="black [3200]" strokeweight=".5pt">
+              <v:line w14:anchorId="0394FEF3" id="Straight Connector 36" o:spid="_x0000_s1026" style="position:absolute;z-index:251674624;visibility:visible;mso-wrap-style:square;mso-width-percent:0;mso-height-percent:0;mso-wrap-distance-left:9pt;mso-wrap-distance-top:0;mso-wrap-distance-right:9pt;mso-wrap-distance-bottom:0;mso-position-horizontal:right;mso-position-horizontal-relative:margin;mso-position-vertical:absolute;mso-position-vertical-relative:text;mso-width-percent:0;mso-height-percent:0;mso-width-relative:margin;mso-height-relative:margin" from="168pt,41.8pt" to="387.2pt,41.8pt" o:gfxdata="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" strokecolor="black [3200]" strokeweight=".5pt">
                 <v:stroke joinstyle="miter"/>
                 <w10:wrap anchorx="margin"/>
               </v:line>
@@ -3973,7 +3973,7 @@
                 <w:noProof/>
                 <w:webHidden/>
               </w:rPr>
-              <w:t>13</w:t>
+              <w:t>14</w:t>
             </w:r>
             <w:r>
               <w:rPr>
@@ -4047,7 +4047,7 @@
                 <w:noProof/>
                 <w:webHidden/>
               </w:rPr>
-              <w:t>14</w:t>
+              <w:t>15</w:t>
             </w:r>
             <w:r>
               <w:rPr>
@@ -9244,6 +9244,36 @@
           <w:lang w:val="sr-Cyrl-RS"/>
         </w:rPr>
       </w:pPr>
+    </w:p>
+    <w:p>
+      <w:pPr>
+        <w:jc w:val="both"/>
+        <w:rPr>
+          <w:rFonts w:cs="Times New Roman"/>
+          <w:szCs w:val="24"/>
+          <w:lang w:val="sr-Cyrl-RS"/>
+        </w:rPr>
+      </w:pPr>
+    </w:p>
+    <w:p>
+      <w:pPr>
+        <w:jc w:val="both"/>
+        <w:rPr>
+          <w:rFonts w:cs="Times New Roman"/>
+          <w:szCs w:val="24"/>
+          <w:lang w:val="sr-Cyrl-RS"/>
+        </w:rPr>
+      </w:pPr>
+    </w:p>
+    <w:p>
+      <w:pPr>
+        <w:jc w:val="both"/>
+        <w:rPr>
+          <w:rFonts w:cs="Times New Roman"/>
+          <w:szCs w:val="24"/>
+          <w:lang w:val="sr-Cyrl-RS"/>
+        </w:rPr>
+      </w:pPr>
       <w:r>
         <w:rPr>
           <w:rFonts w:cs="Times New Roman"/>
@@ -9252,6 +9282,7 @@
           <w:szCs w:val="24"/>
           <w:lang w:val="sr-Cyrl-RS"/>
         </w:rPr>
+        <w:lastRenderedPageBreak/>
         <w:t>Пример</w:t>
       </w:r>
       <w:r>
@@ -9426,7 +9457,6 @@
           <w:szCs w:val="24"/>
           <w:lang w:val="sr-Cyrl-RS"/>
         </w:rPr>
-        <w:lastRenderedPageBreak/>
         <w:t>Kolona</w:t>
       </w:r>
       <w:proofErr w:type="spellEnd"/>
@@ -10488,6 +10518,7 @@
           <w:szCs w:val="24"/>
           <w:lang w:val="sr-Cyrl-RS"/>
         </w:rPr>
+        <w:lastRenderedPageBreak/>
         <w:t xml:space="preserve">Визуелно </w:t>
       </w:r>
       <w:r>
@@ -10794,7 +10825,6 @@
           <w:szCs w:val="24"/>
           <w:lang w:val="sr-Cyrl-RS"/>
         </w:rPr>
-        <w:lastRenderedPageBreak/>
         <w:t xml:space="preserve">Ред 1: </w:t>
       </w:r>
       <w:r>
@@ -12526,6 +12556,7 @@
           <w:szCs w:val="24"/>
           <w:lang w:val="sr-Cyrl-RS"/>
         </w:rPr>
+        <w:lastRenderedPageBreak/>
         <w:t>Кључна разлика</w:t>
       </w:r>
       <w:r>
@@ -12674,7 +12705,6 @@
           <w:szCs w:val="24"/>
           <w:lang w:val="sr-Cyrl-RS"/>
         </w:rPr>
-        <w:lastRenderedPageBreak/>
         <w:t>Кол. 1</w:t>
       </w:r>
       <w:r>
@@ -13777,6 +13807,7 @@
           <w:szCs w:val="28"/>
           <w:lang w:val="sr-Cyrl-RS"/>
         </w:rPr>
+        <w:lastRenderedPageBreak/>
         <w:t>2.12. Евалуациона функција и табела излазних вредности</w:t>
       </w:r>
       <w:r>
@@ -13895,7 +13926,6 @@
           <w:szCs w:val="24"/>
           <w:lang w:val="sr-Cyrl-RS"/>
         </w:rPr>
-        <w:lastRenderedPageBreak/>
         <w:t>Ако евалуациона секвенца садржи образац који систем препознаје као валидан, функција враћа позитивну вредност. У супротном враћа 0.</w:t>
       </w:r>
     </w:p>
@@ -15222,6 +15252,7 @@
           <w:szCs w:val="28"/>
           <w:lang w:val="sr-Cyrl-RS"/>
         </w:rPr>
+        <w:lastRenderedPageBreak/>
         <w:t>2.13. Укупна излазна вредност једне итерације система</w:t>
       </w:r>
       <w:bookmarkEnd w:id="15"/>
@@ -15250,16 +15281,7 @@
           <w:szCs w:val="24"/>
           <w:lang w:val="sr-Cyrl-RS"/>
         </w:rPr>
-        <w:t xml:space="preserve">Укупна излазна вредност једне итерације је збир доприноса свих компоненти евалуације: евалуација путања „обичних“ токена, број позиционо-инваријантних </w:t>
-      </w:r>
-      <w:r>
-        <w:rPr>
-          <w:rFonts w:cs="Times New Roman"/>
-          <w:szCs w:val="24"/>
-          <w:lang w:val="sr-Cyrl-RS"/>
-        </w:rPr>
-        <w:lastRenderedPageBreak/>
-        <w:t xml:space="preserve">токена и вредност која произилази из активације </w:t>
+        <w:t xml:space="preserve">Укупна излазна вредност једне итерације је збир доприноса свих компоненти евалуације: евалуација путања „обичних“ токена, број позиционо-инваријантних токена и вредност која произилази из активације </w:t>
       </w:r>
       <w:proofErr w:type="spellStart"/>
       <w:r>
@@ -16012,6 +16034,7 @@
               <w:szCs w:val="24"/>
               <w:lang w:val="sr-Cyrl-RS"/>
             </w:rPr>
+            <w:lastRenderedPageBreak/>
             <m:t>ρ=</m:t>
           </m:r>
           <m:func>
@@ -16174,17 +16197,7 @@
           <w:szCs w:val="24"/>
           <w:lang w:val="sr-Cyrl-RS"/>
         </w:rPr>
-        <w:t xml:space="preserve">– након 100 итерација одступање може бити значајно, након 1 000 000 итерација биће </w:t>
-      </w:r>
-      <w:r>
-        <w:rPr>
-          <w:rFonts w:eastAsiaTheme="minorEastAsia" w:cs="Times New Roman"/>
-          <w:iCs/>
-          <w:szCs w:val="24"/>
-          <w:lang w:val="sr-Cyrl-RS"/>
-        </w:rPr>
-        <w:lastRenderedPageBreak/>
-        <w:t xml:space="preserve">занемарљиво. Али само </w:t>
+        <w:t xml:space="preserve">– након 100 итерација одступање може бити значајно, након 1 000 000 итерација биће занемарљиво. Али само </w:t>
       </w:r>
       <w:r>
         <w:rPr>
@@ -16572,7 +16585,6 @@
           <w:color w:val="000000" w:themeColor="text1"/>
           <w:lang w:val="sr-Cyrl-RS"/>
         </w:rPr>
-        <w:lastRenderedPageBreak/>
         <w:t>3. Конструкција генеративне матрице са контролисаним улазно-излазним односом</w:t>
       </w:r>
       <w:bookmarkEnd w:id="20"/>
@@ -17134,7 +17146,6 @@
           <w:szCs w:val="28"/>
           <w:lang w:val="sr-Cyrl-RS"/>
         </w:rPr>
-        <w:lastRenderedPageBreak/>
         <w:t xml:space="preserve">3.2 </w:t>
       </w:r>
       <w:r>
@@ -51714,6 +51725,2555 @@
     </w:p>
     <w:p>
       <w:pPr>
+        <w:jc w:val="both"/>
+        <w:rPr>
+          <w:rFonts w:cs="Times New Roman"/>
+          <w:szCs w:val="24"/>
+          <w:lang w:val="sr-Cyrl-RS"/>
+        </w:rPr>
+      </w:pPr>
+    </w:p>
+    <w:p>
+      <w:pPr>
+        <w:jc w:val="both"/>
+        <w:rPr>
+          <w:rFonts w:cs="Times New Roman"/>
+          <w:szCs w:val="24"/>
+          <w:lang w:val="sr-Cyrl-RS"/>
+        </w:rPr>
+      </w:pPr>
+    </w:p>
+    <w:p>
+      <w:pPr>
+        <w:jc w:val="both"/>
+        <w:rPr>
+          <w:rFonts w:cs="Times New Roman"/>
+          <w:szCs w:val="24"/>
+          <w:lang w:val="sr-Cyrl-RS"/>
+        </w:rPr>
+      </w:pPr>
+    </w:p>
+    <w:p>
+      <w:pPr>
+        <w:jc w:val="both"/>
+        <w:rPr>
+          <w:rFonts w:cs="Times New Roman"/>
+          <w:szCs w:val="24"/>
+          <w:lang w:val="sr-Cyrl-RS"/>
+        </w:rPr>
+      </w:pPr>
+    </w:p>
+    <w:p>
+      <w:pPr>
+        <w:jc w:val="both"/>
+        <w:rPr>
+          <w:rFonts w:cs="Times New Roman"/>
+          <w:szCs w:val="24"/>
+          <w:lang w:val="sr-Cyrl-RS"/>
+        </w:rPr>
+      </w:pPr>
+    </w:p>
+    <w:p>
+      <w:pPr>
+        <w:jc w:val="both"/>
+        <w:rPr>
+          <w:rFonts w:cs="Times New Roman"/>
+          <w:szCs w:val="24"/>
+          <w:lang w:val="sr-Cyrl-RS"/>
+        </w:rPr>
+      </w:pPr>
+    </w:p>
+    <w:p>
+      <w:pPr>
+        <w:pStyle w:val="Heading1"/>
+        <w:rPr>
+          <w:rFonts w:ascii="Times New Roman" w:hAnsi="Times New Roman" w:cs="Times New Roman"/>
+          <w:b/>
+          <w:bCs/>
+          <w:color w:val="000000" w:themeColor="text1"/>
+          <w:lang w:val="sr-Cyrl-RS"/>
+        </w:rPr>
+      </w:pPr>
+      <w:r>
+        <w:rPr>
+          <w:rFonts w:ascii="Times New Roman" w:hAnsi="Times New Roman" w:cs="Times New Roman"/>
+          <w:b/>
+          <w:bCs/>
+          <w:color w:val="000000" w:themeColor="text1"/>
+        </w:rPr>
+        <w:lastRenderedPageBreak/>
+        <w:t xml:space="preserve">6 </w:t>
+      </w:r>
+      <w:r>
+        <w:rPr>
+          <w:rFonts w:ascii="Times New Roman" w:hAnsi="Times New Roman" w:cs="Times New Roman"/>
+          <w:b/>
+          <w:bCs/>
+          <w:color w:val="000000" w:themeColor="text1"/>
+          <w:lang w:val="sr-Cyrl-RS"/>
+        </w:rPr>
+        <w:t>Литература</w:t>
+      </w:r>
+    </w:p>
+    <w:p>
+      <w:pPr>
+        <w:rPr>
+          <w:lang w:val="sr-Cyrl-RS"/>
+        </w:rPr>
+      </w:pPr>
+    </w:p>
+    <w:p>
+      <w:pPr>
+        <w:rPr>
+          <w:lang w:val="sr-Cyrl-RS"/>
+        </w:rPr>
+      </w:pPr>
+      <w:proofErr w:type="spellStart"/>
+      <w:r>
+        <w:rPr>
+          <w:lang w:val="sr-Cyrl-RS"/>
+        </w:rPr>
+        <w:t>Cormen</w:t>
+      </w:r>
+      <w:proofErr w:type="spellEnd"/>
+      <w:r>
+        <w:rPr>
+          <w:lang w:val="sr-Cyrl-RS"/>
+        </w:rPr>
+        <w:t xml:space="preserve">, </w:t>
+      </w:r>
+      <w:proofErr w:type="spellStart"/>
+      <w:r>
+        <w:rPr>
+          <w:lang w:val="sr-Cyrl-RS"/>
+        </w:rPr>
+        <w:t>Thomas</w:t>
+      </w:r>
+      <w:proofErr w:type="spellEnd"/>
+      <w:r>
+        <w:rPr>
+          <w:lang w:val="sr-Cyrl-RS"/>
+        </w:rPr>
+        <w:t xml:space="preserve"> H. / </w:t>
+      </w:r>
+      <w:proofErr w:type="spellStart"/>
+      <w:r>
+        <w:rPr>
+          <w:lang w:val="sr-Cyrl-RS"/>
+        </w:rPr>
+        <w:t>Leiserson</w:t>
+      </w:r>
+      <w:proofErr w:type="spellEnd"/>
+      <w:r>
+        <w:rPr>
+          <w:lang w:val="sr-Cyrl-RS"/>
+        </w:rPr>
+        <w:t xml:space="preserve">, </w:t>
+      </w:r>
+      <w:proofErr w:type="spellStart"/>
+      <w:r>
+        <w:rPr>
+          <w:lang w:val="sr-Cyrl-RS"/>
+        </w:rPr>
+        <w:t>Charles</w:t>
+      </w:r>
+      <w:proofErr w:type="spellEnd"/>
+      <w:r>
+        <w:rPr>
+          <w:lang w:val="sr-Cyrl-RS"/>
+        </w:rPr>
+        <w:t xml:space="preserve"> E. / </w:t>
+      </w:r>
+      <w:proofErr w:type="spellStart"/>
+      <w:r>
+        <w:rPr>
+          <w:lang w:val="sr-Cyrl-RS"/>
+        </w:rPr>
+        <w:t>Rivest</w:t>
+      </w:r>
+      <w:proofErr w:type="spellEnd"/>
+      <w:r>
+        <w:rPr>
+          <w:lang w:val="sr-Cyrl-RS"/>
+        </w:rPr>
+        <w:t xml:space="preserve">, </w:t>
+      </w:r>
+      <w:proofErr w:type="spellStart"/>
+      <w:r>
+        <w:rPr>
+          <w:lang w:val="sr-Cyrl-RS"/>
+        </w:rPr>
+        <w:t>Ronald</w:t>
+      </w:r>
+      <w:proofErr w:type="spellEnd"/>
+      <w:r>
+        <w:rPr>
+          <w:lang w:val="sr-Cyrl-RS"/>
+        </w:rPr>
+        <w:t xml:space="preserve"> L. / </w:t>
+      </w:r>
+      <w:proofErr w:type="spellStart"/>
+      <w:r>
+        <w:rPr>
+          <w:lang w:val="sr-Cyrl-RS"/>
+        </w:rPr>
+        <w:t>Stein</w:t>
+      </w:r>
+      <w:proofErr w:type="spellEnd"/>
+      <w:r>
+        <w:rPr>
+          <w:lang w:val="sr-Cyrl-RS"/>
+        </w:rPr>
+        <w:t xml:space="preserve">, </w:t>
+      </w:r>
+      <w:proofErr w:type="spellStart"/>
+      <w:r>
+        <w:rPr>
+          <w:lang w:val="sr-Cyrl-RS"/>
+        </w:rPr>
+        <w:t>Clifford</w:t>
+      </w:r>
+      <w:proofErr w:type="spellEnd"/>
+      <w:r>
+        <w:rPr>
+          <w:lang w:val="sr-Cyrl-RS"/>
+        </w:rPr>
+        <w:t xml:space="preserve">. </w:t>
+      </w:r>
+      <w:proofErr w:type="spellStart"/>
+      <w:r>
+        <w:rPr>
+          <w:lang w:val="sr-Cyrl-RS"/>
+        </w:rPr>
+        <w:t>Introduction</w:t>
+      </w:r>
+      <w:proofErr w:type="spellEnd"/>
+      <w:r>
+        <w:rPr>
+          <w:lang w:val="sr-Cyrl-RS"/>
+        </w:rPr>
+        <w:t xml:space="preserve"> </w:t>
+      </w:r>
+      <w:proofErr w:type="spellStart"/>
+      <w:r>
+        <w:rPr>
+          <w:lang w:val="sr-Cyrl-RS"/>
+        </w:rPr>
+        <w:t>to</w:t>
+      </w:r>
+      <w:proofErr w:type="spellEnd"/>
+      <w:r>
+        <w:rPr>
+          <w:lang w:val="sr-Cyrl-RS"/>
+        </w:rPr>
+        <w:t xml:space="preserve"> </w:t>
+      </w:r>
+      <w:proofErr w:type="spellStart"/>
+      <w:r>
+        <w:rPr>
+          <w:lang w:val="sr-Cyrl-RS"/>
+        </w:rPr>
+        <w:t>Algorithms</w:t>
+      </w:r>
+      <w:proofErr w:type="spellEnd"/>
+      <w:r>
+        <w:rPr>
+          <w:lang w:val="sr-Cyrl-RS"/>
+        </w:rPr>
+        <w:t xml:space="preserve">. MIT </w:t>
+      </w:r>
+      <w:proofErr w:type="spellStart"/>
+      <w:r>
+        <w:rPr>
+          <w:lang w:val="sr-Cyrl-RS"/>
+        </w:rPr>
+        <w:t>Press</w:t>
+      </w:r>
+      <w:proofErr w:type="spellEnd"/>
+      <w:r>
+        <w:rPr>
+          <w:lang w:val="sr-Cyrl-RS"/>
+        </w:rPr>
+        <w:t>. 2009.</w:t>
+      </w:r>
+    </w:p>
+    <w:p>
+      <w:pPr>
+        <w:rPr>
+          <w:lang w:val="sr-Cyrl-RS"/>
+        </w:rPr>
+      </w:pPr>
+      <w:proofErr w:type="spellStart"/>
+      <w:r>
+        <w:rPr>
+          <w:lang w:val="sr-Cyrl-RS"/>
+        </w:rPr>
+        <w:t>Feller</w:t>
+      </w:r>
+      <w:proofErr w:type="spellEnd"/>
+      <w:r>
+        <w:rPr>
+          <w:lang w:val="sr-Cyrl-RS"/>
+        </w:rPr>
+        <w:t xml:space="preserve">, </w:t>
+      </w:r>
+      <w:proofErr w:type="spellStart"/>
+      <w:r>
+        <w:rPr>
+          <w:lang w:val="sr-Cyrl-RS"/>
+        </w:rPr>
+        <w:t>William</w:t>
+      </w:r>
+      <w:proofErr w:type="spellEnd"/>
+      <w:r>
+        <w:rPr>
+          <w:lang w:val="sr-Cyrl-RS"/>
+        </w:rPr>
+        <w:t xml:space="preserve">. </w:t>
+      </w:r>
+      <w:proofErr w:type="spellStart"/>
+      <w:r>
+        <w:rPr>
+          <w:lang w:val="sr-Cyrl-RS"/>
+        </w:rPr>
+        <w:t>An</w:t>
+      </w:r>
+      <w:proofErr w:type="spellEnd"/>
+      <w:r>
+        <w:rPr>
+          <w:lang w:val="sr-Cyrl-RS"/>
+        </w:rPr>
+        <w:t xml:space="preserve"> </w:t>
+      </w:r>
+      <w:proofErr w:type="spellStart"/>
+      <w:r>
+        <w:rPr>
+          <w:lang w:val="sr-Cyrl-RS"/>
+        </w:rPr>
+        <w:t>Introduction</w:t>
+      </w:r>
+      <w:proofErr w:type="spellEnd"/>
+      <w:r>
+        <w:rPr>
+          <w:lang w:val="sr-Cyrl-RS"/>
+        </w:rPr>
+        <w:t xml:space="preserve"> </w:t>
+      </w:r>
+      <w:proofErr w:type="spellStart"/>
+      <w:r>
+        <w:rPr>
+          <w:lang w:val="sr-Cyrl-RS"/>
+        </w:rPr>
+        <w:t>to</w:t>
+      </w:r>
+      <w:proofErr w:type="spellEnd"/>
+      <w:r>
+        <w:rPr>
+          <w:lang w:val="sr-Cyrl-RS"/>
+        </w:rPr>
+        <w:t xml:space="preserve"> </w:t>
+      </w:r>
+      <w:proofErr w:type="spellStart"/>
+      <w:r>
+        <w:rPr>
+          <w:lang w:val="sr-Cyrl-RS"/>
+        </w:rPr>
+        <w:t>Probability</w:t>
+      </w:r>
+      <w:proofErr w:type="spellEnd"/>
+      <w:r>
+        <w:rPr>
+          <w:lang w:val="sr-Cyrl-RS"/>
+        </w:rPr>
+        <w:t xml:space="preserve"> </w:t>
+      </w:r>
+      <w:proofErr w:type="spellStart"/>
+      <w:r>
+        <w:rPr>
+          <w:lang w:val="sr-Cyrl-RS"/>
+        </w:rPr>
+        <w:t>Theory</w:t>
+      </w:r>
+      <w:proofErr w:type="spellEnd"/>
+      <w:r>
+        <w:rPr>
+          <w:lang w:val="sr-Cyrl-RS"/>
+        </w:rPr>
+        <w:t xml:space="preserve"> </w:t>
+      </w:r>
+      <w:proofErr w:type="spellStart"/>
+      <w:r>
+        <w:rPr>
+          <w:lang w:val="sr-Cyrl-RS"/>
+        </w:rPr>
+        <w:t>and</w:t>
+      </w:r>
+      <w:proofErr w:type="spellEnd"/>
+      <w:r>
+        <w:rPr>
+          <w:lang w:val="sr-Cyrl-RS"/>
+        </w:rPr>
+        <w:t xml:space="preserve"> </w:t>
+      </w:r>
+      <w:proofErr w:type="spellStart"/>
+      <w:r>
+        <w:rPr>
+          <w:lang w:val="sr-Cyrl-RS"/>
+        </w:rPr>
+        <w:t>Its</w:t>
+      </w:r>
+      <w:proofErr w:type="spellEnd"/>
+      <w:r>
+        <w:rPr>
+          <w:lang w:val="sr-Cyrl-RS"/>
+        </w:rPr>
+        <w:t xml:space="preserve"> </w:t>
+      </w:r>
+      <w:proofErr w:type="spellStart"/>
+      <w:r>
+        <w:rPr>
+          <w:lang w:val="sr-Cyrl-RS"/>
+        </w:rPr>
+        <w:t>Applications</w:t>
+      </w:r>
+      <w:proofErr w:type="spellEnd"/>
+      <w:r>
+        <w:rPr>
+          <w:lang w:val="sr-Cyrl-RS"/>
+        </w:rPr>
+        <w:t xml:space="preserve">, </w:t>
+      </w:r>
+      <w:proofErr w:type="spellStart"/>
+      <w:r>
+        <w:rPr>
+          <w:lang w:val="sr-Cyrl-RS"/>
+        </w:rPr>
+        <w:t>Vol</w:t>
+      </w:r>
+      <w:proofErr w:type="spellEnd"/>
+      <w:r>
+        <w:rPr>
+          <w:lang w:val="sr-Cyrl-RS"/>
+        </w:rPr>
+        <w:t xml:space="preserve">. 1. John </w:t>
+      </w:r>
+      <w:proofErr w:type="spellStart"/>
+      <w:r>
+        <w:rPr>
+          <w:lang w:val="sr-Cyrl-RS"/>
+        </w:rPr>
+        <w:t>Wiley</w:t>
+      </w:r>
+      <w:proofErr w:type="spellEnd"/>
+      <w:r>
+        <w:rPr>
+          <w:lang w:val="sr-Cyrl-RS"/>
+        </w:rPr>
+        <w:t xml:space="preserve"> &amp; </w:t>
+      </w:r>
+      <w:proofErr w:type="spellStart"/>
+      <w:r>
+        <w:rPr>
+          <w:lang w:val="sr-Cyrl-RS"/>
+        </w:rPr>
+        <w:t>Sons</w:t>
+      </w:r>
+      <w:proofErr w:type="spellEnd"/>
+      <w:r>
+        <w:rPr>
+          <w:lang w:val="sr-Cyrl-RS"/>
+        </w:rPr>
+        <w:t>. 1968.</w:t>
+      </w:r>
+    </w:p>
+    <w:p>
+      <w:pPr>
+        <w:rPr>
+          <w:lang w:val="sr-Cyrl-RS"/>
+        </w:rPr>
+      </w:pPr>
+      <w:proofErr w:type="spellStart"/>
+      <w:r>
+        <w:rPr>
+          <w:lang w:val="sr-Cyrl-RS"/>
+        </w:rPr>
+        <w:t>Knuth</w:t>
+      </w:r>
+      <w:proofErr w:type="spellEnd"/>
+      <w:r>
+        <w:rPr>
+          <w:lang w:val="sr-Cyrl-RS"/>
+        </w:rPr>
+        <w:t xml:space="preserve">, </w:t>
+      </w:r>
+      <w:proofErr w:type="spellStart"/>
+      <w:r>
+        <w:rPr>
+          <w:lang w:val="sr-Cyrl-RS"/>
+        </w:rPr>
+        <w:t>Donald</w:t>
+      </w:r>
+      <w:proofErr w:type="spellEnd"/>
+      <w:r>
+        <w:rPr>
+          <w:lang w:val="sr-Cyrl-RS"/>
+        </w:rPr>
+        <w:t xml:space="preserve"> E. </w:t>
+      </w:r>
+      <w:proofErr w:type="spellStart"/>
+      <w:r>
+        <w:rPr>
+          <w:lang w:val="sr-Cyrl-RS"/>
+        </w:rPr>
+        <w:t>Seminumerical</w:t>
+      </w:r>
+      <w:proofErr w:type="spellEnd"/>
+      <w:r>
+        <w:rPr>
+          <w:lang w:val="sr-Cyrl-RS"/>
+        </w:rPr>
+        <w:t xml:space="preserve"> </w:t>
+      </w:r>
+      <w:proofErr w:type="spellStart"/>
+      <w:r>
+        <w:rPr>
+          <w:lang w:val="sr-Cyrl-RS"/>
+        </w:rPr>
+        <w:t>Algorithms</w:t>
+      </w:r>
+      <w:proofErr w:type="spellEnd"/>
+      <w:r>
+        <w:rPr>
+          <w:lang w:val="sr-Cyrl-RS"/>
+        </w:rPr>
+        <w:t xml:space="preserve">. </w:t>
+      </w:r>
+      <w:proofErr w:type="spellStart"/>
+      <w:r>
+        <w:rPr>
+          <w:lang w:val="sr-Cyrl-RS"/>
+        </w:rPr>
+        <w:t>The</w:t>
+      </w:r>
+      <w:proofErr w:type="spellEnd"/>
+      <w:r>
+        <w:rPr>
+          <w:lang w:val="sr-Cyrl-RS"/>
+        </w:rPr>
+        <w:t xml:space="preserve"> </w:t>
+      </w:r>
+      <w:proofErr w:type="spellStart"/>
+      <w:r>
+        <w:rPr>
+          <w:lang w:val="sr-Cyrl-RS"/>
+        </w:rPr>
+        <w:t>Art</w:t>
+      </w:r>
+      <w:proofErr w:type="spellEnd"/>
+      <w:r>
+        <w:rPr>
+          <w:lang w:val="sr-Cyrl-RS"/>
+        </w:rPr>
+        <w:t xml:space="preserve"> </w:t>
+      </w:r>
+      <w:proofErr w:type="spellStart"/>
+      <w:r>
+        <w:rPr>
+          <w:lang w:val="sr-Cyrl-RS"/>
+        </w:rPr>
+        <w:t>of</w:t>
+      </w:r>
+      <w:proofErr w:type="spellEnd"/>
+      <w:r>
+        <w:rPr>
+          <w:lang w:val="sr-Cyrl-RS"/>
+        </w:rPr>
+        <w:t xml:space="preserve"> </w:t>
+      </w:r>
+      <w:proofErr w:type="spellStart"/>
+      <w:r>
+        <w:rPr>
+          <w:lang w:val="sr-Cyrl-RS"/>
+        </w:rPr>
+        <w:t>Computer</w:t>
+      </w:r>
+      <w:proofErr w:type="spellEnd"/>
+      <w:r>
+        <w:rPr>
+          <w:lang w:val="sr-Cyrl-RS"/>
+        </w:rPr>
+        <w:t xml:space="preserve"> </w:t>
+      </w:r>
+      <w:proofErr w:type="spellStart"/>
+      <w:r>
+        <w:rPr>
+          <w:lang w:val="sr-Cyrl-RS"/>
+        </w:rPr>
+        <w:t>Programming</w:t>
+      </w:r>
+      <w:proofErr w:type="spellEnd"/>
+      <w:r>
+        <w:rPr>
+          <w:lang w:val="sr-Cyrl-RS"/>
+        </w:rPr>
+        <w:t xml:space="preserve">, </w:t>
+      </w:r>
+      <w:proofErr w:type="spellStart"/>
+      <w:r>
+        <w:rPr>
+          <w:lang w:val="sr-Cyrl-RS"/>
+        </w:rPr>
+        <w:t>Vol</w:t>
+      </w:r>
+      <w:proofErr w:type="spellEnd"/>
+      <w:r>
+        <w:rPr>
+          <w:lang w:val="sr-Cyrl-RS"/>
+        </w:rPr>
+        <w:t xml:space="preserve">. 2. </w:t>
+      </w:r>
+      <w:proofErr w:type="spellStart"/>
+      <w:r>
+        <w:rPr>
+          <w:lang w:val="sr-Cyrl-RS"/>
+        </w:rPr>
+        <w:t>Addison-Wesley</w:t>
+      </w:r>
+      <w:proofErr w:type="spellEnd"/>
+      <w:r>
+        <w:rPr>
+          <w:lang w:val="sr-Cyrl-RS"/>
+        </w:rPr>
+        <w:t>. 1997.</w:t>
+      </w:r>
+    </w:p>
+    <w:p>
+      <w:pPr>
+        <w:rPr>
+          <w:lang w:val="sr-Cyrl-RS"/>
+        </w:rPr>
+      </w:pPr>
+      <w:proofErr w:type="spellStart"/>
+      <w:r>
+        <w:rPr>
+          <w:lang w:val="sr-Cyrl-RS"/>
+        </w:rPr>
+        <w:t>Compeau</w:t>
+      </w:r>
+      <w:proofErr w:type="spellEnd"/>
+      <w:r>
+        <w:rPr>
+          <w:lang w:val="sr-Cyrl-RS"/>
+        </w:rPr>
+        <w:t xml:space="preserve">, </w:t>
+      </w:r>
+      <w:proofErr w:type="spellStart"/>
+      <w:r>
+        <w:rPr>
+          <w:lang w:val="sr-Cyrl-RS"/>
+        </w:rPr>
+        <w:t>Phillip</w:t>
+      </w:r>
+      <w:proofErr w:type="spellEnd"/>
+      <w:r>
+        <w:rPr>
+          <w:lang w:val="sr-Cyrl-RS"/>
+        </w:rPr>
+        <w:t xml:space="preserve"> E.C. / </w:t>
+      </w:r>
+      <w:proofErr w:type="spellStart"/>
+      <w:r>
+        <w:rPr>
+          <w:lang w:val="sr-Cyrl-RS"/>
+        </w:rPr>
+        <w:t>Pevzner</w:t>
+      </w:r>
+      <w:proofErr w:type="spellEnd"/>
+      <w:r>
+        <w:rPr>
+          <w:lang w:val="sr-Cyrl-RS"/>
+        </w:rPr>
+        <w:t xml:space="preserve">, </w:t>
+      </w:r>
+      <w:proofErr w:type="spellStart"/>
+      <w:r>
+        <w:rPr>
+          <w:lang w:val="sr-Cyrl-RS"/>
+        </w:rPr>
+        <w:t>Pavel</w:t>
+      </w:r>
+      <w:proofErr w:type="spellEnd"/>
+      <w:r>
+        <w:rPr>
+          <w:lang w:val="sr-Cyrl-RS"/>
+        </w:rPr>
+        <w:t xml:space="preserve"> A. / </w:t>
+      </w:r>
+      <w:proofErr w:type="spellStart"/>
+      <w:r>
+        <w:rPr>
+          <w:lang w:val="sr-Cyrl-RS"/>
+        </w:rPr>
+        <w:t>Tesler</w:t>
+      </w:r>
+      <w:proofErr w:type="spellEnd"/>
+      <w:r>
+        <w:rPr>
+          <w:lang w:val="sr-Cyrl-RS"/>
+        </w:rPr>
+        <w:t xml:space="preserve">, </w:t>
+      </w:r>
+      <w:proofErr w:type="spellStart"/>
+      <w:r>
+        <w:rPr>
+          <w:lang w:val="sr-Cyrl-RS"/>
+        </w:rPr>
+        <w:t>Glenn</w:t>
+      </w:r>
+      <w:proofErr w:type="spellEnd"/>
+      <w:r>
+        <w:rPr>
+          <w:lang w:val="sr-Cyrl-RS"/>
+        </w:rPr>
+        <w:t xml:space="preserve">. </w:t>
+      </w:r>
+      <w:proofErr w:type="spellStart"/>
+      <w:r>
+        <w:rPr>
+          <w:lang w:val="sr-Cyrl-RS"/>
+        </w:rPr>
+        <w:t>How</w:t>
+      </w:r>
+      <w:proofErr w:type="spellEnd"/>
+      <w:r>
+        <w:rPr>
+          <w:lang w:val="sr-Cyrl-RS"/>
+        </w:rPr>
+        <w:t xml:space="preserve"> </w:t>
+      </w:r>
+      <w:proofErr w:type="spellStart"/>
+      <w:r>
+        <w:rPr>
+          <w:lang w:val="sr-Cyrl-RS"/>
+        </w:rPr>
+        <w:t>to</w:t>
+      </w:r>
+      <w:proofErr w:type="spellEnd"/>
+      <w:r>
+        <w:rPr>
+          <w:lang w:val="sr-Cyrl-RS"/>
+        </w:rPr>
+        <w:t xml:space="preserve"> </w:t>
+      </w:r>
+      <w:proofErr w:type="spellStart"/>
+      <w:r>
+        <w:rPr>
+          <w:lang w:val="sr-Cyrl-RS"/>
+        </w:rPr>
+        <w:t>apply</w:t>
+      </w:r>
+      <w:proofErr w:type="spellEnd"/>
+      <w:r>
+        <w:rPr>
+          <w:lang w:val="sr-Cyrl-RS"/>
+        </w:rPr>
+        <w:t xml:space="preserve"> </w:t>
+      </w:r>
+      <w:proofErr w:type="spellStart"/>
+      <w:r>
+        <w:rPr>
+          <w:lang w:val="sr-Cyrl-RS"/>
+        </w:rPr>
+        <w:t>de</w:t>
+      </w:r>
+      <w:proofErr w:type="spellEnd"/>
+      <w:r>
+        <w:rPr>
+          <w:lang w:val="sr-Cyrl-RS"/>
+        </w:rPr>
+        <w:t xml:space="preserve"> </w:t>
+      </w:r>
+      <w:proofErr w:type="spellStart"/>
+      <w:r>
+        <w:rPr>
+          <w:lang w:val="sr-Cyrl-RS"/>
+        </w:rPr>
+        <w:t>Bruijn</w:t>
+      </w:r>
+      <w:proofErr w:type="spellEnd"/>
+      <w:r>
+        <w:rPr>
+          <w:lang w:val="sr-Cyrl-RS"/>
+        </w:rPr>
+        <w:t xml:space="preserve"> </w:t>
+      </w:r>
+      <w:proofErr w:type="spellStart"/>
+      <w:r>
+        <w:rPr>
+          <w:lang w:val="sr-Cyrl-RS"/>
+        </w:rPr>
+        <w:t>graphs</w:t>
+      </w:r>
+      <w:proofErr w:type="spellEnd"/>
+      <w:r>
+        <w:rPr>
+          <w:lang w:val="sr-Cyrl-RS"/>
+        </w:rPr>
+        <w:t xml:space="preserve"> </w:t>
+      </w:r>
+      <w:proofErr w:type="spellStart"/>
+      <w:r>
+        <w:rPr>
+          <w:lang w:val="sr-Cyrl-RS"/>
+        </w:rPr>
+        <w:t>to</w:t>
+      </w:r>
+      <w:proofErr w:type="spellEnd"/>
+      <w:r>
+        <w:rPr>
+          <w:lang w:val="sr-Cyrl-RS"/>
+        </w:rPr>
+        <w:t xml:space="preserve"> </w:t>
+      </w:r>
+      <w:proofErr w:type="spellStart"/>
+      <w:r>
+        <w:rPr>
+          <w:lang w:val="sr-Cyrl-RS"/>
+        </w:rPr>
+        <w:t>genome</w:t>
+      </w:r>
+      <w:proofErr w:type="spellEnd"/>
+      <w:r>
+        <w:rPr>
+          <w:lang w:val="sr-Cyrl-RS"/>
+        </w:rPr>
+        <w:t xml:space="preserve"> </w:t>
+      </w:r>
+      <w:proofErr w:type="spellStart"/>
+      <w:r>
+        <w:rPr>
+          <w:lang w:val="sr-Cyrl-RS"/>
+        </w:rPr>
+        <w:t>assembly</w:t>
+      </w:r>
+      <w:proofErr w:type="spellEnd"/>
+      <w:r>
+        <w:rPr>
+          <w:lang w:val="sr-Cyrl-RS"/>
+        </w:rPr>
+        <w:t xml:space="preserve">. </w:t>
+      </w:r>
+      <w:proofErr w:type="spellStart"/>
+      <w:r>
+        <w:rPr>
+          <w:lang w:val="sr-Cyrl-RS"/>
+        </w:rPr>
+        <w:t>Nature</w:t>
+      </w:r>
+      <w:proofErr w:type="spellEnd"/>
+      <w:r>
+        <w:rPr>
+          <w:lang w:val="sr-Cyrl-RS"/>
+        </w:rPr>
+        <w:t xml:space="preserve"> </w:t>
+      </w:r>
+      <w:proofErr w:type="spellStart"/>
+      <w:r>
+        <w:rPr>
+          <w:lang w:val="sr-Cyrl-RS"/>
+        </w:rPr>
+        <w:t>Biotechnology</w:t>
+      </w:r>
+      <w:proofErr w:type="spellEnd"/>
+      <w:r>
+        <w:rPr>
+          <w:lang w:val="sr-Cyrl-RS"/>
+        </w:rPr>
+        <w:t xml:space="preserve">, </w:t>
+      </w:r>
+      <w:proofErr w:type="spellStart"/>
+      <w:r>
+        <w:rPr>
+          <w:lang w:val="sr-Cyrl-RS"/>
+        </w:rPr>
+        <w:t>Vol</w:t>
+      </w:r>
+      <w:proofErr w:type="spellEnd"/>
+      <w:r>
+        <w:rPr>
+          <w:lang w:val="sr-Cyrl-RS"/>
+        </w:rPr>
+        <w:t xml:space="preserve">. 29, </w:t>
+      </w:r>
+      <w:proofErr w:type="spellStart"/>
+      <w:r>
+        <w:rPr>
+          <w:lang w:val="sr-Cyrl-RS"/>
+        </w:rPr>
+        <w:t>No</w:t>
+      </w:r>
+      <w:proofErr w:type="spellEnd"/>
+      <w:r>
+        <w:rPr>
+          <w:lang w:val="sr-Cyrl-RS"/>
+        </w:rPr>
+        <w:t>. 11, стр. 987–991. 2011.</w:t>
+      </w:r>
+    </w:p>
+    <w:p>
+      <w:pPr>
+        <w:rPr>
+          <w:lang w:val="sr-Cyrl-RS"/>
+        </w:rPr>
+      </w:pPr>
+      <w:proofErr w:type="spellStart"/>
+      <w:r>
+        <w:rPr>
+          <w:lang w:val="sr-Cyrl-RS"/>
+        </w:rPr>
+        <w:t>Pevzner</w:t>
+      </w:r>
+      <w:proofErr w:type="spellEnd"/>
+      <w:r>
+        <w:rPr>
+          <w:lang w:val="sr-Cyrl-RS"/>
+        </w:rPr>
+        <w:t xml:space="preserve">, </w:t>
+      </w:r>
+      <w:proofErr w:type="spellStart"/>
+      <w:r>
+        <w:rPr>
+          <w:lang w:val="sr-Cyrl-RS"/>
+        </w:rPr>
+        <w:t>Pavel</w:t>
+      </w:r>
+      <w:proofErr w:type="spellEnd"/>
+      <w:r>
+        <w:rPr>
+          <w:lang w:val="sr-Cyrl-RS"/>
+        </w:rPr>
+        <w:t xml:space="preserve"> A. / </w:t>
+      </w:r>
+      <w:proofErr w:type="spellStart"/>
+      <w:r>
+        <w:rPr>
+          <w:lang w:val="sr-Cyrl-RS"/>
+        </w:rPr>
+        <w:t>Tang</w:t>
+      </w:r>
+      <w:proofErr w:type="spellEnd"/>
+      <w:r>
+        <w:rPr>
+          <w:lang w:val="sr-Cyrl-RS"/>
+        </w:rPr>
+        <w:t xml:space="preserve">, </w:t>
+      </w:r>
+      <w:proofErr w:type="spellStart"/>
+      <w:r>
+        <w:rPr>
+          <w:lang w:val="sr-Cyrl-RS"/>
+        </w:rPr>
+        <w:t>Haixu</w:t>
+      </w:r>
+      <w:proofErr w:type="spellEnd"/>
+      <w:r>
+        <w:rPr>
+          <w:lang w:val="sr-Cyrl-RS"/>
+        </w:rPr>
+        <w:t xml:space="preserve"> / </w:t>
+      </w:r>
+      <w:proofErr w:type="spellStart"/>
+      <w:r>
+        <w:rPr>
+          <w:lang w:val="sr-Cyrl-RS"/>
+        </w:rPr>
+        <w:t>Waterman</w:t>
+      </w:r>
+      <w:proofErr w:type="spellEnd"/>
+      <w:r>
+        <w:rPr>
+          <w:lang w:val="sr-Cyrl-RS"/>
+        </w:rPr>
+        <w:t xml:space="preserve">, </w:t>
+      </w:r>
+      <w:proofErr w:type="spellStart"/>
+      <w:r>
+        <w:rPr>
+          <w:lang w:val="sr-Cyrl-RS"/>
+        </w:rPr>
+        <w:t>Michael</w:t>
+      </w:r>
+      <w:proofErr w:type="spellEnd"/>
+      <w:r>
+        <w:rPr>
+          <w:lang w:val="sr-Cyrl-RS"/>
+        </w:rPr>
+        <w:t xml:space="preserve"> S. </w:t>
+      </w:r>
+      <w:proofErr w:type="spellStart"/>
+      <w:r>
+        <w:rPr>
+          <w:lang w:val="sr-Cyrl-RS"/>
+        </w:rPr>
+        <w:t>An</w:t>
+      </w:r>
+      <w:proofErr w:type="spellEnd"/>
+      <w:r>
+        <w:rPr>
+          <w:lang w:val="sr-Cyrl-RS"/>
+        </w:rPr>
+        <w:t xml:space="preserve"> </w:t>
+      </w:r>
+      <w:proofErr w:type="spellStart"/>
+      <w:r>
+        <w:rPr>
+          <w:lang w:val="sr-Cyrl-RS"/>
+        </w:rPr>
+        <w:t>Eulerian</w:t>
+      </w:r>
+      <w:proofErr w:type="spellEnd"/>
+      <w:r>
+        <w:rPr>
+          <w:lang w:val="sr-Cyrl-RS"/>
+        </w:rPr>
+        <w:t xml:space="preserve"> </w:t>
+      </w:r>
+      <w:proofErr w:type="spellStart"/>
+      <w:r>
+        <w:rPr>
+          <w:lang w:val="sr-Cyrl-RS"/>
+        </w:rPr>
+        <w:t>path</w:t>
+      </w:r>
+      <w:proofErr w:type="spellEnd"/>
+      <w:r>
+        <w:rPr>
+          <w:lang w:val="sr-Cyrl-RS"/>
+        </w:rPr>
+        <w:t xml:space="preserve"> </w:t>
+      </w:r>
+      <w:proofErr w:type="spellStart"/>
+      <w:r>
+        <w:rPr>
+          <w:lang w:val="sr-Cyrl-RS"/>
+        </w:rPr>
+        <w:t>approach</w:t>
+      </w:r>
+      <w:proofErr w:type="spellEnd"/>
+      <w:r>
+        <w:rPr>
+          <w:lang w:val="sr-Cyrl-RS"/>
+        </w:rPr>
+        <w:t xml:space="preserve"> </w:t>
+      </w:r>
+      <w:proofErr w:type="spellStart"/>
+      <w:r>
+        <w:rPr>
+          <w:lang w:val="sr-Cyrl-RS"/>
+        </w:rPr>
+        <w:t>to</w:t>
+      </w:r>
+      <w:proofErr w:type="spellEnd"/>
+      <w:r>
+        <w:rPr>
+          <w:lang w:val="sr-Cyrl-RS"/>
+        </w:rPr>
+        <w:t xml:space="preserve"> DNA </w:t>
+      </w:r>
+      <w:proofErr w:type="spellStart"/>
+      <w:r>
+        <w:rPr>
+          <w:lang w:val="sr-Cyrl-RS"/>
+        </w:rPr>
+        <w:t>fragment</w:t>
+      </w:r>
+      <w:proofErr w:type="spellEnd"/>
+      <w:r>
+        <w:rPr>
+          <w:lang w:val="sr-Cyrl-RS"/>
+        </w:rPr>
+        <w:t xml:space="preserve"> </w:t>
+      </w:r>
+      <w:proofErr w:type="spellStart"/>
+      <w:r>
+        <w:rPr>
+          <w:lang w:val="sr-Cyrl-RS"/>
+        </w:rPr>
+        <w:t>assembly</w:t>
+      </w:r>
+      <w:proofErr w:type="spellEnd"/>
+      <w:r>
+        <w:rPr>
+          <w:lang w:val="sr-Cyrl-RS"/>
+        </w:rPr>
+        <w:t xml:space="preserve">. </w:t>
+      </w:r>
+      <w:proofErr w:type="spellStart"/>
+      <w:r>
+        <w:rPr>
+          <w:lang w:val="sr-Cyrl-RS"/>
+        </w:rPr>
+        <w:t>Proceedings</w:t>
+      </w:r>
+      <w:proofErr w:type="spellEnd"/>
+      <w:r>
+        <w:rPr>
+          <w:lang w:val="sr-Cyrl-RS"/>
+        </w:rPr>
+        <w:t xml:space="preserve"> </w:t>
+      </w:r>
+      <w:proofErr w:type="spellStart"/>
+      <w:r>
+        <w:rPr>
+          <w:lang w:val="sr-Cyrl-RS"/>
+        </w:rPr>
+        <w:t>of</w:t>
+      </w:r>
+      <w:proofErr w:type="spellEnd"/>
+      <w:r>
+        <w:rPr>
+          <w:lang w:val="sr-Cyrl-RS"/>
+        </w:rPr>
+        <w:t xml:space="preserve"> </w:t>
+      </w:r>
+      <w:proofErr w:type="spellStart"/>
+      <w:r>
+        <w:rPr>
+          <w:lang w:val="sr-Cyrl-RS"/>
+        </w:rPr>
+        <w:t>the</w:t>
+      </w:r>
+      <w:proofErr w:type="spellEnd"/>
+      <w:r>
+        <w:rPr>
+          <w:lang w:val="sr-Cyrl-RS"/>
+        </w:rPr>
+        <w:t xml:space="preserve"> </w:t>
+      </w:r>
+      <w:proofErr w:type="spellStart"/>
+      <w:r>
+        <w:rPr>
+          <w:lang w:val="sr-Cyrl-RS"/>
+        </w:rPr>
+        <w:t>National</w:t>
+      </w:r>
+      <w:proofErr w:type="spellEnd"/>
+      <w:r>
+        <w:rPr>
+          <w:lang w:val="sr-Cyrl-RS"/>
+        </w:rPr>
+        <w:t xml:space="preserve"> </w:t>
+      </w:r>
+      <w:proofErr w:type="spellStart"/>
+      <w:r>
+        <w:rPr>
+          <w:lang w:val="sr-Cyrl-RS"/>
+        </w:rPr>
+        <w:t>Academy</w:t>
+      </w:r>
+      <w:proofErr w:type="spellEnd"/>
+      <w:r>
+        <w:rPr>
+          <w:lang w:val="sr-Cyrl-RS"/>
+        </w:rPr>
+        <w:t xml:space="preserve"> </w:t>
+      </w:r>
+      <w:proofErr w:type="spellStart"/>
+      <w:r>
+        <w:rPr>
+          <w:lang w:val="sr-Cyrl-RS"/>
+        </w:rPr>
+        <w:t>of</w:t>
+      </w:r>
+      <w:proofErr w:type="spellEnd"/>
+      <w:r>
+        <w:rPr>
+          <w:lang w:val="sr-Cyrl-RS"/>
+        </w:rPr>
+        <w:t xml:space="preserve"> </w:t>
+      </w:r>
+      <w:proofErr w:type="spellStart"/>
+      <w:r>
+        <w:rPr>
+          <w:lang w:val="sr-Cyrl-RS"/>
+        </w:rPr>
+        <w:t>Sciences</w:t>
+      </w:r>
+      <w:proofErr w:type="spellEnd"/>
+      <w:r>
+        <w:rPr>
+          <w:lang w:val="sr-Cyrl-RS"/>
+        </w:rPr>
+        <w:t xml:space="preserve">, </w:t>
+      </w:r>
+      <w:proofErr w:type="spellStart"/>
+      <w:r>
+        <w:rPr>
+          <w:lang w:val="sr-Cyrl-RS"/>
+        </w:rPr>
+        <w:t>Vol</w:t>
+      </w:r>
+      <w:proofErr w:type="spellEnd"/>
+      <w:r>
+        <w:rPr>
+          <w:lang w:val="sr-Cyrl-RS"/>
+        </w:rPr>
+        <w:t xml:space="preserve">. 98, </w:t>
+      </w:r>
+      <w:proofErr w:type="spellStart"/>
+      <w:r>
+        <w:rPr>
+          <w:lang w:val="sr-Cyrl-RS"/>
+        </w:rPr>
+        <w:t>No</w:t>
+      </w:r>
+      <w:proofErr w:type="spellEnd"/>
+      <w:r>
+        <w:rPr>
+          <w:lang w:val="sr-Cyrl-RS"/>
+        </w:rPr>
+        <w:t>. 17, стр. 9748–9753. 2001.</w:t>
+      </w:r>
+    </w:p>
+    <w:p>
+      <w:pPr>
+        <w:rPr>
+          <w:lang w:val="sr-Cyrl-RS"/>
+        </w:rPr>
+      </w:pPr>
+      <w:proofErr w:type="spellStart"/>
+      <w:r>
+        <w:rPr>
+          <w:lang w:val="sr-Cyrl-RS"/>
+        </w:rPr>
+        <w:t>Nocedal</w:t>
+      </w:r>
+      <w:proofErr w:type="spellEnd"/>
+      <w:r>
+        <w:rPr>
+          <w:lang w:val="sr-Cyrl-RS"/>
+        </w:rPr>
+        <w:t xml:space="preserve">, </w:t>
+      </w:r>
+      <w:proofErr w:type="spellStart"/>
+      <w:r>
+        <w:rPr>
+          <w:lang w:val="sr-Cyrl-RS"/>
+        </w:rPr>
+        <w:t>Jorge</w:t>
+      </w:r>
+      <w:proofErr w:type="spellEnd"/>
+      <w:r>
+        <w:rPr>
+          <w:lang w:val="sr-Cyrl-RS"/>
+        </w:rPr>
+        <w:t xml:space="preserve"> / </w:t>
+      </w:r>
+      <w:proofErr w:type="spellStart"/>
+      <w:r>
+        <w:rPr>
+          <w:lang w:val="sr-Cyrl-RS"/>
+        </w:rPr>
+        <w:t>Wright</w:t>
+      </w:r>
+      <w:proofErr w:type="spellEnd"/>
+      <w:r>
+        <w:rPr>
+          <w:lang w:val="sr-Cyrl-RS"/>
+        </w:rPr>
+        <w:t xml:space="preserve">, </w:t>
+      </w:r>
+      <w:proofErr w:type="spellStart"/>
+      <w:r>
+        <w:rPr>
+          <w:lang w:val="sr-Cyrl-RS"/>
+        </w:rPr>
+        <w:t>Stephen</w:t>
+      </w:r>
+      <w:proofErr w:type="spellEnd"/>
+      <w:r>
+        <w:rPr>
+          <w:lang w:val="sr-Cyrl-RS"/>
+        </w:rPr>
+        <w:t xml:space="preserve"> J. </w:t>
+      </w:r>
+      <w:proofErr w:type="spellStart"/>
+      <w:r>
+        <w:rPr>
+          <w:lang w:val="sr-Cyrl-RS"/>
+        </w:rPr>
+        <w:t>Numerical</w:t>
+      </w:r>
+      <w:proofErr w:type="spellEnd"/>
+      <w:r>
+        <w:rPr>
+          <w:lang w:val="sr-Cyrl-RS"/>
+        </w:rPr>
+        <w:t xml:space="preserve"> </w:t>
+      </w:r>
+      <w:proofErr w:type="spellStart"/>
+      <w:r>
+        <w:rPr>
+          <w:lang w:val="sr-Cyrl-RS"/>
+        </w:rPr>
+        <w:t>Optimization</w:t>
+      </w:r>
+      <w:proofErr w:type="spellEnd"/>
+      <w:r>
+        <w:rPr>
+          <w:lang w:val="sr-Cyrl-RS"/>
+        </w:rPr>
+        <w:t xml:space="preserve">. </w:t>
+      </w:r>
+      <w:proofErr w:type="spellStart"/>
+      <w:r>
+        <w:rPr>
+          <w:lang w:val="sr-Cyrl-RS"/>
+        </w:rPr>
+        <w:t>Springer</w:t>
+      </w:r>
+      <w:proofErr w:type="spellEnd"/>
+      <w:r>
+        <w:rPr>
+          <w:lang w:val="sr-Cyrl-RS"/>
+        </w:rPr>
+        <w:t>. 2006.</w:t>
+      </w:r>
+    </w:p>
+    <w:p>
+      <w:pPr>
+        <w:rPr>
+          <w:lang w:val="sr-Cyrl-RS"/>
+        </w:rPr>
+      </w:pPr>
+      <w:proofErr w:type="spellStart"/>
+      <w:r>
+        <w:rPr>
+          <w:lang w:val="sr-Cyrl-RS"/>
+        </w:rPr>
+        <w:t>Kraft</w:t>
+      </w:r>
+      <w:proofErr w:type="spellEnd"/>
+      <w:r>
+        <w:rPr>
+          <w:lang w:val="sr-Cyrl-RS"/>
+        </w:rPr>
+        <w:t xml:space="preserve">, </w:t>
+      </w:r>
+      <w:proofErr w:type="spellStart"/>
+      <w:r>
+        <w:rPr>
+          <w:lang w:val="sr-Cyrl-RS"/>
+        </w:rPr>
+        <w:t>Dieter</w:t>
+      </w:r>
+      <w:proofErr w:type="spellEnd"/>
+      <w:r>
+        <w:rPr>
+          <w:lang w:val="sr-Cyrl-RS"/>
+        </w:rPr>
+        <w:t xml:space="preserve">. A Software </w:t>
+      </w:r>
+      <w:proofErr w:type="spellStart"/>
+      <w:r>
+        <w:rPr>
+          <w:lang w:val="sr-Cyrl-RS"/>
+        </w:rPr>
+        <w:t>Package</w:t>
+      </w:r>
+      <w:proofErr w:type="spellEnd"/>
+      <w:r>
+        <w:rPr>
+          <w:lang w:val="sr-Cyrl-RS"/>
+        </w:rPr>
+        <w:t xml:space="preserve"> </w:t>
+      </w:r>
+      <w:proofErr w:type="spellStart"/>
+      <w:r>
+        <w:rPr>
+          <w:lang w:val="sr-Cyrl-RS"/>
+        </w:rPr>
+        <w:t>for</w:t>
+      </w:r>
+      <w:proofErr w:type="spellEnd"/>
+      <w:r>
+        <w:rPr>
+          <w:lang w:val="sr-Cyrl-RS"/>
+        </w:rPr>
+        <w:t xml:space="preserve"> </w:t>
+      </w:r>
+      <w:proofErr w:type="spellStart"/>
+      <w:r>
+        <w:rPr>
+          <w:lang w:val="sr-Cyrl-RS"/>
+        </w:rPr>
+        <w:t>Sequential</w:t>
+      </w:r>
+      <w:proofErr w:type="spellEnd"/>
+      <w:r>
+        <w:rPr>
+          <w:lang w:val="sr-Cyrl-RS"/>
+        </w:rPr>
+        <w:t xml:space="preserve"> </w:t>
+      </w:r>
+      <w:proofErr w:type="spellStart"/>
+      <w:r>
+        <w:rPr>
+          <w:lang w:val="sr-Cyrl-RS"/>
+        </w:rPr>
+        <w:t>Quadratic</w:t>
+      </w:r>
+      <w:proofErr w:type="spellEnd"/>
+      <w:r>
+        <w:rPr>
+          <w:lang w:val="sr-Cyrl-RS"/>
+        </w:rPr>
+        <w:t xml:space="preserve"> </w:t>
+      </w:r>
+      <w:proofErr w:type="spellStart"/>
+      <w:r>
+        <w:rPr>
+          <w:lang w:val="sr-Cyrl-RS"/>
+        </w:rPr>
+        <w:t>Programming</w:t>
+      </w:r>
+      <w:proofErr w:type="spellEnd"/>
+      <w:r>
+        <w:rPr>
+          <w:lang w:val="sr-Cyrl-RS"/>
+        </w:rPr>
+        <w:t xml:space="preserve">. </w:t>
+      </w:r>
+      <w:proofErr w:type="spellStart"/>
+      <w:r>
+        <w:rPr>
+          <w:lang w:val="sr-Cyrl-RS"/>
+        </w:rPr>
+        <w:t>Deutsche</w:t>
+      </w:r>
+      <w:proofErr w:type="spellEnd"/>
+      <w:r>
+        <w:rPr>
+          <w:lang w:val="sr-Cyrl-RS"/>
+        </w:rPr>
+        <w:t xml:space="preserve"> </w:t>
+      </w:r>
+      <w:proofErr w:type="spellStart"/>
+      <w:r>
+        <w:rPr>
+          <w:lang w:val="sr-Cyrl-RS"/>
+        </w:rPr>
+        <w:t>Forschungs</w:t>
+      </w:r>
+      <w:proofErr w:type="spellEnd"/>
+      <w:r>
+        <w:rPr>
+          <w:lang w:val="sr-Cyrl-RS"/>
+        </w:rPr>
+        <w:t xml:space="preserve">- </w:t>
+      </w:r>
+      <w:proofErr w:type="spellStart"/>
+      <w:r>
+        <w:rPr>
+          <w:lang w:val="sr-Cyrl-RS"/>
+        </w:rPr>
+        <w:t>und</w:t>
+      </w:r>
+      <w:proofErr w:type="spellEnd"/>
+      <w:r>
+        <w:rPr>
+          <w:lang w:val="sr-Cyrl-RS"/>
+        </w:rPr>
+        <w:t xml:space="preserve"> </w:t>
+      </w:r>
+      <w:proofErr w:type="spellStart"/>
+      <w:r>
+        <w:rPr>
+          <w:lang w:val="sr-Cyrl-RS"/>
+        </w:rPr>
+        <w:t>Versuchsanstalt</w:t>
+      </w:r>
+      <w:proofErr w:type="spellEnd"/>
+      <w:r>
+        <w:rPr>
+          <w:lang w:val="sr-Cyrl-RS"/>
+        </w:rPr>
+        <w:t xml:space="preserve"> </w:t>
+      </w:r>
+      <w:proofErr w:type="spellStart"/>
+      <w:r>
+        <w:rPr>
+          <w:lang w:val="sr-Cyrl-RS"/>
+        </w:rPr>
+        <w:t>für</w:t>
+      </w:r>
+      <w:proofErr w:type="spellEnd"/>
+      <w:r>
+        <w:rPr>
+          <w:lang w:val="sr-Cyrl-RS"/>
+        </w:rPr>
+        <w:t xml:space="preserve"> </w:t>
+      </w:r>
+      <w:proofErr w:type="spellStart"/>
+      <w:r>
+        <w:rPr>
+          <w:lang w:val="sr-Cyrl-RS"/>
+        </w:rPr>
+        <w:t>Luft</w:t>
+      </w:r>
+      <w:proofErr w:type="spellEnd"/>
+      <w:r>
+        <w:rPr>
+          <w:lang w:val="sr-Cyrl-RS"/>
+        </w:rPr>
+        <w:t xml:space="preserve">- </w:t>
+      </w:r>
+      <w:proofErr w:type="spellStart"/>
+      <w:r>
+        <w:rPr>
+          <w:lang w:val="sr-Cyrl-RS"/>
+        </w:rPr>
+        <w:t>und</w:t>
+      </w:r>
+      <w:proofErr w:type="spellEnd"/>
+      <w:r>
+        <w:rPr>
+          <w:lang w:val="sr-Cyrl-RS"/>
+        </w:rPr>
+        <w:t xml:space="preserve"> </w:t>
+      </w:r>
+      <w:proofErr w:type="spellStart"/>
+      <w:r>
+        <w:rPr>
+          <w:lang w:val="sr-Cyrl-RS"/>
+        </w:rPr>
+        <w:t>Raumfahrt</w:t>
+      </w:r>
+      <w:proofErr w:type="spellEnd"/>
+      <w:r>
+        <w:rPr>
+          <w:lang w:val="sr-Cyrl-RS"/>
+        </w:rPr>
+        <w:t>. 1988.</w:t>
+      </w:r>
+    </w:p>
+    <w:p>
+      <w:pPr>
+        <w:rPr>
+          <w:lang w:val="sr-Cyrl-RS"/>
+        </w:rPr>
+      </w:pPr>
+      <w:proofErr w:type="spellStart"/>
+      <w:r>
+        <w:rPr>
+          <w:lang w:val="sr-Cyrl-RS"/>
+        </w:rPr>
+        <w:t>Fredkin</w:t>
+      </w:r>
+      <w:proofErr w:type="spellEnd"/>
+      <w:r>
+        <w:rPr>
+          <w:lang w:val="sr-Cyrl-RS"/>
+        </w:rPr>
+        <w:t xml:space="preserve">, </w:t>
+      </w:r>
+      <w:proofErr w:type="spellStart"/>
+      <w:r>
+        <w:rPr>
+          <w:lang w:val="sr-Cyrl-RS"/>
+        </w:rPr>
+        <w:t>Edward</w:t>
+      </w:r>
+      <w:proofErr w:type="spellEnd"/>
+      <w:r>
+        <w:rPr>
+          <w:lang w:val="sr-Cyrl-RS"/>
+        </w:rPr>
+        <w:t xml:space="preserve">. </w:t>
+      </w:r>
+      <w:proofErr w:type="spellStart"/>
+      <w:r>
+        <w:rPr>
+          <w:lang w:val="sr-Cyrl-RS"/>
+        </w:rPr>
+        <w:t>Trie</w:t>
+      </w:r>
+      <w:proofErr w:type="spellEnd"/>
+      <w:r>
+        <w:rPr>
+          <w:lang w:val="sr-Cyrl-RS"/>
+        </w:rPr>
+        <w:t xml:space="preserve"> </w:t>
+      </w:r>
+      <w:proofErr w:type="spellStart"/>
+      <w:r>
+        <w:rPr>
+          <w:lang w:val="sr-Cyrl-RS"/>
+        </w:rPr>
+        <w:t>Memory</w:t>
+      </w:r>
+      <w:proofErr w:type="spellEnd"/>
+      <w:r>
+        <w:rPr>
+          <w:lang w:val="sr-Cyrl-RS"/>
+        </w:rPr>
+        <w:t xml:space="preserve">. </w:t>
+      </w:r>
+      <w:proofErr w:type="spellStart"/>
+      <w:r>
+        <w:rPr>
+          <w:lang w:val="sr-Cyrl-RS"/>
+        </w:rPr>
+        <w:t>Communications</w:t>
+      </w:r>
+      <w:proofErr w:type="spellEnd"/>
+      <w:r>
+        <w:rPr>
+          <w:lang w:val="sr-Cyrl-RS"/>
+        </w:rPr>
+        <w:t xml:space="preserve"> </w:t>
+      </w:r>
+      <w:proofErr w:type="spellStart"/>
+      <w:r>
+        <w:rPr>
+          <w:lang w:val="sr-Cyrl-RS"/>
+        </w:rPr>
+        <w:t>of</w:t>
+      </w:r>
+      <w:proofErr w:type="spellEnd"/>
+      <w:r>
+        <w:rPr>
+          <w:lang w:val="sr-Cyrl-RS"/>
+        </w:rPr>
+        <w:t xml:space="preserve"> </w:t>
+      </w:r>
+      <w:proofErr w:type="spellStart"/>
+      <w:r>
+        <w:rPr>
+          <w:lang w:val="sr-Cyrl-RS"/>
+        </w:rPr>
+        <w:t>the</w:t>
+      </w:r>
+      <w:proofErr w:type="spellEnd"/>
+      <w:r>
+        <w:rPr>
+          <w:lang w:val="sr-Cyrl-RS"/>
+        </w:rPr>
+        <w:t xml:space="preserve"> ACM, </w:t>
+      </w:r>
+      <w:proofErr w:type="spellStart"/>
+      <w:r>
+        <w:rPr>
+          <w:lang w:val="sr-Cyrl-RS"/>
+        </w:rPr>
+        <w:t>Vol</w:t>
+      </w:r>
+      <w:proofErr w:type="spellEnd"/>
+      <w:r>
+        <w:rPr>
+          <w:lang w:val="sr-Cyrl-RS"/>
+        </w:rPr>
+        <w:t xml:space="preserve">. 3, </w:t>
+      </w:r>
+      <w:proofErr w:type="spellStart"/>
+      <w:r>
+        <w:rPr>
+          <w:lang w:val="sr-Cyrl-RS"/>
+        </w:rPr>
+        <w:t>No</w:t>
+      </w:r>
+      <w:proofErr w:type="spellEnd"/>
+      <w:r>
+        <w:rPr>
+          <w:lang w:val="sr-Cyrl-RS"/>
+        </w:rPr>
+        <w:t>. 9, стр. 490–499. 1960.</w:t>
+      </w:r>
+    </w:p>
+    <w:p>
+      <w:pPr>
+        <w:rPr>
+          <w:lang w:val="sr-Cyrl-RS"/>
+        </w:rPr>
+      </w:pPr>
+      <w:proofErr w:type="spellStart"/>
+      <w:r>
+        <w:rPr>
+          <w:lang w:val="sr-Cyrl-RS"/>
+        </w:rPr>
+        <w:t>Hierholzer</w:t>
+      </w:r>
+      <w:proofErr w:type="spellEnd"/>
+      <w:r>
+        <w:rPr>
+          <w:lang w:val="sr-Cyrl-RS"/>
+        </w:rPr>
+        <w:t xml:space="preserve">, </w:t>
+      </w:r>
+      <w:proofErr w:type="spellStart"/>
+      <w:r>
+        <w:rPr>
+          <w:lang w:val="sr-Cyrl-RS"/>
+        </w:rPr>
+        <w:t>Carl</w:t>
+      </w:r>
+      <w:proofErr w:type="spellEnd"/>
+      <w:r>
+        <w:rPr>
+          <w:lang w:val="sr-Cyrl-RS"/>
+        </w:rPr>
+        <w:t xml:space="preserve"> / </w:t>
+      </w:r>
+      <w:proofErr w:type="spellStart"/>
+      <w:r>
+        <w:rPr>
+          <w:lang w:val="sr-Cyrl-RS"/>
+        </w:rPr>
+        <w:t>Wiener</w:t>
+      </w:r>
+      <w:proofErr w:type="spellEnd"/>
+      <w:r>
+        <w:rPr>
+          <w:lang w:val="sr-Cyrl-RS"/>
+        </w:rPr>
+        <w:t xml:space="preserve">, </w:t>
+      </w:r>
+      <w:proofErr w:type="spellStart"/>
+      <w:r>
+        <w:rPr>
+          <w:lang w:val="sr-Cyrl-RS"/>
+        </w:rPr>
+        <w:t>Chr</w:t>
+      </w:r>
+      <w:proofErr w:type="spellEnd"/>
+      <w:r>
+        <w:rPr>
+          <w:lang w:val="sr-Cyrl-RS"/>
+        </w:rPr>
+        <w:t xml:space="preserve">. </w:t>
+      </w:r>
+      <w:proofErr w:type="spellStart"/>
+      <w:r>
+        <w:rPr>
+          <w:lang w:val="sr-Cyrl-RS"/>
+        </w:rPr>
+        <w:t>Ueber</w:t>
+      </w:r>
+      <w:proofErr w:type="spellEnd"/>
+      <w:r>
+        <w:rPr>
+          <w:lang w:val="sr-Cyrl-RS"/>
+        </w:rPr>
+        <w:t xml:space="preserve"> </w:t>
+      </w:r>
+      <w:proofErr w:type="spellStart"/>
+      <w:r>
+        <w:rPr>
+          <w:lang w:val="sr-Cyrl-RS"/>
+        </w:rPr>
+        <w:t>die</w:t>
+      </w:r>
+      <w:proofErr w:type="spellEnd"/>
+      <w:r>
+        <w:rPr>
+          <w:lang w:val="sr-Cyrl-RS"/>
+        </w:rPr>
+        <w:t xml:space="preserve"> </w:t>
+      </w:r>
+      <w:proofErr w:type="spellStart"/>
+      <w:r>
+        <w:rPr>
+          <w:lang w:val="sr-Cyrl-RS"/>
+        </w:rPr>
+        <w:t>Möglichkeit</w:t>
+      </w:r>
+      <w:proofErr w:type="spellEnd"/>
+      <w:r>
+        <w:rPr>
+          <w:lang w:val="sr-Cyrl-RS"/>
+        </w:rPr>
+        <w:t xml:space="preserve">, </w:t>
+      </w:r>
+      <w:proofErr w:type="spellStart"/>
+      <w:r>
+        <w:rPr>
+          <w:lang w:val="sr-Cyrl-RS"/>
+        </w:rPr>
+        <w:t>einen</w:t>
+      </w:r>
+      <w:proofErr w:type="spellEnd"/>
+      <w:r>
+        <w:rPr>
+          <w:lang w:val="sr-Cyrl-RS"/>
+        </w:rPr>
+        <w:t xml:space="preserve"> </w:t>
+      </w:r>
+      <w:proofErr w:type="spellStart"/>
+      <w:r>
+        <w:rPr>
+          <w:lang w:val="sr-Cyrl-RS"/>
+        </w:rPr>
+        <w:t>Linienzug</w:t>
+      </w:r>
+      <w:proofErr w:type="spellEnd"/>
+      <w:r>
+        <w:rPr>
+          <w:lang w:val="sr-Cyrl-RS"/>
+        </w:rPr>
+        <w:t xml:space="preserve"> </w:t>
+      </w:r>
+      <w:proofErr w:type="spellStart"/>
+      <w:r>
+        <w:rPr>
+          <w:lang w:val="sr-Cyrl-RS"/>
+        </w:rPr>
+        <w:t>ohne</w:t>
+      </w:r>
+      <w:proofErr w:type="spellEnd"/>
+      <w:r>
+        <w:rPr>
+          <w:lang w:val="sr-Cyrl-RS"/>
+        </w:rPr>
+        <w:t xml:space="preserve"> </w:t>
+      </w:r>
+      <w:proofErr w:type="spellStart"/>
+      <w:r>
+        <w:rPr>
+          <w:lang w:val="sr-Cyrl-RS"/>
+        </w:rPr>
+        <w:t>Wiederholung</w:t>
+      </w:r>
+      <w:proofErr w:type="spellEnd"/>
+      <w:r>
+        <w:rPr>
+          <w:lang w:val="sr-Cyrl-RS"/>
+        </w:rPr>
+        <w:t xml:space="preserve"> </w:t>
+      </w:r>
+      <w:proofErr w:type="spellStart"/>
+      <w:r>
+        <w:rPr>
+          <w:lang w:val="sr-Cyrl-RS"/>
+        </w:rPr>
+        <w:t>und</w:t>
+      </w:r>
+      <w:proofErr w:type="spellEnd"/>
+      <w:r>
+        <w:rPr>
+          <w:lang w:val="sr-Cyrl-RS"/>
+        </w:rPr>
+        <w:t xml:space="preserve"> </w:t>
+      </w:r>
+      <w:proofErr w:type="spellStart"/>
+      <w:r>
+        <w:rPr>
+          <w:lang w:val="sr-Cyrl-RS"/>
+        </w:rPr>
+        <w:t>ohne</w:t>
+      </w:r>
+      <w:proofErr w:type="spellEnd"/>
+      <w:r>
+        <w:rPr>
+          <w:lang w:val="sr-Cyrl-RS"/>
+        </w:rPr>
+        <w:t xml:space="preserve"> </w:t>
+      </w:r>
+      <w:proofErr w:type="spellStart"/>
+      <w:r>
+        <w:rPr>
+          <w:lang w:val="sr-Cyrl-RS"/>
+        </w:rPr>
+        <w:t>Unterbrechung</w:t>
+      </w:r>
+      <w:proofErr w:type="spellEnd"/>
+      <w:r>
+        <w:rPr>
+          <w:lang w:val="sr-Cyrl-RS"/>
+        </w:rPr>
+        <w:t xml:space="preserve"> </w:t>
+      </w:r>
+      <w:proofErr w:type="spellStart"/>
+      <w:r>
+        <w:rPr>
+          <w:lang w:val="sr-Cyrl-RS"/>
+        </w:rPr>
+        <w:t>zu</w:t>
+      </w:r>
+      <w:proofErr w:type="spellEnd"/>
+      <w:r>
+        <w:rPr>
+          <w:lang w:val="sr-Cyrl-RS"/>
+        </w:rPr>
+        <w:t xml:space="preserve"> </w:t>
+      </w:r>
+      <w:proofErr w:type="spellStart"/>
+      <w:r>
+        <w:rPr>
+          <w:lang w:val="sr-Cyrl-RS"/>
+        </w:rPr>
+        <w:t>umfahren</w:t>
+      </w:r>
+      <w:proofErr w:type="spellEnd"/>
+      <w:r>
+        <w:rPr>
+          <w:lang w:val="sr-Cyrl-RS"/>
+        </w:rPr>
+        <w:t xml:space="preserve">. </w:t>
+      </w:r>
+      <w:proofErr w:type="spellStart"/>
+      <w:r>
+        <w:rPr>
+          <w:lang w:val="sr-Cyrl-RS"/>
+        </w:rPr>
+        <w:t>Mathematische</w:t>
+      </w:r>
+      <w:proofErr w:type="spellEnd"/>
+      <w:r>
+        <w:rPr>
+          <w:lang w:val="sr-Cyrl-RS"/>
+        </w:rPr>
+        <w:t xml:space="preserve"> </w:t>
+      </w:r>
+      <w:proofErr w:type="spellStart"/>
+      <w:r>
+        <w:rPr>
+          <w:lang w:val="sr-Cyrl-RS"/>
+        </w:rPr>
+        <w:t>Annalen</w:t>
+      </w:r>
+      <w:proofErr w:type="spellEnd"/>
+      <w:r>
+        <w:rPr>
+          <w:lang w:val="sr-Cyrl-RS"/>
+        </w:rPr>
+        <w:t xml:space="preserve">, </w:t>
+      </w:r>
+      <w:proofErr w:type="spellStart"/>
+      <w:r>
+        <w:rPr>
+          <w:lang w:val="sr-Cyrl-RS"/>
+        </w:rPr>
+        <w:t>Vol</w:t>
+      </w:r>
+      <w:proofErr w:type="spellEnd"/>
+      <w:r>
+        <w:rPr>
+          <w:lang w:val="sr-Cyrl-RS"/>
+        </w:rPr>
+        <w:t>. 6, стр. 30–32. 1873.</w:t>
+      </w:r>
+    </w:p>
+    <w:p>
+      <w:pPr>
+        <w:rPr>
+          <w:lang w:val="sr-Cyrl-RS"/>
+        </w:rPr>
+      </w:pPr>
+      <w:proofErr w:type="spellStart"/>
+      <w:r>
+        <w:rPr>
+          <w:lang w:val="sr-Cyrl-RS"/>
+        </w:rPr>
+        <w:t>Harris</w:t>
+      </w:r>
+      <w:proofErr w:type="spellEnd"/>
+      <w:r>
+        <w:rPr>
+          <w:lang w:val="sr-Cyrl-RS"/>
+        </w:rPr>
+        <w:t xml:space="preserve">, C.R. / </w:t>
+      </w:r>
+      <w:proofErr w:type="spellStart"/>
+      <w:r>
+        <w:rPr>
+          <w:lang w:val="sr-Cyrl-RS"/>
+        </w:rPr>
+        <w:t>Millman</w:t>
+      </w:r>
+      <w:proofErr w:type="spellEnd"/>
+      <w:r>
+        <w:rPr>
+          <w:lang w:val="sr-Cyrl-RS"/>
+        </w:rPr>
+        <w:t xml:space="preserve">, K.J. / </w:t>
+      </w:r>
+      <w:proofErr w:type="spellStart"/>
+      <w:r>
+        <w:rPr>
+          <w:lang w:val="sr-Cyrl-RS"/>
+        </w:rPr>
+        <w:t>van</w:t>
+      </w:r>
+      <w:proofErr w:type="spellEnd"/>
+      <w:r>
+        <w:rPr>
+          <w:lang w:val="sr-Cyrl-RS"/>
+        </w:rPr>
+        <w:t xml:space="preserve"> </w:t>
+      </w:r>
+      <w:proofErr w:type="spellStart"/>
+      <w:r>
+        <w:rPr>
+          <w:lang w:val="sr-Cyrl-RS"/>
+        </w:rPr>
+        <w:t>der</w:t>
+      </w:r>
+      <w:proofErr w:type="spellEnd"/>
+      <w:r>
+        <w:rPr>
+          <w:lang w:val="sr-Cyrl-RS"/>
+        </w:rPr>
+        <w:t xml:space="preserve"> </w:t>
+      </w:r>
+      <w:proofErr w:type="spellStart"/>
+      <w:r>
+        <w:rPr>
+          <w:lang w:val="sr-Cyrl-RS"/>
+        </w:rPr>
+        <w:t>Walt</w:t>
+      </w:r>
+      <w:proofErr w:type="spellEnd"/>
+      <w:r>
+        <w:rPr>
+          <w:lang w:val="sr-Cyrl-RS"/>
+        </w:rPr>
+        <w:t xml:space="preserve">, S.J. и др. </w:t>
+      </w:r>
+      <w:proofErr w:type="spellStart"/>
+      <w:r>
+        <w:rPr>
+          <w:lang w:val="sr-Cyrl-RS"/>
+        </w:rPr>
+        <w:t>Array</w:t>
+      </w:r>
+      <w:proofErr w:type="spellEnd"/>
+      <w:r>
+        <w:rPr>
+          <w:lang w:val="sr-Cyrl-RS"/>
+        </w:rPr>
+        <w:t xml:space="preserve"> </w:t>
+      </w:r>
+      <w:proofErr w:type="spellStart"/>
+      <w:r>
+        <w:rPr>
+          <w:lang w:val="sr-Cyrl-RS"/>
+        </w:rPr>
+        <w:t>programming</w:t>
+      </w:r>
+      <w:proofErr w:type="spellEnd"/>
+      <w:r>
+        <w:rPr>
+          <w:lang w:val="sr-Cyrl-RS"/>
+        </w:rPr>
+        <w:t xml:space="preserve"> </w:t>
+      </w:r>
+      <w:proofErr w:type="spellStart"/>
+      <w:r>
+        <w:rPr>
+          <w:lang w:val="sr-Cyrl-RS"/>
+        </w:rPr>
+        <w:t>with</w:t>
+      </w:r>
+      <w:proofErr w:type="spellEnd"/>
+      <w:r>
+        <w:rPr>
+          <w:lang w:val="sr-Cyrl-RS"/>
+        </w:rPr>
+        <w:t xml:space="preserve"> </w:t>
+      </w:r>
+      <w:proofErr w:type="spellStart"/>
+      <w:r>
+        <w:rPr>
+          <w:lang w:val="sr-Cyrl-RS"/>
+        </w:rPr>
+        <w:t>NumPy</w:t>
+      </w:r>
+      <w:proofErr w:type="spellEnd"/>
+      <w:r>
+        <w:rPr>
+          <w:lang w:val="sr-Cyrl-RS"/>
+        </w:rPr>
+        <w:t xml:space="preserve">. </w:t>
+      </w:r>
+      <w:proofErr w:type="spellStart"/>
+      <w:r>
+        <w:rPr>
+          <w:lang w:val="sr-Cyrl-RS"/>
+        </w:rPr>
+        <w:t>Nature</w:t>
+      </w:r>
+      <w:proofErr w:type="spellEnd"/>
+      <w:r>
+        <w:rPr>
+          <w:lang w:val="sr-Cyrl-RS"/>
+        </w:rPr>
+        <w:t xml:space="preserve">, </w:t>
+      </w:r>
+      <w:proofErr w:type="spellStart"/>
+      <w:r>
+        <w:rPr>
+          <w:lang w:val="sr-Cyrl-RS"/>
+        </w:rPr>
+        <w:t>Vol</w:t>
+      </w:r>
+      <w:proofErr w:type="spellEnd"/>
+      <w:r>
+        <w:rPr>
+          <w:lang w:val="sr-Cyrl-RS"/>
+        </w:rPr>
+        <w:t>. 585, стр. 357–362. 2020.</w:t>
+      </w:r>
+    </w:p>
+    <w:p>
+      <w:pPr>
+        <w:rPr>
+          <w:lang w:val="sr-Cyrl-RS"/>
+        </w:rPr>
+      </w:pPr>
+      <w:proofErr w:type="spellStart"/>
+      <w:r>
+        <w:rPr>
+          <w:lang w:val="sr-Cyrl-RS"/>
+        </w:rPr>
+        <w:t>Virtanen</w:t>
+      </w:r>
+      <w:proofErr w:type="spellEnd"/>
+      <w:r>
+        <w:rPr>
+          <w:lang w:val="sr-Cyrl-RS"/>
+        </w:rPr>
+        <w:t xml:space="preserve">, P. / </w:t>
+      </w:r>
+      <w:proofErr w:type="spellStart"/>
+      <w:r>
+        <w:rPr>
+          <w:lang w:val="sr-Cyrl-RS"/>
+        </w:rPr>
+        <w:t>Gommers</w:t>
+      </w:r>
+      <w:proofErr w:type="spellEnd"/>
+      <w:r>
+        <w:rPr>
+          <w:lang w:val="sr-Cyrl-RS"/>
+        </w:rPr>
+        <w:t xml:space="preserve">, R. / </w:t>
+      </w:r>
+      <w:proofErr w:type="spellStart"/>
+      <w:r>
+        <w:rPr>
+          <w:lang w:val="sr-Cyrl-RS"/>
+        </w:rPr>
+        <w:t>Oliphant</w:t>
+      </w:r>
+      <w:proofErr w:type="spellEnd"/>
+      <w:r>
+        <w:rPr>
+          <w:lang w:val="sr-Cyrl-RS"/>
+        </w:rPr>
+        <w:t xml:space="preserve">, T.E. и др. </w:t>
+      </w:r>
+      <w:proofErr w:type="spellStart"/>
+      <w:r>
+        <w:rPr>
+          <w:lang w:val="sr-Cyrl-RS"/>
+        </w:rPr>
+        <w:t>SciPy</w:t>
+      </w:r>
+      <w:proofErr w:type="spellEnd"/>
+      <w:r>
+        <w:rPr>
+          <w:lang w:val="sr-Cyrl-RS"/>
+        </w:rPr>
+        <w:t xml:space="preserve"> 1.0: </w:t>
+      </w:r>
+      <w:proofErr w:type="spellStart"/>
+      <w:r>
+        <w:rPr>
+          <w:lang w:val="sr-Cyrl-RS"/>
+        </w:rPr>
+        <w:t>Fundamental</w:t>
+      </w:r>
+      <w:proofErr w:type="spellEnd"/>
+      <w:r>
+        <w:rPr>
+          <w:lang w:val="sr-Cyrl-RS"/>
+        </w:rPr>
+        <w:t xml:space="preserve"> </w:t>
+      </w:r>
+      <w:proofErr w:type="spellStart"/>
+      <w:r>
+        <w:rPr>
+          <w:lang w:val="sr-Cyrl-RS"/>
+        </w:rPr>
+        <w:t>Algorithms</w:t>
+      </w:r>
+      <w:proofErr w:type="spellEnd"/>
+      <w:r>
+        <w:rPr>
+          <w:lang w:val="sr-Cyrl-RS"/>
+        </w:rPr>
+        <w:t xml:space="preserve"> </w:t>
+      </w:r>
+      <w:proofErr w:type="spellStart"/>
+      <w:r>
+        <w:rPr>
+          <w:lang w:val="sr-Cyrl-RS"/>
+        </w:rPr>
+        <w:t>for</w:t>
+      </w:r>
+      <w:proofErr w:type="spellEnd"/>
+      <w:r>
+        <w:rPr>
+          <w:lang w:val="sr-Cyrl-RS"/>
+        </w:rPr>
+        <w:t xml:space="preserve"> </w:t>
+      </w:r>
+      <w:proofErr w:type="spellStart"/>
+      <w:r>
+        <w:rPr>
+          <w:lang w:val="sr-Cyrl-RS"/>
+        </w:rPr>
+        <w:t>Scientific</w:t>
+      </w:r>
+      <w:proofErr w:type="spellEnd"/>
+      <w:r>
+        <w:rPr>
+          <w:lang w:val="sr-Cyrl-RS"/>
+        </w:rPr>
+        <w:t xml:space="preserve"> </w:t>
+      </w:r>
+      <w:proofErr w:type="spellStart"/>
+      <w:r>
+        <w:rPr>
+          <w:lang w:val="sr-Cyrl-RS"/>
+        </w:rPr>
+        <w:t>Computing</w:t>
+      </w:r>
+      <w:proofErr w:type="spellEnd"/>
+      <w:r>
+        <w:rPr>
+          <w:lang w:val="sr-Cyrl-RS"/>
+        </w:rPr>
+        <w:t xml:space="preserve"> </w:t>
+      </w:r>
+      <w:proofErr w:type="spellStart"/>
+      <w:r>
+        <w:rPr>
+          <w:lang w:val="sr-Cyrl-RS"/>
+        </w:rPr>
+        <w:t>in</w:t>
+      </w:r>
+      <w:proofErr w:type="spellEnd"/>
+      <w:r>
+        <w:rPr>
+          <w:lang w:val="sr-Cyrl-RS"/>
+        </w:rPr>
+        <w:t xml:space="preserve"> </w:t>
+      </w:r>
+      <w:proofErr w:type="spellStart"/>
+      <w:r>
+        <w:rPr>
+          <w:lang w:val="sr-Cyrl-RS"/>
+        </w:rPr>
+        <w:t>Python</w:t>
+      </w:r>
+      <w:proofErr w:type="spellEnd"/>
+      <w:r>
+        <w:rPr>
+          <w:lang w:val="sr-Cyrl-RS"/>
+        </w:rPr>
+        <w:t xml:space="preserve">. </w:t>
+      </w:r>
+      <w:proofErr w:type="spellStart"/>
+      <w:r>
+        <w:rPr>
+          <w:lang w:val="sr-Cyrl-RS"/>
+        </w:rPr>
+        <w:t>Nature</w:t>
+      </w:r>
+      <w:proofErr w:type="spellEnd"/>
+      <w:r>
+        <w:rPr>
+          <w:lang w:val="sr-Cyrl-RS"/>
+        </w:rPr>
+        <w:t xml:space="preserve"> </w:t>
+      </w:r>
+      <w:proofErr w:type="spellStart"/>
+      <w:r>
+        <w:rPr>
+          <w:lang w:val="sr-Cyrl-RS"/>
+        </w:rPr>
+        <w:t>Methods</w:t>
+      </w:r>
+      <w:proofErr w:type="spellEnd"/>
+      <w:r>
+        <w:rPr>
+          <w:lang w:val="sr-Cyrl-RS"/>
+        </w:rPr>
+        <w:t xml:space="preserve">, </w:t>
+      </w:r>
+      <w:proofErr w:type="spellStart"/>
+      <w:r>
+        <w:rPr>
+          <w:lang w:val="sr-Cyrl-RS"/>
+        </w:rPr>
+        <w:t>Vol</w:t>
+      </w:r>
+      <w:proofErr w:type="spellEnd"/>
+      <w:r>
+        <w:rPr>
+          <w:lang w:val="sr-Cyrl-RS"/>
+        </w:rPr>
+        <w:t>. 17, стр. 261–272. 2020.</w:t>
+      </w:r>
+    </w:p>
+    <w:p>
+      <w:pPr>
+        <w:rPr>
+          <w:lang w:val="sr-Cyrl-RS"/>
+        </w:rPr>
+      </w:pPr>
+      <w:proofErr w:type="spellStart"/>
+      <w:r>
+        <w:rPr>
+          <w:lang w:val="sr-Cyrl-RS"/>
+        </w:rPr>
+        <w:t>Balinski</w:t>
+      </w:r>
+      <w:proofErr w:type="spellEnd"/>
+      <w:r>
+        <w:rPr>
+          <w:lang w:val="sr-Cyrl-RS"/>
+        </w:rPr>
+        <w:t xml:space="preserve">, </w:t>
+      </w:r>
+      <w:proofErr w:type="spellStart"/>
+      <w:r>
+        <w:rPr>
+          <w:lang w:val="sr-Cyrl-RS"/>
+        </w:rPr>
+        <w:t>Michel</w:t>
+      </w:r>
+      <w:proofErr w:type="spellEnd"/>
+      <w:r>
+        <w:rPr>
+          <w:lang w:val="sr-Cyrl-RS"/>
+        </w:rPr>
+        <w:t xml:space="preserve"> L. / </w:t>
+      </w:r>
+      <w:proofErr w:type="spellStart"/>
+      <w:r>
+        <w:rPr>
+          <w:lang w:val="sr-Cyrl-RS"/>
+        </w:rPr>
+        <w:t>Young</w:t>
+      </w:r>
+      <w:proofErr w:type="spellEnd"/>
+      <w:r>
+        <w:rPr>
+          <w:lang w:val="sr-Cyrl-RS"/>
+        </w:rPr>
+        <w:t xml:space="preserve">, H. </w:t>
+      </w:r>
+      <w:proofErr w:type="spellStart"/>
+      <w:r>
+        <w:rPr>
+          <w:lang w:val="sr-Cyrl-RS"/>
+        </w:rPr>
+        <w:t>Peyton</w:t>
+      </w:r>
+      <w:proofErr w:type="spellEnd"/>
+      <w:r>
+        <w:rPr>
+          <w:lang w:val="sr-Cyrl-RS"/>
+        </w:rPr>
+        <w:t xml:space="preserve">. </w:t>
+      </w:r>
+      <w:proofErr w:type="spellStart"/>
+      <w:r>
+        <w:rPr>
+          <w:lang w:val="sr-Cyrl-RS"/>
+        </w:rPr>
+        <w:t>Fair</w:t>
+      </w:r>
+      <w:proofErr w:type="spellEnd"/>
+      <w:r>
+        <w:rPr>
+          <w:lang w:val="sr-Cyrl-RS"/>
+        </w:rPr>
+        <w:t xml:space="preserve"> </w:t>
+      </w:r>
+      <w:proofErr w:type="spellStart"/>
+      <w:r>
+        <w:rPr>
+          <w:lang w:val="sr-Cyrl-RS"/>
+        </w:rPr>
+        <w:t>Representation</w:t>
+      </w:r>
+      <w:proofErr w:type="spellEnd"/>
+      <w:r>
+        <w:rPr>
+          <w:lang w:val="sr-Cyrl-RS"/>
+        </w:rPr>
+        <w:t xml:space="preserve">: </w:t>
+      </w:r>
+      <w:proofErr w:type="spellStart"/>
+      <w:r>
+        <w:rPr>
+          <w:lang w:val="sr-Cyrl-RS"/>
+        </w:rPr>
+        <w:t>Meeting</w:t>
+      </w:r>
+      <w:proofErr w:type="spellEnd"/>
+      <w:r>
+        <w:rPr>
+          <w:lang w:val="sr-Cyrl-RS"/>
+        </w:rPr>
+        <w:t xml:space="preserve"> </w:t>
+      </w:r>
+      <w:proofErr w:type="spellStart"/>
+      <w:r>
+        <w:rPr>
+          <w:lang w:val="sr-Cyrl-RS"/>
+        </w:rPr>
+        <w:t>the</w:t>
+      </w:r>
+      <w:proofErr w:type="spellEnd"/>
+      <w:r>
+        <w:rPr>
+          <w:lang w:val="sr-Cyrl-RS"/>
+        </w:rPr>
+        <w:t xml:space="preserve"> </w:t>
+      </w:r>
+      <w:proofErr w:type="spellStart"/>
+      <w:r>
+        <w:rPr>
+          <w:lang w:val="sr-Cyrl-RS"/>
+        </w:rPr>
+        <w:t>Ideal</w:t>
+      </w:r>
+      <w:proofErr w:type="spellEnd"/>
+      <w:r>
+        <w:rPr>
+          <w:lang w:val="sr-Cyrl-RS"/>
+        </w:rPr>
+        <w:t xml:space="preserve"> </w:t>
+      </w:r>
+      <w:proofErr w:type="spellStart"/>
+      <w:r>
+        <w:rPr>
+          <w:lang w:val="sr-Cyrl-RS"/>
+        </w:rPr>
+        <w:t>of</w:t>
+      </w:r>
+      <w:proofErr w:type="spellEnd"/>
+      <w:r>
+        <w:rPr>
+          <w:lang w:val="sr-Cyrl-RS"/>
+        </w:rPr>
+        <w:t xml:space="preserve"> </w:t>
+      </w:r>
+      <w:proofErr w:type="spellStart"/>
+      <w:r>
+        <w:rPr>
+          <w:lang w:val="sr-Cyrl-RS"/>
+        </w:rPr>
+        <w:t>One</w:t>
+      </w:r>
+      <w:proofErr w:type="spellEnd"/>
+      <w:r>
+        <w:rPr>
+          <w:lang w:val="sr-Cyrl-RS"/>
+        </w:rPr>
+        <w:t xml:space="preserve"> </w:t>
+      </w:r>
+      <w:proofErr w:type="spellStart"/>
+      <w:r>
+        <w:rPr>
+          <w:lang w:val="sr-Cyrl-RS"/>
+        </w:rPr>
+        <w:t>Man</w:t>
+      </w:r>
+      <w:proofErr w:type="spellEnd"/>
+      <w:r>
+        <w:rPr>
+          <w:lang w:val="sr-Cyrl-RS"/>
+        </w:rPr>
+        <w:t xml:space="preserve">, </w:t>
+      </w:r>
+      <w:proofErr w:type="spellStart"/>
+      <w:r>
+        <w:rPr>
+          <w:lang w:val="sr-Cyrl-RS"/>
+        </w:rPr>
+        <w:t>One</w:t>
+      </w:r>
+      <w:proofErr w:type="spellEnd"/>
+      <w:r>
+        <w:rPr>
+          <w:lang w:val="sr-Cyrl-RS"/>
+        </w:rPr>
+        <w:t xml:space="preserve"> </w:t>
+      </w:r>
+      <w:proofErr w:type="spellStart"/>
+      <w:r>
+        <w:rPr>
+          <w:lang w:val="sr-Cyrl-RS"/>
+        </w:rPr>
+        <w:t>Vote</w:t>
+      </w:r>
+      <w:proofErr w:type="spellEnd"/>
+      <w:r>
+        <w:rPr>
+          <w:lang w:val="sr-Cyrl-RS"/>
+        </w:rPr>
+        <w:t xml:space="preserve">. </w:t>
+      </w:r>
+      <w:proofErr w:type="spellStart"/>
+      <w:r>
+        <w:rPr>
+          <w:lang w:val="sr-Cyrl-RS"/>
+        </w:rPr>
+        <w:t>Brookings</w:t>
+      </w:r>
+      <w:proofErr w:type="spellEnd"/>
+      <w:r>
+        <w:rPr>
+          <w:lang w:val="sr-Cyrl-RS"/>
+        </w:rPr>
+        <w:t xml:space="preserve"> </w:t>
+      </w:r>
+      <w:proofErr w:type="spellStart"/>
+      <w:r>
+        <w:rPr>
+          <w:lang w:val="sr-Cyrl-RS"/>
+        </w:rPr>
+        <w:t>Institution</w:t>
+      </w:r>
+      <w:proofErr w:type="spellEnd"/>
+      <w:r>
+        <w:rPr>
+          <w:lang w:val="sr-Cyrl-RS"/>
+        </w:rPr>
+        <w:t xml:space="preserve"> </w:t>
+      </w:r>
+      <w:proofErr w:type="spellStart"/>
+      <w:r>
+        <w:rPr>
+          <w:lang w:val="sr-Cyrl-RS"/>
+        </w:rPr>
+        <w:t>Press</w:t>
+      </w:r>
+      <w:proofErr w:type="spellEnd"/>
+      <w:r>
+        <w:rPr>
+          <w:lang w:val="sr-Cyrl-RS"/>
+        </w:rPr>
+        <w:t>. 2001.</w:t>
+      </w:r>
+    </w:p>
+    <w:p>
+      <w:pPr>
         <w:spacing w:before="240" w:after="120" w:line="240" w:lineRule="auto"/>
         <w:jc w:val="both"/>
         <w:rPr>

--- a/Diplomski_Jovan_Bogdanovic.docx
+++ b/Diplomski_Jovan_Bogdanovic.docx
@@ -322,16 +322,6 @@
     <w:p>
       <w:pPr>
         <w:spacing w:line="360" w:lineRule="auto"/>
-        <w:jc w:val="both"/>
-        <w:rPr>
-          <w:rFonts w:cs="Times New Roman"/>
-          <w:szCs w:val="24"/>
-        </w:rPr>
-      </w:pPr>
-    </w:p>
-    <w:p>
-      <w:pPr>
-        <w:spacing w:line="360" w:lineRule="auto"/>
         <w:jc w:val="center"/>
         <w:rPr>
           <w:rFonts w:cs="Times New Roman"/>
@@ -435,7 +425,6 @@
     <w:p>
       <w:pPr>
         <w:spacing w:after="0" w:line="360" w:lineRule="auto"/>
-        <w:jc w:val="center"/>
         <w:rPr>
           <w:rFonts w:cs="Times New Roman"/>
           <w:sz w:val="28"/>
@@ -470,20 +459,7 @@
     </w:p>
     <w:p>
       <w:pPr>
-        <w:spacing w:after="0" w:line="360" w:lineRule="auto"/>
-        <w:jc w:val="center"/>
-        <w:rPr>
-          <w:rFonts w:cs="Times New Roman"/>
-          <w:sz w:val="28"/>
-          <w:szCs w:val="28"/>
-          <w:lang w:val="sr-Cyrl-RS"/>
-        </w:rPr>
-      </w:pPr>
-    </w:p>
-    <w:p>
-      <w:pPr>
-        <w:spacing w:after="0" w:line="360" w:lineRule="auto"/>
-        <w:jc w:val="center"/>
+        <w:spacing w:after="0" w:line="276" w:lineRule="auto"/>
         <w:rPr>
           <w:rFonts w:cs="Times New Roman"/>
           <w:sz w:val="28"/>
@@ -518,7 +494,7 @@
           </w:tcPr>
           <w:p>
             <w:pPr>
-              <w:spacing w:line="360" w:lineRule="auto"/>
+              <w:spacing w:line="276" w:lineRule="auto"/>
               <w:jc w:val="center"/>
               <w:rPr>
                 <w:rFonts w:cs="Times New Roman"/>
@@ -539,7 +515,7 @@
           </w:p>
           <w:p>
             <w:pPr>
-              <w:spacing w:line="360" w:lineRule="auto"/>
+              <w:spacing w:line="276" w:lineRule="auto"/>
               <w:jc w:val="center"/>
               <w:rPr>
                 <w:rFonts w:cs="Times New Roman"/>
@@ -560,7 +536,7 @@
           </w:p>
           <w:p>
             <w:pPr>
-              <w:spacing w:line="360" w:lineRule="auto"/>
+              <w:spacing w:line="276" w:lineRule="auto"/>
               <w:jc w:val="center"/>
               <w:rPr>
                 <w:rFonts w:cs="Times New Roman"/>
@@ -606,7 +582,7 @@
           </w:tcPr>
           <w:p>
             <w:pPr>
-              <w:spacing w:line="360" w:lineRule="auto"/>
+              <w:spacing w:line="276" w:lineRule="auto"/>
               <w:jc w:val="center"/>
               <w:rPr>
                 <w:rFonts w:cs="Times New Roman"/>
@@ -623,7 +599,7 @@
           </w:tcPr>
           <w:p>
             <w:pPr>
-              <w:spacing w:line="360" w:lineRule="auto"/>
+              <w:spacing w:line="276" w:lineRule="auto"/>
               <w:jc w:val="center"/>
               <w:rPr>
                 <w:rFonts w:cs="Times New Roman"/>
@@ -644,7 +620,7 @@
           </w:p>
           <w:p>
             <w:pPr>
-              <w:spacing w:line="360" w:lineRule="auto"/>
+              <w:spacing w:line="276" w:lineRule="auto"/>
               <w:jc w:val="center"/>
               <w:rPr>
                 <w:rFonts w:cs="Times New Roman"/>
@@ -653,7 +629,6 @@
                 <w:lang w:val="sr-Cyrl-RS"/>
               </w:rPr>
             </w:pPr>
-            <w:proofErr w:type="spellStart"/>
             <w:r>
               <w:rPr>
                 <w:rFonts w:cs="Times New Roman"/>
@@ -661,17 +636,7 @@
                 <w:szCs w:val="28"/>
                 <w:lang w:val="sr-Cyrl-RS"/>
               </w:rPr>
-              <w:t>Доц</w:t>
-            </w:r>
-            <w:proofErr w:type="spellEnd"/>
-            <w:r>
-              <w:rPr>
-                <w:rFonts w:cs="Times New Roman"/>
-                <w:sz w:val="28"/>
-                <w:szCs w:val="28"/>
-                <w:lang w:val="sr-Cyrl-RS"/>
-              </w:rPr>
-              <w:t>. др Петар Рајковић</w:t>
+              <w:t>Доц. др Петар Рајковић</w:t>
             </w:r>
           </w:p>
         </w:tc>
@@ -680,6 +645,84 @@
     <w:p>
       <w:pPr>
         <w:spacing w:after="0" w:line="240" w:lineRule="auto"/>
+        <w:jc w:val="center"/>
+        <w:rPr>
+          <w:rFonts w:cs="Times New Roman"/>
+          <w:sz w:val="28"/>
+          <w:szCs w:val="28"/>
+          <w:lang w:val="sr-Cyrl-RS"/>
+        </w:rPr>
+      </w:pPr>
+    </w:p>
+    <w:p>
+      <w:pPr>
+        <w:spacing w:after="0" w:line="240" w:lineRule="auto"/>
+        <w:jc w:val="center"/>
+        <w:rPr>
+          <w:rFonts w:cs="Times New Roman"/>
+          <w:sz w:val="28"/>
+          <w:szCs w:val="28"/>
+          <w:lang w:val="sr-Cyrl-RS"/>
+        </w:rPr>
+      </w:pPr>
+    </w:p>
+    <w:p>
+      <w:pPr>
+        <w:spacing w:after="0" w:line="240" w:lineRule="auto"/>
+        <w:jc w:val="center"/>
+        <w:rPr>
+          <w:rFonts w:cs="Times New Roman"/>
+          <w:sz w:val="28"/>
+          <w:szCs w:val="28"/>
+          <w:lang w:val="sr-Cyrl-RS"/>
+        </w:rPr>
+      </w:pPr>
+    </w:p>
+    <w:p>
+      <w:pPr>
+        <w:spacing w:after="0" w:line="240" w:lineRule="auto"/>
+        <w:jc w:val="center"/>
+        <w:rPr>
+          <w:rFonts w:cs="Times New Roman"/>
+          <w:sz w:val="28"/>
+          <w:szCs w:val="28"/>
+          <w:lang w:val="sr-Cyrl-RS"/>
+        </w:rPr>
+      </w:pPr>
+    </w:p>
+    <w:p>
+      <w:pPr>
+        <w:spacing w:after="0" w:line="240" w:lineRule="auto"/>
+        <w:jc w:val="center"/>
+        <w:rPr>
+          <w:rFonts w:cs="Times New Roman"/>
+          <w:sz w:val="28"/>
+          <w:szCs w:val="28"/>
+          <w:lang w:val="sr-Cyrl-RS"/>
+        </w:rPr>
+      </w:pPr>
+      <w:r>
+        <w:rPr>
+          <w:rFonts w:cs="Times New Roman"/>
+          <w:sz w:val="28"/>
+          <w:szCs w:val="28"/>
+          <w:lang w:val="sr-Cyrl-RS"/>
+        </w:rPr>
+        <w:t>Ниш, јул 2026</w:t>
+      </w:r>
+      <w:r>
+        <w:rPr>
+          <w:rFonts w:cs="Times New Roman"/>
+          <w:sz w:val="28"/>
+          <w:szCs w:val="28"/>
+          <w:lang w:val="sr-Cyrl-RS"/>
+        </w:rPr>
+        <w:t>.</w:t>
+      </w:r>
+    </w:p>
+    <w:p>
+      <w:pPr>
+        <w:spacing w:after="0" w:line="240" w:lineRule="auto"/>
         <w:rPr>
           <w:rFonts w:cs="Times New Roman"/>
           <w:sz w:val="32"/>
@@ -732,6 +775,7 @@
     <w:p>
       <w:pPr>
         <w:spacing w:after="0" w:line="240" w:lineRule="auto"/>
+        <w:jc w:val="both"/>
         <w:rPr>
           <w:rFonts w:cs="Times New Roman"/>
           <w:b/>
@@ -769,6 +813,7 @@
     <w:p>
       <w:pPr>
         <w:spacing w:after="0" w:line="240" w:lineRule="auto"/>
+        <w:jc w:val="both"/>
         <w:rPr>
           <w:rFonts w:cs="Times New Roman"/>
           <w:b/>
@@ -1284,25 +1329,7 @@
           <w:szCs w:val="24"/>
           <w:lang w:val="sr-Cyrl-RS"/>
         </w:rPr>
-        <w:t xml:space="preserve">Ментор: </w:t>
-      </w:r>
-      <w:proofErr w:type="spellStart"/>
-      <w:r>
-        <w:rPr>
-          <w:rFonts w:cs="Times New Roman"/>
-          <w:szCs w:val="24"/>
-          <w:lang w:val="sr-Cyrl-RS"/>
-        </w:rPr>
-        <w:t>Доц</w:t>
-      </w:r>
-      <w:proofErr w:type="spellEnd"/>
-      <w:r>
-        <w:rPr>
-          <w:rFonts w:cs="Times New Roman"/>
-          <w:szCs w:val="24"/>
-          <w:lang w:val="sr-Cyrl-RS"/>
-        </w:rPr>
-        <w:t>. др Петар Рајковић</w:t>
+        <w:t>Ментор: Доц. др Петар Рајковић</w:t>
       </w:r>
     </w:p>
     <w:p>
@@ -1320,6 +1347,7 @@
     <w:p>
       <w:pPr>
         <w:spacing w:after="0" w:line="240" w:lineRule="auto"/>
+        <w:jc w:val="both"/>
         <w:rPr>
           <w:rFonts w:cs="Times New Roman"/>
           <w:szCs w:val="24"/>
@@ -1348,16 +1376,7 @@
           <w:szCs w:val="24"/>
           <w:lang w:val="sr-Cyrl-RS"/>
         </w:rPr>
-        <w:t xml:space="preserve">атематичко моделовање система за псеудо-случајно генерисање и евалуацију комбинација токена над дискретним матрицама, укључујући конструкцију генеративне матрице за задати улазно-излазни однос, реконструкцију непознате матрице из посматраних итерација применом Де </w:t>
-      </w:r>
-      <w:proofErr w:type="spellStart"/>
-      <w:r>
-        <w:rPr>
-          <w:rFonts w:cs="Times New Roman"/>
-          <w:szCs w:val="24"/>
-          <w:lang w:val="sr-Cyrl-RS"/>
-        </w:rPr>
-        <w:t>Бр</w:t>
+        <w:t>атематичко моделовање система за псеудо-случајно генерисање и евалуацију комбинација токена над дискретним матрицама, укључујући конструкцију генеративне матрице за задати улазно-излазни однос, реконструкцију непознате матрице из посматраних итерација применом Де Бр</w:t>
       </w:r>
       <w:r>
         <w:rPr>
@@ -1373,34 +1392,7 @@
           <w:szCs w:val="24"/>
           <w:lang w:val="sr-Cyrl-RS"/>
         </w:rPr>
-        <w:t>јнових</w:t>
-      </w:r>
-      <w:proofErr w:type="spellEnd"/>
-      <w:r>
-        <w:rPr>
-          <w:rFonts w:cs="Times New Roman"/>
-          <w:szCs w:val="24"/>
-          <w:lang w:val="sr-Cyrl-RS"/>
-        </w:rPr>
-        <w:t xml:space="preserve"> </w:t>
-      </w:r>
-      <w:proofErr w:type="spellStart"/>
-      <w:r>
-        <w:rPr>
-          <w:rFonts w:cs="Times New Roman"/>
-          <w:szCs w:val="24"/>
-          <w:lang w:val="sr-Cyrl-RS"/>
-        </w:rPr>
-        <w:t>графова</w:t>
-      </w:r>
-      <w:proofErr w:type="spellEnd"/>
-      <w:r>
-        <w:rPr>
-          <w:rFonts w:cs="Times New Roman"/>
-          <w:szCs w:val="24"/>
-          <w:lang w:val="sr-Cyrl-RS"/>
-        </w:rPr>
-        <w:t xml:space="preserve"> и компаративну анализу алгоритама за евалуацију комбинација.</w:t>
+        <w:t>јнових графова и компаративну анализу алгоритама за евалуацију комбинација.</w:t>
       </w:r>
     </w:p>
     <w:p>
@@ -1429,7 +1421,6 @@
         <w:rPr>
           <w:rFonts w:cs="Times New Roman"/>
           <w:szCs w:val="24"/>
-          <w:lang w:val="sr-Cyrl-RS"/>
         </w:rPr>
       </w:pPr>
       <w:r>
@@ -1446,7 +1437,14 @@
           <w:szCs w:val="24"/>
           <w:lang w:val="sr-Cyrl-RS"/>
         </w:rPr>
-        <w:t>_____________</w:t>
+        <w:tab/>
+      </w:r>
+      <w:r>
+        <w:rPr>
+          <w:rFonts w:cs="Times New Roman"/>
+          <w:szCs w:val="24"/>
+        </w:rPr>
+        <w:t>10.7.2026.</w:t>
       </w:r>
     </w:p>
     <w:p>
@@ -1455,7 +1453,6 @@
         <w:rPr>
           <w:rFonts w:cs="Times New Roman"/>
           <w:szCs w:val="24"/>
-          <w:lang w:val="sr-Cyrl-RS"/>
         </w:rPr>
       </w:pPr>
       <w:r>
@@ -1472,7 +1469,14 @@
           <w:szCs w:val="24"/>
           <w:lang w:val="sr-Cyrl-RS"/>
         </w:rPr>
-        <w:t>_____________</w:t>
+        <w:tab/>
+      </w:r>
+      <w:r>
+        <w:rPr>
+          <w:rFonts w:cs="Times New Roman"/>
+          <w:szCs w:val="24"/>
+        </w:rPr>
+        <w:t>17.7.2026.</w:t>
       </w:r>
     </w:p>
     <w:p>
@@ -1481,7 +1485,6 @@
         <w:rPr>
           <w:rFonts w:cs="Times New Roman"/>
           <w:szCs w:val="24"/>
-          <w:lang w:val="sr-Cyrl-RS"/>
         </w:rPr>
       </w:pPr>
       <w:r>
@@ -1496,9 +1499,8 @@
         <w:rPr>
           <w:rFonts w:cs="Times New Roman"/>
           <w:szCs w:val="24"/>
-          <w:lang w:val="sr-Cyrl-RS"/>
-        </w:rPr>
-        <w:t>_____________</w:t>
+        </w:rPr>
+        <w:t>23.7.2026.</w:t>
       </w:r>
     </w:p>
     <w:p>
@@ -1511,28 +1513,24 @@
           <w:lang w:val="sr-Cyrl-RS"/>
         </w:rPr>
       </w:pPr>
-    </w:p>
-    <w:p>
-      <w:pPr>
-        <w:spacing w:after="0" w:line="360" w:lineRule="auto"/>
+      <w:r>
         <w:rPr>
           <w:rFonts w:cs="Times New Roman"/>
           <w:sz w:val="32"/>
           <w:szCs w:val="32"/>
           <w:lang w:val="sr-Cyrl-RS"/>
         </w:rPr>
-      </w:pPr>
-    </w:p>
-    <w:p>
-      <w:pPr>
-        <w:spacing w:after="0" w:line="360" w:lineRule="auto"/>
+        <w:tab/>
+      </w:r>
+      <w:r>
         <w:rPr>
           <w:rFonts w:cs="Times New Roman"/>
           <w:sz w:val="32"/>
           <w:szCs w:val="32"/>
           <w:lang w:val="sr-Cyrl-RS"/>
         </w:rPr>
-      </w:pPr>
+        <w:tab/>
+      </w:r>
       <w:r>
         <w:rPr>
           <w:rFonts w:cs="Times New Roman"/>
@@ -1572,52 +1570,152 @@
       <w:r>
         <w:rPr>
           <w:rFonts w:cs="Times New Roman"/>
+          <w:sz w:val="28"/>
+          <w:szCs w:val="28"/>
+          <w:lang w:val="sr-Cyrl-RS"/>
+        </w:rPr>
+        <w:t>Комисија за оцену и одбрану:</w:t>
+      </w:r>
+    </w:p>
+    <w:p>
+      <w:pPr>
+        <w:spacing w:after="0" w:line="360" w:lineRule="auto"/>
+        <w:rPr>
+          <w:rFonts w:cs="Times New Roman"/>
           <w:sz w:val="32"/>
           <w:szCs w:val="32"/>
           <w:lang w:val="sr-Cyrl-RS"/>
         </w:rPr>
-        <w:tab/>
-      </w:r>
-      <w:r>
-        <w:rPr>
-          <w:rFonts w:cs="Times New Roman"/>
-          <w:sz w:val="32"/>
-          <w:szCs w:val="32"/>
-          <w:lang w:val="sr-Cyrl-RS"/>
-        </w:rPr>
-        <w:tab/>
-      </w:r>
-      <w:r>
+      </w:pPr>
+    </w:p>
+    <w:p>
+      <w:pPr>
+        <w:spacing w:after="0" w:line="360" w:lineRule="auto"/>
         <w:rPr>
           <w:rFonts w:cs="Times New Roman"/>
           <w:sz w:val="28"/>
           <w:szCs w:val="28"/>
           <w:lang w:val="sr-Cyrl-RS"/>
         </w:rPr>
-        <w:t>Комисија за оцену и одбрану:</w:t>
-      </w:r>
-    </w:p>
-    <w:p>
-      <w:pPr>
-        <w:spacing w:after="0" w:line="360" w:lineRule="auto"/>
-        <w:rPr>
-          <w:rFonts w:cs="Times New Roman"/>
-          <w:sz w:val="32"/>
-          <w:szCs w:val="32"/>
-          <w:lang w:val="sr-Cyrl-RS"/>
-        </w:rPr>
-      </w:pPr>
-    </w:p>
-    <w:p>
-      <w:pPr>
-        <w:spacing w:after="0" w:line="360" w:lineRule="auto"/>
-        <w:rPr>
-          <w:rFonts w:cs="Times New Roman"/>
-          <w:sz w:val="28"/>
-          <w:szCs w:val="28"/>
-          <w:lang w:val="sr-Cyrl-RS"/>
-        </w:rPr>
-      </w:pPr>
+      </w:pPr>
+    </w:p>
+    <w:p>
+      <w:pPr>
+        <w:spacing w:line="360" w:lineRule="auto"/>
+        <w:jc w:val="both"/>
+        <w:rPr>
+          <w:rFonts w:cs="Times New Roman"/>
+          <w:szCs w:val="24"/>
+          <w:lang w:val="sr-Cyrl-RS"/>
+        </w:rPr>
+      </w:pPr>
+      <w:r>
+        <w:rPr>
+          <w:rFonts w:cs="Times New Roman"/>
+          <w:noProof/>
+          <w:szCs w:val="24"/>
+          <w:lang w:val="sr-Cyrl-RS"/>
+        </w:rPr>
+        <mc:AlternateContent>
+          <mc:Choice Requires="wps">
+            <w:drawing>
+              <wp:anchor distT="45720" distB="45720" distL="114300" distR="114300" simplePos="0" relativeHeight="251676672" behindDoc="0" locked="0" layoutInCell="1" allowOverlap="1" wp14:anchorId="5AD55022" wp14:editId="728021A6">
+                <wp:simplePos x="0" y="0"/>
+                <wp:positionH relativeFrom="margin">
+                  <wp:posOffset>2913803</wp:posOffset>
+                </wp:positionH>
+                <wp:positionV relativeFrom="paragraph">
+                  <wp:posOffset>133985</wp:posOffset>
+                </wp:positionV>
+                <wp:extent cx="3403600" cy="1404620"/>
+                <wp:effectExtent l="0" t="0" r="6350" b="8890"/>
+                <wp:wrapNone/>
+                <wp:docPr id="21" name="Text Box 2"/>
+                <wp:cNvGraphicFramePr>
+                  <a:graphicFrameLocks xmlns:a="http://schemas.openxmlformats.org/drawingml/2006/main"/>
+                </wp:cNvGraphicFramePr>
+                <a:graphic xmlns:a="http://schemas.openxmlformats.org/drawingml/2006/main">
+                  <a:graphicData uri="http://schemas.microsoft.com/office/word/2010/wordprocessingShape">
+                    <wps:wsp>
+                      <wps:cNvSpPr txBox="1">
+                        <a:spLocks noChangeArrowheads="1"/>
+                      </wps:cNvSpPr>
+                      <wps:spPr bwMode="auto">
+                        <a:xfrm>
+                          <a:off x="0" y="0"/>
+                          <a:ext cx="3403600" cy="1404620"/>
+                        </a:xfrm>
+                        <a:prstGeom prst="rect">
+                          <a:avLst/>
+                        </a:prstGeom>
+                        <a:solidFill>
+                          <a:srgbClr val="FFFFFF"/>
+                        </a:solidFill>
+                        <a:ln w="9525">
+                          <a:noFill/>
+                          <a:miter lim="800000"/>
+                          <a:headEnd/>
+                          <a:tailEnd/>
+                        </a:ln>
+                      </wps:spPr>
+                      <wps:txbx>
+                        <w:txbxContent>
+                          <w:p>
+                            <w:pPr>
+                              <w:rPr>
+                                <w:lang w:val="sr-Cyrl-RS"/>
+                              </w:rPr>
+                            </w:pPr>
+                            <w:r>
+                              <w:rPr>
+                                <w:lang w:val="sr-Cyrl-RS"/>
+                              </w:rPr>
+                              <w:t>Доц. др Петар Рајковић, Председник Комисије</w:t>
+                            </w:r>
+                          </w:p>
+                        </w:txbxContent>
+                      </wps:txbx>
+                      <wps:bodyPr rot="0" vert="horz" wrap="square" lIns="91440" tIns="45720" rIns="91440" bIns="45720" anchor="t" anchorCtr="0">
+                        <a:spAutoFit/>
+                      </wps:bodyPr>
+                    </wps:wsp>
+                  </a:graphicData>
+                </a:graphic>
+                <wp14:sizeRelH relativeFrom="margin">
+                  <wp14:pctWidth>0</wp14:pctWidth>
+                </wp14:sizeRelH>
+                <wp14:sizeRelV relativeFrom="margin">
+                  <wp14:pctHeight>20000</wp14:pctHeight>
+                </wp14:sizeRelV>
+              </wp:anchor>
+            </w:drawing>
+          </mc:Choice>
+          <mc:Fallback>
+            <w:pict>
+              <v:shape w14:anchorId="5AD55022" id="_x0000_s1027" type="#_x0000_t202" style="position:absolute;left:0;text-align:left;margin-left:229.45pt;margin-top:10.55pt;width:268pt;height:110.6pt;z-index:251676672;visibility:visible;mso-wrap-style:square;mso-width-percent:0;mso-height-percent:200;mso-wrap-distance-left:9pt;mso-wrap-distance-top:3.6pt;mso-wrap-distance-right:9pt;mso-wrap-distance-bottom:3.6pt;mso-position-horizontal:absolute;mso-position-horizontal-relative:margin;mso-position-vertical:absolute;mso-position-vertical-relative:text;mso-width-percent:0;mso-height-percent:200;mso-width-relative:margin;mso-height-relative:margin;v-text-anchor:top" o:gfxdata="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" stroked="f">
+                <v:textbox style="mso-fit-shape-to-text:t">
+                  <w:txbxContent>
+                    <w:p>
+                      <w:pPr>
+                        <w:rPr>
+                          <w:lang w:val="sr-Cyrl-RS"/>
+                        </w:rPr>
+                      </w:pPr>
+                      <w:r>
+                        <w:rPr>
+                          <w:lang w:val="sr-Cyrl-RS"/>
+                        </w:rPr>
+                        <w:t>Доц. др Петар Рајковић, Председник Комисије</w:t>
+                      </w:r>
+                    </w:p>
+                  </w:txbxContent>
+                </v:textbox>
+                <w10:wrap anchorx="margin"/>
+              </v:shape>
+            </w:pict>
+          </mc:Fallback>
+        </mc:AlternateContent>
+      </w:r>
       <w:r>
         <w:rPr>
           <w:rFonts w:cs="Times New Roman"/>
@@ -1629,13 +1727,13 @@
         <mc:AlternateContent>
           <mc:Choice Requires="wps">
             <w:drawing>
-              <wp:anchor distT="0" distB="0" distL="114300" distR="114300" simplePos="0" relativeHeight="251670528" behindDoc="0" locked="0" layoutInCell="1" allowOverlap="1" wp14:anchorId="34AAA74C" wp14:editId="01A7C69A">
+              <wp:anchor distT="0" distB="0" distL="114300" distR="114300" simplePos="0" relativeHeight="251670528" behindDoc="0" locked="0" layoutInCell="1" allowOverlap="1" wp14:anchorId="34AAA74C" wp14:editId="1A42A51A">
                 <wp:simplePos x="0" y="0"/>
                 <wp:positionH relativeFrom="margin">
                   <wp:align>right</wp:align>
                 </wp:positionH>
                 <wp:positionV relativeFrom="paragraph">
-                  <wp:posOffset>50165</wp:posOffset>
+                  <wp:posOffset>85179</wp:posOffset>
                 </wp:positionV>
                 <wp:extent cx="2783840" cy="0"/>
                 <wp:effectExtent l="0" t="0" r="0" b="0"/>
@@ -1684,7 +1782,7 @@
           </mc:Choice>
           <mc:Fallback>
             <w:pict>
-              <v:line w14:anchorId="5D46C25E" id="Straight Connector 31" o:spid="_x0000_s1026" style="position:absolute;z-index:251670528;visibility:visible;mso-wrap-style:square;mso-width-percent:0;mso-height-percent:0;mso-wrap-distance-left:9pt;mso-wrap-distance-top:0;mso-wrap-distance-right:9pt;mso-wrap-distance-bottom:0;mso-position-horizontal:right;mso-position-horizontal-relative:margin;mso-position-vertical:absolute;mso-position-vertical-relative:text;mso-width-percent:0;mso-height-percent:0;mso-width-relative:margin;mso-height-relative:margin" from="168pt,3.95pt" to="387.2pt,3.95pt" o:gfxdata="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" strokecolor="black [3200]" strokeweight=".5pt">
+              <v:line w14:anchorId="07D255AF" id="Straight Connector 31" o:spid="_x0000_s1026" style="position:absolute;z-index:251670528;visibility:visible;mso-wrap-style:square;mso-width-percent:0;mso-height-percent:0;mso-wrap-distance-left:9pt;mso-wrap-distance-top:0;mso-wrap-distance-right:9pt;mso-wrap-distance-bottom:0;mso-position-horizontal:right;mso-position-horizontal-relative:margin;mso-position-vertical:absolute;mso-position-vertical-relative:text;mso-width-percent:0;mso-height-percent:0;mso-width-relative:margin;mso-height-relative:margin" from="168pt,6.7pt" to="387.2pt,6.7pt" o:gfxdata="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" strokecolor="black [3200]" strokeweight=".5pt">
                 <v:stroke joinstyle="miter"/>
                 <w10:wrap anchorx="margin"/>
               </v:line>
@@ -1696,13 +1794,131 @@
     <w:p>
       <w:pPr>
         <w:spacing w:line="360" w:lineRule="auto"/>
-        <w:jc w:val="both"/>
-        <w:rPr>
-          <w:rFonts w:cs="Times New Roman"/>
-          <w:szCs w:val="24"/>
-          <w:lang w:val="sr-Cyrl-RS"/>
-        </w:rPr>
-      </w:pPr>
+        <w:jc w:val="center"/>
+        <w:rPr>
+          <w:rFonts w:cs="Times New Roman"/>
+          <w:szCs w:val="24"/>
+          <w:lang w:val="sr-Cyrl-RS"/>
+        </w:rPr>
+      </w:pPr>
+    </w:p>
+    <w:p>
+      <w:pPr>
+        <w:spacing w:line="360" w:lineRule="auto"/>
+        <w:jc w:val="both"/>
+        <w:rPr>
+          <w:rFonts w:cs="Times New Roman"/>
+          <w:szCs w:val="24"/>
+          <w:lang w:val="sr-Cyrl-RS"/>
+        </w:rPr>
+      </w:pPr>
+      <w:r>
+        <w:rPr>
+          <w:rFonts w:cs="Times New Roman"/>
+          <w:noProof/>
+          <w:szCs w:val="24"/>
+          <w:lang w:val="sr-Cyrl-RS"/>
+        </w:rPr>
+        <mc:AlternateContent>
+          <mc:Choice Requires="wps">
+            <w:drawing>
+              <wp:anchor distT="45720" distB="45720" distL="114300" distR="114300" simplePos="0" relativeHeight="251678720" behindDoc="0" locked="0" layoutInCell="1" allowOverlap="1" wp14:anchorId="5A5AE5AC" wp14:editId="35C2D7A6">
+                <wp:simplePos x="0" y="0"/>
+                <wp:positionH relativeFrom="margin">
+                  <wp:posOffset>2930313</wp:posOffset>
+                </wp:positionH>
+                <wp:positionV relativeFrom="paragraph">
+                  <wp:posOffset>311150</wp:posOffset>
+                </wp:positionV>
+                <wp:extent cx="3242733" cy="1404620"/>
+                <wp:effectExtent l="0" t="0" r="0" b="8890"/>
+                <wp:wrapNone/>
+                <wp:docPr id="22" name="Text Box 2"/>
+                <wp:cNvGraphicFramePr>
+                  <a:graphicFrameLocks xmlns:a="http://schemas.openxmlformats.org/drawingml/2006/main"/>
+                </wp:cNvGraphicFramePr>
+                <a:graphic xmlns:a="http://schemas.openxmlformats.org/drawingml/2006/main">
+                  <a:graphicData uri="http://schemas.microsoft.com/office/word/2010/wordprocessingShape">
+                    <wps:wsp>
+                      <wps:cNvSpPr txBox="1">
+                        <a:spLocks noChangeArrowheads="1"/>
+                      </wps:cNvSpPr>
+                      <wps:spPr bwMode="auto">
+                        <a:xfrm>
+                          <a:off x="0" y="0"/>
+                          <a:ext cx="3242733" cy="1404620"/>
+                        </a:xfrm>
+                        <a:prstGeom prst="rect">
+                          <a:avLst/>
+                        </a:prstGeom>
+                        <a:solidFill>
+                          <a:srgbClr val="FFFFFF"/>
+                        </a:solidFill>
+                        <a:ln w="9525">
+                          <a:noFill/>
+                          <a:miter lim="800000"/>
+                          <a:headEnd/>
+                          <a:tailEnd/>
+                        </a:ln>
+                      </wps:spPr>
+                      <wps:txbx>
+                        <w:txbxContent>
+                          <w:p>
+                            <w:pPr>
+                              <w:rPr>
+                                <w:lang w:val="sr-Cyrl-RS"/>
+                              </w:rPr>
+                            </w:pPr>
+                            <w:r>
+                              <w:rPr>
+                                <w:lang w:val="sr-Cyrl-RS"/>
+                              </w:rPr>
+                              <w:t>Доц. др Милена Фртунић Глигоријевић, Члан</w:t>
+                            </w:r>
+                          </w:p>
+                        </w:txbxContent>
+                      </wps:txbx>
+                      <wps:bodyPr rot="0" vert="horz" wrap="square" lIns="91440" tIns="45720" rIns="91440" bIns="45720" anchor="t" anchorCtr="0">
+                        <a:spAutoFit/>
+                      </wps:bodyPr>
+                    </wps:wsp>
+                  </a:graphicData>
+                </a:graphic>
+                <wp14:sizeRelH relativeFrom="margin">
+                  <wp14:pctWidth>0</wp14:pctWidth>
+                </wp14:sizeRelH>
+                <wp14:sizeRelV relativeFrom="margin">
+                  <wp14:pctHeight>20000</wp14:pctHeight>
+                </wp14:sizeRelV>
+              </wp:anchor>
+            </w:drawing>
+          </mc:Choice>
+          <mc:Fallback>
+            <w:pict>
+              <v:shape w14:anchorId="5A5AE5AC" id="_x0000_s1028" type="#_x0000_t202" style="position:absolute;left:0;text-align:left;margin-left:230.75pt;margin-top:24.5pt;width:255.35pt;height:110.6pt;z-index:251678720;visibility:visible;mso-wrap-style:square;mso-width-percent:0;mso-height-percent:200;mso-wrap-distance-left:9pt;mso-wrap-distance-top:3.6pt;mso-wrap-distance-right:9pt;mso-wrap-distance-bottom:3.6pt;mso-position-horizontal:absolute;mso-position-horizontal-relative:margin;mso-position-vertical:absolute;mso-position-vertical-relative:text;mso-width-percent:0;mso-height-percent:200;mso-width-relative:margin;mso-height-relative:margin;v-text-anchor:top" o:gfxdata="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" stroked="f">
+                <v:textbox style="mso-fit-shape-to-text:t">
+                  <w:txbxContent>
+                    <w:p>
+                      <w:pPr>
+                        <w:rPr>
+                          <w:lang w:val="sr-Cyrl-RS"/>
+                        </w:rPr>
+                      </w:pPr>
+                      <w:r>
+                        <w:rPr>
+                          <w:lang w:val="sr-Cyrl-RS"/>
+                        </w:rPr>
+                        <w:t>Доц. др Милена Фртунић Глигоријевић, Члан</w:t>
+                      </w:r>
+                    </w:p>
+                  </w:txbxContent>
+                </v:textbox>
+                <w10:wrap anchorx="margin"/>
+              </v:shape>
+            </w:pict>
+          </mc:Fallback>
+        </mc:AlternateContent>
+      </w:r>
       <w:r>
         <w:rPr>
           <w:rFonts w:cs="Times New Roman"/>
@@ -1714,13 +1930,13 @@
         <mc:AlternateContent>
           <mc:Choice Requires="wps">
             <w:drawing>
-              <wp:anchor distT="0" distB="0" distL="114300" distR="114300" simplePos="0" relativeHeight="251672576" behindDoc="0" locked="0" layoutInCell="1" allowOverlap="1" wp14:anchorId="4B9800A0" wp14:editId="774EC4B2">
+              <wp:anchor distT="0" distB="0" distL="114300" distR="114300" simplePos="0" relativeHeight="251672576" behindDoc="0" locked="0" layoutInCell="1" allowOverlap="1" wp14:anchorId="4B9800A0" wp14:editId="6EB51E36">
                 <wp:simplePos x="0" y="0"/>
                 <wp:positionH relativeFrom="margin">
                   <wp:align>right</wp:align>
                 </wp:positionH>
                 <wp:positionV relativeFrom="paragraph">
-                  <wp:posOffset>120015</wp:posOffset>
+                  <wp:posOffset>264042</wp:posOffset>
                 </wp:positionV>
                 <wp:extent cx="2783840" cy="0"/>
                 <wp:effectExtent l="0" t="0" r="0" b="0"/>
@@ -1769,7 +1985,7 @@
           </mc:Choice>
           <mc:Fallback>
             <w:pict>
-              <v:line w14:anchorId="5F81F305" id="Straight Connector 35" o:spid="_x0000_s1026" style="position:absolute;z-index:251672576;visibility:visible;mso-wrap-style:square;mso-width-percent:0;mso-height-percent:0;mso-wrap-distance-left:9pt;mso-wrap-distance-top:0;mso-wrap-distance-right:9pt;mso-wrap-distance-bottom:0;mso-position-horizontal:right;mso-position-horizontal-relative:margin;mso-position-vertical:absolute;mso-position-vertical-relative:text;mso-width-percent:0;mso-height-percent:0;mso-width-relative:margin;mso-height-relative:margin" from="168pt,9.45pt" to="387.2pt,9.45pt" o:gfxdata="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" strokecolor="black [3200]" strokeweight=".5pt">
+              <v:line w14:anchorId="61EA9942" id="Straight Connector 35" o:spid="_x0000_s1026" style="position:absolute;z-index:251672576;visibility:visible;mso-wrap-style:square;mso-width-percent:0;mso-height-percent:0;mso-wrap-distance-left:9pt;mso-wrap-distance-top:0;mso-wrap-distance-right:9pt;mso-wrap-distance-bottom:0;mso-position-horizontal:right;mso-position-horizontal-relative:margin;mso-position-vertical:absolute;mso-position-vertical-relative:text;mso-width-percent:0;mso-height-percent:0;mso-width-relative:margin;mso-height-relative:margin" from="168pt,20.8pt" to="387.2pt,20.8pt" o:gfxdata="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" strokecolor="black [3200]" strokeweight=".5pt">
                 <v:stroke joinstyle="miter"/>
                 <w10:wrap anchorx="margin"/>
               </v:line>
@@ -1777,6 +1993,137 @@
           </mc:Fallback>
         </mc:AlternateContent>
       </w:r>
+    </w:p>
+    <w:p>
+      <w:pPr>
+        <w:spacing w:line="240" w:lineRule="auto"/>
+        <w:jc w:val="center"/>
+        <w:rPr>
+          <w:rFonts w:cs="Times New Roman"/>
+          <w:sz w:val="28"/>
+          <w:szCs w:val="28"/>
+          <w:lang w:val="sr-Cyrl-RS"/>
+        </w:rPr>
+      </w:pPr>
+    </w:p>
+    <w:p>
+      <w:pPr>
+        <w:spacing w:line="240" w:lineRule="auto"/>
+        <w:jc w:val="center"/>
+        <w:rPr>
+          <w:rFonts w:cs="Times New Roman"/>
+          <w:sz w:val="28"/>
+          <w:szCs w:val="28"/>
+          <w:lang w:val="sr-Cyrl-RS"/>
+        </w:rPr>
+      </w:pPr>
+      <w:r>
+        <w:rPr>
+          <w:rFonts w:cs="Times New Roman"/>
+          <w:noProof/>
+          <w:szCs w:val="24"/>
+          <w:lang w:val="sr-Cyrl-RS"/>
+        </w:rPr>
+        <mc:AlternateContent>
+          <mc:Choice Requires="wps">
+            <w:drawing>
+              <wp:anchor distT="45720" distB="45720" distL="114300" distR="114300" simplePos="0" relativeHeight="251680768" behindDoc="0" locked="0" layoutInCell="1" allowOverlap="1" wp14:anchorId="1CF25DD6" wp14:editId="695403F4">
+                <wp:simplePos x="0" y="0"/>
+                <wp:positionH relativeFrom="margin">
+                  <wp:posOffset>2965450</wp:posOffset>
+                </wp:positionH>
+                <wp:positionV relativeFrom="paragraph">
+                  <wp:posOffset>584835</wp:posOffset>
+                </wp:positionV>
+                <wp:extent cx="3891516" cy="1404620"/>
+                <wp:effectExtent l="0" t="0" r="0" b="8890"/>
+                <wp:wrapNone/>
+                <wp:docPr id="23" name="Text Box 2"/>
+                <wp:cNvGraphicFramePr>
+                  <a:graphicFrameLocks xmlns:a="http://schemas.openxmlformats.org/drawingml/2006/main"/>
+                </wp:cNvGraphicFramePr>
+                <a:graphic xmlns:a="http://schemas.openxmlformats.org/drawingml/2006/main">
+                  <a:graphicData uri="http://schemas.microsoft.com/office/word/2010/wordprocessingShape">
+                    <wps:wsp>
+                      <wps:cNvSpPr txBox="1">
+                        <a:spLocks noChangeArrowheads="1"/>
+                      </wps:cNvSpPr>
+                      <wps:spPr bwMode="auto">
+                        <a:xfrm>
+                          <a:off x="0" y="0"/>
+                          <a:ext cx="3891516" cy="1404620"/>
+                        </a:xfrm>
+                        <a:prstGeom prst="rect">
+                          <a:avLst/>
+                        </a:prstGeom>
+                        <a:solidFill>
+                          <a:srgbClr val="FFFFFF"/>
+                        </a:solidFill>
+                        <a:ln w="9525">
+                          <a:noFill/>
+                          <a:miter lim="800000"/>
+                          <a:headEnd/>
+                          <a:tailEnd/>
+                        </a:ln>
+                      </wps:spPr>
+                      <wps:txbx>
+                        <w:txbxContent>
+                          <w:p>
+                            <w:pPr>
+                              <w:rPr>
+                                <w:lang w:val="sr-Cyrl-RS"/>
+                              </w:rPr>
+                            </w:pPr>
+                            <w:r>
+                              <w:rPr>
+                                <w:lang w:val="sr-Cyrl-RS"/>
+                              </w:rPr>
+                              <w:t xml:space="preserve">Доц. др Александар Миленковић, Члан </w:t>
+                            </w:r>
+                          </w:p>
+                        </w:txbxContent>
+                      </wps:txbx>
+                      <wps:bodyPr rot="0" vert="horz" wrap="square" lIns="91440" tIns="45720" rIns="91440" bIns="45720" anchor="t" anchorCtr="0">
+                        <a:spAutoFit/>
+                      </wps:bodyPr>
+                    </wps:wsp>
+                  </a:graphicData>
+                </a:graphic>
+                <wp14:sizeRelH relativeFrom="margin">
+                  <wp14:pctWidth>0</wp14:pctWidth>
+                </wp14:sizeRelH>
+                <wp14:sizeRelV relativeFrom="margin">
+                  <wp14:pctHeight>20000</wp14:pctHeight>
+                </wp14:sizeRelV>
+              </wp:anchor>
+            </w:drawing>
+          </mc:Choice>
+          <mc:Fallback>
+            <w:pict>
+              <v:shape w14:anchorId="1CF25DD6" id="_x0000_s1029" type="#_x0000_t202" style="position:absolute;left:0;text-align:left;margin-left:233.5pt;margin-top:46.05pt;width:306.4pt;height:110.6pt;z-index:251680768;visibility:visible;mso-wrap-style:square;mso-width-percent:0;mso-height-percent:200;mso-wrap-distance-left:9pt;mso-wrap-distance-top:3.6pt;mso-wrap-distance-right:9pt;mso-wrap-distance-bottom:3.6pt;mso-position-horizontal:absolute;mso-position-horizontal-relative:margin;mso-position-vertical:absolute;mso-position-vertical-relative:text;mso-width-percent:0;mso-height-percent:200;mso-width-relative:margin;mso-height-relative:margin;v-text-anchor:top" o:gfxdata="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" stroked="f">
+                <v:textbox style="mso-fit-shape-to-text:t">
+                  <w:txbxContent>
+                    <w:p>
+                      <w:pPr>
+                        <w:rPr>
+                          <w:lang w:val="sr-Cyrl-RS"/>
+                        </w:rPr>
+                      </w:pPr>
+                      <w:r>
+                        <w:rPr>
+                          <w:lang w:val="sr-Cyrl-RS"/>
+                        </w:rPr>
+                        <w:t xml:space="preserve">Доц. др Александар Миленковић, Члан </w:t>
+                      </w:r>
+                    </w:p>
+                  </w:txbxContent>
+                </v:textbox>
+                <w10:wrap anchorx="margin"/>
+              </v:shape>
+            </w:pict>
+          </mc:Fallback>
+        </mc:AlternateContent>
+      </w:r>
       <w:r>
         <w:rPr>
           <w:rFonts w:cs="Times New Roman"/>
@@ -1788,13 +2135,13 @@
         <mc:AlternateContent>
           <mc:Choice Requires="wps">
             <w:drawing>
-              <wp:anchor distT="0" distB="0" distL="114300" distR="114300" simplePos="0" relativeHeight="251674624" behindDoc="0" locked="0" layoutInCell="1" allowOverlap="1" wp14:anchorId="022D4FA7" wp14:editId="1D692756">
+              <wp:anchor distT="0" distB="0" distL="114300" distR="114300" simplePos="0" relativeHeight="251674624" behindDoc="0" locked="0" layoutInCell="1" allowOverlap="1" wp14:anchorId="022D4FA7" wp14:editId="06C6C2E4">
                 <wp:simplePos x="0" y="0"/>
                 <wp:positionH relativeFrom="margin">
                   <wp:align>right</wp:align>
                 </wp:positionH>
                 <wp:positionV relativeFrom="paragraph">
-                  <wp:posOffset>530860</wp:posOffset>
+                  <wp:posOffset>535659</wp:posOffset>
                 </wp:positionV>
                 <wp:extent cx="2783840" cy="0"/>
                 <wp:effectExtent l="0" t="0" r="0" b="0"/>
@@ -1843,7 +2190,7 @@
           </mc:Choice>
           <mc:Fallback>
             <w:pict>
-              <v:line w14:anchorId="0394FEF3" id="Straight Connector 36" o:spid="_x0000_s1026" style="position:absolute;z-index:251674624;visibility:visible;mso-wrap-style:square;mso-width-percent:0;mso-height-percent:0;mso-wrap-distance-left:9pt;mso-wrap-distance-top:0;mso-wrap-distance-right:9pt;mso-wrap-distance-bottom:0;mso-position-horizontal:right;mso-position-horizontal-relative:margin;mso-position-vertical:absolute;mso-position-vertical-relative:text;mso-width-percent:0;mso-height-percent:0;mso-width-relative:margin;mso-height-relative:margin" from="168pt,41.8pt" to="387.2pt,41.8pt" o:gfxdata="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" strokecolor="black [3200]" strokeweight=".5pt">
+              <v:line w14:anchorId="6EC55EFC" id="Straight Connector 36" o:spid="_x0000_s1026" style="position:absolute;z-index:251674624;visibility:visible;mso-wrap-style:square;mso-width-percent:0;mso-height-percent:0;mso-wrap-distance-left:9pt;mso-wrap-distance-top:0;mso-wrap-distance-right:9pt;mso-wrap-distance-bottom:0;mso-position-horizontal:right;mso-position-horizontal-relative:margin;mso-position-vertical:absolute;mso-position-vertical-relative:text;mso-width-percent:0;mso-height-percent:0;mso-width-relative:margin;mso-height-relative:margin" from="168pt,42.2pt" to="387.2pt,42.2pt" o:gfxdata="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" strokecolor="black [3200]" strokeweight=".5pt">
                 <v:stroke joinstyle="miter"/>
                 <w10:wrap anchorx="margin"/>
               </v:line>
@@ -1854,28 +2201,6 @@
     </w:p>
     <w:p>
       <w:pPr>
-        <w:spacing w:line="360" w:lineRule="auto"/>
-        <w:jc w:val="center"/>
-        <w:rPr>
-          <w:rFonts w:cs="Times New Roman"/>
-          <w:szCs w:val="24"/>
-          <w:lang w:val="sr-Cyrl-RS"/>
-        </w:rPr>
-      </w:pPr>
-    </w:p>
-    <w:p>
-      <w:pPr>
-        <w:spacing w:line="360" w:lineRule="auto"/>
-        <w:jc w:val="both"/>
-        <w:rPr>
-          <w:rFonts w:cs="Times New Roman"/>
-          <w:szCs w:val="24"/>
-          <w:lang w:val="sr-Cyrl-RS"/>
-        </w:rPr>
-      </w:pPr>
-    </w:p>
-    <w:p>
-      <w:pPr>
         <w:spacing w:line="240" w:lineRule="auto"/>
         <w:jc w:val="center"/>
         <w:rPr>
@@ -1963,7 +2288,25 @@
           <w:szCs w:val="24"/>
           <w:lang w:val="sr-Cyrl-RS"/>
         </w:rPr>
-        <w:t xml:space="preserve">Предмет овог рада је математичко моделовање и анализа система за псеудо-случајно генерисање токена и евалуацију комбинација над дискретним матрицама. Систем се састоји од генеративне компоненте, која на основу цикличних токен-секвенци псеудо-случајно производи матрицу токена, и </w:t>
+        <w:t xml:space="preserve">Предмет овог рада је математичко моделовање и анализа система за псеудо-случајно генерисање токена и евалуацију комбинација над дискретним матрицама. Систем се састоји од генеративне компоненте, која на основу цикличних токен-секвенци псеудо-случајно производи матрицу </w:t>
+      </w:r>
+      <w:proofErr w:type="spellStart"/>
+      <w:r>
+        <w:rPr>
+          <w:rFonts w:cs="Times New Roman"/>
+          <w:szCs w:val="24"/>
+          <w:lang w:val="sr-Cyrl-RS"/>
+        </w:rPr>
+        <w:t>токена</w:t>
+      </w:r>
+      <w:proofErr w:type="spellEnd"/>
+      <w:r>
+        <w:rPr>
+          <w:rFonts w:cs="Times New Roman"/>
+          <w:szCs w:val="24"/>
+          <w:lang w:val="sr-Cyrl-RS"/>
+        </w:rPr>
+        <w:t xml:space="preserve">, и </w:t>
       </w:r>
       <w:proofErr w:type="spellStart"/>
       <w:r>
@@ -2888,6 +3231,13 @@
     </w:p>
     <w:sdt>
       <w:sdtPr>
+        <w:rPr>
+          <w:rFonts w:ascii="Times New Roman" w:eastAsiaTheme="minorHAnsi" w:hAnsi="Times New Roman" w:cstheme="minorBidi"/>
+          <w:color w:val="auto"/>
+          <w:sz w:val="24"/>
+          <w:szCs w:val="22"/>
+          <w:lang w:val="sr-Latn-RS"/>
+        </w:rPr>
         <w:id w:val="1350757317"/>
         <w:docPartObj>
           <w:docPartGallery w:val="Table of Contents"/>
@@ -2896,14 +3246,9 @@
       </w:sdtPr>
       <w:sdtEndPr>
         <w:rPr>
-          <w:rFonts w:ascii="Times New Roman" w:eastAsiaTheme="minorHAnsi" w:hAnsi="Times New Roman" w:cstheme="minorBidi"/>
           <w:b/>
           <w:bCs/>
           <w:noProof/>
-          <w:color w:val="auto"/>
-          <w:sz w:val="24"/>
-          <w:szCs w:val="22"/>
-          <w:lang w:val="sr-Latn-RS"/>
         </w:rPr>
       </w:sdtEndPr>
       <w:sdtContent>
@@ -2941,7 +3286,7 @@
           <w:pPr>
             <w:pStyle w:val="TOC1"/>
             <w:tabs>
-              <w:tab w:val="right" w:leader="dot" w:pos="8786"/>
+              <w:tab w:val="right" w:leader="dot" w:pos="9074"/>
             </w:tabs>
             <w:rPr>
               <w:rFonts w:asciiTheme="minorHAnsi" w:eastAsiaTheme="minorEastAsia" w:hAnsiTheme="minorHAnsi"/>
@@ -2959,7 +3304,7 @@
           <w:r>
             <w:fldChar w:fldCharType="separate"/>
           </w:r>
-          <w:hyperlink w:anchor="_Toc235183327" w:history="1">
+          <w:hyperlink w:anchor="_Toc235442381" w:history="1">
             <w:r>
               <w:rPr>
                 <w:rStyle w:val="Hyperlink"/>
@@ -2990,7 +3335,7 @@
                 <w:noProof/>
                 <w:webHidden/>
               </w:rPr>
-              <w:instrText xml:space="preserve"> PAGEREF _Toc235183327 \h </w:instrText>
+              <w:instrText xml:space="preserve"> PAGEREF _Toc235442381 \h </w:instrText>
             </w:r>
             <w:r>
               <w:rPr>
@@ -3025,7 +3370,7 @@
           <w:pPr>
             <w:pStyle w:val="TOC1"/>
             <w:tabs>
-              <w:tab w:val="right" w:leader="dot" w:pos="8786"/>
+              <w:tab w:val="right" w:leader="dot" w:pos="9074"/>
             </w:tabs>
             <w:rPr>
               <w:rFonts w:asciiTheme="minorHAnsi" w:eastAsiaTheme="minorEastAsia" w:hAnsiTheme="minorHAnsi"/>
@@ -3034,7 +3379,7 @@
               <w:lang w:val="en-US"/>
             </w:rPr>
           </w:pPr>
-          <w:hyperlink w:anchor="_Toc235183328" w:history="1">
+          <w:hyperlink w:anchor="_Toc235442382" w:history="1">
             <w:r>
               <w:rPr>
                 <w:rStyle w:val="Hyperlink"/>
@@ -3065,7 +3410,7 @@
                 <w:noProof/>
                 <w:webHidden/>
               </w:rPr>
-              <w:instrText xml:space="preserve"> PAGEREF _Toc235183328 \h </w:instrText>
+              <w:instrText xml:space="preserve"> PAGEREF _Toc235442382 \h </w:instrText>
             </w:r>
             <w:r>
               <w:rPr>
@@ -3100,7 +3445,7 @@
           <w:pPr>
             <w:pStyle w:val="TOC2"/>
             <w:tabs>
-              <w:tab w:val="right" w:leader="dot" w:pos="8786"/>
+              <w:tab w:val="right" w:leader="dot" w:pos="9074"/>
             </w:tabs>
             <w:rPr>
               <w:rFonts w:asciiTheme="minorHAnsi" w:eastAsiaTheme="minorEastAsia" w:hAnsiTheme="minorHAnsi"/>
@@ -3109,7 +3454,7 @@
               <w:lang w:val="en-US"/>
             </w:rPr>
           </w:pPr>
-          <w:hyperlink w:anchor="_Toc235183329" w:history="1">
+          <w:hyperlink w:anchor="_Toc235442383" w:history="1">
             <w:r>
               <w:rPr>
                 <w:rStyle w:val="Hyperlink"/>
@@ -3139,7 +3484,7 @@
                 <w:noProof/>
                 <w:webHidden/>
               </w:rPr>
-              <w:instrText xml:space="preserve"> PAGEREF _Toc235183329 \h </w:instrText>
+              <w:instrText xml:space="preserve"> PAGEREF _Toc235442383 \h </w:instrText>
             </w:r>
             <w:r>
               <w:rPr>
@@ -3174,7 +3519,7 @@
           <w:pPr>
             <w:pStyle w:val="TOC2"/>
             <w:tabs>
-              <w:tab w:val="right" w:leader="dot" w:pos="8786"/>
+              <w:tab w:val="right" w:leader="dot" w:pos="9074"/>
             </w:tabs>
             <w:rPr>
               <w:rFonts w:asciiTheme="minorHAnsi" w:eastAsiaTheme="minorEastAsia" w:hAnsiTheme="minorHAnsi"/>
@@ -3183,7 +3528,7 @@
               <w:lang w:val="en-US"/>
             </w:rPr>
           </w:pPr>
-          <w:hyperlink w:anchor="_Toc235183330" w:history="1">
+          <w:hyperlink w:anchor="_Toc235442384" w:history="1">
             <w:r>
               <w:rPr>
                 <w:rStyle w:val="Hyperlink"/>
@@ -3213,7 +3558,7 @@
                 <w:noProof/>
                 <w:webHidden/>
               </w:rPr>
-              <w:instrText xml:space="preserve"> PAGEREF _Toc235183330 \h </w:instrText>
+              <w:instrText xml:space="preserve"> PAGEREF _Toc235442384 \h </w:instrText>
             </w:r>
             <w:r>
               <w:rPr>
@@ -3248,7 +3593,7 @@
           <w:pPr>
             <w:pStyle w:val="TOC2"/>
             <w:tabs>
-              <w:tab w:val="right" w:leader="dot" w:pos="8786"/>
+              <w:tab w:val="right" w:leader="dot" w:pos="9074"/>
             </w:tabs>
             <w:rPr>
               <w:rFonts w:asciiTheme="minorHAnsi" w:eastAsiaTheme="minorEastAsia" w:hAnsiTheme="minorHAnsi"/>
@@ -3257,7 +3602,7 @@
               <w:lang w:val="en-US"/>
             </w:rPr>
           </w:pPr>
-          <w:hyperlink w:anchor="_Toc235183331" w:history="1">
+          <w:hyperlink w:anchor="_Toc235442385" w:history="1">
             <w:r>
               <w:rPr>
                 <w:rStyle w:val="Hyperlink"/>
@@ -3287,7 +3632,7 @@
                 <w:noProof/>
                 <w:webHidden/>
               </w:rPr>
-              <w:instrText xml:space="preserve"> PAGEREF _Toc235183331 \h </w:instrText>
+              <w:instrText xml:space="preserve"> PAGEREF _Toc235442385 \h </w:instrText>
             </w:r>
             <w:r>
               <w:rPr>
@@ -3322,7 +3667,7 @@
           <w:pPr>
             <w:pStyle w:val="TOC2"/>
             <w:tabs>
-              <w:tab w:val="right" w:leader="dot" w:pos="8786"/>
+              <w:tab w:val="right" w:leader="dot" w:pos="9074"/>
             </w:tabs>
             <w:rPr>
               <w:rFonts w:asciiTheme="minorHAnsi" w:eastAsiaTheme="minorEastAsia" w:hAnsiTheme="minorHAnsi"/>
@@ -3331,7 +3676,7 @@
               <w:lang w:val="en-US"/>
             </w:rPr>
           </w:pPr>
-          <w:hyperlink w:anchor="_Toc235183332" w:history="1">
+          <w:hyperlink w:anchor="_Toc235442386" w:history="1">
             <w:r>
               <w:rPr>
                 <w:rStyle w:val="Hyperlink"/>
@@ -3361,7 +3706,7 @@
                 <w:noProof/>
                 <w:webHidden/>
               </w:rPr>
-              <w:instrText xml:space="preserve"> PAGEREF _Toc235183332 \h </w:instrText>
+              <w:instrText xml:space="preserve"> PAGEREF _Toc235442386 \h </w:instrText>
             </w:r>
             <w:r>
               <w:rPr>
@@ -3396,7 +3741,7 @@
           <w:pPr>
             <w:pStyle w:val="TOC2"/>
             <w:tabs>
-              <w:tab w:val="right" w:leader="dot" w:pos="8786"/>
+              <w:tab w:val="right" w:leader="dot" w:pos="9074"/>
             </w:tabs>
             <w:rPr>
               <w:rFonts w:asciiTheme="minorHAnsi" w:eastAsiaTheme="minorEastAsia" w:hAnsiTheme="minorHAnsi"/>
@@ -3405,7 +3750,7 @@
               <w:lang w:val="en-US"/>
             </w:rPr>
           </w:pPr>
-          <w:hyperlink w:anchor="_Toc235183333" w:history="1">
+          <w:hyperlink w:anchor="_Toc235442387" w:history="1">
             <w:r>
               <w:rPr>
                 <w:rStyle w:val="Hyperlink"/>
@@ -3435,7 +3780,7 @@
                 <w:noProof/>
                 <w:webHidden/>
               </w:rPr>
-              <w:instrText xml:space="preserve"> PAGEREF _Toc235183333 \h </w:instrText>
+              <w:instrText xml:space="preserve"> PAGEREF _Toc235442387 \h </w:instrText>
             </w:r>
             <w:r>
               <w:rPr>
@@ -3470,7 +3815,7 @@
           <w:pPr>
             <w:pStyle w:val="TOC2"/>
             <w:tabs>
-              <w:tab w:val="right" w:leader="dot" w:pos="8786"/>
+              <w:tab w:val="right" w:leader="dot" w:pos="9074"/>
             </w:tabs>
             <w:rPr>
               <w:rFonts w:asciiTheme="minorHAnsi" w:eastAsiaTheme="minorEastAsia" w:hAnsiTheme="minorHAnsi"/>
@@ -3479,7 +3824,7 @@
               <w:lang w:val="en-US"/>
             </w:rPr>
           </w:pPr>
-          <w:hyperlink w:anchor="_Toc235183334" w:history="1">
+          <w:hyperlink w:anchor="_Toc235442388" w:history="1">
             <w:r>
               <w:rPr>
                 <w:rStyle w:val="Hyperlink"/>
@@ -3509,7 +3854,7 @@
                 <w:noProof/>
                 <w:webHidden/>
               </w:rPr>
-              <w:instrText xml:space="preserve"> PAGEREF _Toc235183334 \h </w:instrText>
+              <w:instrText xml:space="preserve"> PAGEREF _Toc235442388 \h </w:instrText>
             </w:r>
             <w:r>
               <w:rPr>
@@ -3544,7 +3889,7 @@
           <w:pPr>
             <w:pStyle w:val="TOC2"/>
             <w:tabs>
-              <w:tab w:val="right" w:leader="dot" w:pos="8786"/>
+              <w:tab w:val="right" w:leader="dot" w:pos="9074"/>
             </w:tabs>
             <w:rPr>
               <w:rFonts w:asciiTheme="minorHAnsi" w:eastAsiaTheme="minorEastAsia" w:hAnsiTheme="minorHAnsi"/>
@@ -3553,7 +3898,7 @@
               <w:lang w:val="en-US"/>
             </w:rPr>
           </w:pPr>
-          <w:hyperlink w:anchor="_Toc235183335" w:history="1">
+          <w:hyperlink w:anchor="_Toc235442389" w:history="1">
             <w:r>
               <w:rPr>
                 <w:rStyle w:val="Hyperlink"/>
@@ -3583,7 +3928,7 @@
                 <w:noProof/>
                 <w:webHidden/>
               </w:rPr>
-              <w:instrText xml:space="preserve"> PAGEREF _Toc235183335 \h </w:instrText>
+              <w:instrText xml:space="preserve"> PAGEREF _Toc235442389 \h </w:instrText>
             </w:r>
             <w:r>
               <w:rPr>
@@ -3618,7 +3963,7 @@
           <w:pPr>
             <w:pStyle w:val="TOC2"/>
             <w:tabs>
-              <w:tab w:val="right" w:leader="dot" w:pos="8786"/>
+              <w:tab w:val="right" w:leader="dot" w:pos="9074"/>
             </w:tabs>
             <w:rPr>
               <w:rFonts w:asciiTheme="minorHAnsi" w:eastAsiaTheme="minorEastAsia" w:hAnsiTheme="minorHAnsi"/>
@@ -3627,7 +3972,7 @@
               <w:lang w:val="en-US"/>
             </w:rPr>
           </w:pPr>
-          <w:hyperlink w:anchor="_Toc235183336" w:history="1">
+          <w:hyperlink w:anchor="_Toc235442390" w:history="1">
             <w:r>
               <w:rPr>
                 <w:rStyle w:val="Hyperlink"/>
@@ -3657,7 +4002,7 @@
                 <w:noProof/>
                 <w:webHidden/>
               </w:rPr>
-              <w:instrText xml:space="preserve"> PAGEREF _Toc235183336 \h </w:instrText>
+              <w:instrText xml:space="preserve"> PAGEREF _Toc235442390 \h </w:instrText>
             </w:r>
             <w:r>
               <w:rPr>
@@ -3692,7 +4037,7 @@
           <w:pPr>
             <w:pStyle w:val="TOC2"/>
             <w:tabs>
-              <w:tab w:val="right" w:leader="dot" w:pos="8786"/>
+              <w:tab w:val="right" w:leader="dot" w:pos="9074"/>
             </w:tabs>
             <w:rPr>
               <w:rFonts w:asciiTheme="minorHAnsi" w:eastAsiaTheme="minorEastAsia" w:hAnsiTheme="minorHAnsi"/>
@@ -3701,7 +4046,7 @@
               <w:lang w:val="en-US"/>
             </w:rPr>
           </w:pPr>
-          <w:hyperlink w:anchor="_Toc235183337" w:history="1">
+          <w:hyperlink w:anchor="_Toc235442391" w:history="1">
             <w:r>
               <w:rPr>
                 <w:rStyle w:val="Hyperlink"/>
@@ -3731,7 +4076,7 @@
                 <w:noProof/>
                 <w:webHidden/>
               </w:rPr>
-              <w:instrText xml:space="preserve"> PAGEREF _Toc235183337 \h </w:instrText>
+              <w:instrText xml:space="preserve"> PAGEREF _Toc235442391 \h </w:instrText>
             </w:r>
             <w:r>
               <w:rPr>
@@ -3766,7 +4111,7 @@
           <w:pPr>
             <w:pStyle w:val="TOC2"/>
             <w:tabs>
-              <w:tab w:val="right" w:leader="dot" w:pos="8786"/>
+              <w:tab w:val="right" w:leader="dot" w:pos="9074"/>
             </w:tabs>
             <w:rPr>
               <w:rFonts w:asciiTheme="minorHAnsi" w:eastAsiaTheme="minorEastAsia" w:hAnsiTheme="minorHAnsi"/>
@@ -3775,7 +4120,7 @@
               <w:lang w:val="en-US"/>
             </w:rPr>
           </w:pPr>
-          <w:hyperlink w:anchor="_Toc235183338" w:history="1">
+          <w:hyperlink w:anchor="_Toc235442392" w:history="1">
             <w:r>
               <w:rPr>
                 <w:rStyle w:val="Hyperlink"/>
@@ -3805,7 +4150,7 @@
                 <w:noProof/>
                 <w:webHidden/>
               </w:rPr>
-              <w:instrText xml:space="preserve"> PAGEREF _Toc235183338 \h </w:instrText>
+              <w:instrText xml:space="preserve"> PAGEREF _Toc235442392 \h </w:instrText>
             </w:r>
             <w:r>
               <w:rPr>
@@ -3840,7 +4185,7 @@
           <w:pPr>
             <w:pStyle w:val="TOC2"/>
             <w:tabs>
-              <w:tab w:val="right" w:leader="dot" w:pos="8786"/>
+              <w:tab w:val="right" w:leader="dot" w:pos="9074"/>
             </w:tabs>
             <w:rPr>
               <w:rFonts w:asciiTheme="minorHAnsi" w:eastAsiaTheme="minorEastAsia" w:hAnsiTheme="minorHAnsi"/>
@@ -3849,7 +4194,7 @@
               <w:lang w:val="en-US"/>
             </w:rPr>
           </w:pPr>
-          <w:hyperlink w:anchor="_Toc235183339" w:history="1">
+          <w:hyperlink w:anchor="_Toc235442393" w:history="1">
             <w:r>
               <w:rPr>
                 <w:rStyle w:val="Hyperlink"/>
@@ -3879,7 +4224,7 @@
                 <w:noProof/>
                 <w:webHidden/>
               </w:rPr>
-              <w:instrText xml:space="preserve"> PAGEREF _Toc235183339 \h </w:instrText>
+              <w:instrText xml:space="preserve"> PAGEREF _Toc235442393 \h </w:instrText>
             </w:r>
             <w:r>
               <w:rPr>
@@ -3914,7 +4259,7 @@
           <w:pPr>
             <w:pStyle w:val="TOC2"/>
             <w:tabs>
-              <w:tab w:val="right" w:leader="dot" w:pos="8786"/>
+              <w:tab w:val="right" w:leader="dot" w:pos="9074"/>
             </w:tabs>
             <w:rPr>
               <w:rFonts w:asciiTheme="minorHAnsi" w:eastAsiaTheme="minorEastAsia" w:hAnsiTheme="minorHAnsi"/>
@@ -3923,7 +4268,7 @@
               <w:lang w:val="en-US"/>
             </w:rPr>
           </w:pPr>
-          <w:hyperlink w:anchor="_Toc235183340" w:history="1">
+          <w:hyperlink w:anchor="_Toc235442394" w:history="1">
             <w:r>
               <w:rPr>
                 <w:rStyle w:val="Hyperlink"/>
@@ -3953,7 +4298,7 @@
                 <w:noProof/>
                 <w:webHidden/>
               </w:rPr>
-              <w:instrText xml:space="preserve"> PAGEREF _Toc235183340 \h </w:instrText>
+              <w:instrText xml:space="preserve"> PAGEREF _Toc235442394 \h </w:instrText>
             </w:r>
             <w:r>
               <w:rPr>
@@ -3988,7 +4333,7 @@
           <w:pPr>
             <w:pStyle w:val="TOC2"/>
             <w:tabs>
-              <w:tab w:val="right" w:leader="dot" w:pos="8786"/>
+              <w:tab w:val="right" w:leader="dot" w:pos="9074"/>
             </w:tabs>
             <w:rPr>
               <w:rFonts w:asciiTheme="minorHAnsi" w:eastAsiaTheme="minorEastAsia" w:hAnsiTheme="minorHAnsi"/>
@@ -3997,7 +4342,7 @@
               <w:lang w:val="en-US"/>
             </w:rPr>
           </w:pPr>
-          <w:hyperlink w:anchor="_Toc235183341" w:history="1">
+          <w:hyperlink w:anchor="_Toc235442395" w:history="1">
             <w:r>
               <w:rPr>
                 <w:rStyle w:val="Hyperlink"/>
@@ -4027,7 +4372,7 @@
                 <w:noProof/>
                 <w:webHidden/>
               </w:rPr>
-              <w:instrText xml:space="preserve"> PAGEREF _Toc235183341 \h </w:instrText>
+              <w:instrText xml:space="preserve"> PAGEREF _Toc235442395 \h </w:instrText>
             </w:r>
             <w:r>
               <w:rPr>
@@ -4062,7 +4407,7 @@
           <w:pPr>
             <w:pStyle w:val="TOC2"/>
             <w:tabs>
-              <w:tab w:val="right" w:leader="dot" w:pos="8786"/>
+              <w:tab w:val="right" w:leader="dot" w:pos="9074"/>
             </w:tabs>
             <w:rPr>
               <w:rFonts w:asciiTheme="minorHAnsi" w:eastAsiaTheme="minorEastAsia" w:hAnsiTheme="minorHAnsi"/>
@@ -4071,7 +4416,7 @@
               <w:lang w:val="en-US"/>
             </w:rPr>
           </w:pPr>
-          <w:hyperlink w:anchor="_Toc235183342" w:history="1">
+          <w:hyperlink w:anchor="_Toc235442396" w:history="1">
             <w:r>
               <w:rPr>
                 <w:rStyle w:val="Hyperlink"/>
@@ -4101,7 +4446,7 @@
                 <w:noProof/>
                 <w:webHidden/>
               </w:rPr>
-              <w:instrText xml:space="preserve"> PAGEREF _Toc235183342 \h </w:instrText>
+              <w:instrText xml:space="preserve"> PAGEREF _Toc235442396 \h </w:instrText>
             </w:r>
             <w:r>
               <w:rPr>
@@ -4136,7 +4481,7 @@
           <w:pPr>
             <w:pStyle w:val="TOC2"/>
             <w:tabs>
-              <w:tab w:val="right" w:leader="dot" w:pos="8786"/>
+              <w:tab w:val="right" w:leader="dot" w:pos="9074"/>
             </w:tabs>
             <w:rPr>
               <w:rFonts w:asciiTheme="minorHAnsi" w:eastAsiaTheme="minorEastAsia" w:hAnsiTheme="minorHAnsi"/>
@@ -4145,7 +4490,7 @@
               <w:lang w:val="en-US"/>
             </w:rPr>
           </w:pPr>
-          <w:hyperlink w:anchor="_Toc235183343" w:history="1">
+          <w:hyperlink w:anchor="_Toc235442397" w:history="1">
             <w:r>
               <w:rPr>
                 <w:rStyle w:val="Hyperlink"/>
@@ -4175,7 +4520,7 @@
                 <w:noProof/>
                 <w:webHidden/>
               </w:rPr>
-              <w:instrText xml:space="preserve"> PAGEREF _Toc235183343 \h </w:instrText>
+              <w:instrText xml:space="preserve"> PAGEREF _Toc235442397 \h </w:instrText>
             </w:r>
             <w:r>
               <w:rPr>
@@ -4210,7 +4555,7 @@
           <w:pPr>
             <w:pStyle w:val="TOC2"/>
             <w:tabs>
-              <w:tab w:val="right" w:leader="dot" w:pos="8786"/>
+              <w:tab w:val="right" w:leader="dot" w:pos="9074"/>
             </w:tabs>
             <w:rPr>
               <w:rFonts w:asciiTheme="minorHAnsi" w:eastAsiaTheme="minorEastAsia" w:hAnsiTheme="minorHAnsi"/>
@@ -4219,7 +4564,7 @@
               <w:lang w:val="en-US"/>
             </w:rPr>
           </w:pPr>
-          <w:hyperlink w:anchor="_Toc235183344" w:history="1">
+          <w:hyperlink w:anchor="_Toc235442398" w:history="1">
             <w:r>
               <w:rPr>
                 <w:rStyle w:val="Hyperlink"/>
@@ -4249,7 +4594,7 @@
                 <w:noProof/>
                 <w:webHidden/>
               </w:rPr>
-              <w:instrText xml:space="preserve"> PAGEREF _Toc235183344 \h </w:instrText>
+              <w:instrText xml:space="preserve"> PAGEREF _Toc235442398 \h </w:instrText>
             </w:r>
             <w:r>
               <w:rPr>
@@ -4284,7 +4629,7 @@
           <w:pPr>
             <w:pStyle w:val="TOC1"/>
             <w:tabs>
-              <w:tab w:val="right" w:leader="dot" w:pos="8786"/>
+              <w:tab w:val="right" w:leader="dot" w:pos="9074"/>
             </w:tabs>
             <w:rPr>
               <w:rFonts w:asciiTheme="minorHAnsi" w:eastAsiaTheme="minorEastAsia" w:hAnsiTheme="minorHAnsi"/>
@@ -4293,7 +4638,7 @@
               <w:lang w:val="en-US"/>
             </w:rPr>
           </w:pPr>
-          <w:hyperlink w:anchor="_Toc235183345" w:history="1">
+          <w:hyperlink w:anchor="_Toc235442399" w:history="1">
             <w:r>
               <w:rPr>
                 <w:rStyle w:val="Hyperlink"/>
@@ -4324,7 +4669,7 @@
                 <w:noProof/>
                 <w:webHidden/>
               </w:rPr>
-              <w:instrText xml:space="preserve"> PAGEREF _Toc235183345 \h </w:instrText>
+              <w:instrText xml:space="preserve"> PAGEREF _Toc235442399 \h </w:instrText>
             </w:r>
             <w:r>
               <w:rPr>
@@ -4359,7 +4704,7 @@
           <w:pPr>
             <w:pStyle w:val="TOC2"/>
             <w:tabs>
-              <w:tab w:val="right" w:leader="dot" w:pos="8786"/>
+              <w:tab w:val="right" w:leader="dot" w:pos="9074"/>
             </w:tabs>
             <w:rPr>
               <w:rFonts w:asciiTheme="minorHAnsi" w:eastAsiaTheme="minorEastAsia" w:hAnsiTheme="minorHAnsi"/>
@@ -4368,7 +4713,7 @@
               <w:lang w:val="en-US"/>
             </w:rPr>
           </w:pPr>
-          <w:hyperlink w:anchor="_Toc235183346" w:history="1">
+          <w:hyperlink w:anchor="_Toc235442400" w:history="1">
             <w:r>
               <w:rPr>
                 <w:rStyle w:val="Hyperlink"/>
@@ -4398,7 +4743,7 @@
                 <w:noProof/>
                 <w:webHidden/>
               </w:rPr>
-              <w:instrText xml:space="preserve"> PAGEREF _Toc235183346 \h </w:instrText>
+              <w:instrText xml:space="preserve"> PAGEREF _Toc235442400 \h </w:instrText>
             </w:r>
             <w:r>
               <w:rPr>
@@ -4433,7 +4778,7 @@
           <w:pPr>
             <w:pStyle w:val="TOC2"/>
             <w:tabs>
-              <w:tab w:val="right" w:leader="dot" w:pos="8786"/>
+              <w:tab w:val="right" w:leader="dot" w:pos="9074"/>
             </w:tabs>
             <w:rPr>
               <w:rFonts w:asciiTheme="minorHAnsi" w:eastAsiaTheme="minorEastAsia" w:hAnsiTheme="minorHAnsi"/>
@@ -4442,7 +4787,7 @@
               <w:lang w:val="en-US"/>
             </w:rPr>
           </w:pPr>
-          <w:hyperlink w:anchor="_Toc235183347" w:history="1">
+          <w:hyperlink w:anchor="_Toc235442401" w:history="1">
             <w:r>
               <w:rPr>
                 <w:rStyle w:val="Hyperlink"/>
@@ -4451,7 +4796,7 @@
                 <w:noProof/>
                 <w:lang w:val="sr-Cyrl-RS"/>
               </w:rPr>
-              <w:t>3.2 Густина токена, улаз и излаз конструкције</w:t>
+              <w:t>3.2. Густина токена, улаз и излаз конструкције</w:t>
             </w:r>
             <w:r>
               <w:rPr>
@@ -4472,7 +4817,7 @@
                 <w:noProof/>
                 <w:webHidden/>
               </w:rPr>
-              <w:instrText xml:space="preserve"> PAGEREF _Toc235183347 \h </w:instrText>
+              <w:instrText xml:space="preserve"> PAGEREF _Toc235442401 \h </w:instrText>
             </w:r>
             <w:r>
               <w:rPr>
@@ -4507,7 +4852,7 @@
           <w:pPr>
             <w:pStyle w:val="TOC2"/>
             <w:tabs>
-              <w:tab w:val="right" w:leader="dot" w:pos="8786"/>
+              <w:tab w:val="right" w:leader="dot" w:pos="9074"/>
             </w:tabs>
             <w:rPr>
               <w:rFonts w:asciiTheme="minorHAnsi" w:eastAsiaTheme="minorEastAsia" w:hAnsiTheme="minorHAnsi"/>
@@ -4516,7 +4861,7 @@
               <w:lang w:val="en-US"/>
             </w:rPr>
           </w:pPr>
-          <w:hyperlink w:anchor="_Toc235183348" w:history="1">
+          <w:hyperlink w:anchor="_Toc235442402" w:history="1">
             <w:r>
               <w:rPr>
                 <w:rStyle w:val="Hyperlink"/>
@@ -4525,7 +4870,7 @@
                 <w:noProof/>
                 <w:lang w:val="sr-Cyrl-RS"/>
               </w:rPr>
-              <w:t>3.3 Очекивана излазна вредност стандардних токена</w:t>
+              <w:t>3.3. Очекивана излазна вредност стандардних токена</w:t>
             </w:r>
             <w:r>
               <w:rPr>
@@ -4546,7 +4891,7 @@
                 <w:noProof/>
                 <w:webHidden/>
               </w:rPr>
-              <w:instrText xml:space="preserve"> PAGEREF _Toc235183348 \h </w:instrText>
+              <w:instrText xml:space="preserve"> PAGEREF _Toc235442402 \h </w:instrText>
             </w:r>
             <w:r>
               <w:rPr>
@@ -4581,7 +4926,7 @@
           <w:pPr>
             <w:pStyle w:val="TOC2"/>
             <w:tabs>
-              <w:tab w:val="right" w:leader="dot" w:pos="8786"/>
+              <w:tab w:val="right" w:leader="dot" w:pos="9074"/>
             </w:tabs>
             <w:rPr>
               <w:rFonts w:asciiTheme="minorHAnsi" w:eastAsiaTheme="minorEastAsia" w:hAnsiTheme="minorHAnsi"/>
@@ -4590,7 +4935,7 @@
               <w:lang w:val="en-US"/>
             </w:rPr>
           </w:pPr>
-          <w:hyperlink w:anchor="_Toc235183349" w:history="1">
+          <w:hyperlink w:anchor="_Toc235442403" w:history="1">
             <w:r>
               <w:rPr>
                 <w:rStyle w:val="Hyperlink"/>
@@ -4620,7 +4965,7 @@
                 <w:noProof/>
                 <w:webHidden/>
               </w:rPr>
-              <w:instrText xml:space="preserve"> PAGEREF _Toc235183349 \h </w:instrText>
+              <w:instrText xml:space="preserve"> PAGEREF _Toc235442403 \h </w:instrText>
             </w:r>
             <w:r>
               <w:rPr>
@@ -4655,7 +5000,7 @@
           <w:pPr>
             <w:pStyle w:val="TOC2"/>
             <w:tabs>
-              <w:tab w:val="right" w:leader="dot" w:pos="8786"/>
+              <w:tab w:val="right" w:leader="dot" w:pos="9074"/>
             </w:tabs>
             <w:rPr>
               <w:rFonts w:asciiTheme="minorHAnsi" w:eastAsiaTheme="minorEastAsia" w:hAnsiTheme="minorHAnsi"/>
@@ -4664,7 +5009,7 @@
               <w:lang w:val="en-US"/>
             </w:rPr>
           </w:pPr>
-          <w:hyperlink w:anchor="_Toc235183350" w:history="1">
+          <w:hyperlink w:anchor="_Toc235442404" w:history="1">
             <w:r>
               <w:rPr>
                 <w:rStyle w:val="Hyperlink"/>
@@ -4694,7 +5039,7 @@
                 <w:noProof/>
                 <w:webHidden/>
               </w:rPr>
-              <w:instrText xml:space="preserve"> PAGEREF _Toc235183350 \h </w:instrText>
+              <w:instrText xml:space="preserve"> PAGEREF _Toc235442404 \h </w:instrText>
             </w:r>
             <w:r>
               <w:rPr>
@@ -4729,7 +5074,7 @@
           <w:pPr>
             <w:pStyle w:val="TOC2"/>
             <w:tabs>
-              <w:tab w:val="right" w:leader="dot" w:pos="8786"/>
+              <w:tab w:val="right" w:leader="dot" w:pos="9074"/>
             </w:tabs>
             <w:rPr>
               <w:rFonts w:asciiTheme="minorHAnsi" w:eastAsiaTheme="minorEastAsia" w:hAnsiTheme="minorHAnsi"/>
@@ -4738,7 +5083,7 @@
               <w:lang w:val="en-US"/>
             </w:rPr>
           </w:pPr>
-          <w:hyperlink w:anchor="_Toc235183351" w:history="1">
+          <w:hyperlink w:anchor="_Toc235442405" w:history="1">
             <w:r>
               <w:rPr>
                 <w:rStyle w:val="Hyperlink"/>
@@ -4768,7 +5113,7 @@
                 <w:noProof/>
                 <w:webHidden/>
               </w:rPr>
-              <w:instrText xml:space="preserve"> PAGEREF _Toc235183351 \h </w:instrText>
+              <w:instrText xml:space="preserve"> PAGEREF _Toc235442405 \h </w:instrText>
             </w:r>
             <w:r>
               <w:rPr>
@@ -4803,7 +5148,7 @@
           <w:pPr>
             <w:pStyle w:val="TOC2"/>
             <w:tabs>
-              <w:tab w:val="right" w:leader="dot" w:pos="8786"/>
+              <w:tab w:val="right" w:leader="dot" w:pos="9074"/>
             </w:tabs>
             <w:rPr>
               <w:rFonts w:asciiTheme="minorHAnsi" w:eastAsiaTheme="minorEastAsia" w:hAnsiTheme="minorHAnsi"/>
@@ -4812,7 +5157,7 @@
               <w:lang w:val="en-US"/>
             </w:rPr>
           </w:pPr>
-          <w:hyperlink w:anchor="_Toc235183352" w:history="1">
+          <w:hyperlink w:anchor="_Toc235442406" w:history="1">
             <w:r>
               <w:rPr>
                 <w:rStyle w:val="Hyperlink"/>
@@ -4842,7 +5187,7 @@
                 <w:noProof/>
                 <w:webHidden/>
               </w:rPr>
-              <w:instrText xml:space="preserve"> PAGEREF _Toc235183352 \h </w:instrText>
+              <w:instrText xml:space="preserve"> PAGEREF _Toc235442406 \h </w:instrText>
             </w:r>
             <w:r>
               <w:rPr>
@@ -4877,7 +5222,7 @@
           <w:pPr>
             <w:pStyle w:val="TOC2"/>
             <w:tabs>
-              <w:tab w:val="right" w:leader="dot" w:pos="8786"/>
+              <w:tab w:val="right" w:leader="dot" w:pos="9074"/>
             </w:tabs>
             <w:rPr>
               <w:rFonts w:asciiTheme="minorHAnsi" w:eastAsiaTheme="minorEastAsia" w:hAnsiTheme="minorHAnsi"/>
@@ -4886,7 +5231,7 @@
               <w:lang w:val="en-US"/>
             </w:rPr>
           </w:pPr>
-          <w:hyperlink w:anchor="_Toc235183353" w:history="1">
+          <w:hyperlink w:anchor="_Toc235442407" w:history="1">
             <w:r>
               <w:rPr>
                 <w:rStyle w:val="Hyperlink"/>
@@ -4916,7 +5261,7 @@
                 <w:noProof/>
                 <w:webHidden/>
               </w:rPr>
-              <w:instrText xml:space="preserve"> PAGEREF _Toc235183353 \h </w:instrText>
+              <w:instrText xml:space="preserve"> PAGEREF _Toc235442407 \h </w:instrText>
             </w:r>
             <w:r>
               <w:rPr>
@@ -4951,7 +5296,7 @@
           <w:pPr>
             <w:pStyle w:val="TOC2"/>
             <w:tabs>
-              <w:tab w:val="right" w:leader="dot" w:pos="8786"/>
+              <w:tab w:val="right" w:leader="dot" w:pos="9074"/>
             </w:tabs>
             <w:rPr>
               <w:rFonts w:asciiTheme="minorHAnsi" w:eastAsiaTheme="minorEastAsia" w:hAnsiTheme="minorHAnsi"/>
@@ -4960,7 +5305,7 @@
               <w:lang w:val="en-US"/>
             </w:rPr>
           </w:pPr>
-          <w:hyperlink w:anchor="_Toc235183354" w:history="1">
+          <w:hyperlink w:anchor="_Toc235442408" w:history="1">
             <w:r>
               <w:rPr>
                 <w:rStyle w:val="Hyperlink"/>
@@ -4990,7 +5335,7 @@
                 <w:noProof/>
                 <w:webHidden/>
               </w:rPr>
-              <w:instrText xml:space="preserve"> PAGEREF _Toc235183354 \h </w:instrText>
+              <w:instrText xml:space="preserve"> PAGEREF _Toc235442408 \h </w:instrText>
             </w:r>
             <w:r>
               <w:rPr>
@@ -5025,7 +5370,7 @@
           <w:pPr>
             <w:pStyle w:val="TOC1"/>
             <w:tabs>
-              <w:tab w:val="right" w:leader="dot" w:pos="8786"/>
+              <w:tab w:val="right" w:leader="dot" w:pos="9074"/>
             </w:tabs>
             <w:rPr>
               <w:rFonts w:asciiTheme="minorHAnsi" w:eastAsiaTheme="minorEastAsia" w:hAnsiTheme="minorHAnsi"/>
@@ -5034,7 +5379,7 @@
               <w:lang w:val="en-US"/>
             </w:rPr>
           </w:pPr>
-          <w:hyperlink w:anchor="_Toc235183355" w:history="1">
+          <w:hyperlink w:anchor="_Toc235442409" w:history="1">
             <w:r>
               <w:rPr>
                 <w:rStyle w:val="Hyperlink"/>
@@ -5065,7 +5410,7 @@
                 <w:noProof/>
                 <w:webHidden/>
               </w:rPr>
-              <w:instrText xml:space="preserve"> PAGEREF _Toc235183355 \h </w:instrText>
+              <w:instrText xml:space="preserve"> PAGEREF _Toc235442409 \h </w:instrText>
             </w:r>
             <w:r>
               <w:rPr>
@@ -5100,7 +5445,7 @@
           <w:pPr>
             <w:pStyle w:val="TOC2"/>
             <w:tabs>
-              <w:tab w:val="right" w:leader="dot" w:pos="8786"/>
+              <w:tab w:val="right" w:leader="dot" w:pos="9074"/>
             </w:tabs>
             <w:rPr>
               <w:rFonts w:asciiTheme="minorHAnsi" w:eastAsiaTheme="minorEastAsia" w:hAnsiTheme="minorHAnsi"/>
@@ -5109,7 +5454,7 @@
               <w:lang w:val="en-US"/>
             </w:rPr>
           </w:pPr>
-          <w:hyperlink w:anchor="_Toc235183356" w:history="1">
+          <w:hyperlink w:anchor="_Toc235442410" w:history="1">
             <w:r>
               <w:rPr>
                 <w:rStyle w:val="Hyperlink"/>
@@ -5138,7 +5483,7 @@
                 <w:noProof/>
                 <w:webHidden/>
               </w:rPr>
-              <w:instrText xml:space="preserve"> PAGEREF _Toc235183356 \h </w:instrText>
+              <w:instrText xml:space="preserve"> PAGEREF _Toc235442410 \h </w:instrText>
             </w:r>
             <w:r>
               <w:rPr>
@@ -5173,7 +5518,7 @@
           <w:pPr>
             <w:pStyle w:val="TOC2"/>
             <w:tabs>
-              <w:tab w:val="right" w:leader="dot" w:pos="8786"/>
+              <w:tab w:val="right" w:leader="dot" w:pos="9074"/>
             </w:tabs>
             <w:rPr>
               <w:rFonts w:asciiTheme="minorHAnsi" w:eastAsiaTheme="minorEastAsia" w:hAnsiTheme="minorHAnsi"/>
@@ -5182,7 +5527,7 @@
               <w:lang w:val="en-US"/>
             </w:rPr>
           </w:pPr>
-          <w:hyperlink w:anchor="_Toc235183357" w:history="1">
+          <w:hyperlink w:anchor="_Toc235442411" w:history="1">
             <w:r>
               <w:rPr>
                 <w:rStyle w:val="Hyperlink"/>
@@ -5211,7 +5556,7 @@
                 <w:noProof/>
                 <w:webHidden/>
               </w:rPr>
-              <w:instrText xml:space="preserve"> PAGEREF _Toc235183357 \h </w:instrText>
+              <w:instrText xml:space="preserve"> PAGEREF _Toc235442411 \h </w:instrText>
             </w:r>
             <w:r>
               <w:rPr>
@@ -5246,7 +5591,7 @@
           <w:pPr>
             <w:pStyle w:val="TOC2"/>
             <w:tabs>
-              <w:tab w:val="right" w:leader="dot" w:pos="8786"/>
+              <w:tab w:val="right" w:leader="dot" w:pos="9074"/>
             </w:tabs>
             <w:rPr>
               <w:rFonts w:asciiTheme="minorHAnsi" w:eastAsiaTheme="minorEastAsia" w:hAnsiTheme="minorHAnsi"/>
@@ -5255,7 +5600,7 @@
               <w:lang w:val="en-US"/>
             </w:rPr>
           </w:pPr>
-          <w:hyperlink w:anchor="_Toc235183358" w:history="1">
+          <w:hyperlink w:anchor="_Toc235442412" w:history="1">
             <w:r>
               <w:rPr>
                 <w:rStyle w:val="Hyperlink"/>
@@ -5283,7 +5628,7 @@
                 <w:noProof/>
                 <w:webHidden/>
               </w:rPr>
-              <w:instrText xml:space="preserve"> PAGEREF _Toc235183358 \h </w:instrText>
+              <w:instrText xml:space="preserve"> PAGEREF _Toc235442412 \h </w:instrText>
             </w:r>
             <w:r>
               <w:rPr>
@@ -5318,7 +5663,7 @@
           <w:pPr>
             <w:pStyle w:val="TOC2"/>
             <w:tabs>
-              <w:tab w:val="right" w:leader="dot" w:pos="8786"/>
+              <w:tab w:val="right" w:leader="dot" w:pos="9074"/>
             </w:tabs>
             <w:rPr>
               <w:rFonts w:asciiTheme="minorHAnsi" w:eastAsiaTheme="minorEastAsia" w:hAnsiTheme="minorHAnsi"/>
@@ -5327,7 +5672,7 @@
               <w:lang w:val="en-US"/>
             </w:rPr>
           </w:pPr>
-          <w:hyperlink w:anchor="_Toc235183359" w:history="1">
+          <w:hyperlink w:anchor="_Toc235442413" w:history="1">
             <w:r>
               <w:rPr>
                 <w:rStyle w:val="Hyperlink"/>
@@ -5362,7 +5707,7 @@
                 <w:noProof/>
                 <w:webHidden/>
               </w:rPr>
-              <w:instrText xml:space="preserve"> PAGEREF _Toc235183359 \h </w:instrText>
+              <w:instrText xml:space="preserve"> PAGEREF _Toc235442413 \h </w:instrText>
             </w:r>
             <w:r>
               <w:rPr>
@@ -5397,7 +5742,7 @@
           <w:pPr>
             <w:pStyle w:val="TOC2"/>
             <w:tabs>
-              <w:tab w:val="right" w:leader="dot" w:pos="8786"/>
+              <w:tab w:val="right" w:leader="dot" w:pos="9074"/>
             </w:tabs>
             <w:rPr>
               <w:rFonts w:asciiTheme="minorHAnsi" w:eastAsiaTheme="minorEastAsia" w:hAnsiTheme="minorHAnsi"/>
@@ -5406,7 +5751,7 @@
               <w:lang w:val="en-US"/>
             </w:rPr>
           </w:pPr>
-          <w:hyperlink w:anchor="_Toc235183360" w:history="1">
+          <w:hyperlink w:anchor="_Toc235442414" w:history="1">
             <w:r>
               <w:rPr>
                 <w:rStyle w:val="Hyperlink"/>
@@ -5456,7 +5801,7 @@
                 <w:noProof/>
                 <w:webHidden/>
               </w:rPr>
-              <w:instrText xml:space="preserve"> PAGEREF _Toc235183360 \h </w:instrText>
+              <w:instrText xml:space="preserve"> PAGEREF _Toc235442414 \h </w:instrText>
             </w:r>
             <w:r>
               <w:rPr>
@@ -5491,7 +5836,7 @@
           <w:pPr>
             <w:pStyle w:val="TOC2"/>
             <w:tabs>
-              <w:tab w:val="right" w:leader="dot" w:pos="8786"/>
+              <w:tab w:val="right" w:leader="dot" w:pos="9074"/>
             </w:tabs>
             <w:rPr>
               <w:rFonts w:asciiTheme="minorHAnsi" w:eastAsiaTheme="minorEastAsia" w:hAnsiTheme="minorHAnsi"/>
@@ -5500,7 +5845,7 @@
               <w:lang w:val="en-US"/>
             </w:rPr>
           </w:pPr>
-          <w:hyperlink w:anchor="_Toc235183361" w:history="1">
+          <w:hyperlink w:anchor="_Toc235442415" w:history="1">
             <w:r>
               <w:rPr>
                 <w:rStyle w:val="Hyperlink"/>
@@ -5528,7 +5873,7 @@
                 <w:noProof/>
                 <w:webHidden/>
               </w:rPr>
-              <w:instrText xml:space="preserve"> PAGEREF _Toc235183361 \h </w:instrText>
+              <w:instrText xml:space="preserve"> PAGEREF _Toc235442415 \h </w:instrText>
             </w:r>
             <w:r>
               <w:rPr>
@@ -5563,7 +5908,7 @@
           <w:pPr>
             <w:pStyle w:val="TOC2"/>
             <w:tabs>
-              <w:tab w:val="right" w:leader="dot" w:pos="8786"/>
+              <w:tab w:val="right" w:leader="dot" w:pos="9074"/>
             </w:tabs>
             <w:rPr>
               <w:rFonts w:asciiTheme="minorHAnsi" w:eastAsiaTheme="minorEastAsia" w:hAnsiTheme="minorHAnsi"/>
@@ -5572,7 +5917,7 @@
               <w:lang w:val="en-US"/>
             </w:rPr>
           </w:pPr>
-          <w:hyperlink w:anchor="_Toc235183362" w:history="1">
+          <w:hyperlink w:anchor="_Toc235442416" w:history="1">
             <w:r>
               <w:rPr>
                 <w:rStyle w:val="Hyperlink"/>
@@ -5600,7 +5945,7 @@
                 <w:noProof/>
                 <w:webHidden/>
               </w:rPr>
-              <w:instrText xml:space="preserve"> PAGEREF _Toc235183362 \h </w:instrText>
+              <w:instrText xml:space="preserve"> PAGEREF _Toc235442416 \h </w:instrText>
             </w:r>
             <w:r>
               <w:rPr>
@@ -5635,7 +5980,7 @@
           <w:pPr>
             <w:pStyle w:val="TOC2"/>
             <w:tabs>
-              <w:tab w:val="right" w:leader="dot" w:pos="8786"/>
+              <w:tab w:val="right" w:leader="dot" w:pos="9074"/>
             </w:tabs>
             <w:rPr>
               <w:rFonts w:asciiTheme="minorHAnsi" w:eastAsiaTheme="minorEastAsia" w:hAnsiTheme="minorHAnsi"/>
@@ -5644,7 +5989,7 @@
               <w:lang w:val="en-US"/>
             </w:rPr>
           </w:pPr>
-          <w:hyperlink w:anchor="_Toc235183363" w:history="1">
+          <w:hyperlink w:anchor="_Toc235442417" w:history="1">
             <w:r>
               <w:rPr>
                 <w:rStyle w:val="Hyperlink"/>
@@ -5672,7 +6017,7 @@
                 <w:noProof/>
                 <w:webHidden/>
               </w:rPr>
-              <w:instrText xml:space="preserve"> PAGEREF _Toc235183363 \h </w:instrText>
+              <w:instrText xml:space="preserve"> PAGEREF _Toc235442417 \h </w:instrText>
             </w:r>
             <w:r>
               <w:rPr>
@@ -5707,7 +6052,7 @@
           <w:pPr>
             <w:pStyle w:val="TOC1"/>
             <w:tabs>
-              <w:tab w:val="right" w:leader="dot" w:pos="8786"/>
+              <w:tab w:val="right" w:leader="dot" w:pos="9074"/>
             </w:tabs>
             <w:rPr>
               <w:rFonts w:asciiTheme="minorHAnsi" w:eastAsiaTheme="minorEastAsia" w:hAnsiTheme="minorHAnsi"/>
@@ -5716,7 +6061,7 @@
               <w:lang w:val="en-US"/>
             </w:rPr>
           </w:pPr>
-          <w:hyperlink w:anchor="_Toc235183364" w:history="1">
+          <w:hyperlink w:anchor="_Toc235442418" w:history="1">
             <w:r>
               <w:rPr>
                 <w:rStyle w:val="Hyperlink"/>
@@ -5747,7 +6092,7 @@
                 <w:noProof/>
                 <w:webHidden/>
               </w:rPr>
-              <w:instrText xml:space="preserve"> PAGEREF _Toc235183364 \h </w:instrText>
+              <w:instrText xml:space="preserve"> PAGEREF _Toc235442418 \h </w:instrText>
             </w:r>
             <w:r>
               <w:rPr>
@@ -5782,7 +6127,7 @@
           <w:pPr>
             <w:pStyle w:val="TOC2"/>
             <w:tabs>
-              <w:tab w:val="right" w:leader="dot" w:pos="8786"/>
+              <w:tab w:val="right" w:leader="dot" w:pos="9074"/>
             </w:tabs>
             <w:rPr>
               <w:rFonts w:asciiTheme="minorHAnsi" w:eastAsiaTheme="minorEastAsia" w:hAnsiTheme="minorHAnsi"/>
@@ -5791,7 +6136,7 @@
               <w:lang w:val="en-US"/>
             </w:rPr>
           </w:pPr>
-          <w:hyperlink w:anchor="_Toc235183365" w:history="1">
+          <w:hyperlink w:anchor="_Toc235442419" w:history="1">
             <w:r>
               <w:rPr>
                 <w:rStyle w:val="Hyperlink"/>
@@ -5821,7 +6166,7 @@
                 <w:noProof/>
                 <w:webHidden/>
               </w:rPr>
-              <w:instrText xml:space="preserve"> PAGEREF _Toc235183365 \h </w:instrText>
+              <w:instrText xml:space="preserve"> PAGEREF _Toc235442419 \h </w:instrText>
             </w:r>
             <w:r>
               <w:rPr>
@@ -5856,7 +6201,7 @@
           <w:pPr>
             <w:pStyle w:val="TOC2"/>
             <w:tabs>
-              <w:tab w:val="right" w:leader="dot" w:pos="8786"/>
+              <w:tab w:val="right" w:leader="dot" w:pos="9074"/>
             </w:tabs>
             <w:rPr>
               <w:rFonts w:asciiTheme="minorHAnsi" w:eastAsiaTheme="minorEastAsia" w:hAnsiTheme="minorHAnsi"/>
@@ -5865,7 +6210,7 @@
               <w:lang w:val="en-US"/>
             </w:rPr>
           </w:pPr>
-          <w:hyperlink w:anchor="_Toc235183366" w:history="1">
+          <w:hyperlink w:anchor="_Toc235442420" w:history="1">
             <w:r>
               <w:rPr>
                 <w:rStyle w:val="Hyperlink"/>
@@ -5895,7 +6240,7 @@
                 <w:noProof/>
                 <w:webHidden/>
               </w:rPr>
-              <w:instrText xml:space="preserve"> PAGEREF _Toc235183366 \h </w:instrText>
+              <w:instrText xml:space="preserve"> PAGEREF _Toc235442420 \h </w:instrText>
             </w:r>
             <w:r>
               <w:rPr>
@@ -5930,7 +6275,7 @@
           <w:pPr>
             <w:pStyle w:val="TOC2"/>
             <w:tabs>
-              <w:tab w:val="right" w:leader="dot" w:pos="8786"/>
+              <w:tab w:val="right" w:leader="dot" w:pos="9074"/>
             </w:tabs>
             <w:rPr>
               <w:rFonts w:asciiTheme="minorHAnsi" w:eastAsiaTheme="minorEastAsia" w:hAnsiTheme="minorHAnsi"/>
@@ -5939,7 +6284,7 @@
               <w:lang w:val="en-US"/>
             </w:rPr>
           </w:pPr>
-          <w:hyperlink w:anchor="_Toc235183367" w:history="1">
+          <w:hyperlink w:anchor="_Toc235442421" w:history="1">
             <w:r>
               <w:rPr>
                 <w:rStyle w:val="Hyperlink"/>
@@ -5948,7 +6293,7 @@
                 <w:noProof/>
                 <w:lang w:val="sr-Cyrl-RS"/>
               </w:rPr>
-              <w:t>5.3 Евалуација помоћу хеш табеле</w:t>
+              <w:t>5.3. Евалуација помоћу хеш табеле</w:t>
             </w:r>
             <w:r>
               <w:rPr>
@@ -5969,7 +6314,7 @@
                 <w:noProof/>
                 <w:webHidden/>
               </w:rPr>
-              <w:instrText xml:space="preserve"> PAGEREF _Toc235183367 \h </w:instrText>
+              <w:instrText xml:space="preserve"> PAGEREF _Toc235442421 \h </w:instrText>
             </w:r>
             <w:r>
               <w:rPr>
@@ -6004,7 +6349,7 @@
           <w:pPr>
             <w:pStyle w:val="TOC2"/>
             <w:tabs>
-              <w:tab w:val="right" w:leader="dot" w:pos="8786"/>
+              <w:tab w:val="right" w:leader="dot" w:pos="9074"/>
             </w:tabs>
             <w:rPr>
               <w:rFonts w:asciiTheme="minorHAnsi" w:eastAsiaTheme="minorEastAsia" w:hAnsiTheme="minorHAnsi"/>
@@ -6013,7 +6358,7 @@
               <w:lang w:val="en-US"/>
             </w:rPr>
           </w:pPr>
-          <w:hyperlink w:anchor="_Toc235183368" w:history="1">
+          <w:hyperlink w:anchor="_Toc235442422" w:history="1">
             <w:r>
               <w:rPr>
                 <w:rStyle w:val="Hyperlink"/>
@@ -6043,7 +6388,7 @@
                 <w:noProof/>
                 <w:webHidden/>
               </w:rPr>
-              <w:instrText xml:space="preserve"> PAGEREF _Toc235183368 \h </w:instrText>
+              <w:instrText xml:space="preserve"> PAGEREF _Toc235442422 \h </w:instrText>
             </w:r>
             <w:r>
               <w:rPr>
@@ -6078,7 +6423,7 @@
           <w:pPr>
             <w:pStyle w:val="TOC2"/>
             <w:tabs>
-              <w:tab w:val="right" w:leader="dot" w:pos="8786"/>
+              <w:tab w:val="right" w:leader="dot" w:pos="9074"/>
             </w:tabs>
             <w:rPr>
               <w:rFonts w:asciiTheme="minorHAnsi" w:eastAsiaTheme="minorEastAsia" w:hAnsiTheme="minorHAnsi"/>
@@ -6087,7 +6432,7 @@
               <w:lang w:val="en-US"/>
             </w:rPr>
           </w:pPr>
-          <w:hyperlink w:anchor="_Toc235183369" w:history="1">
+          <w:hyperlink w:anchor="_Toc235442423" w:history="1">
             <w:r>
               <w:rPr>
                 <w:rStyle w:val="Hyperlink"/>
@@ -6117,7 +6462,7 @@
                 <w:noProof/>
                 <w:webHidden/>
               </w:rPr>
-              <w:instrText xml:space="preserve"> PAGEREF _Toc235183369 \h </w:instrText>
+              <w:instrText xml:space="preserve"> PAGEREF _Toc235442423 \h </w:instrText>
             </w:r>
             <w:r>
               <w:rPr>
@@ -6152,7 +6497,7 @@
           <w:pPr>
             <w:pStyle w:val="TOC2"/>
             <w:tabs>
-              <w:tab w:val="right" w:leader="dot" w:pos="8786"/>
+              <w:tab w:val="right" w:leader="dot" w:pos="9074"/>
             </w:tabs>
             <w:rPr>
               <w:rFonts w:asciiTheme="minorHAnsi" w:eastAsiaTheme="minorEastAsia" w:hAnsiTheme="minorHAnsi"/>
@@ -6161,7 +6506,7 @@
               <w:lang w:val="en-US"/>
             </w:rPr>
           </w:pPr>
-          <w:hyperlink w:anchor="_Toc235183370" w:history="1">
+          <w:hyperlink w:anchor="_Toc235442424" w:history="1">
             <w:r>
               <w:rPr>
                 <w:rStyle w:val="Hyperlink"/>
@@ -6191,7 +6536,7 @@
                 <w:noProof/>
                 <w:webHidden/>
               </w:rPr>
-              <w:instrText xml:space="preserve"> PAGEREF _Toc235183370 \h </w:instrText>
+              <w:instrText xml:space="preserve"> PAGEREF _Toc235442424 \h </w:instrText>
             </w:r>
             <w:r>
               <w:rPr>
@@ -6212,6 +6557,112 @@
                 <w:webHidden/>
               </w:rPr>
               <w:t>58</w:t>
+            </w:r>
+            <w:r>
+              <w:rPr>
+                <w:noProof/>
+                <w:webHidden/>
+              </w:rPr>
+              <w:fldChar w:fldCharType="end"/>
+            </w:r>
+          </w:hyperlink>
+        </w:p>
+        <w:p>
+          <w:pPr>
+            <w:pStyle w:val="TOC1"/>
+            <w:tabs>
+              <w:tab w:val="right" w:leader="dot" w:pos="9074"/>
+            </w:tabs>
+            <w:rPr>
+              <w:rFonts w:asciiTheme="minorHAnsi" w:eastAsiaTheme="minorEastAsia" w:hAnsiTheme="minorHAnsi"/>
+              <w:noProof/>
+              <w:sz w:val="22"/>
+              <w:lang w:val="en-US"/>
+            </w:rPr>
+          </w:pPr>
+          <w:hyperlink w:anchor="_Toc235442425" w:history="1">
+            <w:r>
+              <w:rPr>
+                <w:rStyle w:val="Hyperlink"/>
+                <w:rFonts w:cs="Times New Roman"/>
+                <w:b/>
+                <w:bCs/>
+                <w:noProof/>
+              </w:rPr>
+              <w:t>6</w:t>
+            </w:r>
+            <w:r>
+              <w:rPr>
+                <w:rStyle w:val="Hyperlink"/>
+                <w:rFonts w:cs="Times New Roman"/>
+                <w:b/>
+                <w:bCs/>
+                <w:noProof/>
+                <w:lang w:val="sr-Cyrl-RS"/>
+              </w:rPr>
+              <w:t>.</w:t>
+            </w:r>
+            <w:r>
+              <w:rPr>
+                <w:rStyle w:val="Hyperlink"/>
+                <w:rFonts w:cs="Times New Roman"/>
+                <w:b/>
+                <w:bCs/>
+                <w:noProof/>
+              </w:rPr>
+              <w:t xml:space="preserve"> </w:t>
+            </w:r>
+            <w:r>
+              <w:rPr>
+                <w:rStyle w:val="Hyperlink"/>
+                <w:rFonts w:cs="Times New Roman"/>
+                <w:b/>
+                <w:bCs/>
+                <w:noProof/>
+                <w:lang w:val="sr-Cyrl-RS"/>
+              </w:rPr>
+              <w:t>Литература</w:t>
+            </w:r>
+            <w:r>
+              <w:rPr>
+                <w:noProof/>
+                <w:webHidden/>
+              </w:rPr>
+              <w:tab/>
+            </w:r>
+            <w:r>
+              <w:rPr>
+                <w:noProof/>
+                <w:webHidden/>
+              </w:rPr>
+              <w:fldChar w:fldCharType="begin"/>
+            </w:r>
+            <w:r>
+              <w:rPr>
+                <w:noProof/>
+                <w:webHidden/>
+              </w:rPr>
+              <w:instrText xml:space="preserve"> PAGEREF _Toc235442425 \h </w:instrText>
+            </w:r>
+            <w:r>
+              <w:rPr>
+                <w:noProof/>
+                <w:webHidden/>
+              </w:rPr>
+            </w:r>
+            <w:r>
+              <w:rPr>
+                <w:noProof/>
+                <w:webHidden/>
+              </w:rPr>
+              <w:fldChar w:fldCharType="separate"/>
+            </w:r>
+            <w:r>
+              <w:rPr>
+                <w:noProof/>
+                <w:webHidden/>
+              </w:rPr>
+              <w:t>59</w:t>
             </w:r>
             <w:r>
               <w:rPr>
@@ -6350,7 +6801,7 @@
         <w:sectPr>
           <w:footerReference w:type="default" r:id="rId10"/>
           <w:pgSz w:w="11906" w:h="16838" w:code="9"/>
-          <w:pgMar w:top="1411" w:right="1411" w:bottom="1411" w:left="1699" w:header="720" w:footer="720" w:gutter="0"/>
+          <w:pgMar w:top="1411" w:right="1411" w:bottom="1411" w:left="1411" w:header="720" w:footer="720" w:gutter="0"/>
           <w:cols w:space="720"/>
           <w:docGrid w:linePitch="360"/>
         </w:sectPr>
@@ -6367,7 +6818,7 @@
           <w:lang w:val="sr-Cyrl-RS"/>
         </w:rPr>
       </w:pPr>
-      <w:bookmarkStart w:id="0" w:name="_Toc235183327"/>
+      <w:bookmarkStart w:id="0" w:name="_Toc235442381"/>
       <w:r>
         <w:rPr>
           <w:rFonts w:ascii="Times New Roman" w:hAnsi="Times New Roman" w:cs="Times New Roman"/>
@@ -6453,13 +6904,27 @@
         <w:rPr>
           <w:lang w:val="sr-Cyrl-RS"/>
         </w:rPr>
-        <w:t xml:space="preserve"> матрицу токена, и </w:t>
+        <w:t xml:space="preserve"> матрицу </w:t>
       </w:r>
       <w:proofErr w:type="spellStart"/>
       <w:r>
         <w:rPr>
           <w:lang w:val="sr-Cyrl-RS"/>
         </w:rPr>
+        <w:t>токена</w:t>
+      </w:r>
+      <w:proofErr w:type="spellEnd"/>
+      <w:r>
+        <w:rPr>
+          <w:lang w:val="sr-Cyrl-RS"/>
+        </w:rPr>
+        <w:t xml:space="preserve">, и </w:t>
+      </w:r>
+      <w:proofErr w:type="spellStart"/>
+      <w:r>
+        <w:rPr>
+          <w:lang w:val="sr-Cyrl-RS"/>
+        </w:rPr>
         <w:t>евалуационе</w:t>
       </w:r>
       <w:proofErr w:type="spellEnd"/>
@@ -6495,60 +6960,32 @@
         <w:rPr>
           <w:lang w:val="sr-Cyrl-RS"/>
         </w:rPr>
-        <w:t xml:space="preserve"> и прецизне евалуације доприноса специјалних токена. Друго, ако генеративна матрица није позната, да ли је могуће реконструисати је из великог броја посматраних итерација? Овај проблем се природно моделира помоћу Де </w:t>
+        <w:t xml:space="preserve"> и прецизне евалуације доприноса специјалних токена. Друго, ако генеративна матрица није позната, да ли је могуће реконструисати је из великог броја посматраних итерација? Овај проблем се природно моделира помоћу Де Бр</w:t>
+      </w:r>
+      <w:r>
+        <w:rPr>
+          <w:lang w:val="sr-Cyrl-RS"/>
+        </w:rPr>
+        <w:t>у</w:t>
+      </w:r>
+      <w:r>
+        <w:rPr>
+          <w:lang w:val="sr-Cyrl-RS"/>
+        </w:rPr>
+        <w:t xml:space="preserve">јнових графова, где се кратки посматрани фрагменти уланчавају у комплетну секвенцу проналажењем Ојлеровог циклуса. Треће, који алгоритам за евалуацију комбинација у генерисаној матрици даје оптималне перформансе? Одговор на ово питање захтева компаративну анализу различитих приступа — од директне секвенцијалне евалуације, преко претраге </w:t>
       </w:r>
       <w:proofErr w:type="spellStart"/>
       <w:r>
         <w:rPr>
           <w:lang w:val="sr-Cyrl-RS"/>
         </w:rPr>
-        <w:t>Бр</w:t>
-      </w:r>
-      <w:r>
-        <w:rPr>
-          <w:lang w:val="sr-Cyrl-RS"/>
-        </w:rPr>
-        <w:t>у</w:t>
-      </w:r>
-      <w:r>
-        <w:rPr>
-          <w:lang w:val="sr-Cyrl-RS"/>
-        </w:rPr>
-        <w:t>јнових</w:t>
+        <w:t>хеш</w:t>
       </w:r>
       <w:proofErr w:type="spellEnd"/>
       <w:r>
         <w:rPr>
           <w:lang w:val="sr-Cyrl-RS"/>
         </w:rPr>
-        <w:t xml:space="preserve"> </w:t>
-      </w:r>
-      <w:proofErr w:type="spellStart"/>
-      <w:r>
-        <w:rPr>
-          <w:lang w:val="sr-Cyrl-RS"/>
-        </w:rPr>
-        <w:t>графова</w:t>
-      </w:r>
-      <w:proofErr w:type="spellEnd"/>
-      <w:r>
-        <w:rPr>
-          <w:lang w:val="sr-Cyrl-RS"/>
-        </w:rPr>
-        <w:t xml:space="preserve">, где се кратки посматрани фрагменти уланчавају у комплетну секвенцу проналажењем Ојлеровог циклуса. Треће, који алгоритам за евалуацију комбинација у генерисаној матрици даје оптималне перформансе? Одговор на ово питање захтева компаративну анализу различитих приступа — од директне секвенцијалне евалуације, преко претраге </w:t>
-      </w:r>
-      <w:proofErr w:type="spellStart"/>
-      <w:r>
-        <w:rPr>
-          <w:lang w:val="sr-Cyrl-RS"/>
-        </w:rPr>
-        <w:t>хеш</w:t>
-      </w:r>
-      <w:proofErr w:type="spellEnd"/>
-      <w:r>
-        <w:rPr>
-          <w:lang w:val="sr-Cyrl-RS"/>
-        </w:rPr>
         <w:t xml:space="preserve"> табеле, до обиласка индексног стабла — са становишта временске и меморијске сложености.</w:t>
       </w:r>
     </w:p>
@@ -6563,21 +7000,7 @@
         <w:rPr>
           <w:lang w:val="sr-Cyrl-RS"/>
         </w:rPr>
-        <w:t xml:space="preserve">Рад се ослања на резултате из неколико математичких и рачунарских области. Теорија вероватноће обезбеђује основу за израчунавање очекиваних вредности и анализу конвергенције. Нелинеарна оптимизација омогућава проналажење оптималних густина токена за задати улазно-излазни однос. Теорија </w:t>
-      </w:r>
-      <w:proofErr w:type="spellStart"/>
-      <w:r>
-        <w:rPr>
-          <w:lang w:val="sr-Cyrl-RS"/>
-        </w:rPr>
-        <w:t>графова</w:t>
-      </w:r>
-      <w:proofErr w:type="spellEnd"/>
-      <w:r>
-        <w:rPr>
-          <w:lang w:val="sr-Cyrl-RS"/>
-        </w:rPr>
-        <w:t xml:space="preserve"> пружа елегантан модел за проблем реконструкције. Анализа алгоритама и структуре података дају оквир за ригорозно поређење </w:t>
+        <w:t xml:space="preserve">Рад се ослања на резултате из неколико математичких и рачунарских области. Теорија вероватноће обезбеђује основу за израчунавање очекиваних вредности и анализу конвергенције. Нелинеарна оптимизација омогућава проналажење оптималних густина токена за задати улазно-излазни однос. Теорија графова пружа елегантан модел за проблем реконструкције. Анализа алгоритама и структуре података дају оквир за ригорозно поређење </w:t>
       </w:r>
       <w:proofErr w:type="spellStart"/>
       <w:r>
@@ -6617,7 +7040,7 @@
           <w:lang w:val="sr-Cyrl-RS"/>
         </w:rPr>
       </w:pPr>
-      <w:bookmarkStart w:id="1" w:name="_Toc235183328"/>
+      <w:bookmarkStart w:id="1" w:name="_Toc235442382"/>
       <w:r>
         <w:rPr>
           <w:rFonts w:ascii="Times New Roman" w:hAnsi="Times New Roman" w:cs="Times New Roman"/>
@@ -6654,7 +7077,7 @@
           <w:lang w:val="sr-Cyrl-RS"/>
         </w:rPr>
       </w:pPr>
-      <w:bookmarkStart w:id="2" w:name="_Toc235183329"/>
+      <w:bookmarkStart w:id="2" w:name="_Toc235442383"/>
       <w:r>
         <w:rPr>
           <w:rFonts w:cs="Times New Roman"/>
@@ -6770,7 +7193,7 @@
           <w:lang w:val="sr-Cyrl-RS"/>
         </w:rPr>
       </w:pPr>
-      <w:bookmarkStart w:id="3" w:name="_Toc235183330"/>
+      <w:bookmarkStart w:id="3" w:name="_Toc235442384"/>
       <w:r>
         <w:rPr>
           <w:rFonts w:cs="Times New Roman"/>
@@ -7195,7 +7618,7 @@
           <w:lang w:val="sr-Cyrl-RS"/>
         </w:rPr>
       </w:pPr>
-      <w:bookmarkStart w:id="4" w:name="_Toc235183331"/>
+      <w:bookmarkStart w:id="4" w:name="_Toc235442385"/>
       <w:r>
         <w:rPr>
           <w:rFonts w:cs="Times New Roman"/>
@@ -8079,7 +8502,7 @@
           <w:lang w:val="sr-Cyrl-RS"/>
         </w:rPr>
       </w:pPr>
-      <w:bookmarkStart w:id="5" w:name="_Toc235183332"/>
+      <w:bookmarkStart w:id="5" w:name="_Toc235442386"/>
       <w:r>
         <w:rPr>
           <w:rFonts w:cs="Times New Roman"/>
@@ -8323,7 +8746,7 @@
           <w:lang w:val="sr-Cyrl-RS"/>
         </w:rPr>
       </w:pPr>
-      <w:bookmarkStart w:id="6" w:name="_Toc235183333"/>
+      <w:bookmarkStart w:id="6" w:name="_Toc235442387"/>
       <w:r>
         <w:rPr>
           <w:rFonts w:cs="Times New Roman"/>
@@ -8516,7 +8939,7 @@
           <w:szCs w:val="24"/>
           <w:lang w:val="sr-Cyrl-RS"/>
         </w:rPr>
-        <w:t xml:space="preserve">увек даје исту секвенцу. Упркос томе генерисана секвенца пролази статистичке тестове </w:t>
+        <w:t xml:space="preserve">увек даје исту секвенцу. Упркос томе генерисана секвенца пролази статистичке тестове униформности </w:t>
       </w:r>
       <w:r>
         <w:rPr>
@@ -8525,7 +8948,7 @@
           <w:lang w:val="sr-Cyrl-RS"/>
         </w:rPr>
         <w:lastRenderedPageBreak/>
-        <w:t>униформности и независности, па је за потребе овог система функционално еквивалентна правој случајности.</w:t>
+        <w:t>и независности, па је за потребе овог система функционално еквивалентна правој случајности.</w:t>
       </w:r>
     </w:p>
     <w:p>
@@ -8701,7 +9124,7 @@
           <w:lang w:val="sr-Cyrl-RS"/>
         </w:rPr>
       </w:pPr>
-      <w:bookmarkStart w:id="7" w:name="_Toc235183334"/>
+      <w:bookmarkStart w:id="7" w:name="_Toc235442388"/>
       <w:r>
         <w:rPr>
           <w:rFonts w:cs="Times New Roman"/>
@@ -9002,7 +9425,25 @@
           <w:szCs w:val="24"/>
           <w:lang w:val="sr-Cyrl-RS"/>
         </w:rPr>
-        <w:t xml:space="preserve">узастопних токена од позиције </w:t>
+        <w:t xml:space="preserve">узастопних </w:t>
+      </w:r>
+      <w:proofErr w:type="spellStart"/>
+      <w:r>
+        <w:rPr>
+          <w:rFonts w:cs="Times New Roman"/>
+          <w:szCs w:val="24"/>
+          <w:lang w:val="sr-Cyrl-RS"/>
+        </w:rPr>
+        <w:t>токена</w:t>
+      </w:r>
+      <w:proofErr w:type="spellEnd"/>
+      <w:r>
+        <w:rPr>
+          <w:rFonts w:cs="Times New Roman"/>
+          <w:szCs w:val="24"/>
+          <w:lang w:val="sr-Cyrl-RS"/>
+        </w:rPr>
+        <w:t xml:space="preserve"> од позиције </w:t>
       </w:r>
       <w:proofErr w:type="spellStart"/>
       <w:r>
@@ -9109,7 +9550,39 @@
           <w:szCs w:val="24"/>
           <w:lang w:val="sr-Cyrl-RS"/>
         </w:rPr>
-        <w:t>На видљиви прозор примењују се евалуациона правила (описана у..) израчунава се излазна вредност итерације.</w:t>
+        <w:t>На видљиви прозор примењују се евалуациона правила (описана у</w:t>
+      </w:r>
+      <w:r>
+        <w:rPr>
+          <w:rFonts w:cs="Times New Roman"/>
+          <w:szCs w:val="24"/>
+          <w:lang w:val="sr-Cyrl-RS"/>
+        </w:rPr>
+        <w:t xml:space="preserve"> </w:t>
+      </w:r>
+      <w:r>
+        <w:rPr>
+          <w:rFonts w:cs="Times New Roman"/>
+          <w:szCs w:val="24"/>
+          <w:lang w:val="sr-Cyrl-RS"/>
+        </w:rPr>
+        <w:t xml:space="preserve">2.8. и </w:t>
+      </w:r>
+      <w:r>
+        <w:rPr>
+          <w:rFonts w:cs="Times New Roman"/>
+          <w:szCs w:val="24"/>
+          <w:lang w:val="sr-Cyrl-RS"/>
+        </w:rPr>
+        <w:t>2.12.</w:t>
+      </w:r>
+      <w:r>
+        <w:rPr>
+          <w:rFonts w:cs="Times New Roman"/>
+          <w:szCs w:val="24"/>
+          <w:lang w:val="sr-Cyrl-RS"/>
+        </w:rPr>
+        <w:t>) израчунава се излазна вредност итерације.</w:t>
       </w:r>
     </w:p>
     <w:p>
@@ -9301,15 +9774,15 @@
           <w:szCs w:val="24"/>
           <w:lang w:val="sr-Cyrl-RS"/>
         </w:rPr>
-        <w:t xml:space="preserve">n = 3 </w:t>
-      </w:r>
-      <w:r>
-        <w:rPr>
-          <w:rFonts w:cs="Times New Roman"/>
-          <w:szCs w:val="24"/>
-          <w:lang w:val="sr-Cyrl-RS"/>
-        </w:rPr>
-        <w:t xml:space="preserve">колоне и прозором висине </w:t>
+        <w:t>n =</w:t>
+      </w:r>
+      <w:r>
+        <w:rPr>
+          <w:rFonts w:cs="Times New Roman"/>
+          <w:szCs w:val="24"/>
+          <w:lang w:val="sr-Cyrl-RS"/>
+        </w:rPr>
+        <w:t xml:space="preserve"> 3</w:t>
       </w:r>
       <w:r>
         <w:rPr>
@@ -9319,7 +9792,33 @@
           <w:szCs w:val="24"/>
           <w:lang w:val="sr-Cyrl-RS"/>
         </w:rPr>
-        <w:t>m = 3</w:t>
+        <w:t xml:space="preserve"> </w:t>
+      </w:r>
+      <w:r>
+        <w:rPr>
+          <w:rFonts w:cs="Times New Roman"/>
+          <w:szCs w:val="24"/>
+          <w:lang w:val="sr-Cyrl-RS"/>
+        </w:rPr>
+        <w:t xml:space="preserve">колоне и прозором висине </w:t>
+      </w:r>
+      <w:r>
+        <w:rPr>
+          <w:rFonts w:cs="Times New Roman"/>
+          <w:i/>
+          <w:iCs/>
+          <w:szCs w:val="24"/>
+          <w:lang w:val="sr-Cyrl-RS"/>
+        </w:rPr>
+        <w:t xml:space="preserve">m = </w:t>
+      </w:r>
+      <w:r>
+        <w:rPr>
+          <w:rFonts w:cs="Times New Roman"/>
+          <w:szCs w:val="24"/>
+          <w:lang w:val="sr-Cyrl-RS"/>
+        </w:rPr>
+        <w:t>3</w:t>
       </w:r>
       <w:r>
         <w:rPr>
@@ -9789,7 +10288,6 @@
         <w:tab/>
         <w:t xml:space="preserve">   </w:t>
       </w:r>
-      <w:proofErr w:type="spellStart"/>
       <w:r>
         <w:rPr>
           <w:rFonts w:cs="Times New Roman"/>
@@ -9798,7 +10296,6 @@
         </w:rPr>
         <w:t>A</w:t>
       </w:r>
-      <w:proofErr w:type="spellEnd"/>
     </w:p>
     <w:p>
       <w:pPr>
@@ -9915,7 +10412,7 @@
           <w:lang w:val="sr-Cyrl-RS"/>
         </w:rPr>
       </w:pPr>
-      <w:bookmarkStart w:id="8" w:name="_Toc235183335"/>
+      <w:bookmarkStart w:id="8" w:name="_Toc235442389"/>
       <w:r>
         <w:rPr>
           <w:rFonts w:cs="Times New Roman"/>
@@ -10183,7 +10680,7 @@
           <w:lang w:val="sr-Cyrl-RS"/>
         </w:rPr>
       </w:pPr>
-      <w:bookmarkStart w:id="9" w:name="_Toc235183336"/>
+      <w:bookmarkStart w:id="9" w:name="_Toc235442390"/>
       <w:r>
         <w:rPr>
           <w:rFonts w:cs="Times New Roman"/>
@@ -10518,33 +11015,33 @@
           <w:szCs w:val="24"/>
           <w:lang w:val="sr-Cyrl-RS"/>
         </w:rPr>
+        <w:t xml:space="preserve">Визуелно </w:t>
+      </w:r>
+      <w:r>
+        <w:rPr>
+          <w:rFonts w:cs="Times New Roman"/>
+          <w:szCs w:val="24"/>
+          <w:lang w:val="sr-Cyrl-RS"/>
+        </w:rPr>
+        <w:t>– за прозор димензија 3 × 5, путања (0,1,2,1,0) бира следеће позиције (означено са Х):</w:t>
+      </w:r>
+    </w:p>
+    <w:p>
+      <w:pPr>
+        <w:jc w:val="both"/>
+        <w:rPr>
+          <w:rFonts w:cs="Times New Roman"/>
+          <w:szCs w:val="24"/>
+          <w:lang w:val="sr-Cyrl-RS"/>
+        </w:rPr>
+      </w:pPr>
+      <w:r>
+        <w:rPr>
+          <w:rFonts w:cs="Times New Roman"/>
+          <w:szCs w:val="24"/>
+          <w:lang w:val="sr-Cyrl-RS"/>
+        </w:rPr>
         <w:lastRenderedPageBreak/>
-        <w:t xml:space="preserve">Визуелно </w:t>
-      </w:r>
-      <w:r>
-        <w:rPr>
-          <w:rFonts w:cs="Times New Roman"/>
-          <w:szCs w:val="24"/>
-          <w:lang w:val="sr-Cyrl-RS"/>
-        </w:rPr>
-        <w:t>– за прозор димензија 3 × 5, путања (0,1,2,1,0) бира следеће позиције (означено са Х):</w:t>
-      </w:r>
-    </w:p>
-    <w:p>
-      <w:pPr>
-        <w:jc w:val="both"/>
-        <w:rPr>
-          <w:rFonts w:cs="Times New Roman"/>
-          <w:szCs w:val="24"/>
-          <w:lang w:val="sr-Cyrl-RS"/>
-        </w:rPr>
-      </w:pPr>
-      <w:r>
-        <w:rPr>
-          <w:rFonts w:cs="Times New Roman"/>
-          <w:szCs w:val="24"/>
-          <w:lang w:val="sr-Cyrl-RS"/>
-        </w:rPr>
         <w:t xml:space="preserve">  </w:t>
       </w:r>
       <w:r>
@@ -11358,7 +11855,7 @@
           <w:lang w:val="sr-Cyrl-RS"/>
         </w:rPr>
       </w:pPr>
-      <w:bookmarkStart w:id="10" w:name="_Toc235183337"/>
+      <w:bookmarkStart w:id="10" w:name="_Toc235442391"/>
       <w:r>
         <w:rPr>
           <w:rFonts w:cs="Times New Roman"/>
@@ -12031,7 +12528,7 @@
           <w:lang w:val="sr-Cyrl-RS"/>
         </w:rPr>
       </w:pPr>
-      <w:bookmarkStart w:id="11" w:name="_Toc235183338"/>
+      <w:bookmarkStart w:id="11" w:name="_Toc235442392"/>
       <w:r>
         <w:rPr>
           <w:rFonts w:cs="Times New Roman"/>
@@ -12556,7 +13053,6 @@
           <w:szCs w:val="24"/>
           <w:lang w:val="sr-Cyrl-RS"/>
         </w:rPr>
-        <w:lastRenderedPageBreak/>
         <w:t>Кључна разлика</w:t>
       </w:r>
       <w:r>
@@ -12592,6 +13088,7 @@
           <w:szCs w:val="24"/>
           <w:lang w:val="sr-Cyrl-RS"/>
         </w:rPr>
+        <w:lastRenderedPageBreak/>
         <w:t>свиx</w:t>
       </w:r>
       <w:proofErr w:type="spellEnd"/>
@@ -13212,7 +13709,7 @@
           <w:lang w:val="sr-Cyrl-RS"/>
         </w:rPr>
       </w:pPr>
-      <w:bookmarkStart w:id="12" w:name="_Toc235183339"/>
+      <w:bookmarkStart w:id="12" w:name="_Toc235442393"/>
       <w:r>
         <w:rPr>
           <w:rFonts w:cs="Times New Roman"/>
@@ -13493,7 +13990,25 @@
           <w:szCs w:val="24"/>
           <w:lang w:val="sr-Cyrl-RS"/>
         </w:rPr>
-        <w:t xml:space="preserve"> (W) број појављивања токена </w:t>
+        <w:t xml:space="preserve"> (W) број појављивања </w:t>
+      </w:r>
+      <w:proofErr w:type="spellStart"/>
+      <w:r>
+        <w:rPr>
+          <w:rFonts w:cs="Times New Roman"/>
+          <w:szCs w:val="24"/>
+          <w:lang w:val="sr-Cyrl-RS"/>
+        </w:rPr>
+        <w:t>токена</w:t>
+      </w:r>
+      <w:proofErr w:type="spellEnd"/>
+      <w:r>
+        <w:rPr>
+          <w:rFonts w:cs="Times New Roman"/>
+          <w:szCs w:val="24"/>
+          <w:lang w:val="sr-Cyrl-RS"/>
+        </w:rPr>
+        <w:t xml:space="preserve"> </w:t>
       </w:r>
       <w:proofErr w:type="spellStart"/>
       <w:r>
@@ -13799,7 +14314,7 @@
           <w:lang w:val="sr-Cyrl-RS"/>
         </w:rPr>
       </w:pPr>
-      <w:bookmarkStart w:id="13" w:name="_Toc235183340"/>
+      <w:bookmarkStart w:id="13" w:name="_Toc235442394"/>
       <w:r>
         <w:rPr>
           <w:rFonts w:cs="Times New Roman"/>
@@ -15244,7 +15759,7 @@
           <w:lang w:val="sr-Cyrl-RS"/>
         </w:rPr>
       </w:pPr>
-      <w:bookmarkStart w:id="15" w:name="_Toc235183341"/>
+      <w:bookmarkStart w:id="15" w:name="_Toc235442395"/>
       <w:r>
         <w:rPr>
           <w:rFonts w:cs="Times New Roman"/>
@@ -15299,7 +15814,25 @@
           <w:szCs w:val="24"/>
           <w:lang w:val="sr-Cyrl-RS"/>
         </w:rPr>
-        <w:t xml:space="preserve"> токена и његовог секундарног режима.</w:t>
+        <w:t xml:space="preserve"> </w:t>
+      </w:r>
+      <w:proofErr w:type="spellStart"/>
+      <w:r>
+        <w:rPr>
+          <w:rFonts w:cs="Times New Roman"/>
+          <w:szCs w:val="24"/>
+          <w:lang w:val="sr-Cyrl-RS"/>
+        </w:rPr>
+        <w:t>токена</w:t>
+      </w:r>
+      <w:proofErr w:type="spellEnd"/>
+      <w:r>
+        <w:rPr>
+          <w:rFonts w:cs="Times New Roman"/>
+          <w:szCs w:val="24"/>
+          <w:lang w:val="sr-Cyrl-RS"/>
+        </w:rPr>
+        <w:t xml:space="preserve"> и његовог секундарног режима.</w:t>
       </w:r>
     </w:p>
     <w:p>
@@ -15325,7 +15858,7 @@
           <w:lang w:val="sr-Cyrl-RS"/>
         </w:rPr>
       </w:pPr>
-      <w:bookmarkStart w:id="16" w:name="_Toc235183342"/>
+      <w:bookmarkStart w:id="16" w:name="_Toc235442396"/>
       <w:r>
         <w:rPr>
           <w:rFonts w:cs="Times New Roman"/>
@@ -15683,7 +16216,7 @@
           <w:lang w:val="sr-Cyrl-RS"/>
         </w:rPr>
       </w:pPr>
-      <w:bookmarkStart w:id="17" w:name="_Toc235183343"/>
+      <w:bookmarkStart w:id="17" w:name="_Toc235442397"/>
       <w:r>
         <w:rPr>
           <w:rFonts w:cs="Times New Roman"/>
@@ -16034,7 +16567,6 @@
               <w:szCs w:val="24"/>
               <w:lang w:val="sr-Cyrl-RS"/>
             </w:rPr>
-            <w:lastRenderedPageBreak/>
             <m:t>ρ=</m:t>
           </m:r>
           <m:func>
@@ -16178,6 +16710,7 @@
           <w:szCs w:val="24"/>
           <w:lang w:val="sr-Cyrl-RS"/>
         </w:rPr>
+        <w:lastRenderedPageBreak/>
         <w:t xml:space="preserve">За коначан број итерација, емпиријски однос може одступати од </w:t>
       </w:r>
       <w:r>
@@ -16279,7 +16812,7 @@
           <w:lang w:val="sr-Cyrl-RS"/>
         </w:rPr>
       </w:pPr>
-      <w:bookmarkStart w:id="19" w:name="_Toc235183344"/>
+      <w:bookmarkStart w:id="19" w:name="_Toc235442398"/>
       <w:r>
         <w:rPr>
           <w:rFonts w:eastAsiaTheme="minorEastAsia" w:cs="Times New Roman"/>
@@ -16556,16 +17089,6 @@
     </w:p>
     <w:p>
       <w:pPr>
-        <w:jc w:val="both"/>
-        <w:rPr>
-          <w:rFonts w:cs="Times New Roman"/>
-          <w:szCs w:val="24"/>
-          <w:lang w:val="sr-Cyrl-RS"/>
-        </w:rPr>
-      </w:pPr>
-    </w:p>
-    <w:p>
-      <w:pPr>
         <w:pStyle w:val="Heading1"/>
         <w:jc w:val="both"/>
         <w:rPr>
@@ -16576,7 +17099,7 @@
           <w:lang w:val="sr-Cyrl-RS"/>
         </w:rPr>
       </w:pPr>
-      <w:bookmarkStart w:id="20" w:name="_Toc235183345"/>
+      <w:bookmarkStart w:id="20" w:name="_Toc235442399"/>
       <w:r>
         <w:rPr>
           <w:rFonts w:ascii="Times New Roman" w:hAnsi="Times New Roman" w:cs="Times New Roman"/>
@@ -16585,6 +17108,7 @@
           <w:color w:val="000000" w:themeColor="text1"/>
           <w:lang w:val="sr-Cyrl-RS"/>
         </w:rPr>
+        <w:lastRenderedPageBreak/>
         <w:t>3. Конструкција генеративне матрице са контролисаним улазно-излазним односом</w:t>
       </w:r>
       <w:bookmarkEnd w:id="20"/>
@@ -16610,7 +17134,7 @@
           <w:lang w:val="sr-Cyrl-RS"/>
         </w:rPr>
       </w:pPr>
-      <w:bookmarkStart w:id="21" w:name="_Toc235183346"/>
+      <w:bookmarkStart w:id="21" w:name="_Toc235442400"/>
       <w:r>
         <w:rPr>
           <w:rFonts w:cs="Times New Roman"/>
@@ -16643,7 +17167,25 @@
           <w:szCs w:val="24"/>
           <w:lang w:val="sr-Cyrl-RS"/>
         </w:rPr>
-        <w:t xml:space="preserve">Када је генеративна матрица позната, израчунавање улазно-излазног односа ρ представља директан проблем: из познатих густина токена и </w:t>
+        <w:t xml:space="preserve">Када је генеративна матрица позната, израчунавање улазно-излазног односа ρ представља директан проблем: из познатих густина </w:t>
+      </w:r>
+      <w:proofErr w:type="spellStart"/>
+      <w:r>
+        <w:rPr>
+          <w:rFonts w:cs="Times New Roman"/>
+          <w:szCs w:val="24"/>
+          <w:lang w:val="sr-Cyrl-RS"/>
+        </w:rPr>
+        <w:t>токена</w:t>
+      </w:r>
+      <w:proofErr w:type="spellEnd"/>
+      <w:r>
+        <w:rPr>
+          <w:rFonts w:cs="Times New Roman"/>
+          <w:szCs w:val="24"/>
+          <w:lang w:val="sr-Cyrl-RS"/>
+        </w:rPr>
+        <w:t xml:space="preserve"> и </w:t>
       </w:r>
       <w:proofErr w:type="spellStart"/>
       <w:r>
@@ -17138,7 +17680,7 @@
           <w:lang w:val="sr-Cyrl-RS"/>
         </w:rPr>
       </w:pPr>
-      <w:bookmarkStart w:id="22" w:name="_Toc235183347"/>
+      <w:bookmarkStart w:id="22" w:name="_Toc235442401"/>
       <w:r>
         <w:rPr>
           <w:rFonts w:eastAsiaTheme="minorEastAsia" w:cs="Times New Roman"/>
@@ -17146,7 +17688,8 @@
           <w:szCs w:val="28"/>
           <w:lang w:val="sr-Cyrl-RS"/>
         </w:rPr>
-        <w:t xml:space="preserve">3.2 </w:t>
+        <w:lastRenderedPageBreak/>
+        <w:t>3.2</w:t>
       </w:r>
       <w:r>
         <w:rPr>
@@ -17155,6 +17698,24 @@
           <w:szCs w:val="28"/>
           <w:lang w:val="sr-Cyrl-RS"/>
         </w:rPr>
+        <w:t>.</w:t>
+      </w:r>
+      <w:r>
+        <w:rPr>
+          <w:rFonts w:eastAsiaTheme="minorEastAsia" w:cs="Times New Roman"/>
+          <w:bCs/>
+          <w:szCs w:val="28"/>
+          <w:lang w:val="sr-Cyrl-RS"/>
+        </w:rPr>
+        <w:t xml:space="preserve"> </w:t>
+      </w:r>
+      <w:r>
+        <w:rPr>
+          <w:rFonts w:eastAsiaTheme="minorEastAsia" w:cs="Times New Roman"/>
+          <w:bCs/>
+          <w:szCs w:val="28"/>
+          <w:lang w:val="sr-Cyrl-RS"/>
+        </w:rPr>
         <w:t>Густина токена, улаз и излаз конструкције</w:t>
       </w:r>
       <w:bookmarkEnd w:id="22"/>
@@ -17235,7 +17796,25 @@
           <w:szCs w:val="24"/>
           <w:lang w:val="sr-Cyrl-RS"/>
         </w:rPr>
-        <w:t xml:space="preserve">} азбука стандардних токена. Поред њих, систем може садржати универзални </w:t>
+        <w:t xml:space="preserve">} азбука стандардних </w:t>
+      </w:r>
+      <w:proofErr w:type="spellStart"/>
+      <w:r>
+        <w:rPr>
+          <w:rFonts w:cs="Times New Roman"/>
+          <w:szCs w:val="24"/>
+          <w:lang w:val="sr-Cyrl-RS"/>
+        </w:rPr>
+        <w:t>токена</w:t>
+      </w:r>
+      <w:proofErr w:type="spellEnd"/>
+      <w:r>
+        <w:rPr>
+          <w:rFonts w:cs="Times New Roman"/>
+          <w:szCs w:val="24"/>
+          <w:lang w:val="sr-Cyrl-RS"/>
+        </w:rPr>
+        <w:t xml:space="preserve">. Поред њих, систем може садржати универзални </w:t>
       </w:r>
       <w:proofErr w:type="spellStart"/>
       <w:r>
@@ -17630,7 +18209,25 @@
           <w:szCs w:val="24"/>
           <w:lang w:val="sr-Cyrl-RS"/>
         </w:rPr>
-        <w:t xml:space="preserve">азбука стандардних токена </w:t>
+        <w:t xml:space="preserve">азбука стандардних </w:t>
+      </w:r>
+      <w:proofErr w:type="spellStart"/>
+      <w:r>
+        <w:rPr>
+          <w:rFonts w:eastAsiaTheme="minorEastAsia" w:cs="Times New Roman"/>
+          <w:szCs w:val="24"/>
+          <w:lang w:val="sr-Cyrl-RS"/>
+        </w:rPr>
+        <w:t>токена</w:t>
+      </w:r>
+      <w:proofErr w:type="spellEnd"/>
+      <w:r>
+        <w:rPr>
+          <w:rFonts w:eastAsiaTheme="minorEastAsia" w:cs="Times New Roman"/>
+          <w:szCs w:val="24"/>
+          <w:lang w:val="sr-Cyrl-RS"/>
+        </w:rPr>
+        <w:t xml:space="preserve"> </w:t>
       </w:r>
       <w:proofErr w:type="spellStart"/>
       <w:r>
@@ -17772,7 +18369,25 @@
           <w:szCs w:val="24"/>
           <w:lang w:val="sr-Cyrl-RS"/>
         </w:rPr>
-        <w:t xml:space="preserve"> токена wⱼ по колонама</w:t>
+        <w:t xml:space="preserve"> </w:t>
+      </w:r>
+      <w:proofErr w:type="spellStart"/>
+      <w:r>
+        <w:rPr>
+          <w:rFonts w:eastAsiaTheme="minorEastAsia" w:cs="Times New Roman"/>
+          <w:szCs w:val="24"/>
+          <w:lang w:val="sr-Cyrl-RS"/>
+        </w:rPr>
+        <w:t>токена</w:t>
+      </w:r>
+      <w:proofErr w:type="spellEnd"/>
+      <w:r>
+        <w:rPr>
+          <w:rFonts w:eastAsiaTheme="minorEastAsia" w:cs="Times New Roman"/>
+          <w:szCs w:val="24"/>
+          <w:lang w:val="sr-Cyrl-RS"/>
+        </w:rPr>
+        <w:t xml:space="preserve"> wⱼ по колонама</w:t>
       </w:r>
     </w:p>
     <w:p>
@@ -17836,7 +18451,25 @@
           <w:szCs w:val="24"/>
           <w:lang w:val="sr-Cyrl-RS"/>
         </w:rPr>
-        <w:t xml:space="preserve"> токена </w:t>
+        <w:t xml:space="preserve"> </w:t>
+      </w:r>
+      <w:proofErr w:type="spellStart"/>
+      <w:r>
+        <w:rPr>
+          <w:rFonts w:eastAsiaTheme="minorEastAsia" w:cs="Times New Roman"/>
+          <w:szCs w:val="24"/>
+          <w:lang w:val="sr-Cyrl-RS"/>
+        </w:rPr>
+        <w:t>токена</w:t>
+      </w:r>
+      <w:proofErr w:type="spellEnd"/>
+      <w:r>
+        <w:rPr>
+          <w:rFonts w:eastAsiaTheme="minorEastAsia" w:cs="Times New Roman"/>
+          <w:szCs w:val="24"/>
+          <w:lang w:val="sr-Cyrl-RS"/>
+        </w:rPr>
+        <w:t xml:space="preserve"> </w:t>
       </w:r>
       <w:proofErr w:type="spellStart"/>
       <w:r>
@@ -17952,7 +18585,7 @@
           <w:lang w:val="sr-Cyrl-RS"/>
         </w:rPr>
       </w:pPr>
-      <w:bookmarkStart w:id="23" w:name="_Toc235183348"/>
+      <w:bookmarkStart w:id="23" w:name="_Toc235442402"/>
       <w:r>
         <w:rPr>
           <w:rFonts w:eastAsiaTheme="minorEastAsia" w:cs="Times New Roman"/>
@@ -17960,7 +18593,25 @@
           <w:szCs w:val="28"/>
           <w:lang w:val="sr-Cyrl-RS"/>
         </w:rPr>
-        <w:t>3.3 Очекивана излазна вредност стандардних токена</w:t>
+        <w:t>3.3</w:t>
+      </w:r>
+      <w:r>
+        <w:rPr>
+          <w:rFonts w:eastAsiaTheme="minorEastAsia" w:cs="Times New Roman"/>
+          <w:bCs/>
+          <w:szCs w:val="28"/>
+          <w:lang w:val="sr-Cyrl-RS"/>
+        </w:rPr>
+        <w:t>.</w:t>
+      </w:r>
+      <w:r>
+        <w:rPr>
+          <w:rFonts w:eastAsiaTheme="minorEastAsia" w:cs="Times New Roman"/>
+          <w:bCs/>
+          <w:szCs w:val="28"/>
+          <w:lang w:val="sr-Cyrl-RS"/>
+        </w:rPr>
+        <w:t xml:space="preserve"> Очекивана излазна вредност стандардних токена</w:t>
       </w:r>
       <w:bookmarkEnd w:id="23"/>
     </w:p>
@@ -18379,7 +19030,6 @@
               <w:szCs w:val="24"/>
               <w:lang w:val="sr-Cyrl-RS"/>
             </w:rPr>
-            <w:lastRenderedPageBreak/>
             <m:t>P</m:t>
           </m:r>
           <m:d>
@@ -18745,6 +19395,7 @@
           <w:szCs w:val="24"/>
           <w:lang w:val="sr-Cyrl-RS"/>
         </w:rPr>
+        <w:lastRenderedPageBreak/>
         <w:t xml:space="preserve">За </w:t>
       </w:r>
       <w:r>
@@ -19833,6 +20484,36 @@
         <w:jc w:val="both"/>
         <w:rPr>
           <w:rFonts w:eastAsiaTheme="minorEastAsia" w:cs="Times New Roman"/>
+          <w:szCs w:val="24"/>
+          <w:lang w:val="sr-Cyrl-RS"/>
+        </w:rPr>
+      </w:pPr>
+    </w:p>
+    <w:p>
+      <w:pPr>
+        <w:jc w:val="both"/>
+        <w:rPr>
+          <w:rFonts w:eastAsiaTheme="minorEastAsia" w:cs="Times New Roman"/>
+          <w:szCs w:val="24"/>
+          <w:lang w:val="sr-Cyrl-RS"/>
+        </w:rPr>
+      </w:pPr>
+    </w:p>
+    <w:p>
+      <w:pPr>
+        <w:jc w:val="both"/>
+        <w:rPr>
+          <w:rFonts w:eastAsiaTheme="minorEastAsia" w:cs="Times New Roman"/>
+          <w:szCs w:val="24"/>
+          <w:lang w:val="sr-Cyrl-RS"/>
+        </w:rPr>
+      </w:pPr>
+    </w:p>
+    <w:p>
+      <w:pPr>
+        <w:jc w:val="both"/>
+        <w:rPr>
+          <w:rFonts w:eastAsiaTheme="minorEastAsia" w:cs="Times New Roman"/>
           <w:b/>
           <w:bCs/>
           <w:szCs w:val="24"/>
@@ -19952,7 +20633,7 @@
           <w:lang w:val="sr-Cyrl-RS"/>
         </w:rPr>
       </w:pPr>
-      <w:bookmarkStart w:id="24" w:name="_Toc235183349"/>
+      <w:bookmarkStart w:id="24" w:name="_Toc235442403"/>
       <w:r>
         <w:rPr>
           <w:rFonts w:eastAsiaTheme="minorEastAsia" w:cs="Times New Roman"/>
@@ -21557,6 +22238,16 @@
         <w:jc w:val="both"/>
         <w:rPr>
           <w:rFonts w:eastAsiaTheme="minorEastAsia" w:cs="Times New Roman"/>
+          <w:szCs w:val="24"/>
+          <w:lang w:val="sr-Cyrl-RS"/>
+        </w:rPr>
+      </w:pPr>
+    </w:p>
+    <w:p>
+      <w:pPr>
+        <w:jc w:val="both"/>
+        <w:rPr>
+          <w:rFonts w:eastAsiaTheme="minorEastAsia" w:cs="Times New Roman"/>
           <w:b/>
           <w:bCs/>
           <w:szCs w:val="24"/>
@@ -21694,7 +22385,7 @@
           <w:lang w:val="sr-Cyrl-RS"/>
         </w:rPr>
       </w:pPr>
-      <w:bookmarkStart w:id="25" w:name="_Toc235183350"/>
+      <w:bookmarkStart w:id="25" w:name="_Toc235442404"/>
       <w:r>
         <w:rPr>
           <w:rFonts w:eastAsiaTheme="minorEastAsia" w:cs="Times New Roman"/>
@@ -21972,7 +22663,25 @@
           <w:szCs w:val="24"/>
           <w:lang w:val="sr-Cyrl-RS"/>
         </w:rPr>
-        <w:t xml:space="preserve">Проблем претварања континуалних вероватноћа у целобројне бројеве појављивања има бесконачно много решења — за сваку могућу дужину секвенце постоји одговарајућа целобројна додела. Секвенца дужине 100, 157 или 843 може садржати различите бројеве токена који сви </w:t>
+        <w:t xml:space="preserve">Проблем претварања континуалних вероватноћа у целобројне бројеве појављивања има бесконачно много решења — за сваку могућу дужину секвенце постоји одговарајућа целобројна додела. Секвенца дужине 100, 157 или 843 може садржати различите бројеве </w:t>
+      </w:r>
+      <w:proofErr w:type="spellStart"/>
+      <w:r>
+        <w:rPr>
+          <w:rFonts w:cs="Times New Roman"/>
+          <w:szCs w:val="24"/>
+          <w:lang w:val="sr-Cyrl-RS"/>
+        </w:rPr>
+        <w:t>токена</w:t>
+      </w:r>
+      <w:proofErr w:type="spellEnd"/>
+      <w:r>
+        <w:rPr>
+          <w:rFonts w:cs="Times New Roman"/>
+          <w:szCs w:val="24"/>
+          <w:lang w:val="sr-Cyrl-RS"/>
+        </w:rPr>
+        <w:t xml:space="preserve"> који сви </w:t>
       </w:r>
       <w:proofErr w:type="spellStart"/>
       <w:r>
@@ -22846,7 +23555,7 @@
           <w:lang w:val="sr-Cyrl-RS"/>
         </w:rPr>
       </w:pPr>
-      <w:bookmarkStart w:id="26" w:name="_Toc235183351"/>
+      <w:bookmarkStart w:id="26" w:name="_Toc235442405"/>
       <w:r>
         <w:rPr>
           <w:rFonts w:cs="Times New Roman"/>
@@ -22898,7 +23607,25 @@
           <w:szCs w:val="24"/>
           <w:lang w:val="sr-Cyrl-RS"/>
         </w:rPr>
-        <w:t xml:space="preserve"> стандардних токена додају се специјални токени. Њихов број по колони је задат улазним параметром. Додавањем нових токена дужина секвенце се повећава:</w:t>
+        <w:t xml:space="preserve"> стандардних </w:t>
+      </w:r>
+      <w:proofErr w:type="spellStart"/>
+      <w:r>
+        <w:rPr>
+          <w:rFonts w:cs="Times New Roman"/>
+          <w:szCs w:val="24"/>
+          <w:lang w:val="sr-Cyrl-RS"/>
+        </w:rPr>
+        <w:t>токена</w:t>
+      </w:r>
+      <w:proofErr w:type="spellEnd"/>
+      <w:r>
+        <w:rPr>
+          <w:rFonts w:cs="Times New Roman"/>
+          <w:szCs w:val="24"/>
+          <w:lang w:val="sr-Cyrl-RS"/>
+        </w:rPr>
+        <w:t xml:space="preserve"> додају се специјални токени. Њихов број по колони је задат улазним параметром. Додавањем нових токена дужина секвенце се повећава:</w:t>
       </w:r>
     </w:p>
     <w:p>
@@ -23156,7 +23883,7 @@
           <w:szCs w:val="24"/>
           <w:lang w:val="sr-Cyrl-RS"/>
         </w:rPr>
-        <w:t xml:space="preserve"> стандардних токена, wⱼ број </w:t>
+        <w:t xml:space="preserve"> стандардних </w:t>
       </w:r>
       <w:proofErr w:type="spellStart"/>
       <w:r>
@@ -23165,6 +23892,24 @@
           <w:szCs w:val="24"/>
           <w:lang w:val="sr-Cyrl-RS"/>
         </w:rPr>
+        <w:t>токена</w:t>
+      </w:r>
+      <w:proofErr w:type="spellEnd"/>
+      <w:r>
+        <w:rPr>
+          <w:rFonts w:eastAsiaTheme="minorEastAsia" w:cs="Times New Roman"/>
+          <w:szCs w:val="24"/>
+          <w:lang w:val="sr-Cyrl-RS"/>
+        </w:rPr>
+        <w:t xml:space="preserve">, wⱼ број </w:t>
+      </w:r>
+      <w:proofErr w:type="spellStart"/>
+      <w:r>
+        <w:rPr>
+          <w:rFonts w:eastAsiaTheme="minorEastAsia" w:cs="Times New Roman"/>
+          <w:szCs w:val="24"/>
+          <w:lang w:val="sr-Cyrl-RS"/>
+        </w:rPr>
         <w:t>заменских</w:t>
       </w:r>
       <w:proofErr w:type="spellEnd"/>
@@ -23174,7 +23919,25 @@
           <w:szCs w:val="24"/>
           <w:lang w:val="sr-Cyrl-RS"/>
         </w:rPr>
-        <w:t xml:space="preserve"> токена, а dⱼ број позиционо-инваријантних токена у колони j.</w:t>
+        <w:t xml:space="preserve"> </w:t>
+      </w:r>
+      <w:proofErr w:type="spellStart"/>
+      <w:r>
+        <w:rPr>
+          <w:rFonts w:eastAsiaTheme="minorEastAsia" w:cs="Times New Roman"/>
+          <w:szCs w:val="24"/>
+          <w:lang w:val="sr-Cyrl-RS"/>
+        </w:rPr>
+        <w:t>токена</w:t>
+      </w:r>
+      <w:proofErr w:type="spellEnd"/>
+      <w:r>
+        <w:rPr>
+          <w:rFonts w:eastAsiaTheme="minorEastAsia" w:cs="Times New Roman"/>
+          <w:szCs w:val="24"/>
+          <w:lang w:val="sr-Cyrl-RS"/>
+        </w:rPr>
+        <w:t>, а dⱼ број позиционо-инваријантних токена у колони j.</w:t>
       </w:r>
     </w:p>
     <w:p>
@@ -24249,7 +25012,25 @@
           <w:szCs w:val="24"/>
           <w:lang w:val="sr-Cyrl-RS"/>
         </w:rPr>
-        <w:t xml:space="preserve"> токена са стандардним </w:t>
+        <w:t xml:space="preserve"> </w:t>
+      </w:r>
+      <w:proofErr w:type="spellStart"/>
+      <w:r>
+        <w:rPr>
+          <w:rFonts w:eastAsiaTheme="minorEastAsia" w:cs="Times New Roman"/>
+          <w:szCs w:val="24"/>
+          <w:lang w:val="sr-Cyrl-RS"/>
+        </w:rPr>
+        <w:t>токена</w:t>
+      </w:r>
+      <w:proofErr w:type="spellEnd"/>
+      <w:r>
+        <w:rPr>
+          <w:rFonts w:eastAsiaTheme="minorEastAsia" w:cs="Times New Roman"/>
+          <w:szCs w:val="24"/>
+          <w:lang w:val="sr-Cyrl-RS"/>
+        </w:rPr>
+        <w:t xml:space="preserve"> са стандардним </w:t>
       </w:r>
       <w:proofErr w:type="spellStart"/>
       <w:r>
@@ -24644,7 +25425,25 @@
           <w:szCs w:val="24"/>
           <w:lang w:val="sr-Cyrl-RS"/>
         </w:rPr>
-        <w:t xml:space="preserve"> токена — поред најбоље замене, </w:t>
+        <w:t xml:space="preserve"> </w:t>
+      </w:r>
+      <w:proofErr w:type="spellStart"/>
+      <w:r>
+        <w:rPr>
+          <w:rFonts w:cs="Times New Roman"/>
+          <w:szCs w:val="24"/>
+          <w:lang w:val="sr-Cyrl-RS"/>
+        </w:rPr>
+        <w:t>токена</w:t>
+      </w:r>
+      <w:proofErr w:type="spellEnd"/>
+      <w:r>
+        <w:rPr>
+          <w:rFonts w:cs="Times New Roman"/>
+          <w:szCs w:val="24"/>
+          <w:lang w:val="sr-Cyrl-RS"/>
+        </w:rPr>
+        <w:t xml:space="preserve"> — поред најбоље замене, </w:t>
       </w:r>
       <w:proofErr w:type="spellStart"/>
       <w:r>
@@ -25348,7 +26147,25 @@
           <w:szCs w:val="24"/>
           <w:lang w:val="sr-Cyrl-RS"/>
         </w:rPr>
-        <w:t xml:space="preserve"> токена (чисте стандардне комбинације), па </w:t>
+        <w:t xml:space="preserve"> </w:t>
+      </w:r>
+      <w:proofErr w:type="spellStart"/>
+      <w:r>
+        <w:rPr>
+          <w:rFonts w:eastAsiaTheme="minorEastAsia" w:cs="Times New Roman"/>
+          <w:szCs w:val="24"/>
+          <w:lang w:val="sr-Cyrl-RS"/>
+        </w:rPr>
+        <w:t>токена</w:t>
+      </w:r>
+      <w:proofErr w:type="spellEnd"/>
+      <w:r>
+        <w:rPr>
+          <w:rFonts w:eastAsiaTheme="minorEastAsia" w:cs="Times New Roman"/>
+          <w:szCs w:val="24"/>
+          <w:lang w:val="sr-Cyrl-RS"/>
+        </w:rPr>
+        <w:t xml:space="preserve"> (чисте стандардне комбинације), па </w:t>
       </w:r>
       <w:proofErr w:type="spellStart"/>
       <w:r>
@@ -25494,7 +26311,7 @@
           <w:lang w:val="sr-Cyrl-RS"/>
         </w:rPr>
         <w:drawing>
-          <wp:inline distT="0" distB="0" distL="0" distR="0" wp14:anchorId="7325533D" wp14:editId="679E6610">
+          <wp:inline distT="0" distB="0" distL="0" distR="0" wp14:anchorId="7325533D" wp14:editId="61969D49">
             <wp:extent cx="5585460" cy="3575050"/>
             <wp:effectExtent l="19050" t="19050" r="15240" b="25400"/>
             <wp:docPr id="15" name="Picture 15"/>
@@ -25636,7 +26453,7 @@
           <w:szCs w:val="24"/>
           <w:lang w:val="sr-Cyrl-RS"/>
         </w:rPr>
-        <w:t xml:space="preserve">. Ако се позиционо-инваријантан токен појављује dⱼ пута у тој </w:t>
+        <w:t xml:space="preserve">. Ако се позиционо-инваријантан токен појављује dⱼ пута у тој секвенци, свако </w:t>
       </w:r>
       <w:r>
         <w:rPr>
@@ -25645,7 +26462,7 @@
           <w:lang w:val="sr-Cyrl-RS"/>
         </w:rPr>
         <w:lastRenderedPageBreak/>
-        <w:t xml:space="preserve">секвенци, свако појављивање „покрива" m могућих почетних индекса који би га учинили видљивим (јер прозор чита m узастопних позиција). Укупно m · dⱼ почетних индекса од </w:t>
+        <w:t xml:space="preserve">појављивање „покрива" m могућих почетних индекса који би га учинили видљивим (јер прозор чита m узастопних позиција). Укупно m · dⱼ почетних индекса од </w:t>
       </w:r>
       <w:proofErr w:type="spellStart"/>
       <w:r>
@@ -26415,7 +27232,25 @@
           <w:szCs w:val="24"/>
           <w:lang w:val="sr-Cyrl-RS"/>
         </w:rPr>
-        <w:t xml:space="preserve">-инваријантног токена је </w:t>
+        <w:t xml:space="preserve">-инваријантног </w:t>
+      </w:r>
+      <w:proofErr w:type="spellStart"/>
+      <w:r>
+        <w:rPr>
+          <w:rFonts w:eastAsiaTheme="minorEastAsia" w:cs="Times New Roman"/>
+          <w:szCs w:val="24"/>
+          <w:lang w:val="sr-Cyrl-RS"/>
+        </w:rPr>
+        <w:t>токена</w:t>
+      </w:r>
+      <w:proofErr w:type="spellEnd"/>
+      <w:r>
+        <w:rPr>
+          <w:rFonts w:eastAsiaTheme="minorEastAsia" w:cs="Times New Roman"/>
+          <w:szCs w:val="24"/>
+          <w:lang w:val="sr-Cyrl-RS"/>
+        </w:rPr>
+        <w:t xml:space="preserve"> је </w:t>
       </w:r>
       <w:proofErr w:type="spellStart"/>
       <w:r>
@@ -26763,7 +27598,7 @@
           <w:lang w:val="sr-Cyrl-RS"/>
         </w:rPr>
         <w:drawing>
-          <wp:inline distT="0" distB="0" distL="0" distR="0" wp14:anchorId="31551B0A" wp14:editId="734317AC">
+          <wp:inline distT="0" distB="0" distL="0" distR="0" wp14:anchorId="31551B0A" wp14:editId="754C4A28">
             <wp:extent cx="5585460" cy="3447415"/>
             <wp:effectExtent l="19050" t="19050" r="15240" b="19685"/>
             <wp:docPr id="16" name="Picture 16"/>
@@ -26827,7 +27662,7 @@
           <w:lang w:val="sr-Cyrl-RS"/>
         </w:rPr>
       </w:pPr>
-      <w:bookmarkStart w:id="27" w:name="_Toc235183352"/>
+      <w:bookmarkStart w:id="27" w:name="_Toc235442406"/>
       <w:r>
         <w:rPr>
           <w:rFonts w:eastAsiaTheme="minorEastAsia" w:cs="Times New Roman"/>
@@ -27228,7 +28063,7 @@
           <w:lang w:val="sr-Cyrl-RS"/>
         </w:rPr>
       </w:pPr>
-      <w:bookmarkStart w:id="28" w:name="_Toc235183353"/>
+      <w:bookmarkStart w:id="28" w:name="_Toc235442407"/>
       <w:r>
         <w:rPr>
           <w:rFonts w:eastAsiaTheme="minorEastAsia" w:cs="Times New Roman"/>
@@ -27535,7 +28370,7 @@
           <w:lang w:val="sr-Cyrl-RS"/>
         </w:rPr>
       </w:pPr>
-      <w:bookmarkStart w:id="29" w:name="_Toc235183354"/>
+      <w:bookmarkStart w:id="29" w:name="_Toc235442408"/>
       <w:r>
         <w:rPr>
           <w:rFonts w:cs="Times New Roman"/>
@@ -27642,7 +28477,25 @@
           <w:szCs w:val="24"/>
           <w:lang w:val="sr-Cyrl-RS"/>
         </w:rPr>
-        <w:t xml:space="preserve"> токена, док динамичко програмирање ефикасно израчунава </w:t>
+        <w:t xml:space="preserve"> </w:t>
+      </w:r>
+      <w:proofErr w:type="spellStart"/>
+      <w:r>
+        <w:rPr>
+          <w:rFonts w:cs="Times New Roman"/>
+          <w:szCs w:val="24"/>
+          <w:lang w:val="sr-Cyrl-RS"/>
+        </w:rPr>
+        <w:t>токена</w:t>
+      </w:r>
+      <w:proofErr w:type="spellEnd"/>
+      <w:r>
+        <w:rPr>
+          <w:rFonts w:cs="Times New Roman"/>
+          <w:szCs w:val="24"/>
+          <w:lang w:val="sr-Cyrl-RS"/>
+        </w:rPr>
+        <w:t xml:space="preserve">, док динамичко програмирање ефикасно израчунава </w:t>
       </w:r>
       <w:proofErr w:type="spellStart"/>
       <w:r>
@@ -27866,7 +28719,7 @@
           <w:lang w:val="sr-Cyrl-RS"/>
         </w:rPr>
       </w:pPr>
-      <w:bookmarkStart w:id="30" w:name="_Toc235183355"/>
+      <w:bookmarkStart w:id="30" w:name="_Toc235442409"/>
       <w:r>
         <w:rPr>
           <w:rFonts w:ascii="Times New Roman" w:hAnsi="Times New Roman" w:cs="Times New Roman"/>
@@ -27916,7 +28769,7 @@
           <w:lang w:val="sr-Cyrl-RS"/>
         </w:rPr>
       </w:pPr>
-      <w:bookmarkStart w:id="31" w:name="_Toc235183356"/>
+      <w:bookmarkStart w:id="31" w:name="_Toc235442410"/>
       <w:r>
         <w:rPr>
           <w:rFonts w:cs="Times New Roman"/>
@@ -28041,7 +28894,7 @@
           <w:lang w:val="sr-Cyrl-RS"/>
         </w:rPr>
       </w:pPr>
-      <w:bookmarkStart w:id="32" w:name="_Toc235183357"/>
+      <w:bookmarkStart w:id="32" w:name="_Toc235442411"/>
       <w:r>
         <w:rPr>
           <w:rFonts w:cs="Times New Roman"/>
@@ -28298,7 +29151,7 @@
           <w:lang w:val="sr-Cyrl-RS"/>
         </w:rPr>
       </w:pPr>
-      <w:bookmarkStart w:id="33" w:name="_Toc235183358"/>
+      <w:bookmarkStart w:id="33" w:name="_Toc235442412"/>
       <w:r>
         <w:rPr>
           <w:lang w:val="sr-Cyrl-RS"/>
@@ -28797,7 +29650,7 @@
           <w:lang w:val="sr-Cyrl-RS"/>
         </w:rPr>
       </w:pPr>
-      <w:bookmarkStart w:id="34" w:name="_Toc235183359"/>
+      <w:bookmarkStart w:id="34" w:name="_Toc235442413"/>
       <w:r>
         <w:t xml:space="preserve">4.4. </w:t>
       </w:r>
@@ -29273,12 +30126,17 @@
     </w:p>
     <w:p>
       <w:pPr>
+        <w:pStyle w:val="NormalWeb"/>
+      </w:pPr>
+    </w:p>
+    <w:p>
+      <w:pPr>
         <w:pStyle w:val="Heading2"/>
         <w:rPr>
           <w:lang w:val="sr-Cyrl-RS"/>
         </w:rPr>
       </w:pPr>
-      <w:bookmarkStart w:id="35" w:name="_Toc235183360"/>
+      <w:bookmarkStart w:id="35" w:name="_Toc235442414"/>
       <w:r>
         <w:lastRenderedPageBreak/>
         <w:t>4.5</w:t>
@@ -29997,7 +30855,25 @@
           <w:szCs w:val="24"/>
           <w:lang w:val="sr-Cyrl-RS"/>
         </w:rPr>
-        <w:t>-чвор има одговарајући триграм који из њега „излази" (јер је секвенца кружна и свака позиција има и претходника и следбеника).</w:t>
+        <w:t xml:space="preserve">-чвор има одговарајући </w:t>
+      </w:r>
+      <w:proofErr w:type="spellStart"/>
+      <w:r>
+        <w:rPr>
+          <w:rFonts w:eastAsiaTheme="minorEastAsia" w:cs="Times New Roman"/>
+          <w:szCs w:val="24"/>
+          <w:lang w:val="sr-Cyrl-RS"/>
+        </w:rPr>
+        <w:t>триграм</w:t>
+      </w:r>
+      <w:proofErr w:type="spellEnd"/>
+      <w:r>
+        <w:rPr>
+          <w:rFonts w:eastAsiaTheme="minorEastAsia" w:cs="Times New Roman"/>
+          <w:szCs w:val="24"/>
+          <w:lang w:val="sr-Cyrl-RS"/>
+        </w:rPr>
+        <w:t xml:space="preserve"> који из њега „излази" (јер је секвенца кружна и свака позиција има и претходника и следбеника).</w:t>
       </w:r>
     </w:p>
     <w:p>
@@ -30179,7 +31055,7 @@
           <w:lang w:val="sr-Cyrl-RS"/>
         </w:rPr>
       </w:pPr>
-      <w:bookmarkStart w:id="36" w:name="_Toc235183361"/>
+      <w:bookmarkStart w:id="36" w:name="_Toc235442415"/>
       <w:r>
         <w:rPr>
           <w:lang w:val="sr-Cyrl-RS"/>
@@ -30715,27 +31591,7 @@
                       <w:rFonts w:ascii="Cambria Math" w:eastAsiaTheme="minorEastAsia" w:hAnsi="Cambria Math"/>
                       <w:lang w:val="sr-Cyrl-RS"/>
                     </w:rPr>
-                    <m:t>број</m:t>
-                  </m:r>
-                  <m:r>
-                    <m:rPr>
-                      <m:nor/>
-                    </m:rPr>
-                    <w:rPr>
-                      <w:rFonts w:ascii="Cambria Math" w:eastAsiaTheme="minorEastAsia" w:hAnsi="Cambria Math"/>
-                      <w:lang w:val="sr-Cyrl-RS"/>
-                    </w:rPr>
-                    <m:t xml:space="preserve"> </m:t>
-                  </m:r>
-                  <m:r>
-                    <m:rPr>
-                      <m:nor/>
-                    </m:rPr>
-                    <w:rPr>
-                      <w:rFonts w:ascii="Cambria Math" w:eastAsiaTheme="minorEastAsia" w:hAnsi="Cambria Math"/>
-                      <w:lang w:val="sr-Cyrl-RS"/>
-                    </w:rPr>
-                    <m:t>појављивања</m:t>
+                    <m:t>број појављивања</m:t>
                   </m:r>
                   <m:d>
                     <m:dPr>
@@ -31500,7 +32356,7 @@
           <w:lang w:val="sr-Cyrl-RS"/>
         </w:rPr>
       </w:pPr>
-      <w:bookmarkStart w:id="37" w:name="_Toc235183362"/>
+      <w:bookmarkStart w:id="37" w:name="_Toc235442416"/>
       <w:r>
         <w:rPr>
           <w:rFonts w:eastAsiaTheme="minorEastAsia"/>
@@ -31709,7 +32565,7 @@
           <w:lang w:val="sr-Cyrl-RS"/>
         </w:rPr>
       </w:pPr>
-      <w:bookmarkStart w:id="38" w:name="_Toc235183363"/>
+      <w:bookmarkStart w:id="38" w:name="_Toc235442417"/>
       <w:r>
         <w:rPr>
           <w:lang w:val="sr-Cyrl-RS"/>
@@ -31994,7 +32850,7 @@
           <w:lang w:val="sr-Cyrl-RS"/>
         </w:rPr>
       </w:pPr>
-      <w:bookmarkStart w:id="39" w:name="_Toc235183364"/>
+      <w:bookmarkStart w:id="39" w:name="_Toc235442418"/>
       <w:r>
         <w:rPr>
           <w:rFonts w:ascii="Times New Roman" w:hAnsi="Times New Roman" w:cs="Times New Roman"/>
@@ -32027,7 +32883,7 @@
           <w:lang w:val="sr-Cyrl-RS"/>
         </w:rPr>
       </w:pPr>
-      <w:bookmarkStart w:id="40" w:name="_Toc235183365"/>
+      <w:bookmarkStart w:id="40" w:name="_Toc235442419"/>
       <w:r>
         <w:rPr>
           <w:rFonts w:cs="Times New Roman"/>
@@ -32494,7 +33350,7 @@
           <w:lang w:val="sr-Cyrl-RS"/>
         </w:rPr>
       </w:pPr>
-      <w:bookmarkStart w:id="41" w:name="_Toc235183366"/>
+      <w:bookmarkStart w:id="41" w:name="_Toc235442420"/>
       <w:r>
         <w:rPr>
           <w:rFonts w:cs="Times New Roman"/>
@@ -33918,6 +34774,17 @@
     </w:p>
     <w:p>
       <w:pPr>
+        <w:ind w:firstLine="720"/>
+        <w:jc w:val="both"/>
+        <w:rPr>
+          <w:rFonts w:cs="Times New Roman"/>
+          <w:szCs w:val="24"/>
+          <w:lang w:val="sr-Cyrl-RS"/>
+        </w:rPr>
+      </w:pPr>
+    </w:p>
+    <w:p>
+      <w:pPr>
         <w:jc w:val="both"/>
         <w:rPr>
           <w:rFonts w:cs="Times New Roman"/>
@@ -33933,6 +34800,7 @@
           <w:szCs w:val="24"/>
           <w:lang w:val="sr-Cyrl-RS"/>
         </w:rPr>
+        <w:lastRenderedPageBreak/>
         <w:t xml:space="preserve">Корак 2: Бројање узастопних поклапања од почетка (префикс). </w:t>
       </w:r>
       <w:r>
@@ -33941,16 +34809,7 @@
           <w:szCs w:val="24"/>
           <w:lang w:val="sr-Cyrl-RS"/>
         </w:rPr>
-        <w:t xml:space="preserve">Алгоритам утврђује који токен се поклапа на почетку секвенце и броји колико узастопних </w:t>
-      </w:r>
-      <w:r>
-        <w:rPr>
-          <w:rFonts w:cs="Times New Roman"/>
-          <w:szCs w:val="24"/>
-          <w:lang w:val="sr-Cyrl-RS"/>
-        </w:rPr>
-        <w:lastRenderedPageBreak/>
-        <w:t xml:space="preserve">позиција садржи тај токен (или универзални </w:t>
+        <w:t xml:space="preserve">Алгоритам утврђује који токен се поклапа на почетку секвенце и броји колико узастопних позиција садржи тај токен (или универзални </w:t>
       </w:r>
       <w:proofErr w:type="spellStart"/>
       <w:r>
@@ -34222,7 +35081,25 @@
           <w:szCs w:val="24"/>
           <w:lang w:val="sr-Cyrl-RS"/>
         </w:rPr>
-        <w:t xml:space="preserve"> токена.</w:t>
+        <w:t xml:space="preserve"> </w:t>
+      </w:r>
+      <w:proofErr w:type="spellStart"/>
+      <w:r>
+        <w:rPr>
+          <w:rFonts w:cs="Times New Roman"/>
+          <w:szCs w:val="24"/>
+          <w:lang w:val="sr-Cyrl-RS"/>
+        </w:rPr>
+        <w:t>токена</w:t>
+      </w:r>
+      <w:proofErr w:type="spellEnd"/>
+      <w:r>
+        <w:rPr>
+          <w:rFonts w:cs="Times New Roman"/>
+          <w:szCs w:val="24"/>
+          <w:lang w:val="sr-Cyrl-RS"/>
+        </w:rPr>
+        <w:t>.</w:t>
       </w:r>
     </w:p>
     <w:p>
@@ -34610,16 +35487,16 @@
         <mc:AlternateContent>
           <mc:Choice Requires="wps">
             <w:drawing>
-              <wp:anchor distT="45720" distB="45720" distL="114300" distR="114300" simplePos="0" relativeHeight="251659264" behindDoc="0" locked="0" layoutInCell="1" allowOverlap="1" wp14:anchorId="06754938" wp14:editId="0D78A68F">
+              <wp:anchor distT="45720" distB="45720" distL="114300" distR="114300" simplePos="0" relativeHeight="251659264" behindDoc="0" locked="0" layoutInCell="1" allowOverlap="1" wp14:anchorId="06754938" wp14:editId="38B87390">
                 <wp:simplePos x="0" y="0"/>
                 <wp:positionH relativeFrom="margin">
-                  <wp:align>right</wp:align>
+                  <wp:align>left</wp:align>
                 </wp:positionH>
                 <wp:positionV relativeFrom="paragraph">
-                  <wp:posOffset>256590</wp:posOffset>
+                  <wp:posOffset>255270</wp:posOffset>
                 </wp:positionV>
-                <wp:extent cx="5566410" cy="5690870"/>
-                <wp:effectExtent l="0" t="0" r="15240" b="24130"/>
+                <wp:extent cx="5752465" cy="5690870"/>
+                <wp:effectExtent l="0" t="0" r="19685" b="24130"/>
                 <wp:wrapSquare wrapText="bothSides"/>
                 <wp:docPr id="217" name="Text Box 2"/>
                 <wp:cNvGraphicFramePr>
@@ -34634,7 +35511,7 @@
                       <wps:spPr bwMode="auto">
                         <a:xfrm>
                           <a:off x="0" y="0"/>
-                          <a:ext cx="5566410" cy="5691225"/>
+                          <a:ext cx="5752465" cy="5690870"/>
                         </a:xfrm>
                         <a:prstGeom prst="rect">
                           <a:avLst/>
@@ -35446,7 +36323,7 @@
           </mc:Choice>
           <mc:Fallback>
             <w:pict>
-              <v:shape w14:anchorId="06754938" id="_x0000_s1027" type="#_x0000_t202" style="position:absolute;left:0;text-align:left;margin-left:387.1pt;margin-top:20.2pt;width:438.3pt;height:448.1pt;z-index:251659264;visibility:visible;mso-wrap-style:square;mso-width-percent:0;mso-height-percent:0;mso-wrap-distance-left:9pt;mso-wrap-distance-top:3.6pt;mso-wrap-distance-right:9pt;mso-wrap-distance-bottom:3.6pt;mso-position-horizontal:right;mso-position-horizontal-relative:margin;mso-position-vertical:absolute;mso-position-vertical-relative:text;mso-width-percent:0;mso-height-percent:0;mso-width-relative:margin;mso-height-relative:margin;v-text-anchor:top" o:gfxdata="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">
+              <v:shape w14:anchorId="06754938" id="_x0000_s1030" type="#_x0000_t202" style="position:absolute;left:0;text-align:left;margin-left:0;margin-top:20.1pt;width:452.95pt;height:448.1pt;z-index:251659264;visibility:visible;mso-wrap-style:square;mso-width-percent:0;mso-height-percent:0;mso-wrap-distance-left:9pt;mso-wrap-distance-top:3.6pt;mso-wrap-distance-right:9pt;mso-wrap-distance-bottom:3.6pt;mso-position-horizontal:left;mso-position-horizontal-relative:margin;mso-position-vertical:absolute;mso-position-vertical-relative:text;mso-width-percent:0;mso-height-percent:0;mso-width-relative:margin;mso-height-relative:margin;v-text-anchor:top" o:gfxdata="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">
                 <v:textbox>
                   <w:txbxContent>
                     <w:p>
@@ -36787,7 +37664,7 @@
           <w:lang w:val="sr-Cyrl-RS"/>
         </w:rPr>
       </w:pPr>
-      <w:bookmarkStart w:id="42" w:name="_Toc235183367"/>
+      <w:bookmarkStart w:id="42" w:name="_Toc235442421"/>
       <w:r>
         <w:rPr>
           <w:rFonts w:cs="Times New Roman"/>
@@ -36795,9 +37672,8 @@
           <w:szCs w:val="28"/>
           <w:lang w:val="sr-Cyrl-RS"/>
         </w:rPr>
-        <w:t xml:space="preserve">5.3 Евалуација помоћу </w:t>
-      </w:r>
-      <w:proofErr w:type="spellStart"/>
+        <w:t>5.3</w:t>
+      </w:r>
       <w:r>
         <w:rPr>
           <w:rFonts w:cs="Times New Roman"/>
@@ -36805,9 +37681,8 @@
           <w:szCs w:val="28"/>
           <w:lang w:val="sr-Cyrl-RS"/>
         </w:rPr>
-        <w:t>хеш</w:t>
-      </w:r>
-      <w:proofErr w:type="spellEnd"/>
+        <w:t>.</w:t>
+      </w:r>
       <w:r>
         <w:rPr>
           <w:rFonts w:cs="Times New Roman"/>
@@ -36815,6 +37690,26 @@
           <w:szCs w:val="28"/>
           <w:lang w:val="sr-Cyrl-RS"/>
         </w:rPr>
+        <w:t xml:space="preserve"> Евалуација помоћу </w:t>
+      </w:r>
+      <w:proofErr w:type="spellStart"/>
+      <w:r>
+        <w:rPr>
+          <w:rFonts w:cs="Times New Roman"/>
+          <w:bCs/>
+          <w:szCs w:val="28"/>
+          <w:lang w:val="sr-Cyrl-RS"/>
+        </w:rPr>
+        <w:t>хеш</w:t>
+      </w:r>
+      <w:proofErr w:type="spellEnd"/>
+      <w:r>
+        <w:rPr>
+          <w:rFonts w:cs="Times New Roman"/>
+          <w:bCs/>
+          <w:szCs w:val="28"/>
+          <w:lang w:val="sr-Cyrl-RS"/>
+        </w:rPr>
         <w:t xml:space="preserve"> табеле</w:t>
       </w:r>
       <w:bookmarkEnd w:id="42"/>
@@ -37081,6 +37976,16 @@
         </w:rPr>
         <w:t xml:space="preserve"> табелу.</w:t>
       </w:r>
+    </w:p>
+    <w:p>
+      <w:pPr>
+        <w:jc w:val="both"/>
+        <w:rPr>
+          <w:rFonts w:cs="Times New Roman"/>
+          <w:szCs w:val="24"/>
+          <w:lang w:val="sr-Cyrl-RS"/>
+        </w:rPr>
+      </w:pPr>
     </w:p>
     <w:p>
       <w:pPr>
@@ -37761,7 +38666,25 @@
           <w:szCs w:val="24"/>
           <w:lang w:val="sr-Cyrl-RS"/>
         </w:rPr>
-        <w:t xml:space="preserve"> токена, нема гранања – само једно рачунање кључа и претрага табеле.</w:t>
+        <w:t xml:space="preserve"> </w:t>
+      </w:r>
+      <w:proofErr w:type="spellStart"/>
+      <w:r>
+        <w:rPr>
+          <w:rFonts w:cs="Times New Roman"/>
+          <w:szCs w:val="24"/>
+          <w:lang w:val="sr-Cyrl-RS"/>
+        </w:rPr>
+        <w:t>токена</w:t>
+      </w:r>
+      <w:proofErr w:type="spellEnd"/>
+      <w:r>
+        <w:rPr>
+          <w:rFonts w:cs="Times New Roman"/>
+          <w:szCs w:val="24"/>
+          <w:lang w:val="sr-Cyrl-RS"/>
+        </w:rPr>
+        <w:t>, нема гранања – само једно рачунање кључа и претрага табеле.</w:t>
       </w:r>
     </w:p>
     <w:p>
@@ -38807,7 +39730,7 @@
           </mc:Choice>
           <mc:Fallback>
             <w:pict>
-              <v:shape w14:anchorId="7E981727" id="_x0000_s1028" type="#_x0000_t202" style="position:absolute;left:0;text-align:left;margin-left:0;margin-top:22pt;width:438.3pt;height:439pt;z-index:251661312;visibility:visible;mso-wrap-style:square;mso-width-percent:0;mso-height-percent:0;mso-wrap-distance-left:9pt;mso-wrap-distance-top:3.6pt;mso-wrap-distance-right:9pt;mso-wrap-distance-bottom:3.6pt;mso-position-horizontal:left;mso-position-horizontal-relative:margin;mso-position-vertical:absolute;mso-position-vertical-relative:text;mso-width-percent:0;mso-height-percent:0;mso-width-relative:margin;mso-height-relative:margin;v-text-anchor:top" o:gfxdata="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">
+              <v:shape w14:anchorId="7E981727" id="_x0000_s1031" type="#_x0000_t202" style="position:absolute;left:0;text-align:left;margin-left:0;margin-top:22pt;width:438.3pt;height:439pt;z-index:251661312;visibility:visible;mso-wrap-style:square;mso-width-percent:0;mso-height-percent:0;mso-wrap-distance-left:9pt;mso-wrap-distance-top:3.6pt;mso-wrap-distance-right:9pt;mso-wrap-distance-bottom:3.6pt;mso-position-horizontal:left;mso-position-horizontal-relative:margin;mso-position-vertical:absolute;mso-position-vertical-relative:text;mso-width-percent:0;mso-height-percent:0;mso-width-relative:margin;mso-height-relative:margin;v-text-anchor:top" o:gfxdata="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">
                 <v:textbox>
                   <w:txbxContent>
                     <w:p>
@@ -40608,7 +41531,7 @@
           <w:lang w:val="sr-Cyrl-RS"/>
         </w:rPr>
       </w:pPr>
-      <w:bookmarkStart w:id="43" w:name="_Toc235183368"/>
+      <w:bookmarkStart w:id="43" w:name="_Toc235442422"/>
       <w:r>
         <w:rPr>
           <w:rFonts w:cs="Times New Roman"/>
@@ -40995,7 +41918,6 @@
           <w:szCs w:val="24"/>
           <w:lang w:val="sr-Cyrl-RS"/>
         </w:rPr>
-        <w:lastRenderedPageBreak/>
         <w:t xml:space="preserve">Корен стабла није један чвор него низ од </w:t>
       </w:r>
       <w:r>
@@ -41030,16 +41952,6 @@
         <w:jc w:val="both"/>
         <w:rPr>
           <w:rFonts w:cs="Times New Roman"/>
-          <w:szCs w:val="24"/>
-          <w:lang w:val="sr-Cyrl-RS"/>
-        </w:rPr>
-      </w:pPr>
-    </w:p>
-    <w:p>
-      <w:pPr>
-        <w:jc w:val="both"/>
-        <w:rPr>
-          <w:rFonts w:cs="Times New Roman"/>
           <w:b/>
           <w:bCs/>
           <w:szCs w:val="24"/>
@@ -41054,6 +41966,7 @@
           <w:szCs w:val="24"/>
           <w:lang w:val="sr-Cyrl-RS"/>
         </w:rPr>
+        <w:lastRenderedPageBreak/>
         <w:t>Псеудо код изградње стабла</w:t>
       </w:r>
       <w:r>
@@ -41625,7 +42538,7 @@
           </mc:Choice>
           <mc:Fallback>
             <w:pict>
-              <v:shape w14:anchorId="59DF6AEC" id="Text Box 3" o:spid="_x0000_s1029" type="#_x0000_t202" style="position:absolute;left:0;text-align:left;margin-left:0;margin-top:26.4pt;width:438.3pt;height:266.5pt;z-index:251663360;visibility:visible;mso-wrap-style:square;mso-width-percent:0;mso-height-percent:0;mso-wrap-distance-left:9pt;mso-wrap-distance-top:3.6pt;mso-wrap-distance-right:9pt;mso-wrap-distance-bottom:3.6pt;mso-position-horizontal:left;mso-position-horizontal-relative:margin;mso-position-vertical:absolute;mso-position-vertical-relative:text;mso-width-percent:0;mso-height-percent:0;mso-width-relative:margin;mso-height-relative:margin;v-text-anchor:top" o:gfxdata="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">
+              <v:shape w14:anchorId="59DF6AEC" id="Text Box 3" o:spid="_x0000_s1032" type="#_x0000_t202" style="position:absolute;left:0;text-align:left;margin-left:0;margin-top:26.4pt;width:438.3pt;height:266.5pt;z-index:251663360;visibility:visible;mso-wrap-style:square;mso-width-percent:0;mso-height-percent:0;mso-wrap-distance-left:9pt;mso-wrap-distance-top:3.6pt;mso-wrap-distance-right:9pt;mso-wrap-distance-bottom:3.6pt;mso-position-horizontal:left;mso-position-horizontal-relative:margin;mso-position-vertical:absolute;mso-position-vertical-relative:text;mso-width-percent:0;mso-height-percent:0;mso-width-relative:margin;mso-height-relative:margin;v-text-anchor:top" o:gfxdata="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">
                 <v:textbox>
                   <w:txbxContent>
                     <w:p>
@@ -42234,6 +43147,38 @@
           </wp:inline>
         </w:drawing>
       </w:r>
+    </w:p>
+    <w:p>
+      <w:pPr>
+        <w:pStyle w:val="ListParagraph"/>
+        <w:spacing w:before="240" w:after="120" w:line="240" w:lineRule="auto"/>
+        <w:ind w:left="0"/>
+        <w:contextualSpacing w:val="0"/>
+        <w:jc w:val="both"/>
+        <w:rPr>
+          <w:rFonts w:cs="Times New Roman"/>
+          <w:b/>
+          <w:bCs/>
+          <w:szCs w:val="24"/>
+          <w:lang w:val="sr-Cyrl-RS"/>
+        </w:rPr>
+      </w:pPr>
+    </w:p>
+    <w:p>
+      <w:pPr>
+        <w:pStyle w:val="ListParagraph"/>
+        <w:spacing w:before="240" w:after="120" w:line="240" w:lineRule="auto"/>
+        <w:ind w:left="0"/>
+        <w:contextualSpacing w:val="0"/>
+        <w:jc w:val="both"/>
+        <w:rPr>
+          <w:rFonts w:cs="Times New Roman"/>
+          <w:b/>
+          <w:bCs/>
+          <w:szCs w:val="24"/>
+          <w:lang w:val="sr-Cyrl-RS"/>
+        </w:rPr>
+      </w:pPr>
     </w:p>
     <w:p>
       <w:pPr>
@@ -43304,7 +44249,7 @@
           </mc:Choice>
           <mc:Fallback>
             <w:pict>
-              <v:shape w14:anchorId="2018F785" id="Text Box 10" o:spid="_x0000_s1030" type="#_x0000_t202" style="position:absolute;left:0;text-align:left;margin-left:386.8pt;margin-top:31.15pt;width:438pt;height:266.5pt;z-index:251665408;visibility:visible;mso-wrap-style:square;mso-width-percent:0;mso-height-percent:0;mso-wrap-distance-left:9pt;mso-wrap-distance-top:3.6pt;mso-wrap-distance-right:9pt;mso-wrap-distance-bottom:3.6pt;mso-position-horizontal:right;mso-position-horizontal-relative:margin;mso-position-vertical:absolute;mso-position-vertical-relative:text;mso-width-percent:0;mso-height-percent:0;mso-width-relative:margin;mso-height-relative:margin;v-text-anchor:top" o:gfxdata="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">
+              <v:shape w14:anchorId="2018F785" id="Text Box 10" o:spid="_x0000_s1033" type="#_x0000_t202" style="position:absolute;left:0;text-align:left;margin-left:386.8pt;margin-top:31.15pt;width:438pt;height:266.5pt;z-index:251665408;visibility:visible;mso-wrap-style:square;mso-width-percent:0;mso-height-percent:0;mso-wrap-distance-left:9pt;mso-wrap-distance-top:3.6pt;mso-wrap-distance-right:9pt;mso-wrap-distance-bottom:3.6pt;mso-position-horizontal:right;mso-position-horizontal-relative:margin;mso-position-vertical:absolute;mso-position-vertical-relative:text;mso-width-percent:0;mso-height-percent:0;mso-width-relative:margin;mso-height-relative:margin;v-text-anchor:top" o:gfxdata="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">
                 <v:textbox>
                   <w:txbxContent>
                     <w:p>
@@ -46881,7 +47826,7 @@
           </mc:Choice>
           <mc:Fallback>
             <w:pict>
-              <v:shape w14:anchorId="7EB20880" id="Text Box 7" o:spid="_x0000_s1031" type="#_x0000_t202" style="position:absolute;left:0;text-align:left;margin-left:0;margin-top:23.45pt;width:438.3pt;height:350pt;z-index:251667456;visibility:visible;mso-wrap-style:square;mso-width-percent:0;mso-height-percent:0;mso-wrap-distance-left:9pt;mso-wrap-distance-top:3.6pt;mso-wrap-distance-right:9pt;mso-wrap-distance-bottom:3.6pt;mso-position-horizontal:left;mso-position-horizontal-relative:margin;mso-position-vertical:absolute;mso-position-vertical-relative:text;mso-width-percent:0;mso-height-percent:0;mso-width-relative:margin;mso-height-relative:margin;v-text-anchor:top" o:gfxdata="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">
+              <v:shape w14:anchorId="7EB20880" id="Text Box 7" o:spid="_x0000_s1034" type="#_x0000_t202" style="position:absolute;left:0;text-align:left;margin-left:0;margin-top:23.45pt;width:438.3pt;height:350pt;z-index:251667456;visibility:visible;mso-wrap-style:square;mso-width-percent:0;mso-height-percent:0;mso-wrap-distance-left:9pt;mso-wrap-distance-top:3.6pt;mso-wrap-distance-right:9pt;mso-wrap-distance-bottom:3.6pt;mso-position-horizontal:left;mso-position-horizontal-relative:margin;mso-position-vertical:absolute;mso-position-vertical-relative:text;mso-width-percent:0;mso-height-percent:0;mso-width-relative:margin;mso-height-relative:margin;v-text-anchor:top" o:gfxdata="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">
                 <v:textbox>
                   <w:txbxContent>
                     <w:p>
@@ -48014,6 +48959,61 @@
         <w:jc w:val="both"/>
         <w:rPr>
           <w:rFonts w:cs="Times New Roman"/>
+          <w:szCs w:val="24"/>
+          <w:lang w:val="sr-Cyrl-RS"/>
+        </w:rPr>
+      </w:pPr>
+    </w:p>
+    <w:p>
+      <w:pPr>
+        <w:spacing w:before="240" w:after="120" w:line="240" w:lineRule="auto"/>
+        <w:jc w:val="both"/>
+        <w:rPr>
+          <w:rFonts w:cs="Times New Roman"/>
+          <w:szCs w:val="24"/>
+          <w:lang w:val="sr-Cyrl-RS"/>
+        </w:rPr>
+      </w:pPr>
+    </w:p>
+    <w:p>
+      <w:pPr>
+        <w:spacing w:before="240" w:after="120" w:line="240" w:lineRule="auto"/>
+        <w:jc w:val="both"/>
+        <w:rPr>
+          <w:rFonts w:cs="Times New Roman"/>
+          <w:szCs w:val="24"/>
+          <w:lang w:val="sr-Cyrl-RS"/>
+        </w:rPr>
+      </w:pPr>
+    </w:p>
+    <w:p>
+      <w:pPr>
+        <w:spacing w:before="240" w:after="120" w:line="240" w:lineRule="auto"/>
+        <w:jc w:val="both"/>
+        <w:rPr>
+          <w:rFonts w:cs="Times New Roman"/>
+          <w:szCs w:val="24"/>
+          <w:lang w:val="sr-Cyrl-RS"/>
+        </w:rPr>
+      </w:pPr>
+    </w:p>
+    <w:p>
+      <w:pPr>
+        <w:spacing w:before="240" w:after="120" w:line="240" w:lineRule="auto"/>
+        <w:jc w:val="both"/>
+        <w:rPr>
+          <w:rFonts w:cs="Times New Roman"/>
+          <w:szCs w:val="24"/>
+          <w:lang w:val="sr-Cyrl-RS"/>
+        </w:rPr>
+      </w:pPr>
+    </w:p>
+    <w:p>
+      <w:pPr>
+        <w:spacing w:before="240" w:after="120" w:line="240" w:lineRule="auto"/>
+        <w:jc w:val="both"/>
+        <w:rPr>
+          <w:rFonts w:cs="Times New Roman"/>
           <w:b/>
           <w:bCs/>
           <w:szCs w:val="24"/>
@@ -48028,6 +49028,7 @@
           <w:szCs w:val="24"/>
           <w:lang w:val="sr-Cyrl-RS"/>
         </w:rPr>
+        <w:lastRenderedPageBreak/>
         <w:t>Анализа сложености</w:t>
       </w:r>
     </w:p>
@@ -48203,7 +49204,6 @@
           <w:szCs w:val="24"/>
           <w:lang w:val="sr-Cyrl-RS"/>
         </w:rPr>
-        <w:lastRenderedPageBreak/>
         <w:t>Фаза евалуације – најгори случај:</w:t>
       </w:r>
       <w:r>
@@ -48563,7 +49563,7 @@
           <w:lang w:val="sr-Cyrl-RS"/>
         </w:rPr>
       </w:pPr>
-      <w:bookmarkStart w:id="44" w:name="_Toc235183369"/>
+      <w:bookmarkStart w:id="44" w:name="_Toc235442423"/>
       <w:r>
         <w:rPr>
           <w:rFonts w:cs="Times New Roman"/>
@@ -49305,6 +50305,7 @@
           <w:szCs w:val="24"/>
           <w:lang w:val="sr-Cyrl-RS"/>
         </w:rPr>
+        <w:lastRenderedPageBreak/>
         <w:t>Експериментално поређење:</w:t>
       </w:r>
     </w:p>
@@ -49366,7 +50367,25 @@
           <w:szCs w:val="24"/>
           <w:lang w:val="sr-Cyrl-RS"/>
         </w:rPr>
-        <w:t xml:space="preserve">8 (6 стандардних токена, 1 </w:t>
+        <w:t xml:space="preserve">8 (6 стандардних </w:t>
+      </w:r>
+      <w:proofErr w:type="spellStart"/>
+      <w:r>
+        <w:rPr>
+          <w:rFonts w:cs="Times New Roman"/>
+          <w:szCs w:val="24"/>
+          <w:lang w:val="sr-Cyrl-RS"/>
+        </w:rPr>
+        <w:t>токена</w:t>
+      </w:r>
+      <w:proofErr w:type="spellEnd"/>
+      <w:r>
+        <w:rPr>
+          <w:rFonts w:cs="Times New Roman"/>
+          <w:szCs w:val="24"/>
+          <w:lang w:val="sr-Cyrl-RS"/>
+        </w:rPr>
+        <w:t xml:space="preserve">, 1 </w:t>
       </w:r>
       <w:proofErr w:type="spellStart"/>
       <w:r>
@@ -49494,7 +50513,6 @@
           <w:szCs w:val="24"/>
           <w:lang w:val="sr-Cyrl-RS"/>
         </w:rPr>
-        <w:lastRenderedPageBreak/>
         <w:t xml:space="preserve">Број </w:t>
       </w:r>
       <w:proofErr w:type="spellStart"/>
@@ -50962,50 +51980,6 @@
         <w:jc w:val="both"/>
         <w:rPr>
           <w:rFonts w:cs="Times New Roman"/>
-          <w:szCs w:val="24"/>
-          <w:lang w:val="sr-Cyrl-RS"/>
-        </w:rPr>
-      </w:pPr>
-    </w:p>
-    <w:p>
-      <w:pPr>
-        <w:spacing w:before="240" w:after="120" w:line="240" w:lineRule="auto"/>
-        <w:jc w:val="both"/>
-        <w:rPr>
-          <w:rFonts w:cs="Times New Roman"/>
-          <w:szCs w:val="24"/>
-          <w:lang w:val="sr-Cyrl-RS"/>
-        </w:rPr>
-      </w:pPr>
-    </w:p>
-    <w:p>
-      <w:pPr>
-        <w:spacing w:before="240" w:after="120" w:line="240" w:lineRule="auto"/>
-        <w:jc w:val="both"/>
-        <w:rPr>
-          <w:rFonts w:cs="Times New Roman"/>
-          <w:szCs w:val="24"/>
-          <w:lang w:val="sr-Cyrl-RS"/>
-        </w:rPr>
-      </w:pPr>
-    </w:p>
-    <w:p>
-      <w:pPr>
-        <w:spacing w:before="240" w:after="120" w:line="240" w:lineRule="auto"/>
-        <w:jc w:val="both"/>
-        <w:rPr>
-          <w:rFonts w:cs="Times New Roman"/>
-          <w:szCs w:val="24"/>
-          <w:lang w:val="sr-Cyrl-RS"/>
-        </w:rPr>
-      </w:pPr>
-    </w:p>
-    <w:p>
-      <w:pPr>
-        <w:spacing w:before="240" w:after="120" w:line="240" w:lineRule="auto"/>
-        <w:jc w:val="both"/>
-        <w:rPr>
-          <w:rFonts w:cs="Times New Roman"/>
           <w:b/>
           <w:bCs/>
           <w:szCs w:val="24"/>
@@ -51452,7 +52426,7 @@
           <w:lang w:val="sr-Cyrl-RS"/>
         </w:rPr>
       </w:pPr>
-      <w:bookmarkStart w:id="45" w:name="_Toc235183370"/>
+      <w:bookmarkStart w:id="45" w:name="_Toc235442424"/>
       <w:r>
         <w:rPr>
           <w:rFonts w:cs="Times New Roman"/>
@@ -51794,6 +52768,7 @@
           <w:lang w:val="sr-Cyrl-RS"/>
         </w:rPr>
       </w:pPr>
+      <w:bookmarkStart w:id="46" w:name="_Toc235442425"/>
       <w:r>
         <w:rPr>
           <w:rFonts w:ascii="Times New Roman" w:hAnsi="Times New Roman" w:cs="Times New Roman"/>
@@ -51802,7 +52777,7 @@
           <w:color w:val="000000" w:themeColor="text1"/>
         </w:rPr>
         <w:lastRenderedPageBreak/>
-        <w:t xml:space="preserve">6 </w:t>
+        <w:t>6</w:t>
       </w:r>
       <w:r>
         <w:rPr>
@@ -51812,8 +52787,28 @@
           <w:color w:val="000000" w:themeColor="text1"/>
           <w:lang w:val="sr-Cyrl-RS"/>
         </w:rPr>
+        <w:t>.</w:t>
+      </w:r>
+      <w:r>
+        <w:rPr>
+          <w:rFonts w:ascii="Times New Roman" w:hAnsi="Times New Roman" w:cs="Times New Roman"/>
+          <w:b/>
+          <w:bCs/>
+          <w:color w:val="000000" w:themeColor="text1"/>
+        </w:rPr>
+        <w:t xml:space="preserve"> </w:t>
+      </w:r>
+      <w:r>
+        <w:rPr>
+          <w:rFonts w:ascii="Times New Roman" w:hAnsi="Times New Roman" w:cs="Times New Roman"/>
+          <w:b/>
+          <w:bCs/>
+          <w:color w:val="000000" w:themeColor="text1"/>
+          <w:lang w:val="sr-Cyrl-RS"/>
+        </w:rPr>
         <w:t>Литература</w:t>
       </w:r>
+      <w:bookmarkEnd w:id="46"/>
     </w:p>
     <w:p>
       <w:pPr>
@@ -54333,7 +55328,7 @@
     <w:sectPr>
       <w:footerReference w:type="default" r:id="rId27"/>
       <w:pgSz w:w="11906" w:h="16838" w:code="9"/>
-      <w:pgMar w:top="1411" w:right="1411" w:bottom="1411" w:left="1699" w:header="720" w:footer="720" w:gutter="0"/>
+      <w:pgMar w:top="1411" w:right="1411" w:bottom="1411" w:left="1411" w:header="720" w:footer="720" w:gutter="0"/>
       <w:cols w:space="720"/>
       <w:docGrid w:linePitch="360"/>
     </w:sectPr>
